--- a/Engineering-Mathematics/Modul-Word/Modul-10-Transformasi-Laplace.docx
+++ b/Engineering-Mathematics/Modul-Word/Modul-10-Transformasi-Laplace.docx
@@ -6906,6 +6906,30 @@
     </w:p>
     <w:p>
       <w:pPr>
+        <w:spacing w:line="360" w:lineRule="auto" w:after="120"/>
+        <w:jc w:val="both"/>
+      </w:pPr>
+      <w:r>
+        <w:rPr>
+          <w:rFonts w:ascii="Arial" w:hAnsi="Arial" w:cs="Arial"/>
+          <w:b/>
+          <w:i w:val="0"/>
+          <w:sz w:val="22"/>
+        </w:rPr>
+        <w:t xml:space="preserve">Mengapa Satu Studi Kasus Cukup Mewakili Lima Bidang: </w:t>
+      </w:r>
+      <w:r>
+        <w:rPr>
+          <w:rFonts w:ascii="Arial" w:hAnsi="Arial" w:cs="Arial"/>
+          <w:b w:val="0"/>
+          <w:i w:val="0"/>
+          <w:sz w:val="22"/>
+        </w:rPr>
+        <w:t>Pemilihan sirkuit RLC seri sebagai studi kasus tunggal (bukan lima studi kasus terpisah untuk lima bidang aplikasi) adalah keputusan pedagogis yang disengaja: struktur PD orde dua L*q''+R*q'+(1/C)*q=V0*u(t) secara matematis identik dengan PD sistem massa-pegas-peredam m*x''+c*x'+k*x=F(t) pada bidang mekanik (dengan padanan L-m, R-c, 1/C-k), dan juga identik dengan struktur transfer function orde dua yang dipakai insinyur kendali untuk desain kompensator PID. Mahasiswa yang menguasai penyelesaian lengkap sirkuit RLC ini dapat langsung memetakan setiap langkah ke keempat bidang aplikasi lainnya hanya dengan mengganti nama variabel dan interpretasi fisisnya, tanpa perlu mempelajari prosedur baru dari awal.</w:t>
+      </w:r>
+    </w:p>
+    <w:p>
+      <w:pPr>
         <w:keepNext/>
         <w:spacing w:before="120" w:after="40"/>
         <w:jc w:val="center"/>
@@ -7394,6 +7418,30 @@
           <w:sz w:val="22"/>
         </w:rPr>
         <w:t>Perhatikan bahwa parameter sistem pada Cell 4, yaitu H(s)=1/(s^2+4s+13) dengan pole s=-2 plus minus 3j, sengaja dipilih identik dengan denominator studi kasus sirkuit RLC pada bagian Aplikasi Industri, sehingga hasil Cell 4 dapat langsung dijadikan pembanding numerik terhadap penurunan manual q(t) pada studi kasus tersebut. Kesamaan pole ini bukan kebetulan, melainkan strategi pedagogis yang sengaja diulang di modul ini, sebab mahasiswa akan lebih mudah menghubungkan rumus abstrak time constant tau=1/sigma, damped frequency omega_d, dan settling time 3/sigma dengan angka konkret yang sudah pernah dihitung tangan sebelumnya, alih-alih dihadapkan pada contoh baru yang tidak berkaitan. Kebiasaan menyusun satu contoh numerik yang dipakai berulang lintas bagian modul, mulai dari penurunan manual, verifikasi SymPy, hingga visualisasi grafis, adalah praktik baik yang juga disarankan saat mahasiswa mengerjakan Tugas Pertemuan 11, khususnya soal Komputasi Hard yang menuntut solver generik diuji pada parameter studi kasus yang sama persis dengan modul.</w:t>
+      </w:r>
+    </w:p>
+    <w:p>
+      <w:pPr>
+        <w:spacing w:line="360" w:lineRule="auto" w:after="120"/>
+        <w:jc w:val="both"/>
+      </w:pPr>
+      <w:r>
+        <w:rPr>
+          <w:rFonts w:ascii="Arial" w:hAnsi="Arial" w:cs="Arial"/>
+          <w:b/>
+          <w:i w:val="0"/>
+          <w:sz w:val="22"/>
+        </w:rPr>
+        <w:t xml:space="preserve">Hubungan Step Response dan Impulse Response: </w:t>
+      </w:r>
+      <w:r>
+        <w:rPr>
+          <w:rFonts w:ascii="Arial" w:hAnsi="Arial" w:cs="Arial"/>
+          <w:b w:val="0"/>
+          <w:i w:val="0"/>
+          <w:sz w:val="22"/>
+        </w:rPr>
+        <w:t>Perbandingan step response dan impulse response pada Gambar 8 juga menegaskan satu prinsip fundamental sistem linier time-invariant (LTI): impulse response h(t) adalah turunan step response, dan sebaliknya step response adalah integral impulse response, hubungan yang berlaku persis karena delta(t) adalah turunan formal dari u(t). Insinyur kendali memanfaatkan hubungan ini secara praktis: impulse response (lebih mudah diukur lewat uji impact hammer singkat pada struktur mekanik) dapat langsung diintegralkan secara numerik untuk memperkirakan step response tanpa perlu menunggu eksperimen step-input yang memakan waktu lebih lama, terutama berguna untuk sistem berskala besar seperti gedung atau jembatan yang sulit diberi input step murni secara fisik.</w:t>
       </w:r>
     </w:p>
     <w:p>

--- a/Engineering-Mathematics/Modul-Word/Modul-10-Transformasi-Laplace.docx
+++ b/Engineering-Mathematics/Modul-Word/Modul-10-Transformasi-Laplace.docx
@@ -10557,9 +10557,11 @@
     <w:sectPr>
       <w:headerReference w:type="default" r:id="rId15"/>
       <w:footerReference w:type="default" r:id="rId16"/>
+      <w:footerReference w:type="first" r:id="rId29"/>
       <w:pgSz w:w="11906" w:h="16838" w:code="9"/>
       <w:pgMar w:top="1701" w:right="1418" w:bottom="1418" w:left="1701" w:header="709" w:footer="709" w:gutter="0"/>
       <w:cols w:space="708"/>
+      <w:titlePg/>
       <w:docGrid w:linePitch="360"/>
     </w:sectPr>
   </w:body>
@@ -11114,6 +11116,16 @@
         </mc:Fallback>
       </mc:AlternateContent>
     </w:r>
+  </w:p>
+</w:ftr>
+</file>
+
+<file path=word/footer2.xml><?xml version="1.0" encoding="utf-8"?>
+<w:ftr xmlns:m="http://schemas.openxmlformats.org/officeDocument/2006/math" xmlns:mc="http://schemas.openxmlformats.org/markup-compatibility/2006" xmlns:mo="http://schemas.microsoft.com/office/mac/office/2008/main" xmlns:mv="urn:schemas-microsoft-com:mac:vml" xmlns:o="urn:schemas-microsoft-com:office:office" xmlns:r="http://schemas.openxmlformats.org/officeDocument/2006/relationships" xmlns:v="urn:schemas-microsoft-com:vml" xmlns:w10="urn:schemas-microsoft-com:office:word" xmlns:w14="http://schemas.microsoft.com/office/word/2010/wordml" xmlns:w="http://schemas.openxmlformats.org/wordprocessingml/2006/main" xmlns:wne="http://schemas.microsoft.com/office/word/2006/wordml" xmlns:wp14="http://schemas.microsoft.com/office/word/2010/wordprocessingDrawing" xmlns:wp="http://schemas.openxmlformats.org/drawingml/2006/wordprocessingDrawing" xmlns:wpc="http://schemas.microsoft.com/office/word/2010/wordprocessingCanvas" xmlns:wpg="http://schemas.microsoft.com/office/word/2010/wordprocessingGroup" xmlns:wpi="http://schemas.microsoft.com/office/word/2010/wordprocessingInk" xmlns:wps="http://schemas.microsoft.com/office/word/2010/wordprocessingShape" mc:Ignorable="w14 wp14">
+  <w:p>
+    <w:pPr>
+      <w:pStyle w:val="Footer"/>
+    </w:pPr>
   </w:p>
 </w:ftr>
 </file>

--- a/Engineering-Mathematics/Modul-Word/Modul-10-Transformasi-Laplace.docx
+++ b/Engineering-Mathematics/Modul-Word/Modul-10-Transformasi-Laplace.docx
@@ -7237,7 +7237,7 @@
           <w:color w:val="444444"/>
           <w:sz w:val="20"/>
         </w:rPr>
-        <w:t>Gambar 7. Cuplikan Cell 1: sp.laplace_transform() untuk transformasi Laplace fungsi eksponensial, sinus, dan hasil first shift theorem e^(-2t)*cos(3t).</w:t>
+        <w:t xml:space="preserve">Gambar 7. Potongan Cell 1: sp.laplace_transform() untuk transformasi Laplace fungsi eksponensial, sinus, dan hasil first shift theorem e^(-2t)*cos(3t).</w:t>
       </w:r>
     </w:p>
     <w:p>

--- a/Engineering-Mathematics/Modul-Word/Modul-10-Transformasi-Laplace.docx
+++ b/Engineering-Mathematics/Modul-Word/Modul-10-Transformasi-Laplace.docx
@@ -724,7 +724,26 @@
                                 <w:szCs w:val="20"/>
                                 <w:lang w:val="fi-FI"/>
                               </w:rPr>
-                              <w:t>Pertemuan ini membahas Transformasi Laplace L{f(t)} = integral dari 0 sampai tak hingga e^(-st)f(t)dt sebagai teknik puncak penyelesaian Persamaan Diferensial linier, yaitu mengubah PD diferensial dalam domain waktu t menjadi persamaan aljabar dalam domain s dengan syarat awal otomatis tersubstitusi, mencakup tabel transformasi fungsi dasar, sifat linieritas dan shift (first dan second shifting theorem), transformasi turunan, workflow lengkap solve PD via Laplace, invers Laplace melalui pecahan parsial, serta aplikasi pada sistem kendali, sirkuit RLC, dan analisis getaran mekanik</w:t>
+                              <w:t xml:space="preserve">Pertemuan ini membahas Transformasi Laplace L{f(t)} = integral dari 0 sampai tak hingga e</w:t>
+                            </w:r>
+                            <w:r>
+                              <w:rPr>
+                                <w:rFonts w:ascii="Arial" w:hAnsi="Arial" w:cs="Arial"/>
+                                <w:sz w:val="20"/>
+                                <w:szCs w:val="20"/>
+                                <w:lang w:val="fi-FI"/>
+                                <w:vertAlign w:val="superscript"/>
+                              </w:rPr>
+                              <w:t xml:space="preserve">-st</w:t>
+                            </w:r>
+                            <w:r>
+                              <w:rPr>
+                                <w:rFonts w:ascii="Arial" w:hAnsi="Arial" w:cs="Arial"/>
+                                <w:sz w:val="20"/>
+                                <w:szCs w:val="20"/>
+                                <w:lang w:val="fi-FI"/>
+                              </w:rPr>
+                              <w:t xml:space="preserve">f(t)dt sebagai teknik puncak penyelesaian Persamaan Diferensial linier, yaitu mengubah PD diferensial dalam domain waktu t menjadi persamaan aljabar dalam domain s dengan syarat awal otomatis tersubstitusi, mencakup tabel transformasi fungsi dasar, sifat linieritas dan shift (first dan second shifting theorem), transformasi turunan, workflow lengkap solve PD via Laplace, invers Laplace melalui pecahan parsial, serta aplikasi pada sistem kendali, sirkuit RLC, dan analisis getaran mekanik</w:t>
                             </w:r>
                           </w:p>
                         </w:txbxContent>
@@ -770,7 +789,26 @@
                           <w:szCs w:val="20"/>
                           <w:lang w:val="fi-FI"/>
                         </w:rPr>
-                        <w:t>Pertemuan ini membahas Transformasi Laplace L{f(t)} = integral dari 0 sampai tak hingga e^(-st)f(t)dt sebagai teknik puncak penyelesaian Persamaan Diferensial linier, yaitu mengubah PD diferensial dalam domain waktu t menjadi persamaan aljabar dalam domain s dengan syarat awal otomatis tersubstitusi, mencakup tabel transformasi fungsi dasar, sifat linieritas dan shift (first dan second shifting theorem), transformasi turunan, workflow lengkap solve PD via Laplace, invers Laplace melalui pecahan parsial, serta aplikasi pada sistem kendali, sirkuit RLC, dan analisis getaran mekanik</w:t>
+                        <w:t xml:space="preserve">Pertemuan ini membahas Transformasi Laplace L{f(t)} = integral dari 0 sampai tak hingga e</w:t>
+                      </w:r>
+                      <w:r>
+                        <w:rPr>
+                          <w:rFonts w:ascii="Arial" w:hAnsi="Arial" w:cs="Arial"/>
+                          <w:sz w:val="20"/>
+                          <w:szCs w:val="20"/>
+                          <w:lang w:val="fi-FI"/>
+                          <w:vertAlign w:val="superscript"/>
+                        </w:rPr>
+                        <w:t xml:space="preserve">-st</w:t>
+                      </w:r>
+                      <w:r>
+                        <w:rPr>
+                          <w:rFonts w:ascii="Arial" w:hAnsi="Arial" w:cs="Arial"/>
+                          <w:sz w:val="20"/>
+                          <w:szCs w:val="20"/>
+                          <w:lang w:val="fi-FI"/>
+                        </w:rPr>
+                        <w:t xml:space="preserve">f(t)dt sebagai teknik puncak penyelesaian Persamaan Diferensial linier, yaitu mengubah PD diferensial dalam domain waktu t menjadi persamaan aljabar dalam domain s dengan syarat awal otomatis tersubstitusi, mencakup tabel transformasi fungsi dasar, sifat linieritas dan shift (first dan second shifting theorem), transformasi turunan, workflow lengkap solve PD via Laplace, invers Laplace melalui pecahan parsial, serta aplikasi pada sistem kendali, sirkuit RLC, dan analisis getaran mekanik</w:t>
                       </w:r>
                     </w:p>
                   </w:txbxContent>
@@ -1379,7 +1417,7 @@
                                 <w:szCs w:val="20"/>
                                 <w:lang w:val="en-US"/>
                               </w:rPr>
-                              <w:t>myclass.mercubuana.ac.id</w:t>
+                              <w:t xml:space="preserve">myclass.mercubuana.ac·id</w:t>
                             </w:r>
                           </w:p>
                         </w:txbxContent>
@@ -1426,7 +1464,7 @@
                           <w:szCs w:val="20"/>
                           <w:lang w:val="en-US"/>
                         </w:rPr>
-                        <w:t>myclass.mercubuana.ac.id</w:t>
+                        <w:t xml:space="preserve">myclass.mercubuana.ac·id</w:t>
                       </w:r>
                     </w:p>
                   </w:txbxContent>
@@ -2512,7 +2550,7 @@
                                 <w:sz w:val="20"/>
                                 <w:szCs w:val="20"/>
                               </w:rPr>
-                              <w:t>www.mercubuana.ac.id</w:t>
+                              <w:t xml:space="preserve">www.mercubuana.ac·id</w:t>
                             </w:r>
                           </w:p>
                         </w:txbxContent>
@@ -2558,7 +2596,7 @@
                           <w:sz w:val="20"/>
                           <w:szCs w:val="20"/>
                         </w:rPr>
-                        <w:t>www.mercubuana.ac.id</w:t>
+                        <w:t xml:space="preserve">www.mercubuana.ac·id</w:t>
                       </w:r>
                     </w:p>
                   </w:txbxContent>
@@ -2655,7 +2693,26 @@
           <w:i w:val="0"/>
           <w:sz w:val="22"/>
         </w:rPr>
-        <w:t>Pertemuan 9 sampai 10 telah menuntaskan penyelesaian PD non-homogen lewat Koefisien Tak Tentu (UC), Variasi Parameter (VoP), Reduksi Orde, dan Invers Operator, seluruhnya bekerja langsung di domain waktu t. Pertemuan 11 ini memperkenalkan teknik puncak yang mengubah cara pandang penyelesaian PD secara mendasar, yaitu Transformasi Laplace L{f(t)} = F(s) = integral dari 0 sampai tak hingga e^(-st)*f(t)dt, sebuah aturan yang memetakan fungsi domain waktu f(t) menjadi fungsi domain kompleks/frekuensi F(s). Ide sentralnya sederhana namun powerful: turunan di domain t menjadi sekadar perkalian dengan s di domain s, sehingga PD diferensial berubah menjadi persamaan aljabar biasa. Solusi diperoleh dengan menyelesaikan aljabar untuk F(s), lalu mengembalikannya ke domain waktu lewat invers Laplace memakai tabel dan pecahan parsial. Gambar 1 menunjukkan posisi Pertemuan 11 dalam keseluruhan alur mata kuliah, menjembatani metode PD orde dua klasik menuju Pertemuan 12 yang menerapkan Laplace secara penuh pada berbagai bentuk PD.</w:t>
+        <w:t xml:space="preserve">Pertemuan 9 sampai 10 telah menuntaskan penyelesaian PD non-homogen lewat Koefisien Tak Tentu (UC), Variasi Parameter (VoP), Reduksi Orde, dan Invers Operator, seluruhnya bekerja langsung di domain waktu t. Pertemuan 11 ini memperkenalkan teknik puncak yang mengubah cara pandang penyelesaian PD secara mendasar, yaitu Transformasi Laplace L{f(t)} = F(s) = integral dari 0 sampai tak hingga e</w:t>
+      </w:r>
+      <w:r>
+        <w:rPr>
+          <w:rFonts w:ascii="Arial" w:hAnsi="Arial" w:cs="Arial"/>
+          <w:b w:val="0"/>
+          <w:i w:val="0"/>
+          <w:sz w:val="22"/>
+          <w:vertAlign w:val="superscript"/>
+        </w:rPr>
+        <w:t xml:space="preserve">-st</w:t>
+      </w:r>
+      <w:r>
+        <w:rPr>
+          <w:rFonts w:ascii="Arial" w:hAnsi="Arial" w:cs="Arial"/>
+          <w:b w:val="0"/>
+          <w:i w:val="0"/>
+          <w:sz w:val="22"/>
+        </w:rPr>
+        <w:t xml:space="preserve">·f(t)dt, sebuah aturan yang memetakan fungsi domain waktu f(t) menjadi fungsi domain kompleks/frekuensi F(s). Ide sentralnya sederhana namun powerful: turunan di domain t menjadi sekadar perkalian dengan s di domain s, sehingga PD diferensial berubah menjadi persamaan aljabar biasa. Solusi diperoleh dengan menyelesaikan aljabar untuk F(s), lalu mengembalikannya ke domain waktu lewat invers Laplace memakai tabel dan pecahan parsial. Gambar 1 menunjukkan posisi Pertemuan 11 dalam keseluruhan alur mata kuliah, menjembatani metode PD orde dua klasik menuju Pertemuan 12 yang menerapkan Laplace secara penuh pada berbagai bentuk PD.</w:t>
       </w:r>
     </w:p>
     <w:p>
@@ -2679,7 +2736,26 @@
           <w:i w:val="0"/>
           <w:sz w:val="22"/>
         </w:rPr>
-        <w:t>Nama Transformasi Laplace diambil dari Pierre-Simon Laplace, matematikawan dan astronom Prancis abad ke-18 yang pertama kali mempelajari integral serupa dalam konteks teori probabilitas, meski penerapannya pada penyelesaian PD baru dipopulerkan lebih dari satu abad kemudian oleh insinyur elektro Oliver Heaviside lewat metode kalkulus operasionalnya. Transformasi Laplace berkerabat dekat dengan Transformasi Fourier yang akan dipelajari pada mata kuliah pengolahan sinyal, sebab substitusi s = j*omega (bagian real nol) pada F(s) langsung menghasilkan Transformasi Fourier F(j*omega), yaitu representasi f(t) murni dalam komponen frekuensi tanpa faktor peluruhan/pertumbuhan eksponensial. Kehadiran bagian real sigma pada s = sigma + j*omega inilah yang membuat Laplace lebih umum daripada Fourier, sebab Laplace tetap terdefinisi untuk fungsi yang tumbuh tak terbatas (misalnya e^(2t)) selama sigma dipilih cukup besar, sedangkan Fourier murni menuntut f(t) harus terintegral mutlak.</w:t>
+        <w:t xml:space="preserve">Nama Transformasi Laplace diambil dari Pierre-Simon Laplace, matematikawan dan astronom Prancis abad ke-18 yang pertama kali mempelajari integral serupa dalam konteks teori probabilitas, meski penerapannya pada penyelesaian PD baru dipopulerkan lebih dari satu abad kemudian oleh insinyur elektro Oliver Heaviside lewat metode kalkulus operasionalnya. Transformasi Laplace berkerabat dekat dengan Transformasi Fourier yang akan dipelajari pada mata kuliah pengolahan sinyal, sebab substitusi s = j·ω (bagian real nol) pada F(s) langsung menghasilkan Transformasi Fourier F(j·ω), yaitu representasi f(t) murni dalam komponen frekuensi tanpa faktor peluruhan/pertumbuhan eksponensial. Kehadiran bagian real σ pada s = σ + j·ω inilah yang membuat Laplace lebih umum daripada Fourier, sebab Laplace tetap terdefinisi untuk fungsi yang tumbuh tak terbatas (misalnya e</w:t>
+      </w:r>
+      <w:r>
+        <w:rPr>
+          <w:rFonts w:ascii="Arial" w:hAnsi="Arial" w:cs="Arial"/>
+          <w:b w:val="0"/>
+          <w:i w:val="0"/>
+          <w:sz w:val="22"/>
+          <w:vertAlign w:val="superscript"/>
+        </w:rPr>
+        <w:t xml:space="preserve">2t</w:t>
+      </w:r>
+      <w:r>
+        <w:rPr>
+          <w:rFonts w:ascii="Arial" w:hAnsi="Arial" w:cs="Arial"/>
+          <w:b w:val="0"/>
+          <w:i w:val="0"/>
+          <w:sz w:val="22"/>
+        </w:rPr>
+        <w:t xml:space="preserve">) selama σ dipilih cukup besar, sedangkan Fourier murni menuntut f(t) harus terintegral mutlak.</w:t>
       </w:r>
     </w:p>
     <w:p>
@@ -2784,7 +2860,7 @@
           <w:i w:val="0"/>
           <w:sz w:val="22"/>
         </w:rPr>
-        <w:t>Gambar 1 memperlihatkan bahwa Transformasi Laplace bukan sekadar teknik alternatif, melainkan kotak alat baru yang melengkapi UC/VoP/Invers Operator. Tiga keunggulan menjadikan Laplace begitu dominan di praktik rekayasa. Pertama, syarat awal otomatis masuk ke persamaan aljabar lewat rumus turunan L{f prime} = sF(s) minus f(0), sehingga tidak perlu langkah terpisah substitusi syarat awal setelah solusi umum diperoleh, berbeda dengan UC/VoP yang menuntaskan konstanta bebas belakangan. Kedua, Laplace menangani fungsi diskontinu dengan rapi, yaitu fungsi step Heaviside H(t-a), impuls Dirac delta(t-a), gelombang persegi, dan gigi gergaji semuanya memiliki transformasi Laplace yang sederhana, sedangkan UC/VoP gagal total pada kasus ini. Ketiga, Laplace sistematik untuk PD orde tinggi, sebab orde tiga, empat, atau lima sama mudahnya dengan orde dua, tinggal substitusi turunan ke pangkat s yang sesuai. Struktur modul mencakup definisi dan tabel dasar, transformasi turunan dan sifat shift, workflow lengkap solve PD, invers Laplace dan pecahan parsial, analogi kehidupan sehari-hari, aplikasi industri pada sirkuit dan sistem kendali, implementasi Python dengan SymPy, serta tugas terstruktur.</w:t>
+        <w:t xml:space="preserve">Gambar 1 memperlihatkan bahwa Transformasi Laplace bukan sekadar teknik alternatif, melainkan kotak alat baru yang melengkapi UC/VoP/Invers Operator. Tiga keunggulan menjadikan Laplace begitu dominan di praktik rekayasa. Pertama, syarat awal otomatis masuk ke persamaan aljabar lewat rumus turunan L{f prime} = sF(s) minus f(0), sehingga tidak perlu langkah terpisah substitusi syarat awal setelah solusi umum diperoleh, berbeda dengan UC/VoP yang menuntaskan konstanta bebas belakangan. Kedua, Laplace menangani fungsi diskontinu dengan rapi, yaitu fungsi step Heaviside H(t-a), impuls Dirac δ(t-a), gelombang persegi, dan gigi gergaji semuanya memiliki transformasi Laplace yang sederhana, sedangkan UC/VoP gagal total pada kasus ini. Ketiga, Laplace sistematik untuk PD orde tinggi, sebab orde tiga, empat, atau lima sama mudahnya dengan orde dua, tinggal substitusi turunan ke pangkat s yang sesuai. Struktur modul mencakup definisi dan tabel dasar, transformasi turunan dan sifat shift, workflow lengkap solve PD, invers Laplace dan pecahan parsial, analogi kehidupan sehari-hari, aplikasi industri pada sirkuit dan sistem kendali, implementasi Python dengan SymPy, serta tugas terstruktur.</w:t>
       </w:r>
     </w:p>
     <w:p>
@@ -2904,7 +2980,16 @@
           <w:i w:val="0"/>
           <w:sz w:val="22"/>
         </w:rPr>
-        <w:t>Transformasi Laplace suatu fungsi f(t) yang terdefinisi untuk t lebih besar sama dengan nol dirumuskan sebagai integral tak wajar berikut, dengan syarat integral konvergen (umumnya untuk s lebih besar dari suatu nilai batas alfa yang bergantung pada laju pertumbuhan f).</w:t>
+        <w:t xml:space="preserve">Transformasi Laplace suatu fungsi f(t) yang terdefinisi untuk t lebih besar sama dengan nol dirumuskan sebagai integral tak wajar berikut, dengan syarat integral konvergen (umumnya untuk s lebih besar dari suatu nilai batas α yang bergantung pada laju pertumbuhan f).</w:t>
+      </w:r>
+      <w:r>
+        <w:rPr>
+          <w:rFonts w:ascii="Arial" w:hAnsi="Arial" w:cs="Arial"/>
+          <w:b w:val="0"/>
+          <w:i w:val="0"/>
+          <w:sz w:val="22"/>
+        </w:rPr>
+        <w:t xml:space="preserve"> Hubungan ini dirangkum dalam Persamaan (1).</w:t>
       </w:r>
     </w:p>
     <w:p>
@@ -2920,7 +3005,38 @@
           <w:color w:val="305496"/>
           <w:sz w:val="22"/>
         </w:rPr>
-        <w:t>F(s) = L{f(t)} = integral dari 0 sampai tak hingga  e^(-st) * f(t) dt   (s &gt; alfa, agar konvergen)</w:t>
+        <w:t xml:space="preserve">F(s) = L{f(t)} = integral dari 0 sampai tak hingga  e</w:t>
+      </w:r>
+      <w:r>
+        <w:rPr>
+          <w:rFonts w:ascii="Arial" w:hAnsi="Arial" w:cs="Arial"/>
+          <w:b/>
+          <w:i/>
+          <w:color w:val="305496"/>
+          <w:sz w:val="22"/>
+          <w:vertAlign w:val="superscript"/>
+        </w:rPr>
+        <w:t xml:space="preserve">-st</w:t>
+      </w:r>
+      <w:r>
+        <w:rPr>
+          <w:rFonts w:ascii="Arial" w:hAnsi="Arial" w:cs="Arial"/>
+          <w:b/>
+          <w:i/>
+          <w:color w:val="305496"/>
+          <w:sz w:val="22"/>
+        </w:rPr>
+        <w:t xml:space="preserve">·f(t) dt   (s &gt; α, agar konvergen)</w:t>
+      </w:r>
+      <w:r>
+        <w:rPr>
+          <w:rFonts w:ascii="Arial" w:hAnsi="Arial" w:cs="Arial"/>
+          <w:b/>
+          <w:i/>
+          <w:color w:val="305496"/>
+          <w:sz w:val="22"/>
+        </w:rPr>
+        <w:t xml:space="preserve">   (1)</w:t>
       </w:r>
     </w:p>
     <w:p>
@@ -2944,7 +3060,54 @@
           <w:i w:val="0"/>
           <w:sz w:val="22"/>
         </w:rPr>
-        <w:t>Notasi baku: L{f(t)} = F(s) menandakan pemetaan domain t (waktu) ke domain s (kompleks/frekuensi), sedangkan invers L^(-1){F(s)} = f(t) mengembalikannya ke domain waktu. Domain s sering disebut frequency domain meski s dapat bernilai kompleks, s = sigma + j*omega, dengan bagian real sigma menentukan laju peluruhan atau pertumbuhan dan bagian imajiner omega menentukan frekuensi osilasi. Sebagai ilustrasi konvergensi, integral dari 0 sampai tak hingga e^(-2t) dt = setengah bersifat konvergen karena eksponen negatif membuat integran menuju nol. Sifat linieritas menjadi fondasi seluruh manipulasi Laplace: L{alfa*f + beta*g} = alfa*F(s) + beta*G(s), artinya untuk PD linier dengan banyak suku, tiap suku dapat ditransformasi secara independen lalu dijumlahkan.</w:t>
+        <w:t xml:space="preserve">Notasi baku: L{f(t)} = F(s) menandakan pemetaan domain t (waktu) ke domain s (kompleks/frekuensi), sedangkan invers L</w:t>
+      </w:r>
+      <w:r>
+        <w:rPr>
+          <w:rFonts w:ascii="Arial" w:hAnsi="Arial" w:cs="Arial"/>
+          <w:b w:val="0"/>
+          <w:i w:val="0"/>
+          <w:sz w:val="22"/>
+          <w:vertAlign w:val="superscript"/>
+        </w:rPr>
+        <w:t xml:space="preserve">-1</w:t>
+      </w:r>
+      <w:r>
+        <w:rPr>
+          <w:rFonts w:ascii="Arial" w:hAnsi="Arial" w:cs="Arial"/>
+          <w:b w:val="0"/>
+          <w:i w:val="0"/>
+          <w:sz w:val="22"/>
+        </w:rPr>
+        <w:t xml:space="preserve">{F(s)} = f(t) mengembalikannya ke domain waktu. Domain s sering disebut frequency domain meski s dapat bernilai kompleks, s = σ + j·ω, dengan bagian real σ menentukan laju peluruhan atau pertumbuhan dan bagian imajiner ω menentukan frekuensi osilasi. Sebagai ilustrasi konvergensi, integral dari 0 sampai tak hingga e</w:t>
+      </w:r>
+      <w:r>
+        <w:rPr>
+          <w:rFonts w:ascii="Arial" w:hAnsi="Arial" w:cs="Arial"/>
+          <w:b w:val="0"/>
+          <w:i w:val="0"/>
+          <w:sz w:val="22"/>
+          <w:vertAlign w:val="superscript"/>
+        </w:rPr>
+        <w:t xml:space="preserve">-2t</w:t>
+      </w:r>
+      <w:r>
+        <w:rPr>
+          <w:rFonts w:ascii="Arial" w:hAnsi="Arial" w:cs="Arial"/>
+          <w:b w:val="0"/>
+          <w:i w:val="0"/>
+          <w:sz w:val="22"/>
+        </w:rPr>
+        <w:t xml:space="preserve"> dt = setengah bersifat konvergen karena eksponen negatif membuat integran menuju nol. Sifat linieritas menjadi fondasi seluruh manipulasi Laplace: L{α·f + β·g} = α·F(s) + β·G(s), artinya untuk PD linier dengan banyak suku, tiap suku dapat ditransformasi secara independen lalu dijumlahkan.</w:t>
+      </w:r>
+      <w:r>
+        <w:rPr>
+          <w:rFonts w:ascii="Arial" w:hAnsi="Arial" w:cs="Arial"/>
+          <w:b w:val="0"/>
+          <w:i w:val="0"/>
+          <w:sz w:val="22"/>
+        </w:rPr>
+        <w:t xml:space="preserve"> Bentuk ringkasnya dituliskan pada Persamaan (2).</w:t>
       </w:r>
     </w:p>
     <w:p>
@@ -2960,7 +3123,17 @@
           <w:color w:val="305496"/>
           <w:sz w:val="22"/>
         </w:rPr>
-        <w:t>L{alfa*f(t) + beta*g(t)} = alfa*F(s) + beta*G(s)</w:t>
+        <w:t xml:space="preserve">L{α·f(t) + β·g(t)} = α·F(s) + β·G(s)</w:t>
+      </w:r>
+      <w:r>
+        <w:rPr>
+          <w:rFonts w:ascii="Arial" w:hAnsi="Arial" w:cs="Arial"/>
+          <w:b/>
+          <w:i/>
+          <w:color w:val="305496"/>
+          <w:sz w:val="22"/>
+        </w:rPr>
+        <w:t xml:space="preserve">   (2)</w:t>
       </w:r>
     </w:p>
     <w:p>
@@ -3041,7 +3214,26 @@
           <w:i w:val="0"/>
           <w:sz w:val="22"/>
         </w:rPr>
-        <w:t>Gambar 2 menegaskan makna fisik domain s: untuk fungsi berbentuk y(t) = e^(alfa*t)*cos(beta*t), pole transformasinya berada di s = alfa plus minus j*beta. Panel kiri memperlihatkan tiga pasang pole pada lokasi berbeda di s-plane, dan panel kanan memperlihatkan response y(t) yang bersesuaian di domain waktu. Insight kunci: bagian real pole (alfa) menentukan stabil tidaknya sistem, sedangkan bagian imajiner (beta) menentukan frekuensi osilasi, sebuah peta fundamental yang dipakai berulang di teori kendali, sirkuit, dan analisis getaran pada bagian aplikasi industri modul ini.</w:t>
+        <w:t xml:space="preserve">Gambar 2 menegaskan makna fisik domain s: untuk fungsi berbentuk y(t) = e</w:t>
+      </w:r>
+      <w:r>
+        <w:rPr>
+          <w:rFonts w:ascii="Arial" w:hAnsi="Arial" w:cs="Arial"/>
+          <w:b w:val="0"/>
+          <w:i w:val="0"/>
+          <w:sz w:val="22"/>
+          <w:vertAlign w:val="superscript"/>
+        </w:rPr>
+        <w:t xml:space="preserve">α·t</w:t>
+      </w:r>
+      <w:r>
+        <w:rPr>
+          <w:rFonts w:ascii="Arial" w:hAnsi="Arial" w:cs="Arial"/>
+          <w:b w:val="0"/>
+          <w:i w:val="0"/>
+          <w:sz w:val="22"/>
+        </w:rPr>
+        <w:t xml:space="preserve">·cos(β·t), pole transformasinya berada di s = α plus minus j·β. Panel kiri memperlihatkan tiga pasang pole pada lokasi berbeda di s-plane, dan panel kanan memperlihatkan response y(t) yang bersesuaian di domain waktu. Insight kunci: bagian real pole (α) menentukan stabil tidaknya sistem, sedangkan bagian imajiner (β) menentukan frekuensi osilasi, sebuah peta fundamental yang dipakai berulang di teori kendali, sirkuit, dan analisis getaran pada bagian aplikasi industri modul ini.</w:t>
       </w:r>
     </w:p>
     <w:p>
@@ -3293,7 +3485,17 @@
                 <w:i w:val="0"/>
                 <w:sz w:val="19"/>
               </w:rPr>
-              <w:t>1/s^2</w:t>
+              <w:t xml:space="preserve">1/s</w:t>
+            </w:r>
+            <w:r>
+              <w:rPr>
+                <w:rFonts w:ascii="Arial" w:hAnsi="Arial" w:cs="Arial"/>
+                <w:b w:val="0"/>
+                <w:i w:val="0"/>
+                <w:sz w:val="19"/>
+                <w:vertAlign w:val="superscript"/>
+              </w:rPr>
+              <w:t xml:space="preserve">2</w:t>
             </w:r>
           </w:p>
         </w:tc>
@@ -3324,7 +3526,26 @@
                 <w:i w:val="0"/>
                 <w:sz w:val="19"/>
               </w:rPr>
-              <w:t>t^n  (n bilangan bulat positif)</w:t>
+              <w:t xml:space="preserve">t</w:t>
+            </w:r>
+            <w:r>
+              <w:rPr>
+                <w:rFonts w:ascii="Arial" w:hAnsi="Arial" w:cs="Arial"/>
+                <w:b w:val="0"/>
+                <w:i w:val="0"/>
+                <w:sz w:val="19"/>
+                <w:vertAlign w:val="superscript"/>
+              </w:rPr>
+              <w:t xml:space="preserve">n</w:t>
+            </w:r>
+            <w:r>
+              <w:rPr>
+                <w:rFonts w:ascii="Arial" w:hAnsi="Arial" w:cs="Arial"/>
+                <w:b w:val="0"/>
+                <w:i w:val="0"/>
+                <w:sz w:val="19"/>
+              </w:rPr>
+              <w:t xml:space="preserve">  (n bilangan bulat positif)</w:t>
             </w:r>
           </w:p>
         </w:tc>
@@ -3350,7 +3571,17 @@
                 <w:i w:val="0"/>
                 <w:sz w:val="19"/>
               </w:rPr>
-              <w:t>n! / s^(n+1)</w:t>
+              <w:t xml:space="preserve">n! / s</w:t>
+            </w:r>
+            <w:r>
+              <w:rPr>
+                <w:rFonts w:ascii="Arial" w:hAnsi="Arial" w:cs="Arial"/>
+                <w:b w:val="0"/>
+                <w:i w:val="0"/>
+                <w:sz w:val="19"/>
+                <w:vertAlign w:val="superscript"/>
+              </w:rPr>
+              <w:t xml:space="preserve">n+1</w:t>
             </w:r>
           </w:p>
         </w:tc>
@@ -3381,7 +3612,17 @@
                 <w:i w:val="0"/>
                 <w:sz w:val="19"/>
               </w:rPr>
-              <w:t>e^(at)</w:t>
+              <w:t xml:space="preserve">e</w:t>
+            </w:r>
+            <w:r>
+              <w:rPr>
+                <w:rFonts w:ascii="Arial" w:hAnsi="Arial" w:cs="Arial"/>
+                <w:b w:val="0"/>
+                <w:i w:val="0"/>
+                <w:sz w:val="19"/>
+                <w:vertAlign w:val="superscript"/>
+              </w:rPr>
+              <w:t xml:space="preserve">at</w:t>
             </w:r>
           </w:p>
         </w:tc>
@@ -3464,7 +3705,45 @@
                 <w:i w:val="0"/>
                 <w:sz w:val="19"/>
               </w:rPr>
-              <w:t>w/(s^2 + w^2)</w:t>
+              <w:t xml:space="preserve">w/(s</w:t>
+            </w:r>
+            <w:r>
+              <w:rPr>
+                <w:rFonts w:ascii="Arial" w:hAnsi="Arial" w:cs="Arial"/>
+                <w:b w:val="0"/>
+                <w:i w:val="0"/>
+                <w:sz w:val="19"/>
+                <w:vertAlign w:val="superscript"/>
+              </w:rPr>
+              <w:t xml:space="preserve">2</w:t>
+            </w:r>
+            <w:r>
+              <w:rPr>
+                <w:rFonts w:ascii="Arial" w:hAnsi="Arial" w:cs="Arial"/>
+                <w:b w:val="0"/>
+                <w:i w:val="0"/>
+                <w:sz w:val="19"/>
+              </w:rPr>
+              <w:t xml:space="preserve"> + w</w:t>
+            </w:r>
+            <w:r>
+              <w:rPr>
+                <w:rFonts w:ascii="Arial" w:hAnsi="Arial" w:cs="Arial"/>
+                <w:b w:val="0"/>
+                <w:i w:val="0"/>
+                <w:sz w:val="19"/>
+                <w:vertAlign w:val="superscript"/>
+              </w:rPr>
+              <w:t xml:space="preserve">2</w:t>
+            </w:r>
+            <w:r>
+              <w:rPr>
+                <w:rFonts w:ascii="Arial" w:hAnsi="Arial" w:cs="Arial"/>
+                <w:b w:val="0"/>
+                <w:i w:val="0"/>
+                <w:sz w:val="19"/>
+              </w:rPr>
+              <w:t xml:space="preserve">)</w:t>
             </w:r>
           </w:p>
         </w:tc>
@@ -3521,7 +3800,45 @@
                 <w:i w:val="0"/>
                 <w:sz w:val="19"/>
               </w:rPr>
-              <w:t>s/(s^2 + w^2)</w:t>
+              <w:t xml:space="preserve">s/(s</w:t>
+            </w:r>
+            <w:r>
+              <w:rPr>
+                <w:rFonts w:ascii="Arial" w:hAnsi="Arial" w:cs="Arial"/>
+                <w:b w:val="0"/>
+                <w:i w:val="0"/>
+                <w:sz w:val="19"/>
+                <w:vertAlign w:val="superscript"/>
+              </w:rPr>
+              <w:t xml:space="preserve">2</w:t>
+            </w:r>
+            <w:r>
+              <w:rPr>
+                <w:rFonts w:ascii="Arial" w:hAnsi="Arial" w:cs="Arial"/>
+                <w:b w:val="0"/>
+                <w:i w:val="0"/>
+                <w:sz w:val="19"/>
+              </w:rPr>
+              <w:t xml:space="preserve"> + w</w:t>
+            </w:r>
+            <w:r>
+              <w:rPr>
+                <w:rFonts w:ascii="Arial" w:hAnsi="Arial" w:cs="Arial"/>
+                <w:b w:val="0"/>
+                <w:i w:val="0"/>
+                <w:sz w:val="19"/>
+                <w:vertAlign w:val="superscript"/>
+              </w:rPr>
+              <w:t xml:space="preserve">2</w:t>
+            </w:r>
+            <w:r>
+              <w:rPr>
+                <w:rFonts w:ascii="Arial" w:hAnsi="Arial" w:cs="Arial"/>
+                <w:b w:val="0"/>
+                <w:i w:val="0"/>
+                <w:sz w:val="19"/>
+              </w:rPr>
+              <w:t xml:space="preserve">)</w:t>
             </w:r>
           </w:p>
         </w:tc>
@@ -3578,7 +3895,45 @@
                 <w:i w:val="0"/>
                 <w:sz w:val="19"/>
               </w:rPr>
-              <w:t>a/(s^2 - a^2)</w:t>
+              <w:t xml:space="preserve">a/(s</w:t>
+            </w:r>
+            <w:r>
+              <w:rPr>
+                <w:rFonts w:ascii="Arial" w:hAnsi="Arial" w:cs="Arial"/>
+                <w:b w:val="0"/>
+                <w:i w:val="0"/>
+                <w:sz w:val="19"/>
+                <w:vertAlign w:val="superscript"/>
+              </w:rPr>
+              <w:t xml:space="preserve">2</w:t>
+            </w:r>
+            <w:r>
+              <w:rPr>
+                <w:rFonts w:ascii="Arial" w:hAnsi="Arial" w:cs="Arial"/>
+                <w:b w:val="0"/>
+                <w:i w:val="0"/>
+                <w:sz w:val="19"/>
+              </w:rPr>
+              <w:t xml:space="preserve"> - a</w:t>
+            </w:r>
+            <w:r>
+              <w:rPr>
+                <w:rFonts w:ascii="Arial" w:hAnsi="Arial" w:cs="Arial"/>
+                <w:b w:val="0"/>
+                <w:i w:val="0"/>
+                <w:sz w:val="19"/>
+                <w:vertAlign w:val="superscript"/>
+              </w:rPr>
+              <w:t xml:space="preserve">2</w:t>
+            </w:r>
+            <w:r>
+              <w:rPr>
+                <w:rFonts w:ascii="Arial" w:hAnsi="Arial" w:cs="Arial"/>
+                <w:b w:val="0"/>
+                <w:i w:val="0"/>
+                <w:sz w:val="19"/>
+              </w:rPr>
+              <w:t xml:space="preserve">)</w:t>
             </w:r>
           </w:p>
         </w:tc>
@@ -3635,7 +3990,45 @@
                 <w:i w:val="0"/>
                 <w:sz w:val="19"/>
               </w:rPr>
-              <w:t>s/(s^2 - a^2)</w:t>
+              <w:t xml:space="preserve">s/(s</w:t>
+            </w:r>
+            <w:r>
+              <w:rPr>
+                <w:rFonts w:ascii="Arial" w:hAnsi="Arial" w:cs="Arial"/>
+                <w:b w:val="0"/>
+                <w:i w:val="0"/>
+                <w:sz w:val="19"/>
+                <w:vertAlign w:val="superscript"/>
+              </w:rPr>
+              <w:t xml:space="preserve">2</w:t>
+            </w:r>
+            <w:r>
+              <w:rPr>
+                <w:rFonts w:ascii="Arial" w:hAnsi="Arial" w:cs="Arial"/>
+                <w:b w:val="0"/>
+                <w:i w:val="0"/>
+                <w:sz w:val="19"/>
+              </w:rPr>
+              <w:t xml:space="preserve"> - a</w:t>
+            </w:r>
+            <w:r>
+              <w:rPr>
+                <w:rFonts w:ascii="Arial" w:hAnsi="Arial" w:cs="Arial"/>
+                <w:b w:val="0"/>
+                <w:i w:val="0"/>
+                <w:sz w:val="19"/>
+                <w:vertAlign w:val="superscript"/>
+              </w:rPr>
+              <w:t xml:space="preserve">2</w:t>
+            </w:r>
+            <w:r>
+              <w:rPr>
+                <w:rFonts w:ascii="Arial" w:hAnsi="Arial" w:cs="Arial"/>
+                <w:b w:val="0"/>
+                <w:i w:val="0"/>
+                <w:sz w:val="19"/>
+              </w:rPr>
+              <w:t xml:space="preserve">)</w:t>
             </w:r>
           </w:p>
         </w:tc>
@@ -3666,7 +4059,36 @@
                 <w:i w:val="0"/>
                 <w:sz w:val="19"/>
               </w:rPr>
-              <w:t>t^n * e^(at)</w:t>
+              <w:t xml:space="preserve">t</w:t>
+            </w:r>
+            <w:r>
+              <w:rPr>
+                <w:rFonts w:ascii="Arial" w:hAnsi="Arial" w:cs="Arial"/>
+                <w:b w:val="0"/>
+                <w:i w:val="0"/>
+                <w:sz w:val="19"/>
+                <w:vertAlign w:val="superscript"/>
+              </w:rPr>
+              <w:t xml:space="preserve">n</w:t>
+            </w:r>
+            <w:r>
+              <w:rPr>
+                <w:rFonts w:ascii="Arial" w:hAnsi="Arial" w:cs="Arial"/>
+                <w:b w:val="0"/>
+                <w:i w:val="0"/>
+                <w:sz w:val="19"/>
+              </w:rPr>
+              <w:t xml:space="preserve">·e</w:t>
+            </w:r>
+            <w:r>
+              <w:rPr>
+                <w:rFonts w:ascii="Arial" w:hAnsi="Arial" w:cs="Arial"/>
+                <w:b w:val="0"/>
+                <w:i w:val="0"/>
+                <w:sz w:val="19"/>
+                <w:vertAlign w:val="superscript"/>
+              </w:rPr>
+              <w:t xml:space="preserve">at</w:t>
             </w:r>
           </w:p>
         </w:tc>
@@ -3692,7 +4114,17 @@
                 <w:i w:val="0"/>
                 <w:sz w:val="19"/>
               </w:rPr>
-              <w:t>n! / (s - a)^(n+1)</w:t>
+              <w:t xml:space="preserve">n! / (s - a)</w:t>
+            </w:r>
+            <w:r>
+              <w:rPr>
+                <w:rFonts w:ascii="Arial" w:hAnsi="Arial" w:cs="Arial"/>
+                <w:b w:val="0"/>
+                <w:i w:val="0"/>
+                <w:sz w:val="19"/>
+                <w:vertAlign w:val="superscript"/>
+              </w:rPr>
+              <w:t xml:space="preserve">n+1</w:t>
             </w:r>
           </w:p>
         </w:tc>
@@ -3723,7 +4155,26 @@
                 <w:i w:val="0"/>
                 <w:sz w:val="19"/>
               </w:rPr>
-              <w:t>e^(at) * sin(wt)</w:t>
+              <w:t xml:space="preserve">e</w:t>
+            </w:r>
+            <w:r>
+              <w:rPr>
+                <w:rFonts w:ascii="Arial" w:hAnsi="Arial" w:cs="Arial"/>
+                <w:b w:val="0"/>
+                <w:i w:val="0"/>
+                <w:sz w:val="19"/>
+                <w:vertAlign w:val="superscript"/>
+              </w:rPr>
+              <w:t xml:space="preserve">at</w:t>
+            </w:r>
+            <w:r>
+              <w:rPr>
+                <w:rFonts w:ascii="Arial" w:hAnsi="Arial" w:cs="Arial"/>
+                <w:b w:val="0"/>
+                <w:i w:val="0"/>
+                <w:sz w:val="19"/>
+              </w:rPr>
+              <w:t xml:space="preserve">·sin(wt)</w:t>
             </w:r>
           </w:p>
         </w:tc>
@@ -3749,7 +4200,45 @@
                 <w:i w:val="0"/>
                 <w:sz w:val="19"/>
               </w:rPr>
-              <w:t>w / [(s - a)^2 + w^2]</w:t>
+              <w:t xml:space="preserve">w / [(s - a)</w:t>
+            </w:r>
+            <w:r>
+              <w:rPr>
+                <w:rFonts w:ascii="Arial" w:hAnsi="Arial" w:cs="Arial"/>
+                <w:b w:val="0"/>
+                <w:i w:val="0"/>
+                <w:sz w:val="19"/>
+                <w:vertAlign w:val="superscript"/>
+              </w:rPr>
+              <w:t xml:space="preserve">2</w:t>
+            </w:r>
+            <w:r>
+              <w:rPr>
+                <w:rFonts w:ascii="Arial" w:hAnsi="Arial" w:cs="Arial"/>
+                <w:b w:val="0"/>
+                <w:i w:val="0"/>
+                <w:sz w:val="19"/>
+              </w:rPr>
+              <w:t xml:space="preserve"> + w</w:t>
+            </w:r>
+            <w:r>
+              <w:rPr>
+                <w:rFonts w:ascii="Arial" w:hAnsi="Arial" w:cs="Arial"/>
+                <w:b w:val="0"/>
+                <w:i w:val="0"/>
+                <w:sz w:val="19"/>
+                <w:vertAlign w:val="superscript"/>
+              </w:rPr>
+              <w:t xml:space="preserve">2</w:t>
+            </w:r>
+            <w:r>
+              <w:rPr>
+                <w:rFonts w:ascii="Arial" w:hAnsi="Arial" w:cs="Arial"/>
+                <w:b w:val="0"/>
+                <w:i w:val="0"/>
+                <w:sz w:val="19"/>
+              </w:rPr>
+              <w:t xml:space="preserve">]</w:t>
             </w:r>
           </w:p>
         </w:tc>
@@ -3779,7 +4268,26 @@
                 <w:i w:val="0"/>
                 <w:sz w:val="19"/>
               </w:rPr>
-              <w:t>e^(at) * cos(wt)</w:t>
+              <w:t xml:space="preserve">e</w:t>
+            </w:r>
+            <w:r>
+              <w:rPr>
+                <w:rFonts w:ascii="Arial" w:hAnsi="Arial" w:cs="Arial"/>
+                <w:b w:val="0"/>
+                <w:i w:val="0"/>
+                <w:sz w:val="19"/>
+                <w:vertAlign w:val="superscript"/>
+              </w:rPr>
+              <w:t xml:space="preserve">at</w:t>
+            </w:r>
+            <w:r>
+              <w:rPr>
+                <w:rFonts w:ascii="Arial" w:hAnsi="Arial" w:cs="Arial"/>
+                <w:b w:val="0"/>
+                <w:i w:val="0"/>
+                <w:sz w:val="19"/>
+              </w:rPr>
+              <w:t xml:space="preserve">·cos(wt)</w:t>
             </w:r>
           </w:p>
         </w:tc>
@@ -3804,7 +4312,45 @@
                 <w:i w:val="0"/>
                 <w:sz w:val="19"/>
               </w:rPr>
-              <w:t>(s - a) / [(s - a)^2 + w^2]</w:t>
+              <w:t xml:space="preserve">(s - a) / [(s - a)</w:t>
+            </w:r>
+            <w:r>
+              <w:rPr>
+                <w:rFonts w:ascii="Arial" w:hAnsi="Arial" w:cs="Arial"/>
+                <w:b w:val="0"/>
+                <w:i w:val="0"/>
+                <w:sz w:val="19"/>
+                <w:vertAlign w:val="superscript"/>
+              </w:rPr>
+              <w:t xml:space="preserve">2</w:t>
+            </w:r>
+            <w:r>
+              <w:rPr>
+                <w:rFonts w:ascii="Arial" w:hAnsi="Arial" w:cs="Arial"/>
+                <w:b w:val="0"/>
+                <w:i w:val="0"/>
+                <w:sz w:val="19"/>
+              </w:rPr>
+              <w:t xml:space="preserve"> + w</w:t>
+            </w:r>
+            <w:r>
+              <w:rPr>
+                <w:rFonts w:ascii="Arial" w:hAnsi="Arial" w:cs="Arial"/>
+                <w:b w:val="0"/>
+                <w:i w:val="0"/>
+                <w:sz w:val="19"/>
+                <w:vertAlign w:val="superscript"/>
+              </w:rPr>
+              <w:t xml:space="preserve">2</w:t>
+            </w:r>
+            <w:r>
+              <w:rPr>
+                <w:rFonts w:ascii="Arial" w:hAnsi="Arial" w:cs="Arial"/>
+                <w:b w:val="0"/>
+                <w:i w:val="0"/>
+                <w:sz w:val="19"/>
+              </w:rPr>
+              <w:t xml:space="preserve">]</w:t>
             </w:r>
           </w:p>
         </w:tc>
@@ -3836,7 +4382,64 @@
           <w:i w:val="0"/>
           <w:sz w:val="22"/>
         </w:rPr>
-        <w:t>Tabel 1 memuat sebelas entry, empat entry terakhir (sinh, cosh, t^n*e^(at), e^(at)*sin/cos) sesungguhnya berasal dari penerapan first shift theorem terhadap enam entry dasar di atasnya, sehingga penguasaan enam entry pertama plus satu sifat shift sudah cukup untuk merekonstruksi seluruh tabel. Dua contoh berikut menunjukkan cara menurunkan entry tabel langsung dari definisi integral, latihan penting agar mahasiswa memahami tabel bukan sebagai hafalan buta.</w:t>
+        <w:t xml:space="preserve">Tabel 1 memuat sebelas entry, empat entry terakhir (sinh, cosh, t</w:t>
+      </w:r>
+      <w:r>
+        <w:rPr>
+          <w:rFonts w:ascii="Arial" w:hAnsi="Arial" w:cs="Arial"/>
+          <w:b w:val="0"/>
+          <w:i w:val="0"/>
+          <w:sz w:val="22"/>
+          <w:vertAlign w:val="superscript"/>
+        </w:rPr>
+        <w:t xml:space="preserve">n</w:t>
+      </w:r>
+      <w:r>
+        <w:rPr>
+          <w:rFonts w:ascii="Arial" w:hAnsi="Arial" w:cs="Arial"/>
+          <w:b w:val="0"/>
+          <w:i w:val="0"/>
+          <w:sz w:val="22"/>
+        </w:rPr>
+        <w:t xml:space="preserve">·e</w:t>
+      </w:r>
+      <w:r>
+        <w:rPr>
+          <w:rFonts w:ascii="Arial" w:hAnsi="Arial" w:cs="Arial"/>
+          <w:b w:val="0"/>
+          <w:i w:val="0"/>
+          <w:sz w:val="22"/>
+          <w:vertAlign w:val="superscript"/>
+        </w:rPr>
+        <w:t xml:space="preserve">at</w:t>
+      </w:r>
+      <w:r>
+        <w:rPr>
+          <w:rFonts w:ascii="Arial" w:hAnsi="Arial" w:cs="Arial"/>
+          <w:b w:val="0"/>
+          <w:i w:val="0"/>
+          <w:sz w:val="22"/>
+        </w:rPr>
+        <w:t xml:space="preserve">, e</w:t>
+      </w:r>
+      <w:r>
+        <w:rPr>
+          <w:rFonts w:ascii="Arial" w:hAnsi="Arial" w:cs="Arial"/>
+          <w:b w:val="0"/>
+          <w:i w:val="0"/>
+          <w:sz w:val="22"/>
+          <w:vertAlign w:val="superscript"/>
+        </w:rPr>
+        <w:t xml:space="preserve">at</w:t>
+      </w:r>
+      <w:r>
+        <w:rPr>
+          <w:rFonts w:ascii="Arial" w:hAnsi="Arial" w:cs="Arial"/>
+          <w:b w:val="0"/>
+          <w:i w:val="0"/>
+          <w:sz w:val="22"/>
+        </w:rPr>
+        <w:t xml:space="preserve">·sin/cos) sesungguhnya berasal dari penerapan first shift theorem terhadap enam entry dasar di atasnya, sehingga penguasaan enam entry pertama plus satu sifat shift sudah cukup untuk merekonstruksi seluruh tabel. Dua contoh berikut menunjukkan cara menurunkan entry tabel langsung dari definisi integral, latihan penting agar mahasiswa memahami tabel bukan sebagai hafalan buta.</w:t>
       </w:r>
     </w:p>
     <w:p>
@@ -3860,7 +4463,111 @@
           <w:i w:val="0"/>
           <w:sz w:val="22"/>
         </w:rPr>
-        <w:t>Hitung L{e^(at)} langsung dari definisi integral. Substitusi f(t)=e^(at) ke rumus: integral dari 0 sampai tak hingga e^(-st)*e^(at) dt = integral dari 0 sampai tak hingga e^(-(s-a)t) dt. Integral ini konvergen bila s minus a lebih besar dari nol (s &gt; a). Hasil evaluasi batas: sama dengan nol dikurangi negatif satu per (s-a), yaitu 1/(s-a).</w:t>
+        <w:t xml:space="preserve">Hitung L{e</w:t>
+      </w:r>
+      <w:r>
+        <w:rPr>
+          <w:rFonts w:ascii="Arial" w:hAnsi="Arial" w:cs="Arial"/>
+          <w:b w:val="0"/>
+          <w:i w:val="0"/>
+          <w:sz w:val="22"/>
+          <w:vertAlign w:val="superscript"/>
+        </w:rPr>
+        <w:t xml:space="preserve">at</w:t>
+      </w:r>
+      <w:r>
+        <w:rPr>
+          <w:rFonts w:ascii="Arial" w:hAnsi="Arial" w:cs="Arial"/>
+          <w:b w:val="0"/>
+          <w:i w:val="0"/>
+          <w:sz w:val="22"/>
+        </w:rPr>
+        <w:t xml:space="preserve">} langsung dari definisi integral. Substitusi f(t)=e</w:t>
+      </w:r>
+      <w:r>
+        <w:rPr>
+          <w:rFonts w:ascii="Arial" w:hAnsi="Arial" w:cs="Arial"/>
+          <w:b w:val="0"/>
+          <w:i w:val="0"/>
+          <w:sz w:val="22"/>
+          <w:vertAlign w:val="superscript"/>
+        </w:rPr>
+        <w:t xml:space="preserve">at</w:t>
+      </w:r>
+      <w:r>
+        <w:rPr>
+          <w:rFonts w:ascii="Arial" w:hAnsi="Arial" w:cs="Arial"/>
+          <w:b w:val="0"/>
+          <w:i w:val="0"/>
+          <w:sz w:val="22"/>
+        </w:rPr>
+        <w:t xml:space="preserve"> ke rumus: integral dari 0 sampai tak hingga e</w:t>
+      </w:r>
+      <w:r>
+        <w:rPr>
+          <w:rFonts w:ascii="Arial" w:hAnsi="Arial" w:cs="Arial"/>
+          <w:b w:val="0"/>
+          <w:i w:val="0"/>
+          <w:sz w:val="22"/>
+          <w:vertAlign w:val="superscript"/>
+        </w:rPr>
+        <w:t xml:space="preserve">-st</w:t>
+      </w:r>
+      <w:r>
+        <w:rPr>
+          <w:rFonts w:ascii="Arial" w:hAnsi="Arial" w:cs="Arial"/>
+          <w:b w:val="0"/>
+          <w:i w:val="0"/>
+          <w:sz w:val="22"/>
+        </w:rPr>
+        <w:t xml:space="preserve">·e</w:t>
+      </w:r>
+      <w:r>
+        <w:rPr>
+          <w:rFonts w:ascii="Arial" w:hAnsi="Arial" w:cs="Arial"/>
+          <w:b w:val="0"/>
+          <w:i w:val="0"/>
+          <w:sz w:val="22"/>
+          <w:vertAlign w:val="superscript"/>
+        </w:rPr>
+        <w:t xml:space="preserve">at</w:t>
+      </w:r>
+      <w:r>
+        <w:rPr>
+          <w:rFonts w:ascii="Arial" w:hAnsi="Arial" w:cs="Arial"/>
+          <w:b w:val="0"/>
+          <w:i w:val="0"/>
+          <w:sz w:val="22"/>
+        </w:rPr>
+        <w:t xml:space="preserve"> dt = integral dari 0 sampai tak hingga e</w:t>
+      </w:r>
+      <w:r>
+        <w:rPr>
+          <w:rFonts w:ascii="Arial" w:hAnsi="Arial" w:cs="Arial"/>
+          <w:b w:val="0"/>
+          <w:i w:val="0"/>
+          <w:sz w:val="22"/>
+          <w:vertAlign w:val="superscript"/>
+        </w:rPr>
+        <w:t xml:space="preserve">-(s-a)t</w:t>
+      </w:r>
+      <w:r>
+        <w:rPr>
+          <w:rFonts w:ascii="Arial" w:hAnsi="Arial" w:cs="Arial"/>
+          <w:b w:val="0"/>
+          <w:i w:val="0"/>
+          <w:sz w:val="22"/>
+        </w:rPr>
+        <w:t xml:space="preserve"> dt. Integral ini konvergen bila s minus a lebih besar dari nol (s &gt; a). Hasil evaluasi batas: sama dengan nol dikurangi negatif satu per (s-a), yaitu 1/(s-a).</w:t>
+      </w:r>
+      <w:r>
+        <w:rPr>
+          <w:rFonts w:ascii="Arial" w:hAnsi="Arial" w:cs="Arial"/>
+          <w:b w:val="0"/>
+          <w:i w:val="0"/>
+          <w:sz w:val="22"/>
+        </w:rPr>
+        <w:t xml:space="preserve"> Persamaan (3) memadatkan aturan tersebut.</w:t>
       </w:r>
     </w:p>
     <w:p>
@@ -3876,7 +4583,38 @@
           <w:color w:val="305496"/>
           <w:sz w:val="22"/>
         </w:rPr>
-        <w:t>L{e^(at)} = 1/(s - a)   untuk s &gt; a   (a=0 memberi L{1}=1/s, kasus konstanta)</w:t>
+        <w:t xml:space="preserve">L{e</w:t>
+      </w:r>
+      <w:r>
+        <w:rPr>
+          <w:rFonts w:ascii="Arial" w:hAnsi="Arial" w:cs="Arial"/>
+          <w:b/>
+          <w:i/>
+          <w:color w:val="305496"/>
+          <w:sz w:val="22"/>
+          <w:vertAlign w:val="superscript"/>
+        </w:rPr>
+        <w:t xml:space="preserve">at</w:t>
+      </w:r>
+      <w:r>
+        <w:rPr>
+          <w:rFonts w:ascii="Arial" w:hAnsi="Arial" w:cs="Arial"/>
+          <w:b/>
+          <w:i/>
+          <w:color w:val="305496"/>
+          <w:sz w:val="22"/>
+        </w:rPr>
+        <w:t xml:space="preserve">} = 1/(s - a)   untuk s &gt; a   (a=0 memberi L{1}=1/s, kasus konstanta)</w:t>
+      </w:r>
+      <w:r>
+        <w:rPr>
+          <w:rFonts w:ascii="Arial" w:hAnsi="Arial" w:cs="Arial"/>
+          <w:b/>
+          <w:i/>
+          <w:color w:val="305496"/>
+          <w:sz w:val="22"/>
+        </w:rPr>
+        <w:t xml:space="preserve">   (3)</w:t>
       </w:r>
     </w:p>
     <w:p>
@@ -3900,7 +4638,206 @@
           <w:i w:val="0"/>
           <w:sz w:val="22"/>
         </w:rPr>
-        <w:t>Hitung L{sin(w*t)} memakai trik Euler: sin(wt) = (e^(jwt) - e^(-jwt)) / (2j). Lewat linieritas, L{sin(wt)} = (1/2j) * [L{e^(jwt)} - L{e^(-jwt)}] = (1/2j) * [1/(s-jw) - 1/(s+jw)]. Menyamakan penyebut: (1/2j) * [(s+jw-s+jw) / (s^2 - (jw)^2)] = (1/2j) * [2jw / (s^2+w^2)] = w/(s^2+w^2), tepat sesuai Tabel 1.</w:t>
+        <w:t xml:space="preserve">Hitung L{sin(w·t)} memakai trik Euler: sin(wt) = (e</w:t>
+      </w:r>
+      <w:r>
+        <w:rPr>
+          <w:rFonts w:ascii="Arial" w:hAnsi="Arial" w:cs="Arial"/>
+          <w:b w:val="0"/>
+          <w:i w:val="0"/>
+          <w:sz w:val="22"/>
+          <w:vertAlign w:val="superscript"/>
+        </w:rPr>
+        <w:t xml:space="preserve">jwt</w:t>
+      </w:r>
+      <w:r>
+        <w:rPr>
+          <w:rFonts w:ascii="Arial" w:hAnsi="Arial" w:cs="Arial"/>
+          <w:b w:val="0"/>
+          <w:i w:val="0"/>
+          <w:sz w:val="22"/>
+        </w:rPr>
+        <w:t xml:space="preserve"> - e</w:t>
+      </w:r>
+      <w:r>
+        <w:rPr>
+          <w:rFonts w:ascii="Arial" w:hAnsi="Arial" w:cs="Arial"/>
+          <w:b w:val="0"/>
+          <w:i w:val="0"/>
+          <w:sz w:val="22"/>
+          <w:vertAlign w:val="superscript"/>
+        </w:rPr>
+        <w:t xml:space="preserve">-jwt</w:t>
+      </w:r>
+      <w:r>
+        <w:rPr>
+          <w:rFonts w:ascii="Arial" w:hAnsi="Arial" w:cs="Arial"/>
+          <w:b w:val="0"/>
+          <w:i w:val="0"/>
+          <w:sz w:val="22"/>
+        </w:rPr>
+        <w:t xml:space="preserve">) / (2j). Lewat linieritas, L{sin(wt)} = (1/2j)·[L{e</w:t>
+      </w:r>
+      <w:r>
+        <w:rPr>
+          <w:rFonts w:ascii="Arial" w:hAnsi="Arial" w:cs="Arial"/>
+          <w:b w:val="0"/>
+          <w:i w:val="0"/>
+          <w:sz w:val="22"/>
+          <w:vertAlign w:val="superscript"/>
+        </w:rPr>
+        <w:t xml:space="preserve">jwt</w:t>
+      </w:r>
+      <w:r>
+        <w:rPr>
+          <w:rFonts w:ascii="Arial" w:hAnsi="Arial" w:cs="Arial"/>
+          <w:b w:val="0"/>
+          <w:i w:val="0"/>
+          <w:sz w:val="22"/>
+        </w:rPr>
+        <w:t xml:space="preserve">} - L{e</w:t>
+      </w:r>
+      <w:r>
+        <w:rPr>
+          <w:rFonts w:ascii="Arial" w:hAnsi="Arial" w:cs="Arial"/>
+          <w:b w:val="0"/>
+          <w:i w:val="0"/>
+          <w:sz w:val="22"/>
+          <w:vertAlign w:val="superscript"/>
+        </w:rPr>
+        <w:t xml:space="preserve">-jwt</w:t>
+      </w:r>
+      <w:r>
+        <w:rPr>
+          <w:rFonts w:ascii="Arial" w:hAnsi="Arial" w:cs="Arial"/>
+          <w:b w:val="0"/>
+          <w:i w:val="0"/>
+          <w:sz w:val="22"/>
+        </w:rPr>
+        <w:t xml:space="preserve">}] = (1/2j)·[1/(s-jw) - 1/(s+jw)]. Menyamakan penyebut: (1/2j)·[(s+jw-s+jw) / (s</w:t>
+      </w:r>
+      <w:r>
+        <w:rPr>
+          <w:rFonts w:ascii="Arial" w:hAnsi="Arial" w:cs="Arial"/>
+          <w:b w:val="0"/>
+          <w:i w:val="0"/>
+          <w:sz w:val="22"/>
+          <w:vertAlign w:val="superscript"/>
+        </w:rPr>
+        <w:t xml:space="preserve">2</w:t>
+      </w:r>
+      <w:r>
+        <w:rPr>
+          <w:rFonts w:ascii="Arial" w:hAnsi="Arial" w:cs="Arial"/>
+          <w:b w:val="0"/>
+          <w:i w:val="0"/>
+          <w:sz w:val="22"/>
+        </w:rPr>
+        <w:t xml:space="preserve"> - (jw)</w:t>
+      </w:r>
+      <w:r>
+        <w:rPr>
+          <w:rFonts w:ascii="Arial" w:hAnsi="Arial" w:cs="Arial"/>
+          <w:b w:val="0"/>
+          <w:i w:val="0"/>
+          <w:sz w:val="22"/>
+          <w:vertAlign w:val="superscript"/>
+        </w:rPr>
+        <w:t xml:space="preserve">2</w:t>
+      </w:r>
+      <w:r>
+        <w:rPr>
+          <w:rFonts w:ascii="Arial" w:hAnsi="Arial" w:cs="Arial"/>
+          <w:b w:val="0"/>
+          <w:i w:val="0"/>
+          <w:sz w:val="22"/>
+        </w:rPr>
+        <w:t xml:space="preserve">)] = (1/2j)·[2jw / (s</w:t>
+      </w:r>
+      <w:r>
+        <w:rPr>
+          <w:rFonts w:ascii="Arial" w:hAnsi="Arial" w:cs="Arial"/>
+          <w:b w:val="0"/>
+          <w:i w:val="0"/>
+          <w:sz w:val="22"/>
+          <w:vertAlign w:val="superscript"/>
+        </w:rPr>
+        <w:t xml:space="preserve">2</w:t>
+      </w:r>
+      <w:r>
+        <w:rPr>
+          <w:rFonts w:ascii="Arial" w:hAnsi="Arial" w:cs="Arial"/>
+          <w:b w:val="0"/>
+          <w:i w:val="0"/>
+          <w:sz w:val="22"/>
+        </w:rPr>
+        <w:t xml:space="preserve">+w</w:t>
+      </w:r>
+      <w:r>
+        <w:rPr>
+          <w:rFonts w:ascii="Arial" w:hAnsi="Arial" w:cs="Arial"/>
+          <w:b w:val="0"/>
+          <w:i w:val="0"/>
+          <w:sz w:val="22"/>
+          <w:vertAlign w:val="superscript"/>
+        </w:rPr>
+        <w:t xml:space="preserve">2</w:t>
+      </w:r>
+      <w:r>
+        <w:rPr>
+          <w:rFonts w:ascii="Arial" w:hAnsi="Arial" w:cs="Arial"/>
+          <w:b w:val="0"/>
+          <w:i w:val="0"/>
+          <w:sz w:val="22"/>
+        </w:rPr>
+        <w:t xml:space="preserve">)] = w/(s</w:t>
+      </w:r>
+      <w:r>
+        <w:rPr>
+          <w:rFonts w:ascii="Arial" w:hAnsi="Arial" w:cs="Arial"/>
+          <w:b w:val="0"/>
+          <w:i w:val="0"/>
+          <w:sz w:val="22"/>
+          <w:vertAlign w:val="superscript"/>
+        </w:rPr>
+        <w:t xml:space="preserve">2</w:t>
+      </w:r>
+      <w:r>
+        <w:rPr>
+          <w:rFonts w:ascii="Arial" w:hAnsi="Arial" w:cs="Arial"/>
+          <w:b w:val="0"/>
+          <w:i w:val="0"/>
+          <w:sz w:val="22"/>
+        </w:rPr>
+        <w:t xml:space="preserve">+w</w:t>
+      </w:r>
+      <w:r>
+        <w:rPr>
+          <w:rFonts w:ascii="Arial" w:hAnsi="Arial" w:cs="Arial"/>
+          <w:b w:val="0"/>
+          <w:i w:val="0"/>
+          <w:sz w:val="22"/>
+          <w:vertAlign w:val="superscript"/>
+        </w:rPr>
+        <w:t xml:space="preserve">2</w:t>
+      </w:r>
+      <w:r>
+        <w:rPr>
+          <w:rFonts w:ascii="Arial" w:hAnsi="Arial" w:cs="Arial"/>
+          <w:b w:val="0"/>
+          <w:i w:val="0"/>
+          <w:sz w:val="22"/>
+        </w:rPr>
+        <w:t xml:space="preserve">), tepat sesuai Tabel 1.</w:t>
+      </w:r>
+      <w:r>
+        <w:rPr>
+          <w:rFonts w:ascii="Arial" w:hAnsi="Arial" w:cs="Arial"/>
+          <w:b w:val="0"/>
+          <w:i w:val="0"/>
+          <w:sz w:val="22"/>
+        </w:rPr>
+        <w:t xml:space="preserve"> Rangkuman kuantitatifnya tertulis pada Persamaan (4).</w:t>
       </w:r>
     </w:p>
     <w:p>
@@ -3916,7 +4853,59 @@
           <w:color w:val="305496"/>
           <w:sz w:val="22"/>
         </w:rPr>
-        <w:t>L{sin(wt)} = w / (s^2 + w^2)   (diturunkan via identitas Euler dan linieritas)</w:t>
+        <w:t xml:space="preserve">L{sin(wt)} = w / (s</w:t>
+      </w:r>
+      <w:r>
+        <w:rPr>
+          <w:rFonts w:ascii="Arial" w:hAnsi="Arial" w:cs="Arial"/>
+          <w:b/>
+          <w:i/>
+          <w:color w:val="305496"/>
+          <w:sz w:val="22"/>
+          <w:vertAlign w:val="superscript"/>
+        </w:rPr>
+        <w:t xml:space="preserve">2</w:t>
+      </w:r>
+      <w:r>
+        <w:rPr>
+          <w:rFonts w:ascii="Arial" w:hAnsi="Arial" w:cs="Arial"/>
+          <w:b/>
+          <w:i/>
+          <w:color w:val="305496"/>
+          <w:sz w:val="22"/>
+        </w:rPr>
+        <w:t xml:space="preserve"> + w</w:t>
+      </w:r>
+      <w:r>
+        <w:rPr>
+          <w:rFonts w:ascii="Arial" w:hAnsi="Arial" w:cs="Arial"/>
+          <w:b/>
+          <w:i/>
+          <w:color w:val="305496"/>
+          <w:sz w:val="22"/>
+          <w:vertAlign w:val="superscript"/>
+        </w:rPr>
+        <w:t xml:space="preserve">2</w:t>
+      </w:r>
+      <w:r>
+        <w:rPr>
+          <w:rFonts w:ascii="Arial" w:hAnsi="Arial" w:cs="Arial"/>
+          <w:b/>
+          <w:i/>
+          <w:color w:val="305496"/>
+          <w:sz w:val="22"/>
+        </w:rPr>
+        <w:t xml:space="preserve">)   (diturunkan via identitas Euler dan linieritas)</w:t>
+      </w:r>
+      <w:r>
+        <w:rPr>
+          <w:rFonts w:ascii="Arial" w:hAnsi="Arial" w:cs="Arial"/>
+          <w:b/>
+          <w:i/>
+          <w:color w:val="305496"/>
+          <w:sz w:val="22"/>
+        </w:rPr>
+        <w:t xml:space="preserve">   (4)</w:t>
       </w:r>
     </w:p>
     <w:p>
@@ -3940,7 +4929,216 @@
           <w:i w:val="0"/>
           <w:sz w:val="22"/>
         </w:rPr>
-        <w:t>Strategi mengenali bentuk F(s) saat kelak melakukan invers Laplace: (1) penyebut linear (s-a) menandakan eksponensial e^(at); (2) penyebut kuadrat dengan tanda plus omega kuadrat (s^2+w^2) menandakan sin/cos; (3) penyebut kuadrat dengan tanda minus a kuadrat (s^2-a^2) menandakan sinh/cosh; (4) penyebut (s-a) pangkat n+1 menandakan t^n*e^(at); (5) penyebut (s-a)^2+w^2 menandakan e^(at)*sin/cos. Numerator kemudian menentukan koefisien serta memilih antara pola sin atau cos.</w:t>
+        <w:t xml:space="preserve">Strategi mengenali bentuk F(s) saat kelak melakukan invers Laplace: (1) penyebut linear (s-a) menandakan eksponensial e</w:t>
+      </w:r>
+      <w:r>
+        <w:rPr>
+          <w:rFonts w:ascii="Arial" w:hAnsi="Arial" w:cs="Arial"/>
+          <w:b w:val="0"/>
+          <w:i w:val="0"/>
+          <w:sz w:val="22"/>
+          <w:vertAlign w:val="superscript"/>
+        </w:rPr>
+        <w:t xml:space="preserve">at</w:t>
+      </w:r>
+      <w:r>
+        <w:rPr>
+          <w:rFonts w:ascii="Arial" w:hAnsi="Arial" w:cs="Arial"/>
+          <w:b w:val="0"/>
+          <w:i w:val="0"/>
+          <w:sz w:val="22"/>
+        </w:rPr>
+        <w:t xml:space="preserve">; (2) penyebut kuadrat dengan tanda plus ω kuadrat (s</w:t>
+      </w:r>
+      <w:r>
+        <w:rPr>
+          <w:rFonts w:ascii="Arial" w:hAnsi="Arial" w:cs="Arial"/>
+          <w:b w:val="0"/>
+          <w:i w:val="0"/>
+          <w:sz w:val="22"/>
+          <w:vertAlign w:val="superscript"/>
+        </w:rPr>
+        <w:t xml:space="preserve">2</w:t>
+      </w:r>
+      <w:r>
+        <w:rPr>
+          <w:rFonts w:ascii="Arial" w:hAnsi="Arial" w:cs="Arial"/>
+          <w:b w:val="0"/>
+          <w:i w:val="0"/>
+          <w:sz w:val="22"/>
+        </w:rPr>
+        <w:t xml:space="preserve">+w</w:t>
+      </w:r>
+      <w:r>
+        <w:rPr>
+          <w:rFonts w:ascii="Arial" w:hAnsi="Arial" w:cs="Arial"/>
+          <w:b w:val="0"/>
+          <w:i w:val="0"/>
+          <w:sz w:val="22"/>
+          <w:vertAlign w:val="superscript"/>
+        </w:rPr>
+        <w:t xml:space="preserve">2</w:t>
+      </w:r>
+      <w:r>
+        <w:rPr>
+          <w:rFonts w:ascii="Arial" w:hAnsi="Arial" w:cs="Arial"/>
+          <w:b w:val="0"/>
+          <w:i w:val="0"/>
+          <w:sz w:val="22"/>
+        </w:rPr>
+        <w:t xml:space="preserve">) menandakan sin/cos; (3) penyebut kuadrat dengan tanda minus a</w:t>
+      </w:r>
+      <w:r>
+        <w:rPr>
+          <w:rFonts w:ascii="Arial" w:hAnsi="Arial" w:cs="Arial"/>
+          <w:b w:val="0"/>
+          <w:i w:val="0"/>
+          <w:sz w:val="22"/>
+          <w:vertAlign w:val="superscript"/>
+        </w:rPr>
+        <w:t xml:space="preserve">2</w:t>
+      </w:r>
+      <w:r>
+        <w:rPr>
+          <w:rFonts w:ascii="Arial" w:hAnsi="Arial" w:cs="Arial"/>
+          <w:b w:val="0"/>
+          <w:i w:val="0"/>
+          <w:sz w:val="22"/>
+        </w:rPr>
+        <w:t xml:space="preserve"> (s</w:t>
+      </w:r>
+      <w:r>
+        <w:rPr>
+          <w:rFonts w:ascii="Arial" w:hAnsi="Arial" w:cs="Arial"/>
+          <w:b w:val="0"/>
+          <w:i w:val="0"/>
+          <w:sz w:val="22"/>
+          <w:vertAlign w:val="superscript"/>
+        </w:rPr>
+        <w:t xml:space="preserve">2</w:t>
+      </w:r>
+      <w:r>
+        <w:rPr>
+          <w:rFonts w:ascii="Arial" w:hAnsi="Arial" w:cs="Arial"/>
+          <w:b w:val="0"/>
+          <w:i w:val="0"/>
+          <w:sz w:val="22"/>
+        </w:rPr>
+        <w:t xml:space="preserve">-a</w:t>
+      </w:r>
+      <w:r>
+        <w:rPr>
+          <w:rFonts w:ascii="Arial" w:hAnsi="Arial" w:cs="Arial"/>
+          <w:b w:val="0"/>
+          <w:i w:val="0"/>
+          <w:sz w:val="22"/>
+          <w:vertAlign w:val="superscript"/>
+        </w:rPr>
+        <w:t xml:space="preserve">2</w:t>
+      </w:r>
+      <w:r>
+        <w:rPr>
+          <w:rFonts w:ascii="Arial" w:hAnsi="Arial" w:cs="Arial"/>
+          <w:b w:val="0"/>
+          <w:i w:val="0"/>
+          <w:sz w:val="22"/>
+        </w:rPr>
+        <w:t xml:space="preserve">) menandakan sinh/cosh; (4) penyebut (s-a) pangkat n+1 menandakan t</w:t>
+      </w:r>
+      <w:r>
+        <w:rPr>
+          <w:rFonts w:ascii="Arial" w:hAnsi="Arial" w:cs="Arial"/>
+          <w:b w:val="0"/>
+          <w:i w:val="0"/>
+          <w:sz w:val="22"/>
+          <w:vertAlign w:val="superscript"/>
+        </w:rPr>
+        <w:t xml:space="preserve">n</w:t>
+      </w:r>
+      <w:r>
+        <w:rPr>
+          <w:rFonts w:ascii="Arial" w:hAnsi="Arial" w:cs="Arial"/>
+          <w:b w:val="0"/>
+          <w:i w:val="0"/>
+          <w:sz w:val="22"/>
+        </w:rPr>
+        <w:t xml:space="preserve">·e</w:t>
+      </w:r>
+      <w:r>
+        <w:rPr>
+          <w:rFonts w:ascii="Arial" w:hAnsi="Arial" w:cs="Arial"/>
+          <w:b w:val="0"/>
+          <w:i w:val="0"/>
+          <w:sz w:val="22"/>
+          <w:vertAlign w:val="superscript"/>
+        </w:rPr>
+        <w:t xml:space="preserve">at</w:t>
+      </w:r>
+      <w:r>
+        <w:rPr>
+          <w:rFonts w:ascii="Arial" w:hAnsi="Arial" w:cs="Arial"/>
+          <w:b w:val="0"/>
+          <w:i w:val="0"/>
+          <w:sz w:val="22"/>
+        </w:rPr>
+        <w:t xml:space="preserve">; (5) penyebut (s-a)</w:t>
+      </w:r>
+      <w:r>
+        <w:rPr>
+          <w:rFonts w:ascii="Arial" w:hAnsi="Arial" w:cs="Arial"/>
+          <w:b w:val="0"/>
+          <w:i w:val="0"/>
+          <w:sz w:val="22"/>
+          <w:vertAlign w:val="superscript"/>
+        </w:rPr>
+        <w:t xml:space="preserve">2</w:t>
+      </w:r>
+      <w:r>
+        <w:rPr>
+          <w:rFonts w:ascii="Arial" w:hAnsi="Arial" w:cs="Arial"/>
+          <w:b w:val="0"/>
+          <w:i w:val="0"/>
+          <w:sz w:val="22"/>
+        </w:rPr>
+        <w:t xml:space="preserve">+w</w:t>
+      </w:r>
+      <w:r>
+        <w:rPr>
+          <w:rFonts w:ascii="Arial" w:hAnsi="Arial" w:cs="Arial"/>
+          <w:b w:val="0"/>
+          <w:i w:val="0"/>
+          <w:sz w:val="22"/>
+          <w:vertAlign w:val="superscript"/>
+        </w:rPr>
+        <w:t xml:space="preserve">2</w:t>
+      </w:r>
+      <w:r>
+        <w:rPr>
+          <w:rFonts w:ascii="Arial" w:hAnsi="Arial" w:cs="Arial"/>
+          <w:b w:val="0"/>
+          <w:i w:val="0"/>
+          <w:sz w:val="22"/>
+        </w:rPr>
+        <w:t xml:space="preserve"> menandakan e</w:t>
+      </w:r>
+      <w:r>
+        <w:rPr>
+          <w:rFonts w:ascii="Arial" w:hAnsi="Arial" w:cs="Arial"/>
+          <w:b w:val="0"/>
+          <w:i w:val="0"/>
+          <w:sz w:val="22"/>
+          <w:vertAlign w:val="superscript"/>
+        </w:rPr>
+        <w:t xml:space="preserve">at</w:t>
+      </w:r>
+      <w:r>
+        <w:rPr>
+          <w:rFonts w:ascii="Arial" w:hAnsi="Arial" w:cs="Arial"/>
+          <w:b w:val="0"/>
+          <w:i w:val="0"/>
+          <w:sz w:val="22"/>
+        </w:rPr>
+        <w:t xml:space="preserve">·sin/cos. Numerator kemudian menentukan koefisien serta memilih antara pola sin atau cos.</w:t>
       </w:r>
     </w:p>
     <w:p>
@@ -3987,7 +5185,44 @@
           <w:i w:val="0"/>
           <w:sz w:val="22"/>
         </w:rPr>
-        <w:t>Sifat paling penting bagi solve PD adalah transformasi turunan, sebab inilah yang membuat operasi diferensial di domain t berubah menjadi perkalian dengan s di domain s. Diperoleh via integrasi parsial dari definisi (dengan asumsi e^(-st)*f(t) menuju nol saat t menuju tak hingga), rumus turunan pertama dan kedua adalah sebagai berikut, dengan pola umum untuk turunan ke-n melibatkan n syarat awal.</w:t>
+        <w:t xml:space="preserve">Sifat paling penting bagi solve PD adalah transformasi turunan, sebab inilah yang membuat operasi diferensial di domain t berubah menjadi perkalian dengan s di domain s. Diperoleh via integrasi parsial dari definisi (dengan asumsi e</w:t>
+      </w:r>
+      <w:r>
+        <w:rPr>
+          <w:rFonts w:ascii="Arial" w:hAnsi="Arial" w:cs="Arial"/>
+          <w:b w:val="0"/>
+          <w:i w:val="0"/>
+          <w:sz w:val="22"/>
+          <w:vertAlign w:val="superscript"/>
+        </w:rPr>
+        <w:t xml:space="preserve">-st</w:t>
+      </w:r>
+      <w:r>
+        <w:rPr>
+          <w:rFonts w:ascii="Arial" w:hAnsi="Arial" w:cs="Arial"/>
+          <w:b w:val="0"/>
+          <w:i w:val="0"/>
+          <w:sz w:val="22"/>
+        </w:rPr>
+        <w:t xml:space="preserve">·f(t) menuju nol saat t menuju tak hingga), rumus turunan pertama dan kedua adalah sebagai berikut, dengan pola umum untuk turunan ke-n melibatkan n syarat awal.</w:t>
+      </w:r>
+      <w:r>
+        <w:rPr>
+          <w:rFonts w:ascii="Arial" w:hAnsi="Arial" w:cs="Arial"/>
+          <w:b w:val="0"/>
+          <w:i w:val="0"/>
+          <w:sz w:val="22"/>
+        </w:rPr>
+        <w:t xml:space="preserve"> Hubungan ini dirangkum dalam Persamaan (5).</w:t>
+      </w:r>
+      <w:r>
+        <w:rPr>
+          <w:rFonts w:ascii="Arial" w:hAnsi="Arial" w:cs="Arial"/>
+          <w:b w:val="0"/>
+          <w:i w:val="0"/>
+          <w:sz w:val="22"/>
+        </w:rPr>
+        <w:t xml:space="preserve"> Bentuk ringkasnya dituliskan pada Persamaan (6).</w:t>
       </w:r>
     </w:p>
     <w:p>
@@ -4003,7 +5238,7 @@
           <w:color w:val="305496"/>
           <w:sz w:val="22"/>
         </w:rPr>
-        <w:t>L{f'(t)} = s*F(s) - f(0)</w:t>
+        <w:t xml:space="preserve">L{f'(t)} = s·F(s) - f(0)</w:t>
       </w:r>
     </w:p>
     <w:p>
@@ -4019,7 +5254,28 @@
           <w:color w:val="305496"/>
           <w:sz w:val="22"/>
         </w:rPr>
-        <w:t>L{f''(t)} = s^2*F(s) - s*f(0) - f'(0)</w:t>
+        <w:t xml:space="preserve">L{f''(t)} = s</w:t>
+      </w:r>
+      <w:r>
+        <w:rPr>
+          <w:rFonts w:ascii="Arial" w:hAnsi="Arial" w:cs="Arial"/>
+          <w:b/>
+          <w:i/>
+          <w:color w:val="305496"/>
+          <w:sz w:val="22"/>
+          <w:vertAlign w:val="superscript"/>
+        </w:rPr>
+        <w:t xml:space="preserve">2</w:t>
+      </w:r>
+      <w:r>
+        <w:rPr>
+          <w:rFonts w:ascii="Arial" w:hAnsi="Arial" w:cs="Arial"/>
+          <w:b/>
+          <w:i/>
+          <w:color w:val="305496"/>
+          <w:sz w:val="22"/>
+        </w:rPr>
+        <w:t xml:space="preserve">·F(s) - s·f(0) - f'(0)</w:t>
       </w:r>
     </w:p>
     <w:p>
@@ -4043,7 +5299,16 @@
           <w:i w:val="0"/>
           <w:sz w:val="22"/>
         </w:rPr>
-        <w:t>Perhatikan bahwa syarat awal f(0), f prime(0), dan seterusnya muncul secara natural pada rumus di atas, jumlahnya persis sesuai orde PD, yaitu dua syarat awal untuk PD orde dua, tiga untuk orde tiga, dan seterusnya. Inilah keunggulan pertama Laplace yang disebut di Pendahuluan: syarat awal langsung tersubstitusi ke persamaan aljabar tanpa langkah terpisah. Konsekuensi langsung untuk PD orde dua koefisien konstan a*y prime prime + b*y prime + c*y = f(t) dengan syarat awal y(0), y prime(0) adalah persamaan aljabar berikut, dengan P(s) polinomial karakteristik dan R(s) sisi kanan yang sudah memuat F(s) beserta kontribusi syarat awal.</w:t>
+        <w:t xml:space="preserve">Perhatikan bahwa syarat awal f(0), f prime(0), dan seterusnya muncul secara natural pada rumus di atas, jumlahnya persis sesuai orde PD, yaitu dua syarat awal untuk PD orde dua, tiga untuk orde tiga, dan seterusnya. Inilah keunggulan pertama Laplace yang disebut di Pendahuluan: syarat awal langsung tersubstitusi ke persamaan aljabar tanpa langkah terpisah. Konsekuensi langsung untuk PD orde dua koefisien konstan a·y prime prime + b·y prime + c·y = f(t) dengan syarat awal y(0), y prime(0) adalah persamaan aljabar berikut, dengan P(s) polinomial karakteristik dan R(s) sisi kanan yang sudah memuat F(s) beserta kontribusi syarat awal.</w:t>
+      </w:r>
+      <w:r>
+        <w:rPr>
+          <w:rFonts w:ascii="Arial" w:hAnsi="Arial" w:cs="Arial"/>
+          <w:b w:val="0"/>
+          <w:i w:val="0"/>
+          <w:sz w:val="22"/>
+        </w:rPr>
+        <w:t xml:space="preserve"> Persamaan (7) memadatkan aturan tersebut.</w:t>
       </w:r>
     </w:p>
     <w:p>
@@ -4059,7 +5324,38 @@
           <w:color w:val="305496"/>
           <w:sz w:val="22"/>
         </w:rPr>
-        <w:t>a*[s^2*Y - s*y(0) - y'(0)] + b*[s*Y - y(0)] + c*Y = F(s)</w:t>
+        <w:t xml:space="preserve">a·[s</w:t>
+      </w:r>
+      <w:r>
+        <w:rPr>
+          <w:rFonts w:ascii="Arial" w:hAnsi="Arial" w:cs="Arial"/>
+          <w:b/>
+          <w:i/>
+          <w:color w:val="305496"/>
+          <w:sz w:val="22"/>
+          <w:vertAlign w:val="superscript"/>
+        </w:rPr>
+        <w:t xml:space="preserve">2</w:t>
+      </w:r>
+      <w:r>
+        <w:rPr>
+          <w:rFonts w:ascii="Arial" w:hAnsi="Arial" w:cs="Arial"/>
+          <w:b/>
+          <w:i/>
+          <w:color w:val="305496"/>
+          <w:sz w:val="22"/>
+        </w:rPr>
+        <w:t xml:space="preserve">·Y - s·y(0) - y'(0)] + b·[s·Y - y(0)] + c·Y = F(s)</w:t>
+      </w:r>
+      <w:r>
+        <w:rPr>
+          <w:rFonts w:ascii="Arial" w:hAnsi="Arial" w:cs="Arial"/>
+          <w:b/>
+          <w:i/>
+          <w:color w:val="305496"/>
+          <w:sz w:val="22"/>
+        </w:rPr>
+        <w:t xml:space="preserve">   (7)</w:t>
       </w:r>
     </w:p>
     <w:p>
@@ -4083,7 +5379,72 @@
           <w:i w:val="0"/>
           <w:sz w:val="22"/>
         </w:rPr>
-        <w:t>Selain transformasi turunan, empat sifat tambahan mempercepat perhitungan F(s) untuk fungsi kompleks tanpa perlu kembali ke definisi integral. First Shift Theorem menyatakan bahwa mengalikan f(t) dengan e^(at) di domain t sama dengan menggeser argumen F sebesar a di domain s, sedangkan Second Shift Theorem (memakai fungsi Heaviside H(t-a)) menyatakan bahwa menggeser fungsi dalam waktu sejauh a detik menghasilkan faktor e^(-as) di domain s. Sifat kelima, multiplikasi dengan t, menyatakan bahwa mengalikan f(t) dengan t sama dengan mengambil minus turunan F(s) terhadap s.</w:t>
+        <w:t xml:space="preserve">Selain transformasi turunan, empat sifat tambahan mempercepat perhitungan F(s) untuk fungsi kompleks tanpa perlu kembali ke definisi integral. First Shift Theorem menyatakan bahwa mengalikan f(t) dengan e</w:t>
+      </w:r>
+      <w:r>
+        <w:rPr>
+          <w:rFonts w:ascii="Arial" w:hAnsi="Arial" w:cs="Arial"/>
+          <w:b w:val="0"/>
+          <w:i w:val="0"/>
+          <w:sz w:val="22"/>
+          <w:vertAlign w:val="superscript"/>
+        </w:rPr>
+        <w:t xml:space="preserve">at</w:t>
+      </w:r>
+      <w:r>
+        <w:rPr>
+          <w:rFonts w:ascii="Arial" w:hAnsi="Arial" w:cs="Arial"/>
+          <w:b w:val="0"/>
+          <w:i w:val="0"/>
+          <w:sz w:val="22"/>
+        </w:rPr>
+        <w:t xml:space="preserve"> di domain t sama dengan menggeser argumen F sebesar a di domain s, sedangkan Second Shift Theorem (memakai fungsi Heaviside H(t-a)) menyatakan bahwa menggeser fungsi dalam waktu sejauh a detik menghasilkan faktor e</w:t>
+      </w:r>
+      <w:r>
+        <w:rPr>
+          <w:rFonts w:ascii="Arial" w:hAnsi="Arial" w:cs="Arial"/>
+          <w:b w:val="0"/>
+          <w:i w:val="0"/>
+          <w:sz w:val="22"/>
+          <w:vertAlign w:val="superscript"/>
+        </w:rPr>
+        <w:t xml:space="preserve">-as</w:t>
+      </w:r>
+      <w:r>
+        <w:rPr>
+          <w:rFonts w:ascii="Arial" w:hAnsi="Arial" w:cs="Arial"/>
+          <w:b w:val="0"/>
+          <w:i w:val="0"/>
+          <w:sz w:val="22"/>
+        </w:rPr>
+        <w:t xml:space="preserve"> di domain s. Sifat kelima, multiplikasi dengan t, menyatakan bahwa mengalikan f(t) dengan t sama dengan mengambil minus turunan F(s) terhadap s.</w:t>
+      </w:r>
+      <w:r>
+        <w:rPr>
+          <w:rFonts w:ascii="Arial" w:hAnsi="Arial" w:cs="Arial"/>
+          <w:b w:val="0"/>
+          <w:i w:val="0"/>
+          <w:sz w:val="22"/>
+        </w:rPr>
+        <w:t xml:space="preserve"> Rangkuman kuantitatifnya tertulis pada Persamaan (8).</w:t>
+      </w:r>
+      <w:r>
+        <w:rPr>
+          <w:rFonts w:ascii="Arial" w:hAnsi="Arial" w:cs="Arial"/>
+          <w:b w:val="0"/>
+          <w:i w:val="0"/>
+          <w:sz w:val="22"/>
+        </w:rPr>
+        <w:t xml:space="preserve"> Hubungan ini dirangkum dalam Persamaan (9).</w:t>
+      </w:r>
+      <w:r>
+        <w:rPr>
+          <w:rFonts w:ascii="Arial" w:hAnsi="Arial" w:cs="Arial"/>
+          <w:b w:val="0"/>
+          <w:i w:val="0"/>
+          <w:sz w:val="22"/>
+        </w:rPr>
+        <w:t xml:space="preserve"> Bentuk ringkasnya dituliskan pada Persamaan (10).</w:t>
       </w:r>
     </w:p>
     <w:p>
@@ -4099,7 +5460,38 @@
           <w:color w:val="305496"/>
           <w:sz w:val="22"/>
         </w:rPr>
-        <w:t>L{e^(at) * f(t)} = F(s - a)                    [First Shift, s-shift]</w:t>
+        <w:t xml:space="preserve">L{e</w:t>
+      </w:r>
+      <w:r>
+        <w:rPr>
+          <w:rFonts w:ascii="Arial" w:hAnsi="Arial" w:cs="Arial"/>
+          <w:b/>
+          <w:i/>
+          <w:color w:val="305496"/>
+          <w:sz w:val="22"/>
+          <w:vertAlign w:val="superscript"/>
+        </w:rPr>
+        <w:t xml:space="preserve">at</w:t>
+      </w:r>
+      <w:r>
+        <w:rPr>
+          <w:rFonts w:ascii="Arial" w:hAnsi="Arial" w:cs="Arial"/>
+          <w:b/>
+          <w:i/>
+          <w:color w:val="305496"/>
+          <w:sz w:val="22"/>
+        </w:rPr>
+        <w:t xml:space="preserve">·f(t)} = F(s - a)                    [First Shift, s-shift]</w:t>
+      </w:r>
+      <w:r>
+        <w:rPr>
+          <w:rFonts w:ascii="Arial" w:hAnsi="Arial" w:cs="Arial"/>
+          <w:b/>
+          <w:i/>
+          <w:color w:val="305496"/>
+          <w:sz w:val="22"/>
+        </w:rPr>
+        <w:t xml:space="preserve">   (8)</w:t>
       </w:r>
     </w:p>
     <w:p>
@@ -4115,7 +5507,38 @@
           <w:color w:val="305496"/>
           <w:sz w:val="22"/>
         </w:rPr>
-        <w:t>L{f(t - a) * H(t - a)} = e^(-a*s) * F(s)        [Second Shift, t-shift]</w:t>
+        <w:t xml:space="preserve">L{f(t - a)·H(t - a)} = e</w:t>
+      </w:r>
+      <w:r>
+        <w:rPr>
+          <w:rFonts w:ascii="Arial" w:hAnsi="Arial" w:cs="Arial"/>
+          <w:b/>
+          <w:i/>
+          <w:color w:val="305496"/>
+          <w:sz w:val="22"/>
+          <w:vertAlign w:val="superscript"/>
+        </w:rPr>
+        <w:t xml:space="preserve">-a·s</w:t>
+      </w:r>
+      <w:r>
+        <w:rPr>
+          <w:rFonts w:ascii="Arial" w:hAnsi="Arial" w:cs="Arial"/>
+          <w:b/>
+          <w:i/>
+          <w:color w:val="305496"/>
+          <w:sz w:val="22"/>
+        </w:rPr>
+        <w:t xml:space="preserve">·F(s)        [Second Shift, t-shift]</w:t>
+      </w:r>
+      <w:r>
+        <w:rPr>
+          <w:rFonts w:ascii="Arial" w:hAnsi="Arial" w:cs="Arial"/>
+          <w:b/>
+          <w:i/>
+          <w:color w:val="305496"/>
+          <w:sz w:val="22"/>
+        </w:rPr>
+        <w:t xml:space="preserve">   (9)</w:t>
       </w:r>
     </w:p>
     <w:p>
@@ -4131,7 +5554,17 @@
           <w:color w:val="305496"/>
           <w:sz w:val="22"/>
         </w:rPr>
-        <w:t>L{t * f(t)} = -F prime(s)</w:t>
+        <w:t xml:space="preserve">L{t·f(t)} = -F prime(s)</w:t>
+      </w:r>
+      <w:r>
+        <w:rPr>
+          <w:rFonts w:ascii="Arial" w:hAnsi="Arial" w:cs="Arial"/>
+          <w:b/>
+          <w:i/>
+          <w:color w:val="305496"/>
+          <w:sz w:val="22"/>
+        </w:rPr>
+        <w:t xml:space="preserve">   (10)</w:t>
       </w:r>
     </w:p>
     <w:p>
@@ -4188,7 +5621,49 @@
           <w:color w:val="444444"/>
           <w:sz w:val="20"/>
         </w:rPr>
-        <w:t>Gambar 3. Ilustrasi First Shift Theorem (kiri, pole F(s) bergeser horizontal sejauh a saat dikalikan e^(at)) dan Second Shift Theorem (kanan, fungsi step tertunda a detik akibat faktor e^(-as) di domain s).</w:t>
+        <w:t xml:space="preserve">Gambar 3. Ilustrasi First Shift Theorem (kiri, pole F(s) bergeser horizontal sejauh a saat dikalikan e</w:t>
+      </w:r>
+      <w:r>
+        <w:rPr>
+          <w:rFonts w:ascii="Arial" w:hAnsi="Arial" w:cs="Arial"/>
+          <w:b w:val="0"/>
+          <w:i/>
+          <w:color w:val="444444"/>
+          <w:sz w:val="20"/>
+          <w:vertAlign w:val="superscript"/>
+        </w:rPr>
+        <w:t xml:space="preserve">at</w:t>
+      </w:r>
+      <w:r>
+        <w:rPr>
+          <w:rFonts w:ascii="Arial" w:hAnsi="Arial" w:cs="Arial"/>
+          <w:b w:val="0"/>
+          <w:i/>
+          <w:color w:val="444444"/>
+          <w:sz w:val="20"/>
+        </w:rPr>
+        <w:t xml:space="preserve">) dan Second Shift Theorem (kanan, fungsi step tertunda a detik akibat faktor e</w:t>
+      </w:r>
+      <w:r>
+        <w:rPr>
+          <w:rFonts w:ascii="Arial" w:hAnsi="Arial" w:cs="Arial"/>
+          <w:b w:val="0"/>
+          <w:i/>
+          <w:color w:val="444444"/>
+          <w:sz w:val="20"/>
+          <w:vertAlign w:val="superscript"/>
+        </w:rPr>
+        <w:t xml:space="preserve">-as</w:t>
+      </w:r>
+      <w:r>
+        <w:rPr>
+          <w:rFonts w:ascii="Arial" w:hAnsi="Arial" w:cs="Arial"/>
+          <w:b w:val="0"/>
+          <w:i/>
+          <w:color w:val="444444"/>
+          <w:sz w:val="20"/>
+        </w:rPr>
+        <w:t xml:space="preserve"> di domain s).</w:t>
       </w:r>
     </w:p>
     <w:p>
@@ -4212,7 +5687,45 @@
           <w:i w:val="0"/>
           <w:sz w:val="22"/>
         </w:rPr>
-        <w:t>Gambar 3 memvisualisasikan kedua teorema shift secara berdampingan. Panel kiri menunjukkan pole L{sin(2t)} = 2/(s^2+4) yang semula berada di s = plus minus 2j, setelah dikalikan e^(t) (a=1) bergeser horizontal menjadi s = 1 plus minus 2j, sesuai First Shift. Panel kanan menunjukkan unit step u(t) dan versi tertundanya u(t-2), yaitu ilustrasi paling sederhana dari Second Shift, sebab fungsi step yang aktif setelah delay a detik ini persis menggambarkan sinyal switching atau sumber yang dinyalakan belakangan pada rangkaian elektrik dan sistem kendali.</w:t>
+        <w:t xml:space="preserve">Gambar 3 memvisualisasikan kedua teorema shift secara berdampingan. Panel kiri menunjukkan pole L{sin(2t)} = 2/(s</w:t>
+      </w:r>
+      <w:r>
+        <w:rPr>
+          <w:rFonts w:ascii="Arial" w:hAnsi="Arial" w:cs="Arial"/>
+          <w:b w:val="0"/>
+          <w:i w:val="0"/>
+          <w:sz w:val="22"/>
+          <w:vertAlign w:val="superscript"/>
+        </w:rPr>
+        <w:t xml:space="preserve">2</w:t>
+      </w:r>
+      <w:r>
+        <w:rPr>
+          <w:rFonts w:ascii="Arial" w:hAnsi="Arial" w:cs="Arial"/>
+          <w:b w:val="0"/>
+          <w:i w:val="0"/>
+          <w:sz w:val="22"/>
+        </w:rPr>
+        <w:t xml:space="preserve">+4) yang semula berada di s = plus minus 2j, setelah dikalikan e</w:t>
+      </w:r>
+      <w:r>
+        <w:rPr>
+          <w:rFonts w:ascii="Arial" w:hAnsi="Arial" w:cs="Arial"/>
+          <w:b w:val="0"/>
+          <w:i w:val="0"/>
+          <w:sz w:val="22"/>
+          <w:vertAlign w:val="superscript"/>
+        </w:rPr>
+        <w:t xml:space="preserve">t</w:t>
+      </w:r>
+      <w:r>
+        <w:rPr>
+          <w:rFonts w:ascii="Arial" w:hAnsi="Arial" w:cs="Arial"/>
+          <w:b w:val="0"/>
+          <w:i w:val="0"/>
+          <w:sz w:val="22"/>
+        </w:rPr>
+        <w:t xml:space="preserve"> (a=1) bergeser horizontal menjadi s = 1 plus minus 2j, sesuai First Shift. Panel kanan menunjukkan unit step u(t) dan versi tertundanya u(t-2), yaitu ilustrasi paling sederhana dari Second Shift, sebab fungsi step yang aktif setelah delay a detik ini persis menggambarkan sinyal switching atau sumber yang dinyalakan belakangan pada rangkaian elektrik dan sistem kendali.</w:t>
       </w:r>
     </w:p>
     <w:p>
@@ -4236,7 +5749,26 @@
           <w:i w:val="0"/>
           <w:sz w:val="22"/>
         </w:rPr>
-        <w:t>Dua sifat tambahan pada Tabel 2 di bawah, yaitu skala waktu dan periodisitas, jarang muncul secara eksplisit di soal latihan dasar namun sangat berguna untuk kasus rekayasa nyata. Sifat skala waktu L{f(a*t)} = (1/a)*F(s/a) dipakai misalnya saat mengonversi model matematis dari satuan waktu detik ke milidetik pada simulasi sirkuit berkecepatan tinggi, sebab mengganti satuan waktu sama dengan menskalakan variabel t, dan sifat ini menjamin bentuk F(s) hasil skala tetap konsisten dengan tabel dasar. Sifat periodisitas jauh lebih penting secara praktis, sebab banyak sinyal rekayasa nyata bersifat periodik namun tidak sinusoidal murni, misalnya gelombang persegi pada sumber daya switching (PWM, pulse width modulation) atau gigi gergaji pada osilator relaksasi. Alih-alih menjumlahkan Transformasi Laplace tak hingga banyak periode secara manual, rumus periodisitas cukup menghitung integral pada satu periode T saja lalu membaginya dengan faktor (1 - e^(-sT)), sebuah penghematan komputasi signifikan yang akan terasa manfaatnya saat menganalisis rangkaian switching pada Pertemuan 12.</w:t>
+        <w:t xml:space="preserve">Dua sifat tambahan pada Tabel 2 di bawah, yaitu skala waktu dan periodisitas, jarang muncul secara eksplisit di soal latihan dasar namun sangat berguna untuk kasus rekayasa nyata. Sifat skala waktu L{f(a·t)} = (1/a)·F(s/a) dipakai misalnya saat mengonversi model matematis dari satuan waktu detik ke milidetik pada simulasi sirkuit berkecepatan tinggi, sebab mengganti satuan waktu sama dengan menskalakan variabel t, dan sifat ini menjamin bentuk F(s) hasil skala tetap konsisten dengan tabel dasar. Sifat periodisitas jauh lebih penting secara praktis, sebab banyak sinyal rekayasa nyata bersifat periodik namun tidak sinusoidal murni, misalnya gelombang persegi pada sumber daya switching (PWM, pulse width modulation) atau gigi gergaji pada osilator relaksasi. Alih-alih menjumlahkan Transformasi Laplace tak hingga banyak periode secara manual, rumus periodisitas cukup menghitung integral pada satu periode T saja lalu membaginya dengan faktor (1 - e</w:t>
+      </w:r>
+      <w:r>
+        <w:rPr>
+          <w:rFonts w:ascii="Arial" w:hAnsi="Arial" w:cs="Arial"/>
+          <w:b w:val="0"/>
+          <w:i w:val="0"/>
+          <w:sz w:val="22"/>
+          <w:vertAlign w:val="superscript"/>
+        </w:rPr>
+        <w:t xml:space="preserve">-sT</w:t>
+      </w:r>
+      <w:r>
+        <w:rPr>
+          <w:rFonts w:ascii="Arial" w:hAnsi="Arial" w:cs="Arial"/>
+          <w:b w:val="0"/>
+          <w:i w:val="0"/>
+          <w:sz w:val="22"/>
+        </w:rPr>
+        <w:t xml:space="preserve">), sebuah penghematan komputasi signifikan yang akan terasa manfaatnya saat menganalisis rangkaian switching pada Pertemuan 12.</w:t>
       </w:r>
     </w:p>
     <w:p>
@@ -4419,7 +5951,7 @@
                 <w:i w:val="0"/>
                 <w:sz w:val="19"/>
               </w:rPr>
-              <w:t>L{a*f+b*g} = a*F+b*G</w:t>
+              <w:t xml:space="preserve">L{a·f+b·g} = a·F+b·G</w:t>
             </w:r>
           </w:p>
         </w:tc>
@@ -4502,7 +6034,26 @@
                 <w:i w:val="0"/>
                 <w:sz w:val="19"/>
               </w:rPr>
-              <w:t>L{e^(at)*f(t)} = F(s-a)</w:t>
+              <w:t xml:space="preserve">L{e</w:t>
+            </w:r>
+            <w:r>
+              <w:rPr>
+                <w:rFonts w:ascii="Arial" w:hAnsi="Arial" w:cs="Arial"/>
+                <w:b w:val="0"/>
+                <w:i w:val="0"/>
+                <w:sz w:val="19"/>
+                <w:vertAlign w:val="superscript"/>
+              </w:rPr>
+              <w:t xml:space="preserve">at</w:t>
+            </w:r>
+            <w:r>
+              <w:rPr>
+                <w:rFonts w:ascii="Arial" w:hAnsi="Arial" w:cs="Arial"/>
+                <w:b w:val="0"/>
+                <w:i w:val="0"/>
+                <w:sz w:val="19"/>
+              </w:rPr>
+              <w:t xml:space="preserve">·f(t)} = F(s-a)</w:t>
             </w:r>
           </w:p>
         </w:tc>
@@ -4528,7 +6079,26 @@
                 <w:i w:val="0"/>
                 <w:sz w:val="19"/>
               </w:rPr>
-              <w:t>Fungsi e^(at)*sin/cos</w:t>
+              <w:t xml:space="preserve">Fungsi e</w:t>
+            </w:r>
+            <w:r>
+              <w:rPr>
+                <w:rFonts w:ascii="Arial" w:hAnsi="Arial" w:cs="Arial"/>
+                <w:b w:val="0"/>
+                <w:i w:val="0"/>
+                <w:sz w:val="19"/>
+                <w:vertAlign w:val="superscript"/>
+              </w:rPr>
+              <w:t xml:space="preserve">at</w:t>
+            </w:r>
+            <w:r>
+              <w:rPr>
+                <w:rFonts w:ascii="Arial" w:hAnsi="Arial" w:cs="Arial"/>
+                <w:b w:val="0"/>
+                <w:i w:val="0"/>
+                <w:sz w:val="19"/>
+              </w:rPr>
+              <w:t xml:space="preserve">·sin/cos</w:t>
             </w:r>
           </w:p>
         </w:tc>
@@ -4585,7 +6155,26 @@
                 <w:i w:val="0"/>
                 <w:sz w:val="19"/>
               </w:rPr>
-              <w:t>L{f(t-a)*H(t-a)} = e^(-as)*F(s)</w:t>
+              <w:t xml:space="preserve">L{f(t-a)·H(t-a)} = e</w:t>
+            </w:r>
+            <w:r>
+              <w:rPr>
+                <w:rFonts w:ascii="Arial" w:hAnsi="Arial" w:cs="Arial"/>
+                <w:b w:val="0"/>
+                <w:i w:val="0"/>
+                <w:sz w:val="19"/>
+                <w:vertAlign w:val="superscript"/>
+              </w:rPr>
+              <w:t xml:space="preserve">-as</w:t>
+            </w:r>
+            <w:r>
+              <w:rPr>
+                <w:rFonts w:ascii="Arial" w:hAnsi="Arial" w:cs="Arial"/>
+                <w:b w:val="0"/>
+                <w:i w:val="0"/>
+                <w:sz w:val="19"/>
+              </w:rPr>
+              <w:t xml:space="preserve">·F(s)</w:t>
             </w:r>
           </w:p>
         </w:tc>
@@ -4668,7 +6257,7 @@
                 <w:i w:val="0"/>
                 <w:sz w:val="19"/>
               </w:rPr>
-              <w:t>L{f(a*t)} = (1/a)*F(s/a)</w:t>
+              <w:t xml:space="preserve">L{f(a·t)} = (1/a)·F(s/a)</w:t>
             </w:r>
           </w:p>
         </w:tc>
@@ -4751,7 +6340,7 @@
                 <w:i w:val="0"/>
                 <w:sz w:val="19"/>
               </w:rPr>
-              <w:t>L{t*f(t)} = -F'(s)</w:t>
+              <w:t xml:space="preserve">L{t·f(t)} = -F'(s)</w:t>
             </w:r>
           </w:p>
         </w:tc>
@@ -4777,7 +6366,7 @@
                 <w:i w:val="0"/>
                 <w:sz w:val="19"/>
               </w:rPr>
-              <w:t>Fungsi t*sin, t*cos (resonansi)</w:t>
+              <w:t xml:space="preserve">Fungsi t·sin, t·cos (resonansi)</w:t>
             </w:r>
           </w:p>
         </w:tc>
@@ -4834,7 +6423,7 @@
                 <w:i w:val="0"/>
                 <w:sz w:val="19"/>
               </w:rPr>
-              <w:t>L{f(t)/t} = integral dari s sampai tak hingga F(sigma) d-sigma</w:t>
+              <w:t xml:space="preserve">L{f(t)/t} = integral dari s sampai tak hingga F(σ) d-σ</w:t>
             </w:r>
           </w:p>
         </w:tc>
@@ -4860,7 +6449,7 @@
                 <w:i w:val="0"/>
                 <w:sz w:val="19"/>
               </w:rPr>
-              <w:t>Fungsi f(t)/t dengan limit t-&gt;0 ada</w:t>
+              <w:t xml:space="preserve">Fungsi f(t)/t dengan limit t→0 ada</w:t>
             </w:r>
           </w:p>
         </w:tc>
@@ -4915,7 +6504,45 @@
                 <w:i w:val="0"/>
                 <w:sz w:val="19"/>
               </w:rPr>
-              <w:t>L{f} = 1/(1-e^(-sT)) * integral 0..T e^(-st)f(t)dt</w:t>
+              <w:t xml:space="preserve">L{f} = 1/(1-e</w:t>
+            </w:r>
+            <w:r>
+              <w:rPr>
+                <w:rFonts w:ascii="Arial" w:hAnsi="Arial" w:cs="Arial"/>
+                <w:b w:val="0"/>
+                <w:i w:val="0"/>
+                <w:sz w:val="19"/>
+                <w:vertAlign w:val="superscript"/>
+              </w:rPr>
+              <w:t xml:space="preserve">-sT</w:t>
+            </w:r>
+            <w:r>
+              <w:rPr>
+                <w:rFonts w:ascii="Arial" w:hAnsi="Arial" w:cs="Arial"/>
+                <w:b w:val="0"/>
+                <w:i w:val="0"/>
+                <w:sz w:val="19"/>
+              </w:rPr>
+              <w:t xml:space="preserve">)·integral 0..T e</w:t>
+            </w:r>
+            <w:r>
+              <w:rPr>
+                <w:rFonts w:ascii="Arial" w:hAnsi="Arial" w:cs="Arial"/>
+                <w:b w:val="0"/>
+                <w:i w:val="0"/>
+                <w:sz w:val="19"/>
+                <w:vertAlign w:val="superscript"/>
+              </w:rPr>
+              <w:t xml:space="preserve">-st</w:t>
+            </w:r>
+            <w:r>
+              <w:rPr>
+                <w:rFonts w:ascii="Arial" w:hAnsi="Arial" w:cs="Arial"/>
+                <w:b w:val="0"/>
+                <w:i w:val="0"/>
+                <w:sz w:val="19"/>
+              </w:rPr>
+              <w:t xml:space="preserve">f(t)dt</w:t>
             </w:r>
           </w:p>
         </w:tc>
@@ -4972,7 +6599,206 @@
           <w:i w:val="0"/>
           <w:sz w:val="22"/>
         </w:rPr>
-        <w:t>Hitung L{e^(-2t) * cos(3t)} memakai First Shift. Mulai dari L{cos(3t)} = s/(s^2+9), lalu geser dengan a=-2: L{e^(-2t)*cos(3t)} = (s+2) / [(s+2)^2+9] = (s+2)/(s^2+4s+13). Hitung pula L{t*e^(3t)} memakai multiplikasi t: mulai dari L{e^(3t)}=1/(s-3), lalu L{t*e^(3t)} = minus turunan dari 1/(s-3) terhadap s, yaitu 1/(s-3)^2, sama persis dengan entry tabel n!/(s-a)^(n+1) untuk n=1, a=3.</w:t>
+        <w:t xml:space="preserve">Hitung L{e</w:t>
+      </w:r>
+      <w:r>
+        <w:rPr>
+          <w:rFonts w:ascii="Arial" w:hAnsi="Arial" w:cs="Arial"/>
+          <w:b w:val="0"/>
+          <w:i w:val="0"/>
+          <w:sz w:val="22"/>
+          <w:vertAlign w:val="superscript"/>
+        </w:rPr>
+        <w:t xml:space="preserve">-2t</w:t>
+      </w:r>
+      <w:r>
+        <w:rPr>
+          <w:rFonts w:ascii="Arial" w:hAnsi="Arial" w:cs="Arial"/>
+          <w:b w:val="0"/>
+          <w:i w:val="0"/>
+          <w:sz w:val="22"/>
+        </w:rPr>
+        <w:t xml:space="preserve">·cos(3t)} memakai First Shift. Mulai dari L{cos(3t)} = s/(s</w:t>
+      </w:r>
+      <w:r>
+        <w:rPr>
+          <w:rFonts w:ascii="Arial" w:hAnsi="Arial" w:cs="Arial"/>
+          <w:b w:val="0"/>
+          <w:i w:val="0"/>
+          <w:sz w:val="22"/>
+          <w:vertAlign w:val="superscript"/>
+        </w:rPr>
+        <w:t xml:space="preserve">2</w:t>
+      </w:r>
+      <w:r>
+        <w:rPr>
+          <w:rFonts w:ascii="Arial" w:hAnsi="Arial" w:cs="Arial"/>
+          <w:b w:val="0"/>
+          <w:i w:val="0"/>
+          <w:sz w:val="22"/>
+        </w:rPr>
+        <w:t xml:space="preserve">+9), lalu geser dengan a=-2: L{e</w:t>
+      </w:r>
+      <w:r>
+        <w:rPr>
+          <w:rFonts w:ascii="Arial" w:hAnsi="Arial" w:cs="Arial"/>
+          <w:b w:val="0"/>
+          <w:i w:val="0"/>
+          <w:sz w:val="22"/>
+          <w:vertAlign w:val="superscript"/>
+        </w:rPr>
+        <w:t xml:space="preserve">-2t</w:t>
+      </w:r>
+      <w:r>
+        <w:rPr>
+          <w:rFonts w:ascii="Arial" w:hAnsi="Arial" w:cs="Arial"/>
+          <w:b w:val="0"/>
+          <w:i w:val="0"/>
+          <w:sz w:val="22"/>
+        </w:rPr>
+        <w:t xml:space="preserve">·cos(3t)} = (s+2) / [(s+2)</w:t>
+      </w:r>
+      <w:r>
+        <w:rPr>
+          <w:rFonts w:ascii="Arial" w:hAnsi="Arial" w:cs="Arial"/>
+          <w:b w:val="0"/>
+          <w:i w:val="0"/>
+          <w:sz w:val="22"/>
+          <w:vertAlign w:val="superscript"/>
+        </w:rPr>
+        <w:t xml:space="preserve">2</w:t>
+      </w:r>
+      <w:r>
+        <w:rPr>
+          <w:rFonts w:ascii="Arial" w:hAnsi="Arial" w:cs="Arial"/>
+          <w:b w:val="0"/>
+          <w:i w:val="0"/>
+          <w:sz w:val="22"/>
+        </w:rPr>
+        <w:t xml:space="preserve">+9] = (s+2)/(s</w:t>
+      </w:r>
+      <w:r>
+        <w:rPr>
+          <w:rFonts w:ascii="Arial" w:hAnsi="Arial" w:cs="Arial"/>
+          <w:b w:val="0"/>
+          <w:i w:val="0"/>
+          <w:sz w:val="22"/>
+          <w:vertAlign w:val="superscript"/>
+        </w:rPr>
+        <w:t xml:space="preserve">2</w:t>
+      </w:r>
+      <w:r>
+        <w:rPr>
+          <w:rFonts w:ascii="Arial" w:hAnsi="Arial" w:cs="Arial"/>
+          <w:b w:val="0"/>
+          <w:i w:val="0"/>
+          <w:sz w:val="22"/>
+        </w:rPr>
+        <w:t xml:space="preserve">+4s+13). Hitung pula L{t·e</w:t>
+      </w:r>
+      <w:r>
+        <w:rPr>
+          <w:rFonts w:ascii="Arial" w:hAnsi="Arial" w:cs="Arial"/>
+          <w:b w:val="0"/>
+          <w:i w:val="0"/>
+          <w:sz w:val="22"/>
+          <w:vertAlign w:val="superscript"/>
+        </w:rPr>
+        <w:t xml:space="preserve">3t</w:t>
+      </w:r>
+      <w:r>
+        <w:rPr>
+          <w:rFonts w:ascii="Arial" w:hAnsi="Arial" w:cs="Arial"/>
+          <w:b w:val="0"/>
+          <w:i w:val="0"/>
+          <w:sz w:val="22"/>
+        </w:rPr>
+        <w:t xml:space="preserve">} memakai multiplikasi t: mulai dari L{e</w:t>
+      </w:r>
+      <w:r>
+        <w:rPr>
+          <w:rFonts w:ascii="Arial" w:hAnsi="Arial" w:cs="Arial"/>
+          <w:b w:val="0"/>
+          <w:i w:val="0"/>
+          <w:sz w:val="22"/>
+          <w:vertAlign w:val="superscript"/>
+        </w:rPr>
+        <w:t xml:space="preserve">3t</w:t>
+      </w:r>
+      <w:r>
+        <w:rPr>
+          <w:rFonts w:ascii="Arial" w:hAnsi="Arial" w:cs="Arial"/>
+          <w:b w:val="0"/>
+          <w:i w:val="0"/>
+          <w:sz w:val="22"/>
+        </w:rPr>
+        <w:t xml:space="preserve">}=1/(s-3), lalu L{t·e</w:t>
+      </w:r>
+      <w:r>
+        <w:rPr>
+          <w:rFonts w:ascii="Arial" w:hAnsi="Arial" w:cs="Arial"/>
+          <w:b w:val="0"/>
+          <w:i w:val="0"/>
+          <w:sz w:val="22"/>
+          <w:vertAlign w:val="superscript"/>
+        </w:rPr>
+        <w:t xml:space="preserve">3t</w:t>
+      </w:r>
+      <w:r>
+        <w:rPr>
+          <w:rFonts w:ascii="Arial" w:hAnsi="Arial" w:cs="Arial"/>
+          <w:b w:val="0"/>
+          <w:i w:val="0"/>
+          <w:sz w:val="22"/>
+        </w:rPr>
+        <w:t xml:space="preserve">} = minus turunan dari 1/(s-3) terhadap s, yaitu 1/(s-3)</w:t>
+      </w:r>
+      <w:r>
+        <w:rPr>
+          <w:rFonts w:ascii="Arial" w:hAnsi="Arial" w:cs="Arial"/>
+          <w:b w:val="0"/>
+          <w:i w:val="0"/>
+          <w:sz w:val="22"/>
+          <w:vertAlign w:val="superscript"/>
+        </w:rPr>
+        <w:t xml:space="preserve">2</w:t>
+      </w:r>
+      <w:r>
+        <w:rPr>
+          <w:rFonts w:ascii="Arial" w:hAnsi="Arial" w:cs="Arial"/>
+          <w:b w:val="0"/>
+          <w:i w:val="0"/>
+          <w:sz w:val="22"/>
+        </w:rPr>
+        <w:t xml:space="preserve">, sama persis dengan entry tabel n!/(s-a)</w:t>
+      </w:r>
+      <w:r>
+        <w:rPr>
+          <w:rFonts w:ascii="Arial" w:hAnsi="Arial" w:cs="Arial"/>
+          <w:b w:val="0"/>
+          <w:i w:val="0"/>
+          <w:sz w:val="22"/>
+          <w:vertAlign w:val="superscript"/>
+        </w:rPr>
+        <w:t xml:space="preserve">n+1</w:t>
+      </w:r>
+      <w:r>
+        <w:rPr>
+          <w:rFonts w:ascii="Arial" w:hAnsi="Arial" w:cs="Arial"/>
+          <w:b w:val="0"/>
+          <w:i w:val="0"/>
+          <w:sz w:val="22"/>
+        </w:rPr>
+        <w:t xml:space="preserve"> untuk n=1, a=3.</w:t>
+      </w:r>
+      <w:r>
+        <w:rPr>
+          <w:rFonts w:ascii="Arial" w:hAnsi="Arial" w:cs="Arial"/>
+          <w:b w:val="0"/>
+          <w:i w:val="0"/>
+          <w:sz w:val="22"/>
+        </w:rPr>
+        <w:t xml:space="preserve"> Persamaan (11) memadatkan aturan tersebut.</w:t>
       </w:r>
     </w:p>
     <w:p>
@@ -4988,7 +6814,91 @@
           <w:color w:val="305496"/>
           <w:sz w:val="22"/>
         </w:rPr>
-        <w:t>L{e^(-2t)*cos(3t)} = (s+2)/(s^2+4s+13)             L{t*e^(3t)} = 1/(s-3)^2</w:t>
+        <w:t xml:space="preserve">L{e</w:t>
+      </w:r>
+      <w:r>
+        <w:rPr>
+          <w:rFonts w:ascii="Arial" w:hAnsi="Arial" w:cs="Arial"/>
+          <w:b/>
+          <w:i/>
+          <w:color w:val="305496"/>
+          <w:sz w:val="22"/>
+          <w:vertAlign w:val="superscript"/>
+        </w:rPr>
+        <w:t xml:space="preserve">-2t</w:t>
+      </w:r>
+      <w:r>
+        <w:rPr>
+          <w:rFonts w:ascii="Arial" w:hAnsi="Arial" w:cs="Arial"/>
+          <w:b/>
+          <w:i/>
+          <w:color w:val="305496"/>
+          <w:sz w:val="22"/>
+        </w:rPr>
+        <w:t xml:space="preserve">·cos(3t)} = (s+2)/(s</w:t>
+      </w:r>
+      <w:r>
+        <w:rPr>
+          <w:rFonts w:ascii="Arial" w:hAnsi="Arial" w:cs="Arial"/>
+          <w:b/>
+          <w:i/>
+          <w:color w:val="305496"/>
+          <w:sz w:val="22"/>
+          <w:vertAlign w:val="superscript"/>
+        </w:rPr>
+        <w:t xml:space="preserve">2</w:t>
+      </w:r>
+      <w:r>
+        <w:rPr>
+          <w:rFonts w:ascii="Arial" w:hAnsi="Arial" w:cs="Arial"/>
+          <w:b/>
+          <w:i/>
+          <w:color w:val="305496"/>
+          <w:sz w:val="22"/>
+        </w:rPr>
+        <w:t xml:space="preserve">+4s+13)             L{t·e</w:t>
+      </w:r>
+      <w:r>
+        <w:rPr>
+          <w:rFonts w:ascii="Arial" w:hAnsi="Arial" w:cs="Arial"/>
+          <w:b/>
+          <w:i/>
+          <w:color w:val="305496"/>
+          <w:sz w:val="22"/>
+          <w:vertAlign w:val="superscript"/>
+        </w:rPr>
+        <w:t xml:space="preserve">3t</w:t>
+      </w:r>
+      <w:r>
+        <w:rPr>
+          <w:rFonts w:ascii="Arial" w:hAnsi="Arial" w:cs="Arial"/>
+          <w:b/>
+          <w:i/>
+          <w:color w:val="305496"/>
+          <w:sz w:val="22"/>
+        </w:rPr>
+        <w:t xml:space="preserve">} = 1/(s-3)</w:t>
+      </w:r>
+      <w:r>
+        <w:rPr>
+          <w:rFonts w:ascii="Arial" w:hAnsi="Arial" w:cs="Arial"/>
+          <w:b/>
+          <w:i/>
+          <w:color w:val="305496"/>
+          <w:sz w:val="22"/>
+          <w:vertAlign w:val="superscript"/>
+        </w:rPr>
+        <w:t xml:space="preserve">2</w:t>
+      </w:r>
+      <w:r>
+        <w:rPr>
+          <w:rFonts w:ascii="Arial" w:hAnsi="Arial" w:cs="Arial"/>
+          <w:b/>
+          <w:i/>
+          <w:color w:val="305496"/>
+          <w:sz w:val="22"/>
+        </w:rPr>
+        <w:t xml:space="preserve">   (11)</w:t>
       </w:r>
     </w:p>
     <w:p>
@@ -5059,7 +6969,45 @@
           <w:i w:val="0"/>
           <w:sz w:val="22"/>
         </w:rPr>
-        <w:t>Keempat langkah pada workflow ini berlaku sama persis untuk PD berorde berapa pun, sebuah keunggulan yang tidak dimiliki UC maupun VoP secara praktis. Untuk PD orde tiga misalnya, satu-satunya perubahan pada Langkah 1 adalah menambahkan rumus transformasi turunan ketiga L{y triple prime} = s^3*Y - s^2*y(0) - s*y prime(0) - y prime prime(0), sedangkan Langkah 2 sampai 4 berjalan dengan prosedur aljabar dan pecahan parsial yang identik, hanya dengan polinomial P(s) berderajat lebih tinggi. Konsistensi prosedural inilah yang membuat Laplace begitu disukai untuk pemrograman solver PD generik, sebab algoritma yang sama persis dapat menangani berbagai orde PD tanpa percabangan kasus khusus seperti yang dibutuhkan UC saat mendeteksi resonansi pada tiap orde secara terpisah. Tiga contoh berikut menerapkan workflow ini secara lengkap pada tiga kasus berbeda, yaitu PD homogen dengan IVP, PD non-homogen dengan eksitasi konstan, dan kasus resonansi, agar mahasiswa terbiasa dengan pola langkah yang berulang meski bentuk PD-nya berbeda-beda.</w:t>
+        <w:t xml:space="preserve">Keempat langkah pada workflow ini berlaku sama persis untuk PD berorde berapa pun, sebuah keunggulan yang tidak dimiliki UC maupun VoP secara praktis. Untuk PD orde tiga misalnya, satu-satunya perubahan pada Langkah 1 adalah menambahkan rumus transformasi turunan ketiga L{y triple prime} = s</w:t>
+      </w:r>
+      <w:r>
+        <w:rPr>
+          <w:rFonts w:ascii="Arial" w:hAnsi="Arial" w:cs="Arial"/>
+          <w:b w:val="0"/>
+          <w:i w:val="0"/>
+          <w:sz w:val="22"/>
+          <w:vertAlign w:val="superscript"/>
+        </w:rPr>
+        <w:t xml:space="preserve">3</w:t>
+      </w:r>
+      <w:r>
+        <w:rPr>
+          <w:rFonts w:ascii="Arial" w:hAnsi="Arial" w:cs="Arial"/>
+          <w:b w:val="0"/>
+          <w:i w:val="0"/>
+          <w:sz w:val="22"/>
+        </w:rPr>
+        <w:t xml:space="preserve">·Y - s</w:t>
+      </w:r>
+      <w:r>
+        <w:rPr>
+          <w:rFonts w:ascii="Arial" w:hAnsi="Arial" w:cs="Arial"/>
+          <w:b w:val="0"/>
+          <w:i w:val="0"/>
+          <w:sz w:val="22"/>
+          <w:vertAlign w:val="superscript"/>
+        </w:rPr>
+        <w:t xml:space="preserve">2</w:t>
+      </w:r>
+      <w:r>
+        <w:rPr>
+          <w:rFonts w:ascii="Arial" w:hAnsi="Arial" w:cs="Arial"/>
+          <w:b w:val="0"/>
+          <w:i w:val="0"/>
+          <w:sz w:val="22"/>
+        </w:rPr>
+        <w:t xml:space="preserve">·y(0) - s·y prime(0) - y prime prime(0), sedangkan Langkah 2 sampai 4 berjalan dengan prosedur aljabar dan pecahan parsial yang identik, hanya dengan polinomial P(s) berderajat lebih tinggi. Konsistensi prosedural inilah yang membuat Laplace begitu disukai untuk pemrograman solver PD generik, sebab algoritma yang sama persis dapat menangani berbagai orde PD tanpa percabangan kasus khusus seperti yang dibutuhkan UC saat mendeteksi resonansi pada tiap orde secara terpisah. Tiga contoh berikut menerapkan workflow ini secara lengkap pada tiga kasus berbeda, yaitu PD homogen dengan IVP, PD non-homogen dengan eksitasi konstan, dan kasus resonansi, agar mahasiswa terbiasa dengan pola langkah yang berulang meski bentuk PD-nya berbeda-beda.</w:t>
       </w:r>
     </w:p>
     <w:p>
@@ -5140,7 +7088,7 @@
           <w:i w:val="0"/>
           <w:sz w:val="22"/>
         </w:rPr>
-        <w:t>Gambar 4 menunjukkan bahwa Langkah 1 mengambil L{.} pada kedua sisi PD, dengan tiap turunan menjadi polinomial dalam s yang sudah memuat syarat awal. Langkah 2 menyusun bentuk P(s)*Y(s) = R(s) lalu membagi untuk memperoleh Y(s), operasi aljabar murni tanpa integral maupun turunan. Langkah 3 mendekomposisi Y(s) menjadi jumlah term sederhana lewat pecahan parsial bila denominatornya dapat difaktorkan. Langkah 4 mencocokkan tiap term dengan Tabel 1 untuk memperoleh y(t), dan berkat linieritas invers, tiap term dapat diinvers secara independen lalu dijumlahkan. Hasil akhirnya adalah solusi spesifik yang sudah otomatis memenuhi syarat awal, tanpa langkah tambahan substitusi konstanta seperti pada UC/VoP.</w:t>
+        <w:t xml:space="preserve">Gambar 4 menunjukkan bahwa Langkah 1 mengambil L{.} pada kedua sisi PD, dengan tiap turunan menjadi polinomial dalam s yang sudah memuat syarat awal. Langkah 2 menyusun bentuk P(s)·Y(s) = R(s) lalu membagi untuk memperoleh Y(s), operasi aljabar murni tanpa integral maupun turunan. Langkah 3 mendekomposisi Y(s) menjadi jumlah term sederhana lewat pecahan parsial bila denominatornya dapat difaktorkan. Langkah 4 mencocokkan tiap term dengan Tabel 1 untuk memperoleh y(t), dan berkat linieritas invers, tiap term dapat diinvers secara independen lalu dijumlahkan. Hasil akhirnya adalah solusi spesifik yang sudah otomatis memenuhi syarat awal, tanpa langkah tambahan substitusi konstanta seperti pada UC/VoP.</w:t>
       </w:r>
     </w:p>
     <w:p>
@@ -5164,7 +7112,92 @@
           <w:i w:val="0"/>
           <w:sz w:val="22"/>
         </w:rPr>
-        <w:t>Selesaikan y prime prime - 5*y prime + 6*y = 0, y(0)=2, y prime(0)=1 via Laplace. Langkah 1, transformasi: [s^2*Y - 2s - 1] - 5*[s*Y - 2] + 6*Y = 0, disederhanakan menjadi (s^2-5s+6)*Y = 2s-9. Langkah 2, solve: Y(s) = (2s-9) / [(s-2)(s-3)]. Langkah 3, pecahan parsial: Y = A/(s-2) + B/(s-3), dengan substitusi s=2 memberi A=5 dan s=3 memberi B=-3. Langkah 4, invers: y(t) = 5*e^(2t) - 3*e^(3t).</w:t>
+        <w:t xml:space="preserve">Selesaikan y prime prime - 5·y prime + 6·y = 0, y(0)=2, y prime(0)=1 via Laplace. Langkah 1, transformasi: [s</w:t>
+      </w:r>
+      <w:r>
+        <w:rPr>
+          <w:rFonts w:ascii="Arial" w:hAnsi="Arial" w:cs="Arial"/>
+          <w:b w:val="0"/>
+          <w:i w:val="0"/>
+          <w:sz w:val="22"/>
+          <w:vertAlign w:val="superscript"/>
+        </w:rPr>
+        <w:t xml:space="preserve">2</w:t>
+      </w:r>
+      <w:r>
+        <w:rPr>
+          <w:rFonts w:ascii="Arial" w:hAnsi="Arial" w:cs="Arial"/>
+          <w:b w:val="0"/>
+          <w:i w:val="0"/>
+          <w:sz w:val="22"/>
+        </w:rPr>
+        <w:t xml:space="preserve">·Y - 2s - 1] - 5·[s·Y - 2] + 6·Y = 0, disederhanakan menjadi (s</w:t>
+      </w:r>
+      <w:r>
+        <w:rPr>
+          <w:rFonts w:ascii="Arial" w:hAnsi="Arial" w:cs="Arial"/>
+          <w:b w:val="0"/>
+          <w:i w:val="0"/>
+          <w:sz w:val="22"/>
+          <w:vertAlign w:val="superscript"/>
+        </w:rPr>
+        <w:t xml:space="preserve">2</w:t>
+      </w:r>
+      <w:r>
+        <w:rPr>
+          <w:rFonts w:ascii="Arial" w:hAnsi="Arial" w:cs="Arial"/>
+          <w:b w:val="0"/>
+          <w:i w:val="0"/>
+          <w:sz w:val="22"/>
+        </w:rPr>
+        <w:t xml:space="preserve">-5s+6)·Y = 2s-9. Langkah 2, solve: Y(s) = (2s-9) / [(s-2)(s-3)]. Langkah 3, pecahan parsial: Y = A/(s-2) + B/(s-3), dengan substitusi s=2 memberi A=5 dan s=3 memberi B=-3. Langkah 4, invers: y(t) = 5·e</w:t>
+      </w:r>
+      <w:r>
+        <w:rPr>
+          <w:rFonts w:ascii="Arial" w:hAnsi="Arial" w:cs="Arial"/>
+          <w:b w:val="0"/>
+          <w:i w:val="0"/>
+          <w:sz w:val="22"/>
+          <w:vertAlign w:val="superscript"/>
+        </w:rPr>
+        <w:t xml:space="preserve">2t</w:t>
+      </w:r>
+      <w:r>
+        <w:rPr>
+          <w:rFonts w:ascii="Arial" w:hAnsi="Arial" w:cs="Arial"/>
+          <w:b w:val="0"/>
+          <w:i w:val="0"/>
+          <w:sz w:val="22"/>
+        </w:rPr>
+        <w:t xml:space="preserve"> - 3·e</w:t>
+      </w:r>
+      <w:r>
+        <w:rPr>
+          <w:rFonts w:ascii="Arial" w:hAnsi="Arial" w:cs="Arial"/>
+          <w:b w:val="0"/>
+          <w:i w:val="0"/>
+          <w:sz w:val="22"/>
+          <w:vertAlign w:val="superscript"/>
+        </w:rPr>
+        <w:t xml:space="preserve">3t</w:t>
+      </w:r>
+      <w:r>
+        <w:rPr>
+          <w:rFonts w:ascii="Arial" w:hAnsi="Arial" w:cs="Arial"/>
+          <w:b w:val="0"/>
+          <w:i w:val="0"/>
+          <w:sz w:val="22"/>
+        </w:rPr>
+        <w:t xml:space="preserve">.</w:t>
+      </w:r>
+      <w:r>
+        <w:rPr>
+          <w:rFonts w:ascii="Arial" w:hAnsi="Arial" w:cs="Arial"/>
+          <w:b w:val="0"/>
+          <w:i w:val="0"/>
+          <w:sz w:val="22"/>
+        </w:rPr>
+        <w:t xml:space="preserve"> Rangkuman kuantitatifnya tertulis pada Persamaan (12).</w:t>
       </w:r>
     </w:p>
     <w:p>
@@ -5182,6 +7215,16 @@
         </w:rPr>
         <w:t>Verifikasi:   y(0) = 5-3 = 2 (cocok);   y prime(0) = 10-9 = 1 (cocok)</w:t>
       </w:r>
+      <w:r>
+        <w:rPr>
+          <w:rFonts w:ascii="Arial" w:hAnsi="Arial" w:cs="Arial"/>
+          <w:b/>
+          <w:i/>
+          <w:color w:val="305496"/>
+          <w:sz w:val="22"/>
+        </w:rPr>
+        <w:t xml:space="preserve">   (12)</w:t>
+      </w:r>
     </w:p>
     <w:p>
       <w:pPr>
@@ -5204,7 +7247,130 @@
           <w:i w:val="0"/>
           <w:sz w:val="22"/>
         </w:rPr>
-        <w:t>Selesaikan y prime prime + 4*y = 8, y(0)=0, y prime(0)=0 (eksitasi konstan, sistem mulai diam). Langkah 1, transformasi: s^2*Y + 4*Y = 8/s, sehingga (s^2+4)*Y = 8/s. Langkah 2, Y(s) = 8 / [s*(s^2+4)]. Langkah 3, pecahan parsial: Y = A/s + (B*s+C)/(s^2+4). Substitusi s=0 memberi A=2; menyamakan koefisien s^2 memberi B=-2; koefisien s memberi C=0. Langkah 4, Y(s) = 2/s - 2s/(s^2+4), sehingga y(t) = 2 - 2*cos(2t).</w:t>
+        <w:t xml:space="preserve">Selesaikan y prime prime + 4·y = 8, y(0)=0, y prime(0)=0 (eksitasi konstan, sistem mulai diam). Langkah 1, transformasi: s</w:t>
+      </w:r>
+      <w:r>
+        <w:rPr>
+          <w:rFonts w:ascii="Arial" w:hAnsi="Arial" w:cs="Arial"/>
+          <w:b w:val="0"/>
+          <w:i w:val="0"/>
+          <w:sz w:val="22"/>
+          <w:vertAlign w:val="superscript"/>
+        </w:rPr>
+        <w:t xml:space="preserve">2</w:t>
+      </w:r>
+      <w:r>
+        <w:rPr>
+          <w:rFonts w:ascii="Arial" w:hAnsi="Arial" w:cs="Arial"/>
+          <w:b w:val="0"/>
+          <w:i w:val="0"/>
+          <w:sz w:val="22"/>
+        </w:rPr>
+        <w:t xml:space="preserve">·Y + 4·Y = 8/s, sehingga (s</w:t>
+      </w:r>
+      <w:r>
+        <w:rPr>
+          <w:rFonts w:ascii="Arial" w:hAnsi="Arial" w:cs="Arial"/>
+          <w:b w:val="0"/>
+          <w:i w:val="0"/>
+          <w:sz w:val="22"/>
+          <w:vertAlign w:val="superscript"/>
+        </w:rPr>
+        <w:t xml:space="preserve">2</w:t>
+      </w:r>
+      <w:r>
+        <w:rPr>
+          <w:rFonts w:ascii="Arial" w:hAnsi="Arial" w:cs="Arial"/>
+          <w:b w:val="0"/>
+          <w:i w:val="0"/>
+          <w:sz w:val="22"/>
+        </w:rPr>
+        <w:t xml:space="preserve">+4)·Y = 8/s. Langkah 2, Y(s) = 8 / [s·(s</w:t>
+      </w:r>
+      <w:r>
+        <w:rPr>
+          <w:rFonts w:ascii="Arial" w:hAnsi="Arial" w:cs="Arial"/>
+          <w:b w:val="0"/>
+          <w:i w:val="0"/>
+          <w:sz w:val="22"/>
+          <w:vertAlign w:val="superscript"/>
+        </w:rPr>
+        <w:t xml:space="preserve">2</w:t>
+      </w:r>
+      <w:r>
+        <w:rPr>
+          <w:rFonts w:ascii="Arial" w:hAnsi="Arial" w:cs="Arial"/>
+          <w:b w:val="0"/>
+          <w:i w:val="0"/>
+          <w:sz w:val="22"/>
+        </w:rPr>
+        <w:t xml:space="preserve">+4)]. Langkah 3, pecahan parsial: Y = A/s + (B·s+C)/(s</w:t>
+      </w:r>
+      <w:r>
+        <w:rPr>
+          <w:rFonts w:ascii="Arial" w:hAnsi="Arial" w:cs="Arial"/>
+          <w:b w:val="0"/>
+          <w:i w:val="0"/>
+          <w:sz w:val="22"/>
+          <w:vertAlign w:val="superscript"/>
+        </w:rPr>
+        <w:t xml:space="preserve">2</w:t>
+      </w:r>
+      <w:r>
+        <w:rPr>
+          <w:rFonts w:ascii="Arial" w:hAnsi="Arial" w:cs="Arial"/>
+          <w:b w:val="0"/>
+          <w:i w:val="0"/>
+          <w:sz w:val="22"/>
+        </w:rPr>
+        <w:t xml:space="preserve">+4). Substitusi s=0 memberi A=2; menyamakan koefisien s</w:t>
+      </w:r>
+      <w:r>
+        <w:rPr>
+          <w:rFonts w:ascii="Arial" w:hAnsi="Arial" w:cs="Arial"/>
+          <w:b w:val="0"/>
+          <w:i w:val="0"/>
+          <w:sz w:val="22"/>
+          <w:vertAlign w:val="superscript"/>
+        </w:rPr>
+        <w:t xml:space="preserve">2</w:t>
+      </w:r>
+      <w:r>
+        <w:rPr>
+          <w:rFonts w:ascii="Arial" w:hAnsi="Arial" w:cs="Arial"/>
+          <w:b w:val="0"/>
+          <w:i w:val="0"/>
+          <w:sz w:val="22"/>
+        </w:rPr>
+        <w:t xml:space="preserve"> memberi B=-2; koefisien s memberi C=0. Langkah 4, Y(s) = 2/s - 2s/(s</w:t>
+      </w:r>
+      <w:r>
+        <w:rPr>
+          <w:rFonts w:ascii="Arial" w:hAnsi="Arial" w:cs="Arial"/>
+          <w:b w:val="0"/>
+          <w:i w:val="0"/>
+          <w:sz w:val="22"/>
+          <w:vertAlign w:val="superscript"/>
+        </w:rPr>
+        <w:t xml:space="preserve">2</w:t>
+      </w:r>
+      <w:r>
+        <w:rPr>
+          <w:rFonts w:ascii="Arial" w:hAnsi="Arial" w:cs="Arial"/>
+          <w:b w:val="0"/>
+          <w:i w:val="0"/>
+          <w:sz w:val="22"/>
+        </w:rPr>
+        <w:t xml:space="preserve">+4), sehingga y(t) = 2 - 2·cos(2t).</w:t>
+      </w:r>
+      <w:r>
+        <w:rPr>
+          <w:rFonts w:ascii="Arial" w:hAnsi="Arial" w:cs="Arial"/>
+          <w:b w:val="0"/>
+          <w:i w:val="0"/>
+          <w:sz w:val="22"/>
+        </w:rPr>
+        <w:t xml:space="preserve"> Hubungan ini dirangkum dalam Persamaan (13).</w:t>
       </w:r>
     </w:p>
     <w:p>
@@ -5220,7 +7386,17 @@
           <w:color w:val="305496"/>
           <w:sz w:val="22"/>
         </w:rPr>
-        <w:t>y(t) = 2 - 2*cos(2t)       [verifikasi: y(0)=0 cocok; y prime prime+4y = 8*cos2t+8-8cos2t=8 cocok]</w:t>
+        <w:t xml:space="preserve">y(t) = 2 - 2·cos(2t)       [verifikasi: y(0)=0 cocok; y prime prime+4y = 8·cos2t+8-8cos2t=8 cocok]</w:t>
+      </w:r>
+      <w:r>
+        <w:rPr>
+          <w:rFonts w:ascii="Arial" w:hAnsi="Arial" w:cs="Arial"/>
+          <w:b/>
+          <w:i/>
+          <w:color w:val="305496"/>
+          <w:sz w:val="22"/>
+        </w:rPr>
+        <w:t xml:space="preserve">   (13)</w:t>
       </w:r>
     </w:p>
     <w:p>
@@ -5244,7 +7420,282 @@
           <w:i w:val="0"/>
           <w:sz w:val="22"/>
         </w:rPr>
-        <w:t>Selesaikan y prime prime + w^2*y = K*sin(wt), y(0)=0, y prime(0)=0, yaitu input eksitasi tepat pada frekuensi natural sistem (resonansi). Langkah 1: (s^2+w^2)*Y = K*w/(s^2+w^2). Langkah 2: Y(s) = K*w / (s^2+w^2)^2, sudah tidak perlu pecahan parsial biasa sebab bentuk ini langsung ada di tabel turunan trigonometri. Langkah 4, pakai identitas L^(-1){1/(s^2+w^2)^2} = (1/(2*w^3)) * (sin(wt) - w*t*cos(wt)), sehingga y(t) = (K/(2*w^2))*sin(wt) - (K/(2*w))*t*cos(wt).</w:t>
+        <w:t xml:space="preserve">Selesaikan y prime prime + w</w:t>
+      </w:r>
+      <w:r>
+        <w:rPr>
+          <w:rFonts w:ascii="Arial" w:hAnsi="Arial" w:cs="Arial"/>
+          <w:b w:val="0"/>
+          <w:i w:val="0"/>
+          <w:sz w:val="22"/>
+          <w:vertAlign w:val="superscript"/>
+        </w:rPr>
+        <w:t xml:space="preserve">2</w:t>
+      </w:r>
+      <w:r>
+        <w:rPr>
+          <w:rFonts w:ascii="Arial" w:hAnsi="Arial" w:cs="Arial"/>
+          <w:b w:val="0"/>
+          <w:i w:val="0"/>
+          <w:sz w:val="22"/>
+        </w:rPr>
+        <w:t xml:space="preserve">·y = K·sin(wt), y(0)=0, y prime(0)=0, yaitu input eksitasi tepat pada frekuensi natural sistem (resonansi). Langkah 1: (s</w:t>
+      </w:r>
+      <w:r>
+        <w:rPr>
+          <w:rFonts w:ascii="Arial" w:hAnsi="Arial" w:cs="Arial"/>
+          <w:b w:val="0"/>
+          <w:i w:val="0"/>
+          <w:sz w:val="22"/>
+          <w:vertAlign w:val="superscript"/>
+        </w:rPr>
+        <w:t xml:space="preserve">2</w:t>
+      </w:r>
+      <w:r>
+        <w:rPr>
+          <w:rFonts w:ascii="Arial" w:hAnsi="Arial" w:cs="Arial"/>
+          <w:b w:val="0"/>
+          <w:i w:val="0"/>
+          <w:sz w:val="22"/>
+        </w:rPr>
+        <w:t xml:space="preserve">+w</w:t>
+      </w:r>
+      <w:r>
+        <w:rPr>
+          <w:rFonts w:ascii="Arial" w:hAnsi="Arial" w:cs="Arial"/>
+          <w:b w:val="0"/>
+          <w:i w:val="0"/>
+          <w:sz w:val="22"/>
+          <w:vertAlign w:val="superscript"/>
+        </w:rPr>
+        <w:t xml:space="preserve">2</w:t>
+      </w:r>
+      <w:r>
+        <w:rPr>
+          <w:rFonts w:ascii="Arial" w:hAnsi="Arial" w:cs="Arial"/>
+          <w:b w:val="0"/>
+          <w:i w:val="0"/>
+          <w:sz w:val="22"/>
+        </w:rPr>
+        <w:t xml:space="preserve">)·Y = K·w/(s</w:t>
+      </w:r>
+      <w:r>
+        <w:rPr>
+          <w:rFonts w:ascii="Arial" w:hAnsi="Arial" w:cs="Arial"/>
+          <w:b w:val="0"/>
+          <w:i w:val="0"/>
+          <w:sz w:val="22"/>
+          <w:vertAlign w:val="superscript"/>
+        </w:rPr>
+        <w:t xml:space="preserve">2</w:t>
+      </w:r>
+      <w:r>
+        <w:rPr>
+          <w:rFonts w:ascii="Arial" w:hAnsi="Arial" w:cs="Arial"/>
+          <w:b w:val="0"/>
+          <w:i w:val="0"/>
+          <w:sz w:val="22"/>
+        </w:rPr>
+        <w:t xml:space="preserve">+w</w:t>
+      </w:r>
+      <w:r>
+        <w:rPr>
+          <w:rFonts w:ascii="Arial" w:hAnsi="Arial" w:cs="Arial"/>
+          <w:b w:val="0"/>
+          <w:i w:val="0"/>
+          <w:sz w:val="22"/>
+          <w:vertAlign w:val="superscript"/>
+        </w:rPr>
+        <w:t xml:space="preserve">2</w:t>
+      </w:r>
+      <w:r>
+        <w:rPr>
+          <w:rFonts w:ascii="Arial" w:hAnsi="Arial" w:cs="Arial"/>
+          <w:b w:val="0"/>
+          <w:i w:val="0"/>
+          <w:sz w:val="22"/>
+        </w:rPr>
+        <w:t xml:space="preserve">). Langkah 2: Y(s) = K·w / (s</w:t>
+      </w:r>
+      <w:r>
+        <w:rPr>
+          <w:rFonts w:ascii="Arial" w:hAnsi="Arial" w:cs="Arial"/>
+          <w:b w:val="0"/>
+          <w:i w:val="0"/>
+          <w:sz w:val="22"/>
+          <w:vertAlign w:val="superscript"/>
+        </w:rPr>
+        <w:t xml:space="preserve">2</w:t>
+      </w:r>
+      <w:r>
+        <w:rPr>
+          <w:rFonts w:ascii="Arial" w:hAnsi="Arial" w:cs="Arial"/>
+          <w:b w:val="0"/>
+          <w:i w:val="0"/>
+          <w:sz w:val="22"/>
+        </w:rPr>
+        <w:t xml:space="preserve">+w</w:t>
+      </w:r>
+      <w:r>
+        <w:rPr>
+          <w:rFonts w:ascii="Arial" w:hAnsi="Arial" w:cs="Arial"/>
+          <w:b w:val="0"/>
+          <w:i w:val="0"/>
+          <w:sz w:val="22"/>
+          <w:vertAlign w:val="superscript"/>
+        </w:rPr>
+        <w:t xml:space="preserve">2</w:t>
+      </w:r>
+      <w:r>
+        <w:rPr>
+          <w:rFonts w:ascii="Arial" w:hAnsi="Arial" w:cs="Arial"/>
+          <w:b w:val="0"/>
+          <w:i w:val="0"/>
+          <w:sz w:val="22"/>
+        </w:rPr>
+        <w:t xml:space="preserve">)</w:t>
+      </w:r>
+      <w:r>
+        <w:rPr>
+          <w:rFonts w:ascii="Arial" w:hAnsi="Arial" w:cs="Arial"/>
+          <w:b w:val="0"/>
+          <w:i w:val="0"/>
+          <w:sz w:val="22"/>
+          <w:vertAlign w:val="superscript"/>
+        </w:rPr>
+        <w:t xml:space="preserve">2</w:t>
+      </w:r>
+      <w:r>
+        <w:rPr>
+          <w:rFonts w:ascii="Arial" w:hAnsi="Arial" w:cs="Arial"/>
+          <w:b w:val="0"/>
+          <w:i w:val="0"/>
+          <w:sz w:val="22"/>
+        </w:rPr>
+        <w:t xml:space="preserve">, sudah tidak perlu pecahan parsial biasa sebab bentuk ini langsung ada di tabel turunan trigonometri. Langkah 4, pakai identitas L</w:t>
+      </w:r>
+      <w:r>
+        <w:rPr>
+          <w:rFonts w:ascii="Arial" w:hAnsi="Arial" w:cs="Arial"/>
+          <w:b w:val="0"/>
+          <w:i w:val="0"/>
+          <w:sz w:val="22"/>
+          <w:vertAlign w:val="superscript"/>
+        </w:rPr>
+        <w:t xml:space="preserve">-1</w:t>
+      </w:r>
+      <w:r>
+        <w:rPr>
+          <w:rFonts w:ascii="Arial" w:hAnsi="Arial" w:cs="Arial"/>
+          <w:b w:val="0"/>
+          <w:i w:val="0"/>
+          <w:sz w:val="22"/>
+        </w:rPr>
+        <w:t xml:space="preserve">{1/(s</w:t>
+      </w:r>
+      <w:r>
+        <w:rPr>
+          <w:rFonts w:ascii="Arial" w:hAnsi="Arial" w:cs="Arial"/>
+          <w:b w:val="0"/>
+          <w:i w:val="0"/>
+          <w:sz w:val="22"/>
+          <w:vertAlign w:val="superscript"/>
+        </w:rPr>
+        <w:t xml:space="preserve">2</w:t>
+      </w:r>
+      <w:r>
+        <w:rPr>
+          <w:rFonts w:ascii="Arial" w:hAnsi="Arial" w:cs="Arial"/>
+          <w:b w:val="0"/>
+          <w:i w:val="0"/>
+          <w:sz w:val="22"/>
+        </w:rPr>
+        <w:t xml:space="preserve">+w</w:t>
+      </w:r>
+      <w:r>
+        <w:rPr>
+          <w:rFonts w:ascii="Arial" w:hAnsi="Arial" w:cs="Arial"/>
+          <w:b w:val="0"/>
+          <w:i w:val="0"/>
+          <w:sz w:val="22"/>
+          <w:vertAlign w:val="superscript"/>
+        </w:rPr>
+        <w:t xml:space="preserve">2</w:t>
+      </w:r>
+      <w:r>
+        <w:rPr>
+          <w:rFonts w:ascii="Arial" w:hAnsi="Arial" w:cs="Arial"/>
+          <w:b w:val="0"/>
+          <w:i w:val="0"/>
+          <w:sz w:val="22"/>
+        </w:rPr>
+        <w:t xml:space="preserve">)</w:t>
+      </w:r>
+      <w:r>
+        <w:rPr>
+          <w:rFonts w:ascii="Arial" w:hAnsi="Arial" w:cs="Arial"/>
+          <w:b w:val="0"/>
+          <w:i w:val="0"/>
+          <w:sz w:val="22"/>
+          <w:vertAlign w:val="superscript"/>
+        </w:rPr>
+        <w:t xml:space="preserve">2</w:t>
+      </w:r>
+      <w:r>
+        <w:rPr>
+          <w:rFonts w:ascii="Arial" w:hAnsi="Arial" w:cs="Arial"/>
+          <w:b w:val="0"/>
+          <w:i w:val="0"/>
+          <w:sz w:val="22"/>
+        </w:rPr>
+        <w:t xml:space="preserve">} = (1/(2·w</w:t>
+      </w:r>
+      <w:r>
+        <w:rPr>
+          <w:rFonts w:ascii="Arial" w:hAnsi="Arial" w:cs="Arial"/>
+          <w:b w:val="0"/>
+          <w:i w:val="0"/>
+          <w:sz w:val="22"/>
+          <w:vertAlign w:val="superscript"/>
+        </w:rPr>
+        <w:t xml:space="preserve">3</w:t>
+      </w:r>
+      <w:r>
+        <w:rPr>
+          <w:rFonts w:ascii="Arial" w:hAnsi="Arial" w:cs="Arial"/>
+          <w:b w:val="0"/>
+          <w:i w:val="0"/>
+          <w:sz w:val="22"/>
+        </w:rPr>
+        <w:t xml:space="preserve">))·(sin(wt) - w·t·cos(wt)), sehingga y(t) = (K/(2·w</w:t>
+      </w:r>
+      <w:r>
+        <w:rPr>
+          <w:rFonts w:ascii="Arial" w:hAnsi="Arial" w:cs="Arial"/>
+          <w:b w:val="0"/>
+          <w:i w:val="0"/>
+          <w:sz w:val="22"/>
+          <w:vertAlign w:val="superscript"/>
+        </w:rPr>
+        <w:t xml:space="preserve">2</w:t>
+      </w:r>
+      <w:r>
+        <w:rPr>
+          <w:rFonts w:ascii="Arial" w:hAnsi="Arial" w:cs="Arial"/>
+          <w:b w:val="0"/>
+          <w:i w:val="0"/>
+          <w:sz w:val="22"/>
+        </w:rPr>
+        <w:t xml:space="preserve">))·sin(wt) - (K/(2·w))·t·cos(wt).</w:t>
+      </w:r>
+      <w:r>
+        <w:rPr>
+          <w:rFonts w:ascii="Arial" w:hAnsi="Arial" w:cs="Arial"/>
+          <w:b w:val="0"/>
+          <w:i w:val="0"/>
+          <w:sz w:val="22"/>
+        </w:rPr>
+        <w:t xml:space="preserve"> Bentuk ringkasnya dituliskan pada Persamaan (14).</w:t>
       </w:r>
     </w:p>
     <w:p>
@@ -5260,7 +7711,38 @@
           <w:color w:val="305496"/>
           <w:sz w:val="22"/>
         </w:rPr>
-        <w:t>y(t) = (K/(2w^2))*sin(wt) - (K/(2w))*t*cos(wt)     [term t*cos(wt) menandakan amplitudo tumbuh linier]</w:t>
+        <w:t xml:space="preserve">y(t) = (K/(2w</w:t>
+      </w:r>
+      <w:r>
+        <w:rPr>
+          <w:rFonts w:ascii="Arial" w:hAnsi="Arial" w:cs="Arial"/>
+          <w:b/>
+          <w:i/>
+          <w:color w:val="305496"/>
+          <w:sz w:val="22"/>
+          <w:vertAlign w:val="superscript"/>
+        </w:rPr>
+        <w:t xml:space="preserve">2</w:t>
+      </w:r>
+      <w:r>
+        <w:rPr>
+          <w:rFonts w:ascii="Arial" w:hAnsi="Arial" w:cs="Arial"/>
+          <w:b/>
+          <w:i/>
+          <w:color w:val="305496"/>
+          <w:sz w:val="22"/>
+        </w:rPr>
+        <w:t xml:space="preserve">))·sin(wt) - (K/(2w))·t·cos(wt)     [term t·cos(wt) menandakan amplitudo tumbuh linier]</w:t>
+      </w:r>
+      <w:r>
+        <w:rPr>
+          <w:rFonts w:ascii="Arial" w:hAnsi="Arial" w:cs="Arial"/>
+          <w:b/>
+          <w:i/>
+          <w:color w:val="305496"/>
+          <w:sz w:val="22"/>
+        </w:rPr>
+        <w:t xml:space="preserve">   (14)</w:t>
       </w:r>
     </w:p>
     <w:p>
@@ -5656,7 +8138,26 @@
                 <w:i w:val="0"/>
                 <w:sz w:val="19"/>
               </w:rPr>
-              <w:t>Rapi, L{H(t-a)}=e^(-as)/s</w:t>
+              <w:t xml:space="preserve">Rapi, L{H(t-a)}=e</w:t>
+            </w:r>
+            <w:r>
+              <w:rPr>
+                <w:rFonts w:ascii="Arial" w:hAnsi="Arial" w:cs="Arial"/>
+                <w:b w:val="0"/>
+                <w:i w:val="0"/>
+                <w:sz w:val="19"/>
+                <w:vertAlign w:val="superscript"/>
+              </w:rPr>
+              <w:t xml:space="preserve">-as</w:t>
+            </w:r>
+            <w:r>
+              <w:rPr>
+                <w:rFonts w:ascii="Arial" w:hAnsi="Arial" w:cs="Arial"/>
+                <w:b w:val="0"/>
+                <w:i w:val="0"/>
+                <w:sz w:val="19"/>
+              </w:rPr>
+              <w:t xml:space="preserve">/s</w:t>
             </w:r>
           </w:p>
         </w:tc>
@@ -5765,7 +8266,26 @@
                 <w:i w:val="0"/>
                 <w:sz w:val="19"/>
               </w:rPr>
-              <w:t>Tinggal substitusi s^n, sistematik</w:t>
+              <w:t xml:space="preserve">Tinggal substitusi s</w:t>
+            </w:r>
+            <w:r>
+              <w:rPr>
+                <w:rFonts w:ascii="Arial" w:hAnsi="Arial" w:cs="Arial"/>
+                <w:b w:val="0"/>
+                <w:i w:val="0"/>
+                <w:sz w:val="19"/>
+                <w:vertAlign w:val="superscript"/>
+              </w:rPr>
+              <w:t xml:space="preserve">n</w:t>
+            </w:r>
+            <w:r>
+              <w:rPr>
+                <w:rFonts w:ascii="Arial" w:hAnsi="Arial" w:cs="Arial"/>
+                <w:b w:val="0"/>
+                <w:i w:val="0"/>
+                <w:sz w:val="19"/>
+              </w:rPr>
+              <w:t xml:space="preserve">, sistematik</w:t>
             </w:r>
           </w:p>
         </w:tc>
@@ -5925,7 +8445,83 @@
           <w:i w:val="0"/>
           <w:sz w:val="22"/>
         </w:rPr>
-        <w:t>Setelah Y(s) diperoleh dari aljabar, langkah krusial adalah mengembalikannya ke domain waktu lewat invers Laplace L^(-1){F(s)} = f(t). Berbeda dari transformasi langsung yang memiliki definisi integral eksplisit, invers Laplace secara praktik dilakukan dengan mencocokkan F(s) dengan entry tabel, dibantu sifat linieritas L^(-1){alfa*F+beta*G} = alfa*L^(-1){F} + beta*L^(-1){G} agar tiap term Y(s) dapat diinvers secara independen lalu dijumlahkan.</w:t>
+        <w:t xml:space="preserve">Setelah Y(s) diperoleh dari aljabar, langkah krusial adalah mengembalikannya ke domain waktu lewat invers Laplace L</w:t>
+      </w:r>
+      <w:r>
+        <w:rPr>
+          <w:rFonts w:ascii="Arial" w:hAnsi="Arial" w:cs="Arial"/>
+          <w:b w:val="0"/>
+          <w:i w:val="0"/>
+          <w:sz w:val="22"/>
+          <w:vertAlign w:val="superscript"/>
+        </w:rPr>
+        <w:t xml:space="preserve">-1</w:t>
+      </w:r>
+      <w:r>
+        <w:rPr>
+          <w:rFonts w:ascii="Arial" w:hAnsi="Arial" w:cs="Arial"/>
+          <w:b w:val="0"/>
+          <w:i w:val="0"/>
+          <w:sz w:val="22"/>
+        </w:rPr>
+        <w:t xml:space="preserve">{F(s)} = f(t). Berbeda dari transformasi langsung yang memiliki definisi integral eksplisit, invers Laplace secara praktik dilakukan dengan mencocokkan F(s) dengan entry tabel, dibantu sifat linieritas L</w:t>
+      </w:r>
+      <w:r>
+        <w:rPr>
+          <w:rFonts w:ascii="Arial" w:hAnsi="Arial" w:cs="Arial"/>
+          <w:b w:val="0"/>
+          <w:i w:val="0"/>
+          <w:sz w:val="22"/>
+          <w:vertAlign w:val="superscript"/>
+        </w:rPr>
+        <w:t xml:space="preserve">-1</w:t>
+      </w:r>
+      <w:r>
+        <w:rPr>
+          <w:rFonts w:ascii="Arial" w:hAnsi="Arial" w:cs="Arial"/>
+          <w:b w:val="0"/>
+          <w:i w:val="0"/>
+          <w:sz w:val="22"/>
+        </w:rPr>
+        <w:t xml:space="preserve">{α·F+β·G} = α·L</w:t>
+      </w:r>
+      <w:r>
+        <w:rPr>
+          <w:rFonts w:ascii="Arial" w:hAnsi="Arial" w:cs="Arial"/>
+          <w:b w:val="0"/>
+          <w:i w:val="0"/>
+          <w:sz w:val="22"/>
+          <w:vertAlign w:val="superscript"/>
+        </w:rPr>
+        <w:t xml:space="preserve">-1</w:t>
+      </w:r>
+      <w:r>
+        <w:rPr>
+          <w:rFonts w:ascii="Arial" w:hAnsi="Arial" w:cs="Arial"/>
+          <w:b w:val="0"/>
+          <w:i w:val="0"/>
+          <w:sz w:val="22"/>
+        </w:rPr>
+        <w:t xml:space="preserve">{F} + β·L</w:t>
+      </w:r>
+      <w:r>
+        <w:rPr>
+          <w:rFonts w:ascii="Arial" w:hAnsi="Arial" w:cs="Arial"/>
+          <w:b w:val="0"/>
+          <w:i w:val="0"/>
+          <w:sz w:val="22"/>
+          <w:vertAlign w:val="superscript"/>
+        </w:rPr>
+        <w:t xml:space="preserve">-1</w:t>
+      </w:r>
+      <w:r>
+        <w:rPr>
+          <w:rFonts w:ascii="Arial" w:hAnsi="Arial" w:cs="Arial"/>
+          <w:b w:val="0"/>
+          <w:i w:val="0"/>
+          <w:sz w:val="22"/>
+        </w:rPr>
+        <w:t xml:space="preserve">{G} agar tiap term Y(s) dapat diinvers secara independen lalu dijumlahkan.</w:t>
       </w:r>
     </w:p>
     <w:p>
@@ -6006,7 +8602,28 @@
           <w:color w:val="444444"/>
           <w:sz w:val="20"/>
         </w:rPr>
-        <w:t>Gambar 5. Bentuk y(t) khas hasil invers Laplace untuk tiga kasus pecahan parsial: akar real berbeda (jumlah eksponensial murni), akar berulang (faktor t*e^(rt) naik lalu meluruh), dan akar kompleks (osilasi teredam).</w:t>
+        <w:t xml:space="preserve">Gambar 5. Bentuk y(t) khas hasil invers Laplace untuk tiga kasus pecahan parsial: akar real berbeda (jumlah eksponensial murni), akar berulang (faktor t·e</w:t>
+      </w:r>
+      <w:r>
+        <w:rPr>
+          <w:rFonts w:ascii="Arial" w:hAnsi="Arial" w:cs="Arial"/>
+          <w:b w:val="0"/>
+          <w:i/>
+          <w:color w:val="444444"/>
+          <w:sz w:val="20"/>
+          <w:vertAlign w:val="superscript"/>
+        </w:rPr>
+        <w:t xml:space="preserve">rt</w:t>
+      </w:r>
+      <w:r>
+        <w:rPr>
+          <w:rFonts w:ascii="Arial" w:hAnsi="Arial" w:cs="Arial"/>
+          <w:b w:val="0"/>
+          <w:i/>
+          <w:color w:val="444444"/>
+          <w:sz w:val="20"/>
+        </w:rPr>
+        <w:t xml:space="preserve"> naik lalu meluruh), dan akar kompleks (osilasi teredam).</w:t>
       </w:r>
     </w:p>
     <w:p>
@@ -6054,7 +8671,194 @@
           <w:i w:val="0"/>
           <w:sz w:val="22"/>
         </w:rPr>
-        <w:t>Bila D(s) = (s-r1)(s-r2)...(s-rn) dengan akar berbeda, dekomposisi Y = A1/(s-r1) + A2/(s-r2) + .... Koefisien Ai dihitung cepat dengan Cover-Up Rule (Heaviside): tutup faktor (s-ri) di denominator, lalu evaluasi sisanya pada s=ri. Tiap term langsung diinvers menjadi Ai*e^(ri*t).</w:t>
+        <w:t xml:space="preserve">Bila D(s) = (s-</w:t>
+      </w:r>
+      <w:r>
+        <w:rPr>
+          <w:rFonts w:ascii="Arial" w:hAnsi="Arial" w:cs="Arial"/>
+          <w:b w:val="0"/>
+          <w:i w:val="0"/>
+          <w:sz w:val="22"/>
+        </w:rPr>
+        <w:t xml:space="preserve">r</w:t>
+      </w:r>
+      <w:r>
+        <w:rPr>
+          <w:rFonts w:ascii="Arial" w:hAnsi="Arial" w:cs="Arial"/>
+          <w:b w:val="0"/>
+          <w:i w:val="0"/>
+          <w:sz w:val="22"/>
+          <w:vertAlign w:val="subscript"/>
+        </w:rPr>
+        <w:t xml:space="preserve">1</w:t>
+      </w:r>
+      <w:r>
+        <w:rPr>
+          <w:rFonts w:ascii="Arial" w:hAnsi="Arial" w:cs="Arial"/>
+          <w:b w:val="0"/>
+          <w:i w:val="0"/>
+          <w:sz w:val="22"/>
+        </w:rPr>
+        <w:t xml:space="preserve">)(s-</w:t>
+      </w:r>
+      <w:r>
+        <w:rPr>
+          <w:rFonts w:ascii="Arial" w:hAnsi="Arial" w:cs="Arial"/>
+          <w:b w:val="0"/>
+          <w:i w:val="0"/>
+          <w:sz w:val="22"/>
+        </w:rPr>
+        <w:t xml:space="preserve">r</w:t>
+      </w:r>
+      <w:r>
+        <w:rPr>
+          <w:rFonts w:ascii="Arial" w:hAnsi="Arial" w:cs="Arial"/>
+          <w:b w:val="0"/>
+          <w:i w:val="0"/>
+          <w:sz w:val="22"/>
+          <w:vertAlign w:val="subscript"/>
+        </w:rPr>
+        <w:t xml:space="preserve">2</w:t>
+      </w:r>
+      <w:r>
+        <w:rPr>
+          <w:rFonts w:ascii="Arial" w:hAnsi="Arial" w:cs="Arial"/>
+          <w:b w:val="0"/>
+          <w:i w:val="0"/>
+          <w:sz w:val="22"/>
+        </w:rPr>
+        <w:t xml:space="preserve">)...(s-rn) dengan akar berbeda, dekomposisi Y = </w:t>
+      </w:r>
+      <w:r>
+        <w:rPr>
+          <w:rFonts w:ascii="Arial" w:hAnsi="Arial" w:cs="Arial"/>
+          <w:b w:val="0"/>
+          <w:i w:val="0"/>
+          <w:sz w:val="22"/>
+        </w:rPr>
+        <w:t xml:space="preserve">A</w:t>
+      </w:r>
+      <w:r>
+        <w:rPr>
+          <w:rFonts w:ascii="Arial" w:hAnsi="Arial" w:cs="Arial"/>
+          <w:b w:val="0"/>
+          <w:i w:val="0"/>
+          <w:sz w:val="22"/>
+          <w:vertAlign w:val="subscript"/>
+        </w:rPr>
+        <w:t xml:space="preserve">1</w:t>
+      </w:r>
+      <w:r>
+        <w:rPr>
+          <w:rFonts w:ascii="Arial" w:hAnsi="Arial" w:cs="Arial"/>
+          <w:b w:val="0"/>
+          <w:i w:val="0"/>
+          <w:sz w:val="22"/>
+        </w:rPr>
+        <w:t xml:space="preserve">/(s-</w:t>
+      </w:r>
+      <w:r>
+        <w:rPr>
+          <w:rFonts w:ascii="Arial" w:hAnsi="Arial" w:cs="Arial"/>
+          <w:b w:val="0"/>
+          <w:i w:val="0"/>
+          <w:sz w:val="22"/>
+        </w:rPr>
+        <w:t xml:space="preserve">r</w:t>
+      </w:r>
+      <w:r>
+        <w:rPr>
+          <w:rFonts w:ascii="Arial" w:hAnsi="Arial" w:cs="Arial"/>
+          <w:b w:val="0"/>
+          <w:i w:val="0"/>
+          <w:sz w:val="22"/>
+          <w:vertAlign w:val="subscript"/>
+        </w:rPr>
+        <w:t xml:space="preserve">1</w:t>
+      </w:r>
+      <w:r>
+        <w:rPr>
+          <w:rFonts w:ascii="Arial" w:hAnsi="Arial" w:cs="Arial"/>
+          <w:b w:val="0"/>
+          <w:i w:val="0"/>
+          <w:sz w:val="22"/>
+        </w:rPr>
+        <w:t xml:space="preserve">) + </w:t>
+      </w:r>
+      <w:r>
+        <w:rPr>
+          <w:rFonts w:ascii="Arial" w:hAnsi="Arial" w:cs="Arial"/>
+          <w:b w:val="0"/>
+          <w:i w:val="0"/>
+          <w:sz w:val="22"/>
+        </w:rPr>
+        <w:t xml:space="preserve">A</w:t>
+      </w:r>
+      <w:r>
+        <w:rPr>
+          <w:rFonts w:ascii="Arial" w:hAnsi="Arial" w:cs="Arial"/>
+          <w:b w:val="0"/>
+          <w:i w:val="0"/>
+          <w:sz w:val="22"/>
+          <w:vertAlign w:val="subscript"/>
+        </w:rPr>
+        <w:t xml:space="preserve">2</w:t>
+      </w:r>
+      <w:r>
+        <w:rPr>
+          <w:rFonts w:ascii="Arial" w:hAnsi="Arial" w:cs="Arial"/>
+          <w:b w:val="0"/>
+          <w:i w:val="0"/>
+          <w:sz w:val="22"/>
+        </w:rPr>
+        <w:t xml:space="preserve">/(s-</w:t>
+      </w:r>
+      <w:r>
+        <w:rPr>
+          <w:rFonts w:ascii="Arial" w:hAnsi="Arial" w:cs="Arial"/>
+          <w:b w:val="0"/>
+          <w:i w:val="0"/>
+          <w:sz w:val="22"/>
+        </w:rPr>
+        <w:t xml:space="preserve">r</w:t>
+      </w:r>
+      <w:r>
+        <w:rPr>
+          <w:rFonts w:ascii="Arial" w:hAnsi="Arial" w:cs="Arial"/>
+          <w:b w:val="0"/>
+          <w:i w:val="0"/>
+          <w:sz w:val="22"/>
+          <w:vertAlign w:val="subscript"/>
+        </w:rPr>
+        <w:t xml:space="preserve">2</w:t>
+      </w:r>
+      <w:r>
+        <w:rPr>
+          <w:rFonts w:ascii="Arial" w:hAnsi="Arial" w:cs="Arial"/>
+          <w:b w:val="0"/>
+          <w:i w:val="0"/>
+          <w:sz w:val="22"/>
+        </w:rPr>
+        <w:t xml:space="preserve">) + .... Koefisien Ai dihitung cepat dengan Cover-Up Rule (Heaviside): tutup faktor (s-ri) di denominator, lalu evaluasi sisanya pada s=ri. Tiap term langsung diinvers menjadi Ai·e</w:t>
+      </w:r>
+      <w:r>
+        <w:rPr>
+          <w:rFonts w:ascii="Arial" w:hAnsi="Arial" w:cs="Arial"/>
+          <w:b w:val="0"/>
+          <w:i w:val="0"/>
+          <w:sz w:val="22"/>
+          <w:vertAlign w:val="superscript"/>
+        </w:rPr>
+        <w:t xml:space="preserve">ri·t</w:t>
+      </w:r>
+      <w:r>
+        <w:rPr>
+          <w:rFonts w:ascii="Arial" w:hAnsi="Arial" w:cs="Arial"/>
+          <w:b w:val="0"/>
+          <w:i w:val="0"/>
+          <w:sz w:val="22"/>
+        </w:rPr>
+        <w:t xml:space="preserve">.</w:t>
       </w:r>
     </w:p>
     <w:p>
@@ -6070,7 +8874,18 @@
           <w:color w:val="305496"/>
           <w:sz w:val="22"/>
         </w:rPr>
-        <w:t>Ai = N(ri) / [hasil kali (rj - rk) untuk j tidak sama k]    invers:   sum Ai * e^(ri*t)</w:t>
+        <w:t xml:space="preserve">Ai = N(ri) / [hasil kali (rj - rk) untuk j tidak sama k]    invers:   sum Ai·e</w:t>
+      </w:r>
+      <w:r>
+        <w:rPr>
+          <w:rFonts w:ascii="Arial" w:hAnsi="Arial" w:cs="Arial"/>
+          <w:b/>
+          <w:i/>
+          <w:color w:val="305496"/>
+          <w:sz w:val="22"/>
+          <w:vertAlign w:val="superscript"/>
+        </w:rPr>
+        <w:t xml:space="preserve">ri·t</w:t>
       </w:r>
     </w:p>
     <w:p>
@@ -6094,7 +8909,64 @@
           <w:i w:val="0"/>
           <w:sz w:val="22"/>
         </w:rPr>
-        <w:t>Dekomposisi (3s+7) / [(s-1)(s+2)(s-4)]. Cover-up: A = (3*1+7)/[(1+2)(1-4)] = 10/(-9) = -10/9. B = (3*(-2)+7)/[(-2-1)(-2-4)] = 1/18. C = (3*4+7)/[(4-1)(4+2)] = 19/18. Hasil invers: f(t) = -(10/9)*e^t + (1/18)*e^(-2t) + (19/18)*e^(4t).</w:t>
+        <w:t xml:space="preserve">Dekomposisi (3s+7) / [(s-1)(s+2)(s-4)]. Cover-up: A = (3·1+7)/[(1+2)(1-4)] = 10/(-9) = -10/9. B = (3·(-2)+7)/[(-2-1)(-2-4)] = 1/18. C = (3·4+7)/[(4-1)(4+2)] = 19/18. Hasil invers: f(t) = -(10/9)·e</w:t>
+      </w:r>
+      <w:r>
+        <w:rPr>
+          <w:rFonts w:ascii="Arial" w:hAnsi="Arial" w:cs="Arial"/>
+          <w:b w:val="0"/>
+          <w:i w:val="0"/>
+          <w:sz w:val="22"/>
+          <w:vertAlign w:val="superscript"/>
+        </w:rPr>
+        <w:t xml:space="preserve">t</w:t>
+      </w:r>
+      <w:r>
+        <w:rPr>
+          <w:rFonts w:ascii="Arial" w:hAnsi="Arial" w:cs="Arial"/>
+          <w:b w:val="0"/>
+          <w:i w:val="0"/>
+          <w:sz w:val="22"/>
+        </w:rPr>
+        <w:t xml:space="preserve"> + (1/18)·e</w:t>
+      </w:r>
+      <w:r>
+        <w:rPr>
+          <w:rFonts w:ascii="Arial" w:hAnsi="Arial" w:cs="Arial"/>
+          <w:b w:val="0"/>
+          <w:i w:val="0"/>
+          <w:sz w:val="22"/>
+          <w:vertAlign w:val="superscript"/>
+        </w:rPr>
+        <w:t xml:space="preserve">-2t</w:t>
+      </w:r>
+      <w:r>
+        <w:rPr>
+          <w:rFonts w:ascii="Arial" w:hAnsi="Arial" w:cs="Arial"/>
+          <w:b w:val="0"/>
+          <w:i w:val="0"/>
+          <w:sz w:val="22"/>
+        </w:rPr>
+        <w:t xml:space="preserve"> + (19/18)·e</w:t>
+      </w:r>
+      <w:r>
+        <w:rPr>
+          <w:rFonts w:ascii="Arial" w:hAnsi="Arial" w:cs="Arial"/>
+          <w:b w:val="0"/>
+          <w:i w:val="0"/>
+          <w:sz w:val="22"/>
+          <w:vertAlign w:val="superscript"/>
+        </w:rPr>
+        <w:t xml:space="preserve">4t</w:t>
+      </w:r>
+      <w:r>
+        <w:rPr>
+          <w:rFonts w:ascii="Arial" w:hAnsi="Arial" w:cs="Arial"/>
+          <w:b w:val="0"/>
+          <w:i w:val="0"/>
+          <w:sz w:val="22"/>
+        </w:rPr>
+        <w:t xml:space="preserve">.</w:t>
       </w:r>
     </w:p>
     <w:p>
@@ -6118,7 +8990,177 @@
           <w:i w:val="0"/>
           <w:sz w:val="22"/>
         </w:rPr>
-        <w:t>Bila D(s) = (s-r)^m dikali faktor lain, dekomposisi A1/(s-r) + A2/(s-r)^2 + ... + Am/(s-r)^m. Term dengan pangkat k memberi faktor t pada hasil invers: Ak/(s-r)^k menjadi [Ak/(k-1)!] * t^(k-1) * e^(rt).</w:t>
+        <w:t xml:space="preserve">Bila D(s) = (s-r)</w:t>
+      </w:r>
+      <w:r>
+        <w:rPr>
+          <w:rFonts w:ascii="Arial" w:hAnsi="Arial" w:cs="Arial"/>
+          <w:b w:val="0"/>
+          <w:i w:val="0"/>
+          <w:sz w:val="22"/>
+          <w:vertAlign w:val="superscript"/>
+        </w:rPr>
+        <w:t xml:space="preserve">m</w:t>
+      </w:r>
+      <w:r>
+        <w:rPr>
+          <w:rFonts w:ascii="Arial" w:hAnsi="Arial" w:cs="Arial"/>
+          <w:b w:val="0"/>
+          <w:i w:val="0"/>
+          <w:sz w:val="22"/>
+        </w:rPr>
+        <w:t xml:space="preserve"> dikali faktor lain, dekomposisi </w:t>
+      </w:r>
+      <w:r>
+        <w:rPr>
+          <w:rFonts w:ascii="Arial" w:hAnsi="Arial" w:cs="Arial"/>
+          <w:b w:val="0"/>
+          <w:i w:val="0"/>
+          <w:sz w:val="22"/>
+        </w:rPr>
+        <w:t xml:space="preserve">A</w:t>
+      </w:r>
+      <w:r>
+        <w:rPr>
+          <w:rFonts w:ascii="Arial" w:hAnsi="Arial" w:cs="Arial"/>
+          <w:b w:val="0"/>
+          <w:i w:val="0"/>
+          <w:sz w:val="22"/>
+          <w:vertAlign w:val="subscript"/>
+        </w:rPr>
+        <w:t xml:space="preserve">1</w:t>
+      </w:r>
+      <w:r>
+        <w:rPr>
+          <w:rFonts w:ascii="Arial" w:hAnsi="Arial" w:cs="Arial"/>
+          <w:b w:val="0"/>
+          <w:i w:val="0"/>
+          <w:sz w:val="22"/>
+        </w:rPr>
+        <w:t xml:space="preserve">/(s-r) + </w:t>
+      </w:r>
+      <w:r>
+        <w:rPr>
+          <w:rFonts w:ascii="Arial" w:hAnsi="Arial" w:cs="Arial"/>
+          <w:b w:val="0"/>
+          <w:i w:val="0"/>
+          <w:sz w:val="22"/>
+        </w:rPr>
+        <w:t xml:space="preserve">A</w:t>
+      </w:r>
+      <w:r>
+        <w:rPr>
+          <w:rFonts w:ascii="Arial" w:hAnsi="Arial" w:cs="Arial"/>
+          <w:b w:val="0"/>
+          <w:i w:val="0"/>
+          <w:sz w:val="22"/>
+          <w:vertAlign w:val="subscript"/>
+        </w:rPr>
+        <w:t xml:space="preserve">2</w:t>
+      </w:r>
+      <w:r>
+        <w:rPr>
+          <w:rFonts w:ascii="Arial" w:hAnsi="Arial" w:cs="Arial"/>
+          <w:b w:val="0"/>
+          <w:i w:val="0"/>
+          <w:sz w:val="22"/>
+        </w:rPr>
+        <w:t xml:space="preserve">/(s-r)</w:t>
+      </w:r>
+      <w:r>
+        <w:rPr>
+          <w:rFonts w:ascii="Arial" w:hAnsi="Arial" w:cs="Arial"/>
+          <w:b w:val="0"/>
+          <w:i w:val="0"/>
+          <w:sz w:val="22"/>
+          <w:vertAlign w:val="superscript"/>
+        </w:rPr>
+        <w:t xml:space="preserve">2</w:t>
+      </w:r>
+      <w:r>
+        <w:rPr>
+          <w:rFonts w:ascii="Arial" w:hAnsi="Arial" w:cs="Arial"/>
+          <w:b w:val="0"/>
+          <w:i w:val="0"/>
+          <w:sz w:val="22"/>
+        </w:rPr>
+        <w:t xml:space="preserve"> + ... + Am/(s-r)</w:t>
+      </w:r>
+      <w:r>
+        <w:rPr>
+          <w:rFonts w:ascii="Arial" w:hAnsi="Arial" w:cs="Arial"/>
+          <w:b w:val="0"/>
+          <w:i w:val="0"/>
+          <w:sz w:val="22"/>
+          <w:vertAlign w:val="superscript"/>
+        </w:rPr>
+        <w:t xml:space="preserve">m</w:t>
+      </w:r>
+      <w:r>
+        <w:rPr>
+          <w:rFonts w:ascii="Arial" w:hAnsi="Arial" w:cs="Arial"/>
+          <w:b w:val="0"/>
+          <w:i w:val="0"/>
+          <w:sz w:val="22"/>
+        </w:rPr>
+        <w:t xml:space="preserve">. Term dengan pangkat k memberi faktor t pada hasil invers: Ak/(s-r)</w:t>
+      </w:r>
+      <w:r>
+        <w:rPr>
+          <w:rFonts w:ascii="Arial" w:hAnsi="Arial" w:cs="Arial"/>
+          <w:b w:val="0"/>
+          <w:i w:val="0"/>
+          <w:sz w:val="22"/>
+          <w:vertAlign w:val="superscript"/>
+        </w:rPr>
+        <w:t xml:space="preserve">k</w:t>
+      </w:r>
+      <w:r>
+        <w:rPr>
+          <w:rFonts w:ascii="Arial" w:hAnsi="Arial" w:cs="Arial"/>
+          <w:b w:val="0"/>
+          <w:i w:val="0"/>
+          <w:sz w:val="22"/>
+        </w:rPr>
+        <w:t xml:space="preserve"> menjadi [Ak/(k-1)!]·t</w:t>
+      </w:r>
+      <w:r>
+        <w:rPr>
+          <w:rFonts w:ascii="Arial" w:hAnsi="Arial" w:cs="Arial"/>
+          <w:b w:val="0"/>
+          <w:i w:val="0"/>
+          <w:sz w:val="22"/>
+          <w:vertAlign w:val="superscript"/>
+        </w:rPr>
+        <w:t xml:space="preserve">k-1</w:t>
+      </w:r>
+      <w:r>
+        <w:rPr>
+          <w:rFonts w:ascii="Arial" w:hAnsi="Arial" w:cs="Arial"/>
+          <w:b w:val="0"/>
+          <w:i w:val="0"/>
+          <w:sz w:val="22"/>
+        </w:rPr>
+        <w:t xml:space="preserve">·e</w:t>
+      </w:r>
+      <w:r>
+        <w:rPr>
+          <w:rFonts w:ascii="Arial" w:hAnsi="Arial" w:cs="Arial"/>
+          <w:b w:val="0"/>
+          <w:i w:val="0"/>
+          <w:sz w:val="22"/>
+          <w:vertAlign w:val="superscript"/>
+        </w:rPr>
+        <w:t xml:space="preserve">rt</w:t>
+      </w:r>
+      <w:r>
+        <w:rPr>
+          <w:rFonts w:ascii="Arial" w:hAnsi="Arial" w:cs="Arial"/>
+          <w:b w:val="0"/>
+          <w:i w:val="0"/>
+          <w:sz w:val="22"/>
+        </w:rPr>
+        <w:t xml:space="preserve">.</w:t>
       </w:r>
     </w:p>
     <w:p>
@@ -6142,7 +9184,159 @@
           <w:i w:val="0"/>
           <w:sz w:val="22"/>
         </w:rPr>
-        <w:t>Dekomposisi (2s+3)/(s-1)^3. Tulis F(s) = A/(s-1) + B/(s-1)^2 + C/(s-1)^3. Kalikan kedua sisi dengan (s-1)^3: 2s+3 = A(s-1)^2 + B(s-1) + C. Pada s=1: C=5. Turunkan sekali: 2 = 2A(s-1)+B, pada s=1: B=2. Turunkan lagi: 0=2A, sehingga A=0. Hasil invers: f(t) = 2*t*e^t + (5/2)*t^2*e^t.</w:t>
+        <w:t xml:space="preserve">Dekomposisi (2s+3)/(s-1)</w:t>
+      </w:r>
+      <w:r>
+        <w:rPr>
+          <w:rFonts w:ascii="Arial" w:hAnsi="Arial" w:cs="Arial"/>
+          <w:b w:val="0"/>
+          <w:i w:val="0"/>
+          <w:sz w:val="22"/>
+          <w:vertAlign w:val="superscript"/>
+        </w:rPr>
+        <w:t xml:space="preserve">3</w:t>
+      </w:r>
+      <w:r>
+        <w:rPr>
+          <w:rFonts w:ascii="Arial" w:hAnsi="Arial" w:cs="Arial"/>
+          <w:b w:val="0"/>
+          <w:i w:val="0"/>
+          <w:sz w:val="22"/>
+        </w:rPr>
+        <w:t xml:space="preserve">. Tulis F(s) = A/(s-1) + B/(s-1)</w:t>
+      </w:r>
+      <w:r>
+        <w:rPr>
+          <w:rFonts w:ascii="Arial" w:hAnsi="Arial" w:cs="Arial"/>
+          <w:b w:val="0"/>
+          <w:i w:val="0"/>
+          <w:sz w:val="22"/>
+          <w:vertAlign w:val="superscript"/>
+        </w:rPr>
+        <w:t xml:space="preserve">2</w:t>
+      </w:r>
+      <w:r>
+        <w:rPr>
+          <w:rFonts w:ascii="Arial" w:hAnsi="Arial" w:cs="Arial"/>
+          <w:b w:val="0"/>
+          <w:i w:val="0"/>
+          <w:sz w:val="22"/>
+        </w:rPr>
+        <w:t xml:space="preserve"> + C/(s-1)</w:t>
+      </w:r>
+      <w:r>
+        <w:rPr>
+          <w:rFonts w:ascii="Arial" w:hAnsi="Arial" w:cs="Arial"/>
+          <w:b w:val="0"/>
+          <w:i w:val="0"/>
+          <w:sz w:val="22"/>
+          <w:vertAlign w:val="superscript"/>
+        </w:rPr>
+        <w:t xml:space="preserve">3</w:t>
+      </w:r>
+      <w:r>
+        <w:rPr>
+          <w:rFonts w:ascii="Arial" w:hAnsi="Arial" w:cs="Arial"/>
+          <w:b w:val="0"/>
+          <w:i w:val="0"/>
+          <w:sz w:val="22"/>
+        </w:rPr>
+        <w:t xml:space="preserve">. Kalikan kedua sisi dengan (s-1)</w:t>
+      </w:r>
+      <w:r>
+        <w:rPr>
+          <w:rFonts w:ascii="Arial" w:hAnsi="Arial" w:cs="Arial"/>
+          <w:b w:val="0"/>
+          <w:i w:val="0"/>
+          <w:sz w:val="22"/>
+          <w:vertAlign w:val="superscript"/>
+        </w:rPr>
+        <w:t xml:space="preserve">3</w:t>
+      </w:r>
+      <w:r>
+        <w:rPr>
+          <w:rFonts w:ascii="Arial" w:hAnsi="Arial" w:cs="Arial"/>
+          <w:b w:val="0"/>
+          <w:i w:val="0"/>
+          <w:sz w:val="22"/>
+        </w:rPr>
+        <w:t xml:space="preserve">: 2s+3 = A(s-1)</w:t>
+      </w:r>
+      <w:r>
+        <w:rPr>
+          <w:rFonts w:ascii="Arial" w:hAnsi="Arial" w:cs="Arial"/>
+          <w:b w:val="0"/>
+          <w:i w:val="0"/>
+          <w:sz w:val="22"/>
+          <w:vertAlign w:val="superscript"/>
+        </w:rPr>
+        <w:t xml:space="preserve">2</w:t>
+      </w:r>
+      <w:r>
+        <w:rPr>
+          <w:rFonts w:ascii="Arial" w:hAnsi="Arial" w:cs="Arial"/>
+          <w:b w:val="0"/>
+          <w:i w:val="0"/>
+          <w:sz w:val="22"/>
+        </w:rPr>
+        <w:t xml:space="preserve"> + B(s-1) + C. Pada s=1: C=5. Turunkan sekali: 2 = 2A(s-1)+B, pada s=1: B=2. Turunkan lagi: 0=2A, sehingga A=0. Hasil invers: f(t) = 2·t·e</w:t>
+      </w:r>
+      <w:r>
+        <w:rPr>
+          <w:rFonts w:ascii="Arial" w:hAnsi="Arial" w:cs="Arial"/>
+          <w:b w:val="0"/>
+          <w:i w:val="0"/>
+          <w:sz w:val="22"/>
+          <w:vertAlign w:val="superscript"/>
+        </w:rPr>
+        <w:t xml:space="preserve">t</w:t>
+      </w:r>
+      <w:r>
+        <w:rPr>
+          <w:rFonts w:ascii="Arial" w:hAnsi="Arial" w:cs="Arial"/>
+          <w:b w:val="0"/>
+          <w:i w:val="0"/>
+          <w:sz w:val="22"/>
+        </w:rPr>
+        <w:t xml:space="preserve"> + (5/2)·t</w:t>
+      </w:r>
+      <w:r>
+        <w:rPr>
+          <w:rFonts w:ascii="Arial" w:hAnsi="Arial" w:cs="Arial"/>
+          <w:b w:val="0"/>
+          <w:i w:val="0"/>
+          <w:sz w:val="22"/>
+          <w:vertAlign w:val="superscript"/>
+        </w:rPr>
+        <w:t xml:space="preserve">2</w:t>
+      </w:r>
+      <w:r>
+        <w:rPr>
+          <w:rFonts w:ascii="Arial" w:hAnsi="Arial" w:cs="Arial"/>
+          <w:b w:val="0"/>
+          <w:i w:val="0"/>
+          <w:sz w:val="22"/>
+        </w:rPr>
+        <w:t xml:space="preserve">·e</w:t>
+      </w:r>
+      <w:r>
+        <w:rPr>
+          <w:rFonts w:ascii="Arial" w:hAnsi="Arial" w:cs="Arial"/>
+          <w:b w:val="0"/>
+          <w:i w:val="0"/>
+          <w:sz w:val="22"/>
+          <w:vertAlign w:val="superscript"/>
+        </w:rPr>
+        <w:t xml:space="preserve">t</w:t>
+      </w:r>
+      <w:r>
+        <w:rPr>
+          <w:rFonts w:ascii="Arial" w:hAnsi="Arial" w:cs="Arial"/>
+          <w:b w:val="0"/>
+          <w:i w:val="0"/>
+          <w:sz w:val="22"/>
+        </w:rPr>
+        <w:t xml:space="preserve">.</w:t>
       </w:r>
     </w:p>
     <w:p>
@@ -6166,7 +9360,140 @@
           <w:i w:val="0"/>
           <w:sz w:val="22"/>
         </w:rPr>
-        <w:t>Bila D(s) memuat faktor kuadrat s^2+ps+q dengan diskriminan negatif (akar kompleks), dekomposisi (As+B)/(s^2+ps+q). Lengkapi kuadrat s^2+ps+q = (s+p/2)^2 + (q-p^2/4), lalu cocokkan dengan bentuk e^(at)*sin atau e^(at)*cos pada Tabel 1.</w:t>
+        <w:t xml:space="preserve">Bila D(s) memuat faktor kuadrat s</w:t>
+      </w:r>
+      <w:r>
+        <w:rPr>
+          <w:rFonts w:ascii="Arial" w:hAnsi="Arial" w:cs="Arial"/>
+          <w:b w:val="0"/>
+          <w:i w:val="0"/>
+          <w:sz w:val="22"/>
+          <w:vertAlign w:val="superscript"/>
+        </w:rPr>
+        <w:t xml:space="preserve">2</w:t>
+      </w:r>
+      <w:r>
+        <w:rPr>
+          <w:rFonts w:ascii="Arial" w:hAnsi="Arial" w:cs="Arial"/>
+          <w:b w:val="0"/>
+          <w:i w:val="0"/>
+          <w:sz w:val="22"/>
+        </w:rPr>
+        <w:t xml:space="preserve">+ps+q dengan diskriminan negatif (akar kompleks), dekomposisi (As+B)/(s</w:t>
+      </w:r>
+      <w:r>
+        <w:rPr>
+          <w:rFonts w:ascii="Arial" w:hAnsi="Arial" w:cs="Arial"/>
+          <w:b w:val="0"/>
+          <w:i w:val="0"/>
+          <w:sz w:val="22"/>
+          <w:vertAlign w:val="superscript"/>
+        </w:rPr>
+        <w:t xml:space="preserve">2</w:t>
+      </w:r>
+      <w:r>
+        <w:rPr>
+          <w:rFonts w:ascii="Arial" w:hAnsi="Arial" w:cs="Arial"/>
+          <w:b w:val="0"/>
+          <w:i w:val="0"/>
+          <w:sz w:val="22"/>
+        </w:rPr>
+        <w:t xml:space="preserve">+ps+q). Lengkapi kuadrat s</w:t>
+      </w:r>
+      <w:r>
+        <w:rPr>
+          <w:rFonts w:ascii="Arial" w:hAnsi="Arial" w:cs="Arial"/>
+          <w:b w:val="0"/>
+          <w:i w:val="0"/>
+          <w:sz w:val="22"/>
+          <w:vertAlign w:val="superscript"/>
+        </w:rPr>
+        <w:t xml:space="preserve">2</w:t>
+      </w:r>
+      <w:r>
+        <w:rPr>
+          <w:rFonts w:ascii="Arial" w:hAnsi="Arial" w:cs="Arial"/>
+          <w:b w:val="0"/>
+          <w:i w:val="0"/>
+          <w:sz w:val="22"/>
+        </w:rPr>
+        <w:t xml:space="preserve">+ps+q = (s+p/2)</w:t>
+      </w:r>
+      <w:r>
+        <w:rPr>
+          <w:rFonts w:ascii="Arial" w:hAnsi="Arial" w:cs="Arial"/>
+          <w:b w:val="0"/>
+          <w:i w:val="0"/>
+          <w:sz w:val="22"/>
+          <w:vertAlign w:val="superscript"/>
+        </w:rPr>
+        <w:t xml:space="preserve">2</w:t>
+      </w:r>
+      <w:r>
+        <w:rPr>
+          <w:rFonts w:ascii="Arial" w:hAnsi="Arial" w:cs="Arial"/>
+          <w:b w:val="0"/>
+          <w:i w:val="0"/>
+          <w:sz w:val="22"/>
+        </w:rPr>
+        <w:t xml:space="preserve"> + (q-p</w:t>
+      </w:r>
+      <w:r>
+        <w:rPr>
+          <w:rFonts w:ascii="Arial" w:hAnsi="Arial" w:cs="Arial"/>
+          <w:b w:val="0"/>
+          <w:i w:val="0"/>
+          <w:sz w:val="22"/>
+          <w:vertAlign w:val="superscript"/>
+        </w:rPr>
+        <w:t xml:space="preserve">2</w:t>
+      </w:r>
+      <w:r>
+        <w:rPr>
+          <w:rFonts w:ascii="Arial" w:hAnsi="Arial" w:cs="Arial"/>
+          <w:b w:val="0"/>
+          <w:i w:val="0"/>
+          <w:sz w:val="22"/>
+        </w:rPr>
+        <w:t xml:space="preserve">/4), lalu cocokkan dengan bentuk e</w:t>
+      </w:r>
+      <w:r>
+        <w:rPr>
+          <w:rFonts w:ascii="Arial" w:hAnsi="Arial" w:cs="Arial"/>
+          <w:b w:val="0"/>
+          <w:i w:val="0"/>
+          <w:sz w:val="22"/>
+          <w:vertAlign w:val="superscript"/>
+        </w:rPr>
+        <w:t xml:space="preserve">at</w:t>
+      </w:r>
+      <w:r>
+        <w:rPr>
+          <w:rFonts w:ascii="Arial" w:hAnsi="Arial" w:cs="Arial"/>
+          <w:b w:val="0"/>
+          <w:i w:val="0"/>
+          <w:sz w:val="22"/>
+        </w:rPr>
+        <w:t xml:space="preserve">·sin atau e</w:t>
+      </w:r>
+      <w:r>
+        <w:rPr>
+          <w:rFonts w:ascii="Arial" w:hAnsi="Arial" w:cs="Arial"/>
+          <w:b w:val="0"/>
+          <w:i w:val="0"/>
+          <w:sz w:val="22"/>
+          <w:vertAlign w:val="superscript"/>
+        </w:rPr>
+        <w:t xml:space="preserve">at</w:t>
+      </w:r>
+      <w:r>
+        <w:rPr>
+          <w:rFonts w:ascii="Arial" w:hAnsi="Arial" w:cs="Arial"/>
+          <w:b w:val="0"/>
+          <w:i w:val="0"/>
+          <w:sz w:val="22"/>
+        </w:rPr>
+        <w:t xml:space="preserve">·cos pada Tabel 1.</w:t>
       </w:r>
     </w:p>
     <w:p>
@@ -6190,7 +9517,140 @@
           <w:i w:val="0"/>
           <w:sz w:val="22"/>
         </w:rPr>
-        <w:t>Dekomposisi (2s+1)/(s^2+4s+13). Lengkapi kuadrat: s^2+4s+13 = (s+2)^2+9. Tulis numerator dalam bentuk 2*(s+2) + (1-4) = 2*(s+2)-3. F(s) = 2*(s+2)/[(s+2)^2+9] - 3/[(s+2)^2+9]. Invers (first shift dengan a=-2, w=3): f(t) = 2*e^(-2t)*cos(3t) - e^(-2t)*sin(3t).</w:t>
+        <w:t xml:space="preserve">Dekomposisi (2s+1)/(s</w:t>
+      </w:r>
+      <w:r>
+        <w:rPr>
+          <w:rFonts w:ascii="Arial" w:hAnsi="Arial" w:cs="Arial"/>
+          <w:b w:val="0"/>
+          <w:i w:val="0"/>
+          <w:sz w:val="22"/>
+          <w:vertAlign w:val="superscript"/>
+        </w:rPr>
+        <w:t xml:space="preserve">2</w:t>
+      </w:r>
+      <w:r>
+        <w:rPr>
+          <w:rFonts w:ascii="Arial" w:hAnsi="Arial" w:cs="Arial"/>
+          <w:b w:val="0"/>
+          <w:i w:val="0"/>
+          <w:sz w:val="22"/>
+        </w:rPr>
+        <w:t xml:space="preserve">+4s+13). Lengkapi kuadrat: s</w:t>
+      </w:r>
+      <w:r>
+        <w:rPr>
+          <w:rFonts w:ascii="Arial" w:hAnsi="Arial" w:cs="Arial"/>
+          <w:b w:val="0"/>
+          <w:i w:val="0"/>
+          <w:sz w:val="22"/>
+          <w:vertAlign w:val="superscript"/>
+        </w:rPr>
+        <w:t xml:space="preserve">2</w:t>
+      </w:r>
+      <w:r>
+        <w:rPr>
+          <w:rFonts w:ascii="Arial" w:hAnsi="Arial" w:cs="Arial"/>
+          <w:b w:val="0"/>
+          <w:i w:val="0"/>
+          <w:sz w:val="22"/>
+        </w:rPr>
+        <w:t xml:space="preserve">+4s+13 = (s+2)</w:t>
+      </w:r>
+      <w:r>
+        <w:rPr>
+          <w:rFonts w:ascii="Arial" w:hAnsi="Arial" w:cs="Arial"/>
+          <w:b w:val="0"/>
+          <w:i w:val="0"/>
+          <w:sz w:val="22"/>
+          <w:vertAlign w:val="superscript"/>
+        </w:rPr>
+        <w:t xml:space="preserve">2</w:t>
+      </w:r>
+      <w:r>
+        <w:rPr>
+          <w:rFonts w:ascii="Arial" w:hAnsi="Arial" w:cs="Arial"/>
+          <w:b w:val="0"/>
+          <w:i w:val="0"/>
+          <w:sz w:val="22"/>
+        </w:rPr>
+        <w:t xml:space="preserve">+9. Tulis numerator dalam bentuk 2·(s+2) + (1-4) = 2·(s+2)-3. F(s) = 2·(s+2)/[(s+2)</w:t>
+      </w:r>
+      <w:r>
+        <w:rPr>
+          <w:rFonts w:ascii="Arial" w:hAnsi="Arial" w:cs="Arial"/>
+          <w:b w:val="0"/>
+          <w:i w:val="0"/>
+          <w:sz w:val="22"/>
+          <w:vertAlign w:val="superscript"/>
+        </w:rPr>
+        <w:t xml:space="preserve">2</w:t>
+      </w:r>
+      <w:r>
+        <w:rPr>
+          <w:rFonts w:ascii="Arial" w:hAnsi="Arial" w:cs="Arial"/>
+          <w:b w:val="0"/>
+          <w:i w:val="0"/>
+          <w:sz w:val="22"/>
+        </w:rPr>
+        <w:t xml:space="preserve">+9] - 3/[(s+2)</w:t>
+      </w:r>
+      <w:r>
+        <w:rPr>
+          <w:rFonts w:ascii="Arial" w:hAnsi="Arial" w:cs="Arial"/>
+          <w:b w:val="0"/>
+          <w:i w:val="0"/>
+          <w:sz w:val="22"/>
+          <w:vertAlign w:val="superscript"/>
+        </w:rPr>
+        <w:t xml:space="preserve">2</w:t>
+      </w:r>
+      <w:r>
+        <w:rPr>
+          <w:rFonts w:ascii="Arial" w:hAnsi="Arial" w:cs="Arial"/>
+          <w:b w:val="0"/>
+          <w:i w:val="0"/>
+          <w:sz w:val="22"/>
+        </w:rPr>
+        <w:t xml:space="preserve">+9]. Invers (first shift dengan a=-2, w=3): f(t) = 2·e</w:t>
+      </w:r>
+      <w:r>
+        <w:rPr>
+          <w:rFonts w:ascii="Arial" w:hAnsi="Arial" w:cs="Arial"/>
+          <w:b w:val="0"/>
+          <w:i w:val="0"/>
+          <w:sz w:val="22"/>
+          <w:vertAlign w:val="superscript"/>
+        </w:rPr>
+        <w:t xml:space="preserve">-2t</w:t>
+      </w:r>
+      <w:r>
+        <w:rPr>
+          <w:rFonts w:ascii="Arial" w:hAnsi="Arial" w:cs="Arial"/>
+          <w:b w:val="0"/>
+          <w:i w:val="0"/>
+          <w:sz w:val="22"/>
+        </w:rPr>
+        <w:t xml:space="preserve">·cos(3t) - e</w:t>
+      </w:r>
+      <w:r>
+        <w:rPr>
+          <w:rFonts w:ascii="Arial" w:hAnsi="Arial" w:cs="Arial"/>
+          <w:b w:val="0"/>
+          <w:i w:val="0"/>
+          <w:sz w:val="22"/>
+          <w:vertAlign w:val="superscript"/>
+        </w:rPr>
+        <w:t xml:space="preserve">-2t</w:t>
+      </w:r>
+      <w:r>
+        <w:rPr>
+          <w:rFonts w:ascii="Arial" w:hAnsi="Arial" w:cs="Arial"/>
+          <w:b w:val="0"/>
+          <w:i w:val="0"/>
+          <w:sz w:val="22"/>
+        </w:rPr>
+        <w:t xml:space="preserve">·sin(3t).</w:t>
       </w:r>
     </w:p>
     <w:p>
@@ -6373,7 +9833,63 @@
                 <w:i w:val="0"/>
                 <w:sz w:val="19"/>
               </w:rPr>
-              <w:t>A/(s-r1) + B/(s-r2) + ...</w:t>
+              <w:t xml:space="preserve">A/(s-</w:t>
+            </w:r>
+            <w:r>
+              <w:rPr>
+                <w:rFonts w:ascii="Arial" w:hAnsi="Arial" w:cs="Arial"/>
+                <w:b w:val="0"/>
+                <w:i w:val="0"/>
+                <w:sz w:val="19"/>
+              </w:rPr>
+              <w:t xml:space="preserve">r</w:t>
+            </w:r>
+            <w:r>
+              <w:rPr>
+                <w:rFonts w:ascii="Arial" w:hAnsi="Arial" w:cs="Arial"/>
+                <w:b w:val="0"/>
+                <w:i w:val="0"/>
+                <w:sz w:val="19"/>
+                <w:vertAlign w:val="subscript"/>
+              </w:rPr>
+              <w:t xml:space="preserve">1</w:t>
+            </w:r>
+            <w:r>
+              <w:rPr>
+                <w:rFonts w:ascii="Arial" w:hAnsi="Arial" w:cs="Arial"/>
+                <w:b w:val="0"/>
+                <w:i w:val="0"/>
+                <w:sz w:val="19"/>
+              </w:rPr>
+              <w:t xml:space="preserve">) + B/(s-</w:t>
+            </w:r>
+            <w:r>
+              <w:rPr>
+                <w:rFonts w:ascii="Arial" w:hAnsi="Arial" w:cs="Arial"/>
+                <w:b w:val="0"/>
+                <w:i w:val="0"/>
+                <w:sz w:val="19"/>
+              </w:rPr>
+              <w:t xml:space="preserve">r</w:t>
+            </w:r>
+            <w:r>
+              <w:rPr>
+                <w:rFonts w:ascii="Arial" w:hAnsi="Arial" w:cs="Arial"/>
+                <w:b w:val="0"/>
+                <w:i w:val="0"/>
+                <w:sz w:val="19"/>
+                <w:vertAlign w:val="subscript"/>
+              </w:rPr>
+              <w:t xml:space="preserve">2</w:t>
+            </w:r>
+            <w:r>
+              <w:rPr>
+                <w:rFonts w:ascii="Arial" w:hAnsi="Arial" w:cs="Arial"/>
+                <w:b w:val="0"/>
+                <w:i w:val="0"/>
+                <w:sz w:val="19"/>
+              </w:rPr>
+              <w:t xml:space="preserve">) + ...</w:t>
             </w:r>
           </w:p>
         </w:tc>
@@ -6399,7 +9915,45 @@
                 <w:i w:val="0"/>
                 <w:sz w:val="19"/>
               </w:rPr>
-              <w:t>A*e^(r1*t) + B*e^(r2*t) + ...</w:t>
+              <w:t xml:space="preserve">A·e</w:t>
+            </w:r>
+            <w:r>
+              <w:rPr>
+                <w:rFonts w:ascii="Arial" w:hAnsi="Arial" w:cs="Arial"/>
+                <w:b w:val="0"/>
+                <w:i w:val="0"/>
+                <w:sz w:val="19"/>
+                <w:vertAlign w:val="superscript"/>
+              </w:rPr>
+              <w:t xml:space="preserve">r1·t</w:t>
+            </w:r>
+            <w:r>
+              <w:rPr>
+                <w:rFonts w:ascii="Arial" w:hAnsi="Arial" w:cs="Arial"/>
+                <w:b w:val="0"/>
+                <w:i w:val="0"/>
+                <w:sz w:val="19"/>
+              </w:rPr>
+              <w:t xml:space="preserve"> + B·e</w:t>
+            </w:r>
+            <w:r>
+              <w:rPr>
+                <w:rFonts w:ascii="Arial" w:hAnsi="Arial" w:cs="Arial"/>
+                <w:b w:val="0"/>
+                <w:i w:val="0"/>
+                <w:sz w:val="19"/>
+                <w:vertAlign w:val="superscript"/>
+              </w:rPr>
+              <w:t xml:space="preserve">r2·t</w:t>
+            </w:r>
+            <w:r>
+              <w:rPr>
+                <w:rFonts w:ascii="Arial" w:hAnsi="Arial" w:cs="Arial"/>
+                <w:b w:val="0"/>
+                <w:i w:val="0"/>
+                <w:sz w:val="19"/>
+              </w:rPr>
+              <w:t xml:space="preserve"> + ...</w:t>
             </w:r>
           </w:p>
         </w:tc>
@@ -6456,7 +10010,45 @@
                 <w:i w:val="0"/>
                 <w:sz w:val="19"/>
               </w:rPr>
-              <w:t>A1/(s-r) + ... + Am/(s-r)^m</w:t>
+              <w:t xml:space="preserve"/>
+            </w:r>
+            <w:r>
+              <w:rPr>
+                <w:rFonts w:ascii="Arial" w:hAnsi="Arial" w:cs="Arial"/>
+                <w:b w:val="0"/>
+                <w:i w:val="0"/>
+                <w:sz w:val="19"/>
+              </w:rPr>
+              <w:t xml:space="preserve">A</w:t>
+            </w:r>
+            <w:r>
+              <w:rPr>
+                <w:rFonts w:ascii="Arial" w:hAnsi="Arial" w:cs="Arial"/>
+                <w:b w:val="0"/>
+                <w:i w:val="0"/>
+                <w:sz w:val="19"/>
+                <w:vertAlign w:val="subscript"/>
+              </w:rPr>
+              <w:t xml:space="preserve">1</w:t>
+            </w:r>
+            <w:r>
+              <w:rPr>
+                <w:rFonts w:ascii="Arial" w:hAnsi="Arial" w:cs="Arial"/>
+                <w:b w:val="0"/>
+                <w:i w:val="0"/>
+                <w:sz w:val="19"/>
+              </w:rPr>
+              <w:t xml:space="preserve">/(s-r) + ... + Am/(s-r)</w:t>
+            </w:r>
+            <w:r>
+              <w:rPr>
+                <w:rFonts w:ascii="Arial" w:hAnsi="Arial" w:cs="Arial"/>
+                <w:b w:val="0"/>
+                <w:i w:val="0"/>
+                <w:sz w:val="19"/>
+                <w:vertAlign w:val="superscript"/>
+              </w:rPr>
+              <w:t xml:space="preserve">m</w:t>
             </w:r>
           </w:p>
         </w:tc>
@@ -6482,7 +10074,55 @@
                 <w:i w:val="0"/>
                 <w:sz w:val="19"/>
               </w:rPr>
-              <w:t>polinomial(t) * e^(rt), term tertinggi t^(m-1)*e^(rt)</w:t>
+              <w:t xml:space="preserve">polinomial(t)·e</w:t>
+            </w:r>
+            <w:r>
+              <w:rPr>
+                <w:rFonts w:ascii="Arial" w:hAnsi="Arial" w:cs="Arial"/>
+                <w:b w:val="0"/>
+                <w:i w:val="0"/>
+                <w:sz w:val="19"/>
+                <w:vertAlign w:val="superscript"/>
+              </w:rPr>
+              <w:t xml:space="preserve">rt</w:t>
+            </w:r>
+            <w:r>
+              <w:rPr>
+                <w:rFonts w:ascii="Arial" w:hAnsi="Arial" w:cs="Arial"/>
+                <w:b w:val="0"/>
+                <w:i w:val="0"/>
+                <w:sz w:val="19"/>
+              </w:rPr>
+              <w:t xml:space="preserve">, term tertinggi t</w:t>
+            </w:r>
+            <w:r>
+              <w:rPr>
+                <w:rFonts w:ascii="Arial" w:hAnsi="Arial" w:cs="Arial"/>
+                <w:b w:val="0"/>
+                <w:i w:val="0"/>
+                <w:sz w:val="19"/>
+                <w:vertAlign w:val="superscript"/>
+              </w:rPr>
+              <w:t xml:space="preserve">m-1</w:t>
+            </w:r>
+            <w:r>
+              <w:rPr>
+                <w:rFonts w:ascii="Arial" w:hAnsi="Arial" w:cs="Arial"/>
+                <w:b w:val="0"/>
+                <w:i w:val="0"/>
+                <w:sz w:val="19"/>
+              </w:rPr>
+              <w:t xml:space="preserve">·e</w:t>
+            </w:r>
+            <w:r>
+              <w:rPr>
+                <w:rFonts w:ascii="Arial" w:hAnsi="Arial" w:cs="Arial"/>
+                <w:b w:val="0"/>
+                <w:i w:val="0"/>
+                <w:sz w:val="19"/>
+                <w:vertAlign w:val="superscript"/>
+              </w:rPr>
+              <w:t xml:space="preserve">rt</w:t>
             </w:r>
           </w:p>
         </w:tc>
@@ -6537,7 +10177,45 @@
                 <w:i w:val="0"/>
                 <w:sz w:val="19"/>
               </w:rPr>
-              <w:t>(As+B) / [(s-a)^2+w^2]</w:t>
+              <w:t xml:space="preserve">(As+B) / [(s-a)</w:t>
+            </w:r>
+            <w:r>
+              <w:rPr>
+                <w:rFonts w:ascii="Arial" w:hAnsi="Arial" w:cs="Arial"/>
+                <w:b w:val="0"/>
+                <w:i w:val="0"/>
+                <w:sz w:val="19"/>
+                <w:vertAlign w:val="superscript"/>
+              </w:rPr>
+              <w:t xml:space="preserve">2</w:t>
+            </w:r>
+            <w:r>
+              <w:rPr>
+                <w:rFonts w:ascii="Arial" w:hAnsi="Arial" w:cs="Arial"/>
+                <w:b w:val="0"/>
+                <w:i w:val="0"/>
+                <w:sz w:val="19"/>
+              </w:rPr>
+              <w:t xml:space="preserve">+w</w:t>
+            </w:r>
+            <w:r>
+              <w:rPr>
+                <w:rFonts w:ascii="Arial" w:hAnsi="Arial" w:cs="Arial"/>
+                <w:b w:val="0"/>
+                <w:i w:val="0"/>
+                <w:sz w:val="19"/>
+                <w:vertAlign w:val="superscript"/>
+              </w:rPr>
+              <w:t xml:space="preserve">2</w:t>
+            </w:r>
+            <w:r>
+              <w:rPr>
+                <w:rFonts w:ascii="Arial" w:hAnsi="Arial" w:cs="Arial"/>
+                <w:b w:val="0"/>
+                <w:i w:val="0"/>
+                <w:sz w:val="19"/>
+              </w:rPr>
+              <w:t xml:space="preserve">]</w:t>
             </w:r>
           </w:p>
         </w:tc>
@@ -6562,7 +10240,82 @@
                 <w:i w:val="0"/>
                 <w:sz w:val="19"/>
               </w:rPr>
-              <w:t>e^(at) * [C1*cos(wt) + C2*sin(wt)]</w:t>
+              <w:t xml:space="preserve">e</w:t>
+            </w:r>
+            <w:r>
+              <w:rPr>
+                <w:rFonts w:ascii="Arial" w:hAnsi="Arial" w:cs="Arial"/>
+                <w:b w:val="0"/>
+                <w:i w:val="0"/>
+                <w:sz w:val="19"/>
+                <w:vertAlign w:val="superscript"/>
+              </w:rPr>
+              <w:t xml:space="preserve">at</w:t>
+            </w:r>
+            <w:r>
+              <w:rPr>
+                <w:rFonts w:ascii="Arial" w:hAnsi="Arial" w:cs="Arial"/>
+                <w:b w:val="0"/>
+                <w:i w:val="0"/>
+                <w:sz w:val="19"/>
+              </w:rPr>
+              <w:t xml:space="preserve">·[</w:t>
+            </w:r>
+            <w:r>
+              <w:rPr>
+                <w:rFonts w:ascii="Arial" w:hAnsi="Arial" w:cs="Arial"/>
+                <w:b w:val="0"/>
+                <w:i w:val="0"/>
+                <w:sz w:val="19"/>
+              </w:rPr>
+              <w:t xml:space="preserve">C</w:t>
+            </w:r>
+            <w:r>
+              <w:rPr>
+                <w:rFonts w:ascii="Arial" w:hAnsi="Arial" w:cs="Arial"/>
+                <w:b w:val="0"/>
+                <w:i w:val="0"/>
+                <w:sz w:val="19"/>
+                <w:vertAlign w:val="subscript"/>
+              </w:rPr>
+              <w:t xml:space="preserve">1</w:t>
+            </w:r>
+            <w:r>
+              <w:rPr>
+                <w:rFonts w:ascii="Arial" w:hAnsi="Arial" w:cs="Arial"/>
+                <w:b w:val="0"/>
+                <w:i w:val="0"/>
+                <w:sz w:val="19"/>
+              </w:rPr>
+              <w:t xml:space="preserve">·cos(wt) + </w:t>
+            </w:r>
+            <w:r>
+              <w:rPr>
+                <w:rFonts w:ascii="Arial" w:hAnsi="Arial" w:cs="Arial"/>
+                <w:b w:val="0"/>
+                <w:i w:val="0"/>
+                <w:sz w:val="19"/>
+              </w:rPr>
+              <w:t xml:space="preserve">C</w:t>
+            </w:r>
+            <w:r>
+              <w:rPr>
+                <w:rFonts w:ascii="Arial" w:hAnsi="Arial" w:cs="Arial"/>
+                <w:b w:val="0"/>
+                <w:i w:val="0"/>
+                <w:sz w:val="19"/>
+                <w:vertAlign w:val="subscript"/>
+              </w:rPr>
+              <w:t xml:space="preserve">2</w:t>
+            </w:r>
+            <w:r>
+              <w:rPr>
+                <w:rFonts w:ascii="Arial" w:hAnsi="Arial" w:cs="Arial"/>
+                <w:b w:val="0"/>
+                <w:i w:val="0"/>
+                <w:sz w:val="19"/>
+              </w:rPr>
+              <w:t xml:space="preserve">·sin(wt)]</w:t>
             </w:r>
           </w:p>
         </w:tc>
@@ -6731,7 +10484,26 @@
           <w:i w:val="0"/>
           <w:sz w:val="22"/>
         </w:rPr>
-        <w:t>sinyal GPS yang diterima ponsel selalu mengalami delay beberapa milidetik dari satelit sebelum posisi diperbarui di peta, persis Second Shift Theorem yang menyatakan pergeseran waktu a detik menghasilkan faktor e^(-as) di domain s.</w:t>
+        <w:t xml:space="preserve">sinyal GPS yang diterima ponsel selalu mengalami delay beberapa milidetik dari satelit sebelum posisi diperbarui di peta, persis Second Shift Theorem yang menyatakan pergeseran waktu a detik menghasilkan faktor e</w:t>
+      </w:r>
+      <w:r>
+        <w:rPr>
+          <w:rFonts w:ascii="Arial" w:hAnsi="Arial" w:cs="Arial"/>
+          <w:b w:val="0"/>
+          <w:i w:val="0"/>
+          <w:sz w:val="22"/>
+          <w:vertAlign w:val="superscript"/>
+        </w:rPr>
+        <w:t xml:space="preserve">-as</w:t>
+      </w:r>
+      <w:r>
+        <w:rPr>
+          <w:rFonts w:ascii="Arial" w:hAnsi="Arial" w:cs="Arial"/>
+          <w:b w:val="0"/>
+          <w:i w:val="0"/>
+          <w:sz w:val="22"/>
+        </w:rPr>
+        <w:t xml:space="preserve"> di domain s.</w:t>
       </w:r>
     </w:p>
     <w:p>
@@ -6877,7 +10649,7 @@
           <w:i w:val="0"/>
           <w:sz w:val="22"/>
         </w:rPr>
-        <w:t>Transformasi Laplace adalah bahasa universal analisis sistem dinamis di banyak bidang rekayasa. Insinyur kendali bekerja sehari-hari di domain s lewat transfer function G(s) = Y(s)/U(s) untuk analisis stabilitas via lokasi pole, desain kompensator PID dengan transfer function Kp + Ki/s + Kd*s, dan frequency response analysis dengan substitusi s=j*omega. Pada rangkaian elektrik, resistor menjadi impedansi R, kapasitor menjadi 1/(sC), dan induktor menjadi sL, sehingga hukum Kirchhoff langsung menjadi persamaan aljabar di s, terutama berguna untuk sumber tegangan diskontinu (step, pulse, impuls) yang gagal ditangani UC/VoP. Pada sistem mekanik, beban mendadak seperti impulse hammer test atau drop test dimodelkan m*x prime prime + c*x prime + k*x = F(t), dengan pole transfer function memberi frekuensi natural teredam dan numerator memberi karakter forcing, fondasi karakterisasi struktur dan condition monitoring mesin. Pada pengolahan sinyal, filter Butterworth/Chebyshev dirancang lewat lokasi pole/zero di s-plane, sedangkan pada sistem termal lumped capacitance, transfer function T(s)/Q(s) = 1/(tau*s+1) dengan tau=m*c/(h*A) menjadi dasar HVAC sizing dan thermal management elektronik.</w:t>
+        <w:t xml:space="preserve">Transformasi Laplace adalah bahasa universal analisis sistem dinamis di banyak bidang rekayasa. Insinyur kendali bekerja sehari-hari di domain s lewat transfer function G(s) = Y(s)/U(s) untuk analisis stabilitas via lokasi pole, desain kompensator PID dengan transfer function Kp + Ki/s + Kd·s, dan frequency response analysis dengan substitusi s=j·ω. Pada rangkaian elektrik, resistor menjadi impedansi R, kapasitor menjadi 1/(sC), dan induktor menjadi sL, sehingga hukum Kirchhoff langsung menjadi persamaan aljabar di s, terutama berguna untuk sumber tegangan diskontinu (step, pulse, impuls) yang gagal ditangani UC/VoP. Pada sistem mekanik, beban mendadak seperti impulse hammer test atau drop test dimodelkan m·x prime prime + c·x prime + k·x = F(t), dengan pole transfer function memberi frekuensi natural teredam dan numerator memberi karakter forcing, fondasi karakterisasi struktur dan condition monitoring mesin. Pada pengolahan sinyal, filter Butterworth/Chebyshev dirancang lewat lokasi pole/zero di s-plane, sedangkan pada sistem termal lumped capacitance, transfer function T(s)/Q(s) = 1/(τ·s+1) dengan τ=m·c/(h·A) menjadi dasar HVAC sizing dan thermal management elektronik.</w:t>
       </w:r>
     </w:p>
     <w:p>
@@ -6925,7 +10697,35 @@
           <w:i w:val="0"/>
           <w:sz w:val="22"/>
         </w:rPr>
-        <w:t>Pemilihan sirkuit RLC seri sebagai studi kasus tunggal (bukan lima studi kasus terpisah untuk lima bidang aplikasi) adalah keputusan pedagogis yang disengaja: struktur PD orde dua L*q''+R*q'+(1/C)*q=V0*u(t) secara matematis identik dengan PD sistem massa-pegas-peredam m*x''+c*x'+k*x=F(t) pada bidang mekanik (dengan padanan L-m, R-c, 1/C-k), dan juga identik dengan struktur transfer function orde dua yang dipakai insinyur kendali untuk desain kompensator PID. Mahasiswa yang menguasai penyelesaian lengkap sirkuit RLC ini dapat langsung memetakan setiap langkah ke keempat bidang aplikasi lainnya hanya dengan mengganti nama variabel dan interpretasi fisisnya, tanpa perlu mempelajari prosedur baru dari awal.</w:t>
+        <w:t xml:space="preserve">Pemilihan sirkuit RLC seri sebagai studi kasus tunggal (bukan lima studi kasus terpisah untuk lima bidang aplikasi) adalah keputusan pedagogis yang disengaja: struktur PD orde dua L·q''+R·q'+(1/C)·q=</w:t>
+      </w:r>
+      <w:r>
+        <w:rPr>
+          <w:rFonts w:ascii="Arial" w:hAnsi="Arial" w:cs="Arial"/>
+          <w:b w:val="0"/>
+          <w:i w:val="0"/>
+          <w:sz w:val="22"/>
+        </w:rPr>
+        <w:t xml:space="preserve">V</w:t>
+      </w:r>
+      <w:r>
+        <w:rPr>
+          <w:rFonts w:ascii="Arial" w:hAnsi="Arial" w:cs="Arial"/>
+          <w:b w:val="0"/>
+          <w:i w:val="0"/>
+          <w:sz w:val="22"/>
+          <w:vertAlign w:val="subscript"/>
+        </w:rPr>
+        <w:t xml:space="preserve">0</w:t>
+      </w:r>
+      <w:r>
+        <w:rPr>
+          <w:rFonts w:ascii="Arial" w:hAnsi="Arial" w:cs="Arial"/>
+          <w:b w:val="0"/>
+          <w:i w:val="0"/>
+          <w:sz w:val="22"/>
+        </w:rPr>
+        <w:t xml:space="preserve">·u(t) secara matematis identik dengan PD sistem massa-pegas-peredam m·x''+c·x'+k·x=F(t) pada bidang mekanik (dengan padanan L-m, R-c, 1/C-k), dan juga identik dengan struktur transfer function orde dua yang dipakai insinyur kendali untuk desain kompensator PID. Mahasiswa yang menguasai penyelesaian lengkap sirkuit RLC ini dapat langsung memetakan setiap langkah ke keempat bidang aplikasi lainnya hanya dengan mengganti nama variabel dan interpretasi fisisnya, tanpa perlu mempelajari prosedur baru dari awal.</w:t>
       </w:r>
     </w:p>
     <w:p>
@@ -6982,7 +10782,69 @@
           <w:color w:val="444444"/>
           <w:sz w:val="20"/>
         </w:rPr>
-        <w:t>Gambar 6. Skema sirkuit RLC seri dengan sumber tegangan step V0*u(t) (Heaviside), memodelkan PD muatan L*q prime prime + R*q prime + (1/C)*q = V0*u(t).</w:t>
+        <w:t xml:space="preserve">Gambar 6. Skema sirkuit RLC seri dengan sumber tegangan step </w:t>
+      </w:r>
+      <w:r>
+        <w:rPr>
+          <w:rFonts w:ascii="Arial" w:hAnsi="Arial" w:cs="Arial"/>
+          <w:b w:val="0"/>
+          <w:i/>
+          <w:color w:val="444444"/>
+          <w:sz w:val="20"/>
+        </w:rPr>
+        <w:t xml:space="preserve">V</w:t>
+      </w:r>
+      <w:r>
+        <w:rPr>
+          <w:rFonts w:ascii="Arial" w:hAnsi="Arial" w:cs="Arial"/>
+          <w:b w:val="0"/>
+          <w:i/>
+          <w:color w:val="444444"/>
+          <w:sz w:val="20"/>
+          <w:vertAlign w:val="subscript"/>
+        </w:rPr>
+        <w:t xml:space="preserve">0</w:t>
+      </w:r>
+      <w:r>
+        <w:rPr>
+          <w:rFonts w:ascii="Arial" w:hAnsi="Arial" w:cs="Arial"/>
+          <w:b w:val="0"/>
+          <w:i/>
+          <w:color w:val="444444"/>
+          <w:sz w:val="20"/>
+        </w:rPr>
+        <w:t xml:space="preserve">·u(t) (Heaviside), memodelkan PD muatan L·q prime prime + R·q prime + (1/C)·q = </w:t>
+      </w:r>
+      <w:r>
+        <w:rPr>
+          <w:rFonts w:ascii="Arial" w:hAnsi="Arial" w:cs="Arial"/>
+          <w:b w:val="0"/>
+          <w:i/>
+          <w:color w:val="444444"/>
+          <w:sz w:val="20"/>
+        </w:rPr>
+        <w:t xml:space="preserve">V</w:t>
+      </w:r>
+      <w:r>
+        <w:rPr>
+          <w:rFonts w:ascii="Arial" w:hAnsi="Arial" w:cs="Arial"/>
+          <w:b w:val="0"/>
+          <w:i/>
+          <w:color w:val="444444"/>
+          <w:sz w:val="20"/>
+          <w:vertAlign w:val="subscript"/>
+        </w:rPr>
+        <w:t xml:space="preserve">0</w:t>
+      </w:r>
+      <w:r>
+        <w:rPr>
+          <w:rFonts w:ascii="Arial" w:hAnsi="Arial" w:cs="Arial"/>
+          <w:b w:val="0"/>
+          <w:i/>
+          <w:color w:val="444444"/>
+          <w:sz w:val="20"/>
+        </w:rPr>
+        <w:t xml:space="preserve">·u(t).</w:t>
       </w:r>
     </w:p>
     <w:p>
@@ -7030,7 +10892,215 @@
           <w:i w:val="0"/>
           <w:sz w:val="22"/>
         </w:rPr>
-        <w:t>Sirkuit RLC seri dengan L=1 henry, R=4 ohm, C=1/13 farad, dan sumber tegangan step V0=5 volt yang dinyalakan pada t=0, kondisi awal muatan dan arus nol (q(0)=0, i(0)=q prime(0)=0). PD muatan: q prime prime + 4*q prime + 13*q = 5*u(t). Langkah 1, transformasi Laplace dengan syarat awal nol: s^2*Q - 0 - 0 + 4*(s*Q-0) + 13*Q = 5/s, sehingga (s^2+4s+13)*Q = 5/s. Langkah 2, solve: Q(s) = 5 / [s*(s^2+4s+13)]. Langkah 3, pecahan parsial: Q(s) = A/s + (Bs+C)/(s^2+4s+13). Substitusi s=0 memberi 5=13A sehingga A=5/13; menyamakan koefisien s^2 memberi B=-5/13; koefisien s memberi C=-20/13. Setelah melengkapi kuadrat s^2+4s+13=(s+2)^2+9 dan menulis ulang numerator, hasil akhir langkah 4 (invers Laplace) adalah q(t) = 5/13 - (5/13)*e^(-2t)*cos(3t) - (10/39)*e^(-2t)*sin(3t) coulomb.</w:t>
+        <w:t xml:space="preserve">Sirkuit RLC seri dengan L=1 henry, R=4 ohm, C=1/13 farad, dan sumber tegangan step </w:t>
+      </w:r>
+      <w:r>
+        <w:rPr>
+          <w:rFonts w:ascii="Arial" w:hAnsi="Arial" w:cs="Arial"/>
+          <w:b w:val="0"/>
+          <w:i w:val="0"/>
+          <w:sz w:val="22"/>
+        </w:rPr>
+        <w:t xml:space="preserve">V</w:t>
+      </w:r>
+      <w:r>
+        <w:rPr>
+          <w:rFonts w:ascii="Arial" w:hAnsi="Arial" w:cs="Arial"/>
+          <w:b w:val="0"/>
+          <w:i w:val="0"/>
+          <w:sz w:val="22"/>
+          <w:vertAlign w:val="subscript"/>
+        </w:rPr>
+        <w:t xml:space="preserve">0</w:t>
+      </w:r>
+      <w:r>
+        <w:rPr>
+          <w:rFonts w:ascii="Arial" w:hAnsi="Arial" w:cs="Arial"/>
+          <w:b w:val="0"/>
+          <w:i w:val="0"/>
+          <w:sz w:val="22"/>
+        </w:rPr>
+        <w:t xml:space="preserve">=5 volt yang dinyalakan pada t=0, kondisi awal muatan dan arus nol (q(0)=0, i(0)=q prime(0)=0). PD muatan: q prime prime + 4·q prime + 13·q = 5·u(t). Langkah 1, transformasi Laplace dengan syarat awal nol: s</w:t>
+      </w:r>
+      <w:r>
+        <w:rPr>
+          <w:rFonts w:ascii="Arial" w:hAnsi="Arial" w:cs="Arial"/>
+          <w:b w:val="0"/>
+          <w:i w:val="0"/>
+          <w:sz w:val="22"/>
+          <w:vertAlign w:val="superscript"/>
+        </w:rPr>
+        <w:t xml:space="preserve">2</w:t>
+      </w:r>
+      <w:r>
+        <w:rPr>
+          <w:rFonts w:ascii="Arial" w:hAnsi="Arial" w:cs="Arial"/>
+          <w:b w:val="0"/>
+          <w:i w:val="0"/>
+          <w:sz w:val="22"/>
+        </w:rPr>
+        <w:t xml:space="preserve">·Q - 0 - 0 + 4·(s·Q-0) + 13·Q = 5/s, sehingga (s</w:t>
+      </w:r>
+      <w:r>
+        <w:rPr>
+          <w:rFonts w:ascii="Arial" w:hAnsi="Arial" w:cs="Arial"/>
+          <w:b w:val="0"/>
+          <w:i w:val="0"/>
+          <w:sz w:val="22"/>
+          <w:vertAlign w:val="superscript"/>
+        </w:rPr>
+        <w:t xml:space="preserve">2</w:t>
+      </w:r>
+      <w:r>
+        <w:rPr>
+          <w:rFonts w:ascii="Arial" w:hAnsi="Arial" w:cs="Arial"/>
+          <w:b w:val="0"/>
+          <w:i w:val="0"/>
+          <w:sz w:val="22"/>
+        </w:rPr>
+        <w:t xml:space="preserve">+4s+13)·Q = 5/s. Langkah 2, solve: Q(s) = 5 / [s·(s</w:t>
+      </w:r>
+      <w:r>
+        <w:rPr>
+          <w:rFonts w:ascii="Arial" w:hAnsi="Arial" w:cs="Arial"/>
+          <w:b w:val="0"/>
+          <w:i w:val="0"/>
+          <w:sz w:val="22"/>
+          <w:vertAlign w:val="superscript"/>
+        </w:rPr>
+        <w:t xml:space="preserve">2</w:t>
+      </w:r>
+      <w:r>
+        <w:rPr>
+          <w:rFonts w:ascii="Arial" w:hAnsi="Arial" w:cs="Arial"/>
+          <w:b w:val="0"/>
+          <w:i w:val="0"/>
+          <w:sz w:val="22"/>
+        </w:rPr>
+        <w:t xml:space="preserve">+4s+13)]. Langkah 3, pecahan parsial: Q(s) = A/s + (Bs+C)/(s</w:t>
+      </w:r>
+      <w:r>
+        <w:rPr>
+          <w:rFonts w:ascii="Arial" w:hAnsi="Arial" w:cs="Arial"/>
+          <w:b w:val="0"/>
+          <w:i w:val="0"/>
+          <w:sz w:val="22"/>
+          <w:vertAlign w:val="superscript"/>
+        </w:rPr>
+        <w:t xml:space="preserve">2</w:t>
+      </w:r>
+      <w:r>
+        <w:rPr>
+          <w:rFonts w:ascii="Arial" w:hAnsi="Arial" w:cs="Arial"/>
+          <w:b w:val="0"/>
+          <w:i w:val="0"/>
+          <w:sz w:val="22"/>
+        </w:rPr>
+        <w:t xml:space="preserve">+4s+13). Substitusi s=0 memberi 5=13A sehingga A=5/13; menyamakan koefisien s</w:t>
+      </w:r>
+      <w:r>
+        <w:rPr>
+          <w:rFonts w:ascii="Arial" w:hAnsi="Arial" w:cs="Arial"/>
+          <w:b w:val="0"/>
+          <w:i w:val="0"/>
+          <w:sz w:val="22"/>
+          <w:vertAlign w:val="superscript"/>
+        </w:rPr>
+        <w:t xml:space="preserve">2</w:t>
+      </w:r>
+      <w:r>
+        <w:rPr>
+          <w:rFonts w:ascii="Arial" w:hAnsi="Arial" w:cs="Arial"/>
+          <w:b w:val="0"/>
+          <w:i w:val="0"/>
+          <w:sz w:val="22"/>
+        </w:rPr>
+        <w:t xml:space="preserve"> memberi B=-5/13; koefisien s memberi C=-20/13. Setelah melengkapi kuadrat s</w:t>
+      </w:r>
+      <w:r>
+        <w:rPr>
+          <w:rFonts w:ascii="Arial" w:hAnsi="Arial" w:cs="Arial"/>
+          <w:b w:val="0"/>
+          <w:i w:val="0"/>
+          <w:sz w:val="22"/>
+          <w:vertAlign w:val="superscript"/>
+        </w:rPr>
+        <w:t xml:space="preserve">2</w:t>
+      </w:r>
+      <w:r>
+        <w:rPr>
+          <w:rFonts w:ascii="Arial" w:hAnsi="Arial" w:cs="Arial"/>
+          <w:b w:val="0"/>
+          <w:i w:val="0"/>
+          <w:sz w:val="22"/>
+        </w:rPr>
+        <w:t xml:space="preserve">+4s+13=(s+2)</w:t>
+      </w:r>
+      <w:r>
+        <w:rPr>
+          <w:rFonts w:ascii="Arial" w:hAnsi="Arial" w:cs="Arial"/>
+          <w:b w:val="0"/>
+          <w:i w:val="0"/>
+          <w:sz w:val="22"/>
+          <w:vertAlign w:val="superscript"/>
+        </w:rPr>
+        <w:t xml:space="preserve">2</w:t>
+      </w:r>
+      <w:r>
+        <w:rPr>
+          <w:rFonts w:ascii="Arial" w:hAnsi="Arial" w:cs="Arial"/>
+          <w:b w:val="0"/>
+          <w:i w:val="0"/>
+          <w:sz w:val="22"/>
+        </w:rPr>
+        <w:t xml:space="preserve">+9 dan menulis ulang numerator, hasil akhir langkah 4 (invers Laplace) adalah q(t) = 5/13 - (5/13)·e</w:t>
+      </w:r>
+      <w:r>
+        <w:rPr>
+          <w:rFonts w:ascii="Arial" w:hAnsi="Arial" w:cs="Arial"/>
+          <w:b w:val="0"/>
+          <w:i w:val="0"/>
+          <w:sz w:val="22"/>
+          <w:vertAlign w:val="superscript"/>
+        </w:rPr>
+        <w:t xml:space="preserve">-2t</w:t>
+      </w:r>
+      <w:r>
+        <w:rPr>
+          <w:rFonts w:ascii="Arial" w:hAnsi="Arial" w:cs="Arial"/>
+          <w:b w:val="0"/>
+          <w:i w:val="0"/>
+          <w:sz w:val="22"/>
+        </w:rPr>
+        <w:t xml:space="preserve">·cos(3t) - (10/39)·e</w:t>
+      </w:r>
+      <w:r>
+        <w:rPr>
+          <w:rFonts w:ascii="Arial" w:hAnsi="Arial" w:cs="Arial"/>
+          <w:b w:val="0"/>
+          <w:i w:val="0"/>
+          <w:sz w:val="22"/>
+          <w:vertAlign w:val="superscript"/>
+        </w:rPr>
+        <w:t xml:space="preserve">-2t</w:t>
+      </w:r>
+      <w:r>
+        <w:rPr>
+          <w:rFonts w:ascii="Arial" w:hAnsi="Arial" w:cs="Arial"/>
+          <w:b w:val="0"/>
+          <w:i w:val="0"/>
+          <w:sz w:val="22"/>
+        </w:rPr>
+        <w:t xml:space="preserve">·sin(3t) coulomb.</w:t>
+      </w:r>
+      <w:r>
+        <w:rPr>
+          <w:rFonts w:ascii="Arial" w:hAnsi="Arial" w:cs="Arial"/>
+          <w:b w:val="0"/>
+          <w:i w:val="0"/>
+          <w:sz w:val="22"/>
+        </w:rPr>
+        <w:t xml:space="preserve"> Persamaan (15) memadatkan aturan tersebut.</w:t>
       </w:r>
     </w:p>
     <w:p>
@@ -7046,7 +11116,59 @@
           <w:color w:val="305496"/>
           <w:sz w:val="22"/>
         </w:rPr>
-        <w:t>q(t) = 5/13 - (5/13)*e^(-2t)*cos(3t) - (10/39)*e^(-2t)*sin(3t)   coulomb</w:t>
+        <w:t xml:space="preserve">q(t) = 5/13 - (5/13)·e</w:t>
+      </w:r>
+      <w:r>
+        <w:rPr>
+          <w:rFonts w:ascii="Arial" w:hAnsi="Arial" w:cs="Arial"/>
+          <w:b/>
+          <w:i/>
+          <w:color w:val="305496"/>
+          <w:sz w:val="22"/>
+          <w:vertAlign w:val="superscript"/>
+        </w:rPr>
+        <w:t xml:space="preserve">-2t</w:t>
+      </w:r>
+      <w:r>
+        <w:rPr>
+          <w:rFonts w:ascii="Arial" w:hAnsi="Arial" w:cs="Arial"/>
+          <w:b/>
+          <w:i/>
+          <w:color w:val="305496"/>
+          <w:sz w:val="22"/>
+        </w:rPr>
+        <w:t xml:space="preserve">·cos(3t) - (10/39)·e</w:t>
+      </w:r>
+      <w:r>
+        <w:rPr>
+          <w:rFonts w:ascii="Arial" w:hAnsi="Arial" w:cs="Arial"/>
+          <w:b/>
+          <w:i/>
+          <w:color w:val="305496"/>
+          <w:sz w:val="22"/>
+          <w:vertAlign w:val="superscript"/>
+        </w:rPr>
+        <w:t xml:space="preserve">-2t</w:t>
+      </w:r>
+      <w:r>
+        <w:rPr>
+          <w:rFonts w:ascii="Arial" w:hAnsi="Arial" w:cs="Arial"/>
+          <w:b/>
+          <w:i/>
+          <w:color w:val="305496"/>
+          <w:sz w:val="22"/>
+        </w:rPr>
+        <w:t xml:space="preserve">·sin(3t)   coulomb</w:t>
+      </w:r>
+      <w:r>
+        <w:rPr>
+          <w:rFonts w:ascii="Arial" w:hAnsi="Arial" w:cs="Arial"/>
+          <w:b/>
+          <w:i/>
+          <w:color w:val="305496"/>
+          <w:sz w:val="22"/>
+        </w:rPr>
+        <w:t xml:space="preserve">   (15)</w:t>
       </w:r>
     </w:p>
     <w:p>
@@ -7070,7 +11192,82 @@
           <w:i w:val="0"/>
           <w:sz w:val="22"/>
         </w:rPr>
-        <w:t>Verifikasi numerik (SymPy inverse_laplace_transform, dicocokkan dengan hasil manual di atas, selisih nol) memberikan muatan pada t=1 detik sebesar q(1) kurang lebih 0,4312 coulomb, mendekati nilai steady-state q_ss = 5/13 kurang lebih 0,3846 coulomb yang dicapai saat t menuju tak hingga. Arus i(t) = q prime(t) = (5/3)*e^(-2t)*sin(3t) ampere, dengan i(0)=0 sesuai syarat awal dan i(1) kurang lebih 0,0318 ampere. Menganalisis kurva q(t) secara menyeluruh pada rentang t=0 sampai 4 detik menunjukkan bahwa muatan sesungguhnya melampaui nilai steady-state-nya terlebih dahulu, mencapai puncak q_max kurang lebih 0,4320 coulomb pada t kurang lebih 1,047 detik, sebelum akhirnya turun dan menetap di 5/13. Overshoot ini terhitung sekitar 12,3 persen dari nilai steady-state, sedangkan waktu settling (batas pita 5 persen dari nilai akhir) tercapai pada t kurang lebih 1,47 detik, konsisten dengan aturan praktis tiga per sigma = 3/2 = 1,5 detik yang berasal langsung dari bagian real pole s=-2 plus minus 3j.</w:t>
+        <w:t xml:space="preserve">Verifikasi numerik (SymPy inverse_laplace_transform, dicocokkan dengan hasil manual di atas, selisih nol) memberikan muatan pada t=1 detik sebesar q(1) kurang lebih 0,4312 coulomb, mendekati nilai steady-state </w:t>
+      </w:r>
+      <w:r>
+        <w:rPr>
+          <w:rFonts w:ascii="Arial" w:hAnsi="Arial" w:cs="Arial"/>
+          <w:b w:val="0"/>
+          <w:i w:val="0"/>
+          <w:sz w:val="22"/>
+        </w:rPr>
+        <w:t xml:space="preserve">q</w:t>
+      </w:r>
+      <w:r>
+        <w:rPr>
+          <w:rFonts w:ascii="Arial" w:hAnsi="Arial" w:cs="Arial"/>
+          <w:b w:val="0"/>
+          <w:i w:val="0"/>
+          <w:sz w:val="22"/>
+          <w:vertAlign w:val="subscript"/>
+        </w:rPr>
+        <w:t xml:space="preserve">ss</w:t>
+      </w:r>
+      <w:r>
+        <w:rPr>
+          <w:rFonts w:ascii="Arial" w:hAnsi="Arial" w:cs="Arial"/>
+          <w:b w:val="0"/>
+          <w:i w:val="0"/>
+          <w:sz w:val="22"/>
+        </w:rPr>
+        <w:t xml:space="preserve"> = 5/13 kurang lebih 0,3846 coulomb yang dicapai saat t menuju tak hingga. Arus i(t) = q prime(t) = (5/3)·e</w:t>
+      </w:r>
+      <w:r>
+        <w:rPr>
+          <w:rFonts w:ascii="Arial" w:hAnsi="Arial" w:cs="Arial"/>
+          <w:b w:val="0"/>
+          <w:i w:val="0"/>
+          <w:sz w:val="22"/>
+          <w:vertAlign w:val="superscript"/>
+        </w:rPr>
+        <w:t xml:space="preserve">-2t</w:t>
+      </w:r>
+      <w:r>
+        <w:rPr>
+          <w:rFonts w:ascii="Arial" w:hAnsi="Arial" w:cs="Arial"/>
+          <w:b w:val="0"/>
+          <w:i w:val="0"/>
+          <w:sz w:val="22"/>
+        </w:rPr>
+        <w:t xml:space="preserve">·sin(3t) ampere, dengan i(0)=0 sesuai syarat awal dan i(1) kurang lebih 0,0318 ampere. Menganalisis kurva q(t) secara menyeluruh pada rentang t=0 sampai 4 detik menunjukkan bahwa muatan sesungguhnya melampaui nilai steady-state-nya terlebih dahulu, mencapai puncak </w:t>
+      </w:r>
+      <w:r>
+        <w:rPr>
+          <w:rFonts w:ascii="Arial" w:hAnsi="Arial" w:cs="Arial"/>
+          <w:b w:val="0"/>
+          <w:i w:val="0"/>
+          <w:sz w:val="22"/>
+        </w:rPr>
+        <w:t xml:space="preserve">q</w:t>
+      </w:r>
+      <w:r>
+        <w:rPr>
+          <w:rFonts w:ascii="Arial" w:hAnsi="Arial" w:cs="Arial"/>
+          <w:b w:val="0"/>
+          <w:i w:val="0"/>
+          <w:sz w:val="22"/>
+          <w:vertAlign w:val="subscript"/>
+        </w:rPr>
+        <w:t xml:space="preserve">max</w:t>
+      </w:r>
+      <w:r>
+        <w:rPr>
+          <w:rFonts w:ascii="Arial" w:hAnsi="Arial" w:cs="Arial"/>
+          <w:b w:val="0"/>
+          <w:i w:val="0"/>
+          <w:sz w:val="22"/>
+        </w:rPr>
+        <w:t xml:space="preserve"> kurang lebih 0,4320 coulomb pada t kurang lebih 1,047 detik, sebelum akhirnya turun dan menetap di 5/13. Overshoot ini terhitung sekitar 12,3 persen dari nilai steady-state, sedangkan waktu settling (batas pita 5 persen dari nilai akhir) tercapai pada t kurang lebih 1,47 detik, konsisten dengan aturan praktis tiga per σ = 3/2 = 1,5 detik yang berasal langsung dari bagian real pole s=-2 plus minus 3j.</w:t>
       </w:r>
     </w:p>
     <w:p>
@@ -7094,7 +11291,26 @@
           <w:i w:val="0"/>
           <w:sz w:val="22"/>
         </w:rPr>
-        <w:t>Studi kasus ini menunjukkan kekuatan penuh Laplace: transient (komponen e^(-2t) yang meluruh) dan steady-state (konstanta 5/13) diperoleh sekaligus dari satu prosedur aljabar, tanpa perlu memisahkan yh dan yp secara terpisah seperti pada UC. Insinyur rangkaian memakai overshoot dan settling time persis seperti dihitung di atas untuk menentukan apakah respons rangkaian proteksi terlalu lambat atau lonjakan tegangan sesaat terlalu besar untuk komponen sensitif di hilirnya, keputusan desain nyata yang bergantung langsung pada lokasi pole sistem.</w:t>
+        <w:t xml:space="preserve">Studi kasus ini menunjukkan kekuatan penuh Laplace: transient (komponen e</w:t>
+      </w:r>
+      <w:r>
+        <w:rPr>
+          <w:rFonts w:ascii="Arial" w:hAnsi="Arial" w:cs="Arial"/>
+          <w:b w:val="0"/>
+          <w:i w:val="0"/>
+          <w:sz w:val="22"/>
+          <w:vertAlign w:val="superscript"/>
+        </w:rPr>
+        <w:t xml:space="preserve">-2t</w:t>
+      </w:r>
+      <w:r>
+        <w:rPr>
+          <w:rFonts w:ascii="Arial" w:hAnsi="Arial" w:cs="Arial"/>
+          <w:b w:val="0"/>
+          <w:i w:val="0"/>
+          <w:sz w:val="22"/>
+        </w:rPr>
+        <w:t xml:space="preserve"> yang meluruh) dan steady-state (konstanta 5/13) diperoleh sekaligus dari satu prosedur aljabar, tanpa perlu memisahkan yh dan yp secara terpisah seperti pada UC. Insinyur rangkaian memakai overshoot dan settling time persis seperti dihitung di atas untuk menentukan apakah respons rangkaian proteksi terlalu lambat atau lonjakan tegangan sesaat terlalu besar untuk komponen sensitif di hilirnya, keputusan desain nyata yang bergantung langsung pada lokasi pole sistem.</w:t>
       </w:r>
     </w:p>
     <w:p>
@@ -7118,7 +11334,119 @@
           <w:i w:val="0"/>
           <w:sz w:val="22"/>
         </w:rPr>
-        <w:t>Kesalahan praktis yang sering terjadi pada aplikasi Laplace di rekayasa: (1) lupa bahwa sumber Heaviside V0*H(t) bertransformasi menjadi V0/s, bukan V0 saja; (2) keliru menerapkan Laplace pada sistem dengan syarat awal tidak nol tanpa menyertakan kontribusinya ke R(s); (3) mengabaikan kasus resonansi saat frekuensi eksitasi mendekati frekuensi natural filter atau struktur; (4) lupa bahwa impuls Dirac F0*delta(t) bertransformasi menjadi konstanta F0 saja (bukan F0/s seperti step).</w:t>
+        <w:t xml:space="preserve">Kesalahan praktis yang sering terjadi pada aplikasi Laplace di rekayasa: (1) lupa bahwa sumber Heaviside </w:t>
+      </w:r>
+      <w:r>
+        <w:rPr>
+          <w:rFonts w:ascii="Arial" w:hAnsi="Arial" w:cs="Arial"/>
+          <w:b w:val="0"/>
+          <w:i w:val="0"/>
+          <w:sz w:val="22"/>
+        </w:rPr>
+        <w:t xml:space="preserve">V</w:t>
+      </w:r>
+      <w:r>
+        <w:rPr>
+          <w:rFonts w:ascii="Arial" w:hAnsi="Arial" w:cs="Arial"/>
+          <w:b w:val="0"/>
+          <w:i w:val="0"/>
+          <w:sz w:val="22"/>
+          <w:vertAlign w:val="subscript"/>
+        </w:rPr>
+        <w:t xml:space="preserve">0</w:t>
+      </w:r>
+      <w:r>
+        <w:rPr>
+          <w:rFonts w:ascii="Arial" w:hAnsi="Arial" w:cs="Arial"/>
+          <w:b w:val="0"/>
+          <w:i w:val="0"/>
+          <w:sz w:val="22"/>
+        </w:rPr>
+        <w:t xml:space="preserve">·H(t) bertransformasi menjadi </w:t>
+      </w:r>
+      <w:r>
+        <w:rPr>
+          <w:rFonts w:ascii="Arial" w:hAnsi="Arial" w:cs="Arial"/>
+          <w:b w:val="0"/>
+          <w:i w:val="0"/>
+          <w:sz w:val="22"/>
+        </w:rPr>
+        <w:t xml:space="preserve">V</w:t>
+      </w:r>
+      <w:r>
+        <w:rPr>
+          <w:rFonts w:ascii="Arial" w:hAnsi="Arial" w:cs="Arial"/>
+          <w:b w:val="0"/>
+          <w:i w:val="0"/>
+          <w:sz w:val="22"/>
+          <w:vertAlign w:val="subscript"/>
+        </w:rPr>
+        <w:t xml:space="preserve">0</w:t>
+      </w:r>
+      <w:r>
+        <w:rPr>
+          <w:rFonts w:ascii="Arial" w:hAnsi="Arial" w:cs="Arial"/>
+          <w:b w:val="0"/>
+          <w:i w:val="0"/>
+          <w:sz w:val="22"/>
+        </w:rPr>
+        <w:t xml:space="preserve">/s, bukan V0 saja; (2) keliru menerapkan Laplace pada sistem dengan syarat awal tidak nol tanpa menyertakan kontribusinya ke R(s); (3) mengabaikan kasus resonansi saat frekuensi eksitasi mendekati frekuensi natural filter atau struktur; (4) lupa bahwa impuls Dirac </w:t>
+      </w:r>
+      <w:r>
+        <w:rPr>
+          <w:rFonts w:ascii="Arial" w:hAnsi="Arial" w:cs="Arial"/>
+          <w:b w:val="0"/>
+          <w:i w:val="0"/>
+          <w:sz w:val="22"/>
+        </w:rPr>
+        <w:t xml:space="preserve">F</w:t>
+      </w:r>
+      <w:r>
+        <w:rPr>
+          <w:rFonts w:ascii="Arial" w:hAnsi="Arial" w:cs="Arial"/>
+          <w:b w:val="0"/>
+          <w:i w:val="0"/>
+          <w:sz w:val="22"/>
+          <w:vertAlign w:val="subscript"/>
+        </w:rPr>
+        <w:t xml:space="preserve">0</w:t>
+      </w:r>
+      <w:r>
+        <w:rPr>
+          <w:rFonts w:ascii="Arial" w:hAnsi="Arial" w:cs="Arial"/>
+          <w:b w:val="0"/>
+          <w:i w:val="0"/>
+          <w:sz w:val="22"/>
+        </w:rPr>
+        <w:t xml:space="preserve">·δ(t) bertransformasi menjadi konstanta F0 saja (bukan </w:t>
+      </w:r>
+      <w:r>
+        <w:rPr>
+          <w:rFonts w:ascii="Arial" w:hAnsi="Arial" w:cs="Arial"/>
+          <w:b w:val="0"/>
+          <w:i w:val="0"/>
+          <w:sz w:val="22"/>
+        </w:rPr>
+        <w:t xml:space="preserve">F</w:t>
+      </w:r>
+      <w:r>
+        <w:rPr>
+          <w:rFonts w:ascii="Arial" w:hAnsi="Arial" w:cs="Arial"/>
+          <w:b w:val="0"/>
+          <w:i w:val="0"/>
+          <w:sz w:val="22"/>
+          <w:vertAlign w:val="subscript"/>
+        </w:rPr>
+        <w:t xml:space="preserve">0</w:t>
+      </w:r>
+      <w:r>
+        <w:rPr>
+          <w:rFonts w:ascii="Arial" w:hAnsi="Arial" w:cs="Arial"/>
+          <w:b w:val="0"/>
+          <w:i w:val="0"/>
+          <w:sz w:val="22"/>
+        </w:rPr>
+        <w:t xml:space="preserve">/s seperti step).</w:t>
       </w:r>
     </w:p>
     <w:p>
@@ -7237,7 +11565,28 @@
           <w:color w:val="444444"/>
           <w:sz w:val="20"/>
         </w:rPr>
-        <w:t xml:space="preserve">Gambar 7. Potongan Cell 1: sp.laplace_transform() untuk transformasi Laplace fungsi eksponensial, sinus, dan hasil first shift theorem e^(-2t)*cos(3t).</w:t>
+        <w:t xml:space="preserve">Gambar 7. Potongan Cell 1: sp.laplace_transform() untuk transformasi Laplace fungsi eksponensial, sinus, dan hasil first shift theorem e</w:t>
+      </w:r>
+      <w:r>
+        <w:rPr>
+          <w:rFonts w:ascii="Arial" w:hAnsi="Arial" w:cs="Arial"/>
+          <w:b w:val="0"/>
+          <w:i/>
+          <w:color w:val="444444"/>
+          <w:sz w:val="20"/>
+          <w:vertAlign w:val="superscript"/>
+        </w:rPr>
+        <w:t xml:space="preserve">-2t</w:t>
+      </w:r>
+      <w:r>
+        <w:rPr>
+          <w:rFonts w:ascii="Arial" w:hAnsi="Arial" w:cs="Arial"/>
+          <w:b w:val="0"/>
+          <w:i/>
+          <w:color w:val="444444"/>
+          <w:sz w:val="20"/>
+        </w:rPr>
+        <w:t xml:space="preserve">·cos(3t).</w:t>
       </w:r>
     </w:p>
     <w:p>
@@ -7261,7 +11610,83 @@
           <w:i w:val="0"/>
           <w:sz w:val="22"/>
         </w:rPr>
-        <w:t>Gambar 7 menunjukkan Cell 1: definisikan simbol t dan s (positif agar konvergensi terjamin), lalu panggil sp.laplace_transform(f, t, s, noconds=True) untuk memperoleh F(s) langsung tanpa syarat konvergensi ditampilkan. Hasil L{e^(3t)}=1/(s-3) dan L{sin(2t)}=2/(s^2+4) sesuai Tabel 1, sedangkan L{e^(-2t)*cos(3t)} setelah disederhanakan dengan sp.simplify menghasilkan (s+2)/[(s+2)^2+9], sama persis dengan hasil manual First Shift pada bagian sebelumnya.</w:t>
+        <w:t xml:space="preserve">Gambar 7 menunjukkan Cell 1: definisikan simbol t dan s (positif agar konvergensi terjamin), lalu panggil sp.laplace_transform(f, t, s, noconds=True) untuk memperoleh F(s) langsung tanpa syarat konvergensi ditampilkan. Hasil L{e</w:t>
+      </w:r>
+      <w:r>
+        <w:rPr>
+          <w:rFonts w:ascii="Arial" w:hAnsi="Arial" w:cs="Arial"/>
+          <w:b w:val="0"/>
+          <w:i w:val="0"/>
+          <w:sz w:val="22"/>
+          <w:vertAlign w:val="superscript"/>
+        </w:rPr>
+        <w:t xml:space="preserve">3t</w:t>
+      </w:r>
+      <w:r>
+        <w:rPr>
+          <w:rFonts w:ascii="Arial" w:hAnsi="Arial" w:cs="Arial"/>
+          <w:b w:val="0"/>
+          <w:i w:val="0"/>
+          <w:sz w:val="22"/>
+        </w:rPr>
+        <w:t xml:space="preserve">}=1/(s-3) dan L{sin(2t)}=2/(s</w:t>
+      </w:r>
+      <w:r>
+        <w:rPr>
+          <w:rFonts w:ascii="Arial" w:hAnsi="Arial" w:cs="Arial"/>
+          <w:b w:val="0"/>
+          <w:i w:val="0"/>
+          <w:sz w:val="22"/>
+          <w:vertAlign w:val="superscript"/>
+        </w:rPr>
+        <w:t xml:space="preserve">2</w:t>
+      </w:r>
+      <w:r>
+        <w:rPr>
+          <w:rFonts w:ascii="Arial" w:hAnsi="Arial" w:cs="Arial"/>
+          <w:b w:val="0"/>
+          <w:i w:val="0"/>
+          <w:sz w:val="22"/>
+        </w:rPr>
+        <w:t xml:space="preserve">+4) sesuai Tabel 1, sedangkan L{e</w:t>
+      </w:r>
+      <w:r>
+        <w:rPr>
+          <w:rFonts w:ascii="Arial" w:hAnsi="Arial" w:cs="Arial"/>
+          <w:b w:val="0"/>
+          <w:i w:val="0"/>
+          <w:sz w:val="22"/>
+          <w:vertAlign w:val="superscript"/>
+        </w:rPr>
+        <w:t xml:space="preserve">-2t</w:t>
+      </w:r>
+      <w:r>
+        <w:rPr>
+          <w:rFonts w:ascii="Arial" w:hAnsi="Arial" w:cs="Arial"/>
+          <w:b w:val="0"/>
+          <w:i w:val="0"/>
+          <w:sz w:val="22"/>
+        </w:rPr>
+        <w:t xml:space="preserve">·cos(3t)} setelah disederhanakan dengan sp.simplify menghasilkan (s+2)/[(s+2)</w:t>
+      </w:r>
+      <w:r>
+        <w:rPr>
+          <w:rFonts w:ascii="Arial" w:hAnsi="Arial" w:cs="Arial"/>
+          <w:b w:val="0"/>
+          <w:i w:val="0"/>
+          <w:sz w:val="22"/>
+          <w:vertAlign w:val="superscript"/>
+        </w:rPr>
+        <w:t xml:space="preserve">2</w:t>
+      </w:r>
+      <w:r>
+        <w:rPr>
+          <w:rFonts w:ascii="Arial" w:hAnsi="Arial" w:cs="Arial"/>
+          <w:b w:val="0"/>
+          <w:i w:val="0"/>
+          <w:sz w:val="22"/>
+        </w:rPr>
+        <w:t xml:space="preserve">+9], sama persis dengan hasil manual First Shift pada bagian sebelumnya.</w:t>
       </w:r>
     </w:p>
     <w:p>
@@ -7294,7 +11719,26 @@
           <w:i w:val="0"/>
           <w:sz w:val="22"/>
         </w:rPr>
-        <w:t>definisikan t, s = sp.symbols('t s', positive=True), panggil sp.laplace_transform(f, t, s, noconds=True) untuk lima fungsi berbeda (eksponensial, sinus, first shift, multiplikasi t, polinomial t^3), bandingkan tiap hasil dengan Tabel 1.</w:t>
+        <w:t xml:space="preserve">definisikan t, s = sp.symbols('t s', positive=True), panggil sp.laplace_transform(f, t, s, noconds=True) untuk lima fungsi berbeda (eksponensial, sinus, first shift, multiplikasi t, polinomial t</w:t>
+      </w:r>
+      <w:r>
+        <w:rPr>
+          <w:rFonts w:ascii="Arial" w:hAnsi="Arial" w:cs="Arial"/>
+          <w:b w:val="0"/>
+          <w:i w:val="0"/>
+          <w:sz w:val="22"/>
+          <w:vertAlign w:val="superscript"/>
+        </w:rPr>
+        <w:t xml:space="preserve">3</w:t>
+      </w:r>
+      <w:r>
+        <w:rPr>
+          <w:rFonts w:ascii="Arial" w:hAnsi="Arial" w:cs="Arial"/>
+          <w:b w:val="0"/>
+          <w:i w:val="0"/>
+          <w:sz w:val="22"/>
+        </w:rPr>
+        <w:t xml:space="preserve">), bandingkan tiap hasil dengan Tabel 1.</w:t>
       </w:r>
     </w:p>
     <w:p>
@@ -7393,7 +11837,54 @@
           <w:i w:val="0"/>
           <w:sz w:val="22"/>
         </w:rPr>
-        <w:t>plot step response dan impulse response sistem underdamped orde dua H(s)=1/(s^2+4s+13) (pole s=-2 plus minus 3j, identik dengan studi kasus RLC), pakai rumus analitik hasil pecahan parsial manual, plot dua panel dengan matplotlib, cetak time constant tau=1/sigma=0,5 detik, damped frequency omega_d=3 rad/detik, dan settling time perkiraan 3/sigma=1,5 detik.</w:t>
+        <w:t xml:space="preserve">plot step response dan impulse response sistem underdamped orde dua H(s)=1/(s</w:t>
+      </w:r>
+      <w:r>
+        <w:rPr>
+          <w:rFonts w:ascii="Arial" w:hAnsi="Arial" w:cs="Arial"/>
+          <w:b w:val="0"/>
+          <w:i w:val="0"/>
+          <w:sz w:val="22"/>
+          <w:vertAlign w:val="superscript"/>
+        </w:rPr>
+        <w:t xml:space="preserve">2</w:t>
+      </w:r>
+      <w:r>
+        <w:rPr>
+          <w:rFonts w:ascii="Arial" w:hAnsi="Arial" w:cs="Arial"/>
+          <w:b w:val="0"/>
+          <w:i w:val="0"/>
+          <w:sz w:val="22"/>
+        </w:rPr>
+        <w:t xml:space="preserve">+4s+13) (pole s=-2 plus minus 3j, identik dengan studi kasus RLC), pakai rumus analitik hasil pecahan parsial manual, plot dua panel dengan matplotlib, cetak time constant τ=1/σ=0,5 detik, damped frequency </w:t>
+      </w:r>
+      <w:r>
+        <w:rPr>
+          <w:rFonts w:ascii="Arial" w:hAnsi="Arial" w:cs="Arial"/>
+          <w:b w:val="0"/>
+          <w:i w:val="0"/>
+          <w:sz w:val="22"/>
+        </w:rPr>
+        <w:t xml:space="preserve">ω</w:t>
+      </w:r>
+      <w:r>
+        <w:rPr>
+          <w:rFonts w:ascii="Arial" w:hAnsi="Arial" w:cs="Arial"/>
+          <w:b w:val="0"/>
+          <w:i w:val="0"/>
+          <w:sz w:val="22"/>
+          <w:vertAlign w:val="subscript"/>
+        </w:rPr>
+        <w:t xml:space="preserve">d</w:t>
+      </w:r>
+      <w:r>
+        <w:rPr>
+          <w:rFonts w:ascii="Arial" w:hAnsi="Arial" w:cs="Arial"/>
+          <w:b w:val="0"/>
+          <w:i w:val="0"/>
+          <w:sz w:val="22"/>
+        </w:rPr>
+        <w:t xml:space="preserve">=3 rad/detik, dan settling time perkiraan 3/σ=1,5 detik.</w:t>
       </w:r>
     </w:p>
     <w:p>
@@ -7417,7 +11908,54 @@
           <w:i w:val="0"/>
           <w:sz w:val="22"/>
         </w:rPr>
-        <w:t>Perhatikan bahwa parameter sistem pada Cell 4, yaitu H(s)=1/(s^2+4s+13) dengan pole s=-2 plus minus 3j, sengaja dipilih identik dengan denominator studi kasus sirkuit RLC pada bagian Aplikasi Industri, sehingga hasil Cell 4 dapat langsung dijadikan pembanding numerik terhadap penurunan manual q(t) pada studi kasus tersebut. Kesamaan pole ini bukan kebetulan, melainkan strategi pedagogis yang sengaja diulang di modul ini, sebab mahasiswa akan lebih mudah menghubungkan rumus abstrak time constant tau=1/sigma, damped frequency omega_d, dan settling time 3/sigma dengan angka konkret yang sudah pernah dihitung tangan sebelumnya, alih-alih dihadapkan pada contoh baru yang tidak berkaitan. Kebiasaan menyusun satu contoh numerik yang dipakai berulang lintas bagian modul, mulai dari penurunan manual, verifikasi SymPy, hingga visualisasi grafis, adalah praktik baik yang juga disarankan saat mahasiswa mengerjakan Tugas Pertemuan 11, khususnya soal Komputasi Hard yang menuntut solver generik diuji pada parameter studi kasus yang sama persis dengan modul.</w:t>
+        <w:t xml:space="preserve">Perhatikan bahwa parameter sistem pada Cell 4, yaitu H(s)=1/(s</w:t>
+      </w:r>
+      <w:r>
+        <w:rPr>
+          <w:rFonts w:ascii="Arial" w:hAnsi="Arial" w:cs="Arial"/>
+          <w:b w:val="0"/>
+          <w:i w:val="0"/>
+          <w:sz w:val="22"/>
+          <w:vertAlign w:val="superscript"/>
+        </w:rPr>
+        <w:t xml:space="preserve">2</w:t>
+      </w:r>
+      <w:r>
+        <w:rPr>
+          <w:rFonts w:ascii="Arial" w:hAnsi="Arial" w:cs="Arial"/>
+          <w:b w:val="0"/>
+          <w:i w:val="0"/>
+          <w:sz w:val="22"/>
+        </w:rPr>
+        <w:t xml:space="preserve">+4s+13) dengan pole s=-2 plus minus 3j, sengaja dipilih identik dengan denominator studi kasus sirkuit RLC pada bagian Aplikasi Industri, sehingga hasil Cell 4 dapat langsung dijadikan pembanding numerik terhadap penurunan manual q(t) pada studi kasus tersebut. Kesamaan pole ini bukan kebetulan, melainkan strategi pedagogis yang sengaja diulang di modul ini, sebab mahasiswa akan lebih mudah menghubungkan rumus abstrak time constant τ=1/σ, damped frequency </w:t>
+      </w:r>
+      <w:r>
+        <w:rPr>
+          <w:rFonts w:ascii="Arial" w:hAnsi="Arial" w:cs="Arial"/>
+          <w:b w:val="0"/>
+          <w:i w:val="0"/>
+          <w:sz w:val="22"/>
+        </w:rPr>
+        <w:t xml:space="preserve">ω</w:t>
+      </w:r>
+      <w:r>
+        <w:rPr>
+          <w:rFonts w:ascii="Arial" w:hAnsi="Arial" w:cs="Arial"/>
+          <w:b w:val="0"/>
+          <w:i w:val="0"/>
+          <w:sz w:val="22"/>
+          <w:vertAlign w:val="subscript"/>
+        </w:rPr>
+        <w:t xml:space="preserve">d</w:t>
+      </w:r>
+      <w:r>
+        <w:rPr>
+          <w:rFonts w:ascii="Arial" w:hAnsi="Arial" w:cs="Arial"/>
+          <w:b w:val="0"/>
+          <w:i w:val="0"/>
+          <w:sz w:val="22"/>
+        </w:rPr>
+        <w:t xml:space="preserve">, dan settling time 3/σ dengan angka konkret yang sudah pernah dihitung tangan sebelumnya, alih-alih dihadapkan pada contoh baru yang tidak berkaitan. Kebiasaan menyusun satu contoh numerik yang dipakai berulang lintas bagian modul, mulai dari penurunan manual, verifikasi SymPy, hingga visualisasi grafis, adalah praktik baik yang juga disarankan saat mahasiswa mengerjakan Tugas Pertemuan 11, khususnya soal Komputasi Hard yang menuntut solver generik diuji pada parameter studi kasus yang sama persis dengan modul.</w:t>
       </w:r>
     </w:p>
     <w:p>
@@ -7441,7 +11979,7 @@
           <w:i w:val="0"/>
           <w:sz w:val="22"/>
         </w:rPr>
-        <w:t>Perbandingan step response dan impulse response pada Gambar 8 juga menegaskan satu prinsip fundamental sistem linier time-invariant (LTI): impulse response h(t) adalah turunan step response, dan sebaliknya step response adalah integral impulse response, hubungan yang berlaku persis karena delta(t) adalah turunan formal dari u(t). Insinyur kendali memanfaatkan hubungan ini secara praktis: impulse response (lebih mudah diukur lewat uji impact hammer singkat pada struktur mekanik) dapat langsung diintegralkan secara numerik untuk memperkirakan step response tanpa perlu menunggu eksperimen step-input yang memakan waktu lebih lama, terutama berguna untuk sistem berskala besar seperti gedung atau jembatan yang sulit diberi input step murni secara fisik.</w:t>
+        <w:t xml:space="preserve">Perbandingan step response dan impulse response pada Gambar 8 juga menegaskan satu prinsip fundamental sistem linier time-invariant (LTI): impulse response h(t) adalah turunan step response, dan sebaliknya step response adalah integral impulse response, hubungan yang berlaku persis karena δ(t) adalah turunan formal dari u(t). Insinyur kendali memanfaatkan hubungan ini secara praktis: impulse response (lebih mudah diukur lewat uji impact hammer singkat pada struktur mekanik) dapat langsung diintegralkan secara numerik untuk memperkirakan step response tanpa perlu menunggu eksperimen step-input yang memakan waktu lebih lama, terutama berguna untuk sistem berskala besar seperti gedung atau jembatan yang sulit diberi input step murni secara fisik.</w:t>
       </w:r>
     </w:p>
     <w:p>
@@ -7825,7 +12363,28 @@
           <w:color w:val="333333"/>
           <w:sz w:val="21"/>
         </w:rPr>
-        <w:t>Integral tak wajar dari 0 sampai tak hingga e^(-st)*f(t)dt yang memetakan domain t ke domain s</w:t>
+        <w:t xml:space="preserve">Integral tak wajar dari 0 sampai tak hingga e</w:t>
+      </w:r>
+      <w:r>
+        <w:rPr>
+          <w:rFonts w:ascii="Arial" w:hAnsi="Arial" w:cs="Arial"/>
+          <w:b w:val="0"/>
+          <w:i w:val="0"/>
+          <w:color w:val="333333"/>
+          <w:sz w:val="21"/>
+          <w:vertAlign w:val="superscript"/>
+        </w:rPr>
+        <w:t xml:space="preserve">-st</w:t>
+      </w:r>
+      <w:r>
+        <w:rPr>
+          <w:rFonts w:ascii="Arial" w:hAnsi="Arial" w:cs="Arial"/>
+          <w:b w:val="0"/>
+          <w:i w:val="0"/>
+          <w:color w:val="333333"/>
+          <w:sz w:val="21"/>
+        </w:rPr>
+        <w:t xml:space="preserve">·f(t)dt yang memetakan domain t ke domain s</w:t>
       </w:r>
     </w:p>
     <w:p>
@@ -8089,7 +12648,26 @@
           <w:i w:val="0"/>
           <w:sz w:val="22"/>
         </w:rPr>
-        <w:t>Berdasarkan tabel dasar, L{e^(at)} sama dengan...</w:t>
+        <w:t xml:space="preserve">Berdasarkan tabel dasar, L{e</w:t>
+      </w:r>
+      <w:r>
+        <w:rPr>
+          <w:rFonts w:ascii="Arial" w:hAnsi="Arial" w:cs="Arial"/>
+          <w:b w:val="0"/>
+          <w:i w:val="0"/>
+          <w:sz w:val="22"/>
+          <w:vertAlign w:val="superscript"/>
+        </w:rPr>
+        <w:t xml:space="preserve">at</w:t>
+      </w:r>
+      <w:r>
+        <w:rPr>
+          <w:rFonts w:ascii="Arial" w:hAnsi="Arial" w:cs="Arial"/>
+          <w:b w:val="0"/>
+          <w:i w:val="0"/>
+          <w:sz w:val="22"/>
+        </w:rPr>
+        <w:t xml:space="preserve">} sama dengan...</w:t>
       </w:r>
     </w:p>
     <w:p>
@@ -8197,7 +12775,49 @@
           <w:color w:val="333333"/>
           <w:sz w:val="21"/>
         </w:rPr>
-        <w:t>a/(s^2+a^2)</w:t>
+        <w:t xml:space="preserve">a/(s</w:t>
+      </w:r>
+      <w:r>
+        <w:rPr>
+          <w:rFonts w:ascii="Arial" w:hAnsi="Arial" w:cs="Arial"/>
+          <w:b w:val="0"/>
+          <w:i w:val="0"/>
+          <w:color w:val="333333"/>
+          <w:sz w:val="21"/>
+          <w:vertAlign w:val="superscript"/>
+        </w:rPr>
+        <w:t xml:space="preserve">2</w:t>
+      </w:r>
+      <w:r>
+        <w:rPr>
+          <w:rFonts w:ascii="Arial" w:hAnsi="Arial" w:cs="Arial"/>
+          <w:b w:val="0"/>
+          <w:i w:val="0"/>
+          <w:color w:val="333333"/>
+          <w:sz w:val="21"/>
+        </w:rPr>
+        <w:t xml:space="preserve">+a</w:t>
+      </w:r>
+      <w:r>
+        <w:rPr>
+          <w:rFonts w:ascii="Arial" w:hAnsi="Arial" w:cs="Arial"/>
+          <w:b w:val="0"/>
+          <w:i w:val="0"/>
+          <w:color w:val="333333"/>
+          <w:sz w:val="21"/>
+          <w:vertAlign w:val="superscript"/>
+        </w:rPr>
+        <w:t xml:space="preserve">2</w:t>
+      </w:r>
+      <w:r>
+        <w:rPr>
+          <w:rFonts w:ascii="Arial" w:hAnsi="Arial" w:cs="Arial"/>
+          <w:b w:val="0"/>
+          <w:i w:val="0"/>
+          <w:color w:val="333333"/>
+          <w:sz w:val="21"/>
+        </w:rPr>
+        <w:t xml:space="preserve">)</w:t>
       </w:r>
     </w:p>
     <w:p>
@@ -8293,7 +12913,7 @@
           <w:color w:val="333333"/>
           <w:sz w:val="21"/>
         </w:rPr>
-        <w:t>s*F(s) + f(0)</w:t>
+        <w:t xml:space="preserve">s·F(s) + f(0)</w:t>
       </w:r>
     </w:p>
     <w:p>
@@ -8329,7 +12949,7 @@
           <w:color w:val="333333"/>
           <w:sz w:val="21"/>
         </w:rPr>
-        <w:t>s*F(s) - f(0)</w:t>
+        <w:t xml:space="preserve">s·F(s) - f(0)</w:t>
       </w:r>
     </w:p>
     <w:p>
@@ -8365,7 +12985,28 @@
           <w:color w:val="333333"/>
           <w:sz w:val="21"/>
         </w:rPr>
-        <w:t>s^2*F(s) - s*f(0) - f prime(0)</w:t>
+        <w:t xml:space="preserve">s</w:t>
+      </w:r>
+      <w:r>
+        <w:rPr>
+          <w:rFonts w:ascii="Arial" w:hAnsi="Arial" w:cs="Arial"/>
+          <w:b w:val="0"/>
+          <w:i w:val="0"/>
+          <w:color w:val="333333"/>
+          <w:sz w:val="21"/>
+          <w:vertAlign w:val="superscript"/>
+        </w:rPr>
+        <w:t xml:space="preserve">2</w:t>
+      </w:r>
+      <w:r>
+        <w:rPr>
+          <w:rFonts w:ascii="Arial" w:hAnsi="Arial" w:cs="Arial"/>
+          <w:b w:val="0"/>
+          <w:i w:val="0"/>
+          <w:color w:val="333333"/>
+          <w:sz w:val="21"/>
+        </w:rPr>
+        <w:t xml:space="preserve">·F(s) - s·f(0) - f prime(0)</w:t>
       </w:r>
     </w:p>
     <w:p>
@@ -8425,7 +13066,45 @@
           <w:i w:val="0"/>
           <w:sz w:val="22"/>
         </w:rPr>
-        <w:t>First Shift Theorem L{e^(at)*f(t)} menyatakan bahwa perkalian dengan e^(at) di domain t menghasilkan...</w:t>
+        <w:t xml:space="preserve">First Shift Theorem L{e</w:t>
+      </w:r>
+      <w:r>
+        <w:rPr>
+          <w:rFonts w:ascii="Arial" w:hAnsi="Arial" w:cs="Arial"/>
+          <w:b w:val="0"/>
+          <w:i w:val="0"/>
+          <w:sz w:val="22"/>
+          <w:vertAlign w:val="superscript"/>
+        </w:rPr>
+        <w:t xml:space="preserve">at</w:t>
+      </w:r>
+      <w:r>
+        <w:rPr>
+          <w:rFonts w:ascii="Arial" w:hAnsi="Arial" w:cs="Arial"/>
+          <w:b w:val="0"/>
+          <w:i w:val="0"/>
+          <w:sz w:val="22"/>
+        </w:rPr>
+        <w:t xml:space="preserve">·f(t)} menyatakan bahwa perkalian dengan e</w:t>
+      </w:r>
+      <w:r>
+        <w:rPr>
+          <w:rFonts w:ascii="Arial" w:hAnsi="Arial" w:cs="Arial"/>
+          <w:b w:val="0"/>
+          <w:i w:val="0"/>
+          <w:sz w:val="22"/>
+          <w:vertAlign w:val="superscript"/>
+        </w:rPr>
+        <w:t xml:space="preserve">at</w:t>
+      </w:r>
+      <w:r>
+        <w:rPr>
+          <w:rFonts w:ascii="Arial" w:hAnsi="Arial" w:cs="Arial"/>
+          <w:b w:val="0"/>
+          <w:i w:val="0"/>
+          <w:sz w:val="22"/>
+        </w:rPr>
+        <w:t xml:space="preserve"> di domain t menghasilkan...</w:t>
       </w:r>
     </w:p>
     <w:p>
@@ -8629,7 +13308,18 @@
           <w:color w:val="333333"/>
           <w:sz w:val="21"/>
         </w:rPr>
-        <w:t>e^(-as)</w:t>
+        <w:t xml:space="preserve">e</w:t>
+      </w:r>
+      <w:r>
+        <w:rPr>
+          <w:rFonts w:ascii="Arial" w:hAnsi="Arial" w:cs="Arial"/>
+          <w:b w:val="0"/>
+          <w:i w:val="0"/>
+          <w:color w:val="333333"/>
+          <w:sz w:val="21"/>
+          <w:vertAlign w:val="superscript"/>
+        </w:rPr>
+        <w:t xml:space="preserve">-as</w:t>
       </w:r>
     </w:p>
     <w:p>
@@ -8797,7 +13487,28 @@
           <w:color w:val="333333"/>
           <w:sz w:val="21"/>
         </w:rPr>
-        <w:t>e^(rt) saja tanpa faktor t</w:t>
+        <w:t xml:space="preserve">e</w:t>
+      </w:r>
+      <w:r>
+        <w:rPr>
+          <w:rFonts w:ascii="Arial" w:hAnsi="Arial" w:cs="Arial"/>
+          <w:b w:val="0"/>
+          <w:i w:val="0"/>
+          <w:color w:val="333333"/>
+          <w:sz w:val="21"/>
+          <w:vertAlign w:val="superscript"/>
+        </w:rPr>
+        <w:t xml:space="preserve">rt</w:t>
+      </w:r>
+      <w:r>
+        <w:rPr>
+          <w:rFonts w:ascii="Arial" w:hAnsi="Arial" w:cs="Arial"/>
+          <w:b w:val="0"/>
+          <w:i w:val="0"/>
+          <w:color w:val="333333"/>
+          <w:sz w:val="21"/>
+        </w:rPr>
+        <w:t xml:space="preserve"> saja tanpa faktor t</w:t>
       </w:r>
     </w:p>
     <w:p>
@@ -8869,7 +13580,28 @@
           <w:color w:val="333333"/>
           <w:sz w:val="21"/>
         </w:rPr>
-        <w:t>t pangkat (k-1) dikali e^(rt), dengan faktor 1/(k-1)!</w:t>
+        <w:t xml:space="preserve">t pangkat (k-1) dikali e</w:t>
+      </w:r>
+      <w:r>
+        <w:rPr>
+          <w:rFonts w:ascii="Arial" w:hAnsi="Arial" w:cs="Arial"/>
+          <w:b w:val="0"/>
+          <w:i w:val="0"/>
+          <w:color w:val="333333"/>
+          <w:sz w:val="21"/>
+          <w:vertAlign w:val="superscript"/>
+        </w:rPr>
+        <w:t xml:space="preserve">rt</w:t>
+      </w:r>
+      <w:r>
+        <w:rPr>
+          <w:rFonts w:ascii="Arial" w:hAnsi="Arial" w:cs="Arial"/>
+          <w:b w:val="0"/>
+          <w:i w:val="0"/>
+          <w:color w:val="333333"/>
+          <w:sz w:val="21"/>
+        </w:rPr>
+        <w:t xml:space="preserve">, dengan faktor 1/(k-1)!</w:t>
       </w:r>
     </w:p>
     <w:p>
@@ -9097,7 +13829,26 @@
           <w:i w:val="0"/>
           <w:sz w:val="22"/>
         </w:rPr>
-        <w:t>Pada kasus resonansi PD y prime prime + w^2*y = K*sin(wt), solusi y(t) memiliki ciri khas berupa...</w:t>
+        <w:t xml:space="preserve">Pada kasus resonansi PD y prime prime + w</w:t>
+      </w:r>
+      <w:r>
+        <w:rPr>
+          <w:rFonts w:ascii="Arial" w:hAnsi="Arial" w:cs="Arial"/>
+          <w:b w:val="0"/>
+          <w:i w:val="0"/>
+          <w:sz w:val="22"/>
+          <w:vertAlign w:val="superscript"/>
+        </w:rPr>
+        <w:t xml:space="preserve">2</w:t>
+      </w:r>
+      <w:r>
+        <w:rPr>
+          <w:rFonts w:ascii="Arial" w:hAnsi="Arial" w:cs="Arial"/>
+          <w:b w:val="0"/>
+          <w:i w:val="0"/>
+          <w:sz w:val="22"/>
+        </w:rPr>
+        <w:t xml:space="preserve">·y = K·sin(wt), solusi y(t) memiliki ciri khas berupa...</w:t>
       </w:r>
     </w:p>
     <w:p>
@@ -9169,7 +13920,7 @@
           <w:color w:val="333333"/>
           <w:sz w:val="21"/>
         </w:rPr>
-        <w:t>Term t*cos(wt) yang membuat amplitudo tumbuh linier terhadap t</w:t>
+        <w:t xml:space="preserve">Term t·cos(wt) yang membuat amplitudo tumbuh linier terhadap t</w:t>
       </w:r>
     </w:p>
     <w:p>
@@ -9373,7 +14124,7 @@
           <w:color w:val="333333"/>
           <w:sz w:val="21"/>
         </w:rPr>
-        <w:t>Fungsi Heaviside dan Dirac delta memiliki transformasi Laplace yang rapi, sedangkan UC/VoP gagal menangani diskontinuitas</w:t>
+        <w:t xml:space="preserve">Fungsi Heaviside dan Dirac δ memiliki transformasi Laplace yang rapi, sedangkan UC/VoP gagal menangani diskontinuitas</w:t>
       </w:r>
     </w:p>
     <w:p>
@@ -9440,7 +14191,35 @@
           <w:i w:val="0"/>
           <w:sz w:val="22"/>
         </w:rPr>
-        <w:t>Lingkungan referensi (dipakai C1-C10, Python dengan sympy):</w:t>
+        <w:t xml:space="preserve">Lingkungan referensi (dipakai </w:t>
+      </w:r>
+      <w:r>
+        <w:rPr>
+          <w:rFonts w:ascii="Arial" w:hAnsi="Arial" w:cs="Arial"/>
+          <w:b w:val="0"/>
+          <w:i w:val="0"/>
+          <w:sz w:val="22"/>
+        </w:rPr>
+        <w:t xml:space="preserve">C</w:t>
+      </w:r>
+      <w:r>
+        <w:rPr>
+          <w:rFonts w:ascii="Arial" w:hAnsi="Arial" w:cs="Arial"/>
+          <w:b w:val="0"/>
+          <w:i w:val="0"/>
+          <w:sz w:val="22"/>
+          <w:vertAlign w:val="subscript"/>
+        </w:rPr>
+        <w:t xml:space="preserve">1</w:t>
+      </w:r>
+      <w:r>
+        <w:rPr>
+          <w:rFonts w:ascii="Arial" w:hAnsi="Arial" w:cs="Arial"/>
+          <w:b w:val="0"/>
+          <w:i w:val="0"/>
+          <w:sz w:val="22"/>
+        </w:rPr>
+        <w:t xml:space="preserve">-C10, Python dengan sympy):</w:t>
       </w:r>
     </w:p>
     <w:p>
@@ -9496,7 +14275,64 @@
           <w:i w:val="0"/>
           <w:sz w:val="22"/>
         </w:rPr>
-        <w:t>Hitung L{t^4} memakai rumus L{t^n}=n!/s^(n+1) (n=4). Cetak hasilnya, lalu verifikasi dengan sp.laplace_transform(t**4, t, s, noconds=True).</w:t>
+        <w:t xml:space="preserve">Hitung L{t</w:t>
+      </w:r>
+      <w:r>
+        <w:rPr>
+          <w:rFonts w:ascii="Arial" w:hAnsi="Arial" w:cs="Arial"/>
+          <w:b w:val="0"/>
+          <w:i w:val="0"/>
+          <w:sz w:val="22"/>
+          <w:vertAlign w:val="superscript"/>
+        </w:rPr>
+        <w:t xml:space="preserve">4</w:t>
+      </w:r>
+      <w:r>
+        <w:rPr>
+          <w:rFonts w:ascii="Arial" w:hAnsi="Arial" w:cs="Arial"/>
+          <w:b w:val="0"/>
+          <w:i w:val="0"/>
+          <w:sz w:val="22"/>
+        </w:rPr>
+        <w:t xml:space="preserve">} memakai rumus L{t</w:t>
+      </w:r>
+      <w:r>
+        <w:rPr>
+          <w:rFonts w:ascii="Arial" w:hAnsi="Arial" w:cs="Arial"/>
+          <w:b w:val="0"/>
+          <w:i w:val="0"/>
+          <w:sz w:val="22"/>
+          <w:vertAlign w:val="superscript"/>
+        </w:rPr>
+        <w:t xml:space="preserve">n</w:t>
+      </w:r>
+      <w:r>
+        <w:rPr>
+          <w:rFonts w:ascii="Arial" w:hAnsi="Arial" w:cs="Arial"/>
+          <w:b w:val="0"/>
+          <w:i w:val="0"/>
+          <w:sz w:val="22"/>
+        </w:rPr>
+        <w:t xml:space="preserve">}=n!/s</w:t>
+      </w:r>
+      <w:r>
+        <w:rPr>
+          <w:rFonts w:ascii="Arial" w:hAnsi="Arial" w:cs="Arial"/>
+          <w:b w:val="0"/>
+          <w:i w:val="0"/>
+          <w:sz w:val="22"/>
+          <w:vertAlign w:val="superscript"/>
+        </w:rPr>
+        <w:t xml:space="preserve">n+1</w:t>
+      </w:r>
+      <w:r>
+        <w:rPr>
+          <w:rFonts w:ascii="Arial" w:hAnsi="Arial" w:cs="Arial"/>
+          <w:b w:val="0"/>
+          <w:i w:val="0"/>
+          <w:sz w:val="22"/>
+        </w:rPr>
+        <w:t xml:space="preserve"> (n=4). Cetak hasilnya, lalu verifikasi dengan sp.laplace_transform(t**4, t, s, noconds=True).</w:t>
       </w:r>
     </w:p>
     <w:p>
@@ -9532,7 +14368,28 @@
           <w:color w:val="333333"/>
           <w:sz w:val="21"/>
         </w:rPr>
-        <w:t>Substitusikan n=4 ke rumus n!/s^(n+1) secara manual, lalu bandingkan dengan hasil sp.laplace_transform.</w:t>
+        <w:t xml:space="preserve">Substitusikan n=4 ke rumus n!/s</w:t>
+      </w:r>
+      <w:r>
+        <w:rPr>
+          <w:rFonts w:ascii="Arial" w:hAnsi="Arial" w:cs="Arial"/>
+          <w:b w:val="0"/>
+          <w:i w:val="0"/>
+          <w:color w:val="333333"/>
+          <w:sz w:val="21"/>
+          <w:vertAlign w:val="superscript"/>
+        </w:rPr>
+        <w:t xml:space="preserve">n+1</w:t>
+      </w:r>
+      <w:r>
+        <w:rPr>
+          <w:rFonts w:ascii="Arial" w:hAnsi="Arial" w:cs="Arial"/>
+          <w:b w:val="0"/>
+          <w:i w:val="0"/>
+          <w:color w:val="333333"/>
+          <w:sz w:val="21"/>
+        </w:rPr>
+        <w:t xml:space="preserve"> secara manual, lalu bandingkan dengan hasil sp.laplace_transform.</w:t>
       </w:r>
     </w:p>
     <w:p>
@@ -9556,7 +14413,45 @@
           <w:i w:val="0"/>
           <w:sz w:val="22"/>
         </w:rPr>
-        <w:t>Hitung L{5*e^(-3t)} dari tabel L{e^(at)}=1/(s-a) dengan a=-3 dan faktor konstanta 5 (linieritas). Cetak hasil sebagai pecahan fungsi s.</w:t>
+        <w:t xml:space="preserve">Hitung L{5·e</w:t>
+      </w:r>
+      <w:r>
+        <w:rPr>
+          <w:rFonts w:ascii="Arial" w:hAnsi="Arial" w:cs="Arial"/>
+          <w:b w:val="0"/>
+          <w:i w:val="0"/>
+          <w:sz w:val="22"/>
+          <w:vertAlign w:val="superscript"/>
+        </w:rPr>
+        <w:t xml:space="preserve">-3t</w:t>
+      </w:r>
+      <w:r>
+        <w:rPr>
+          <w:rFonts w:ascii="Arial" w:hAnsi="Arial" w:cs="Arial"/>
+          <w:b w:val="0"/>
+          <w:i w:val="0"/>
+          <w:sz w:val="22"/>
+        </w:rPr>
+        <w:t xml:space="preserve">} dari tabel L{e</w:t>
+      </w:r>
+      <w:r>
+        <w:rPr>
+          <w:rFonts w:ascii="Arial" w:hAnsi="Arial" w:cs="Arial"/>
+          <w:b w:val="0"/>
+          <w:i w:val="0"/>
+          <w:sz w:val="22"/>
+          <w:vertAlign w:val="superscript"/>
+        </w:rPr>
+        <w:t xml:space="preserve">at</w:t>
+      </w:r>
+      <w:r>
+        <w:rPr>
+          <w:rFonts w:ascii="Arial" w:hAnsi="Arial" w:cs="Arial"/>
+          <w:b w:val="0"/>
+          <w:i w:val="0"/>
+          <w:sz w:val="22"/>
+        </w:rPr>
+        <w:t xml:space="preserve">}=1/(s-a) dengan a=-3 dan faktor konstanta 5 (linieritas). Cetak hasil sebagai pecahan fungsi s.</w:t>
       </w:r>
     </w:p>
     <w:p>
@@ -9592,7 +14487,7 @@
           <w:color w:val="333333"/>
           <w:sz w:val="21"/>
         </w:rPr>
-        <w:t>Gunakan linieritas L{K*f(t)}=K*F(s) dengan F(s)=1/(s-a), substitusikan a=-3, K=5.</w:t>
+        <w:t xml:space="preserve">Gunakan linieritas L{K·f(t)}=K·F(s) dengan F(s)=1/(s-a), substitusikan a=-3, K=5.</w:t>
       </w:r>
     </w:p>
     <w:p>
@@ -9616,7 +14511,7 @@
           <w:i w:val="0"/>
           <w:sz w:val="22"/>
         </w:rPr>
-        <w:t>Hitung L{4*cos(5t)} dan L{4*sin(5t)} dari tabel trigonometri (w=5). Cetak keduanya.</w:t>
+        <w:t xml:space="preserve">Hitung L{4·cos(5t)} dan L{4·sin(5t)} dari tabel trigonometri (w=5). Cetak keduanya.</w:t>
       </w:r>
     </w:p>
     <w:p>
@@ -9652,7 +14547,91 @@
           <w:color w:val="333333"/>
           <w:sz w:val="21"/>
         </w:rPr>
-        <w:t>Gunakan L{cos(wt)}=s/(s^2+w^2) dan L{sin(wt)}=w/(s^2+w^2), kalikan masing-masing dengan 4.</w:t>
+        <w:t xml:space="preserve">Gunakan L{cos(wt)}=s/(s</w:t>
+      </w:r>
+      <w:r>
+        <w:rPr>
+          <w:rFonts w:ascii="Arial" w:hAnsi="Arial" w:cs="Arial"/>
+          <w:b w:val="0"/>
+          <w:i w:val="0"/>
+          <w:color w:val="333333"/>
+          <w:sz w:val="21"/>
+          <w:vertAlign w:val="superscript"/>
+        </w:rPr>
+        <w:t xml:space="preserve">2</w:t>
+      </w:r>
+      <w:r>
+        <w:rPr>
+          <w:rFonts w:ascii="Arial" w:hAnsi="Arial" w:cs="Arial"/>
+          <w:b w:val="0"/>
+          <w:i w:val="0"/>
+          <w:color w:val="333333"/>
+          <w:sz w:val="21"/>
+        </w:rPr>
+        <w:t xml:space="preserve">+w</w:t>
+      </w:r>
+      <w:r>
+        <w:rPr>
+          <w:rFonts w:ascii="Arial" w:hAnsi="Arial" w:cs="Arial"/>
+          <w:b w:val="0"/>
+          <w:i w:val="0"/>
+          <w:color w:val="333333"/>
+          <w:sz w:val="21"/>
+          <w:vertAlign w:val="superscript"/>
+        </w:rPr>
+        <w:t xml:space="preserve">2</w:t>
+      </w:r>
+      <w:r>
+        <w:rPr>
+          <w:rFonts w:ascii="Arial" w:hAnsi="Arial" w:cs="Arial"/>
+          <w:b w:val="0"/>
+          <w:i w:val="0"/>
+          <w:color w:val="333333"/>
+          <w:sz w:val="21"/>
+        </w:rPr>
+        <w:t xml:space="preserve">) dan L{sin(wt)}=w/(s</w:t>
+      </w:r>
+      <w:r>
+        <w:rPr>
+          <w:rFonts w:ascii="Arial" w:hAnsi="Arial" w:cs="Arial"/>
+          <w:b w:val="0"/>
+          <w:i w:val="0"/>
+          <w:color w:val="333333"/>
+          <w:sz w:val="21"/>
+          <w:vertAlign w:val="superscript"/>
+        </w:rPr>
+        <w:t xml:space="preserve">2</w:t>
+      </w:r>
+      <w:r>
+        <w:rPr>
+          <w:rFonts w:ascii="Arial" w:hAnsi="Arial" w:cs="Arial"/>
+          <w:b w:val="0"/>
+          <w:i w:val="0"/>
+          <w:color w:val="333333"/>
+          <w:sz w:val="21"/>
+        </w:rPr>
+        <w:t xml:space="preserve">+w</w:t>
+      </w:r>
+      <w:r>
+        <w:rPr>
+          <w:rFonts w:ascii="Arial" w:hAnsi="Arial" w:cs="Arial"/>
+          <w:b w:val="0"/>
+          <w:i w:val="0"/>
+          <w:color w:val="333333"/>
+          <w:sz w:val="21"/>
+          <w:vertAlign w:val="superscript"/>
+        </w:rPr>
+        <w:t xml:space="preserve">2</w:t>
+      </w:r>
+      <w:r>
+        <w:rPr>
+          <w:rFonts w:ascii="Arial" w:hAnsi="Arial" w:cs="Arial"/>
+          <w:b w:val="0"/>
+          <w:i w:val="0"/>
+          <w:color w:val="333333"/>
+          <w:sz w:val="21"/>
+        </w:rPr>
+        <w:t xml:space="preserve">), kalikan masing-masing dengan 4.</w:t>
       </w:r>
     </w:p>
     <w:p>
@@ -9676,7 +14655,45 @@
           <w:i w:val="0"/>
           <w:sz w:val="22"/>
         </w:rPr>
-        <w:t>Pakai First Shift Theorem, hitung L{e^(2t)*sin(3t)} dari L{sin(3t)}=3/(s^2+9). Cetak hasil F(s-a) dengan a=2.</w:t>
+        <w:t xml:space="preserve">Pakai First Shift Theorem, hitung L{e</w:t>
+      </w:r>
+      <w:r>
+        <w:rPr>
+          <w:rFonts w:ascii="Arial" w:hAnsi="Arial" w:cs="Arial"/>
+          <w:b w:val="0"/>
+          <w:i w:val="0"/>
+          <w:sz w:val="22"/>
+          <w:vertAlign w:val="superscript"/>
+        </w:rPr>
+        <w:t xml:space="preserve">2t</w:t>
+      </w:r>
+      <w:r>
+        <w:rPr>
+          <w:rFonts w:ascii="Arial" w:hAnsi="Arial" w:cs="Arial"/>
+          <w:b w:val="0"/>
+          <w:i w:val="0"/>
+          <w:sz w:val="22"/>
+        </w:rPr>
+        <w:t xml:space="preserve">·sin(3t)} dari L{sin(3t)}=3/(s</w:t>
+      </w:r>
+      <w:r>
+        <w:rPr>
+          <w:rFonts w:ascii="Arial" w:hAnsi="Arial" w:cs="Arial"/>
+          <w:b w:val="0"/>
+          <w:i w:val="0"/>
+          <w:sz w:val="22"/>
+          <w:vertAlign w:val="superscript"/>
+        </w:rPr>
+        <w:t xml:space="preserve">2</w:t>
+      </w:r>
+      <w:r>
+        <w:rPr>
+          <w:rFonts w:ascii="Arial" w:hAnsi="Arial" w:cs="Arial"/>
+          <w:b w:val="0"/>
+          <w:i w:val="0"/>
+          <w:sz w:val="22"/>
+        </w:rPr>
+        <w:t xml:space="preserve">+9). Cetak hasil F(s-a) dengan a=2.</w:t>
       </w:r>
     </w:p>
     <w:p>
@@ -9712,7 +14729,28 @@
           <w:color w:val="333333"/>
           <w:sz w:val="21"/>
         </w:rPr>
-        <w:t>Substitusikan s menjadi (s-2) pada F(s)=3/(s^2+9) sesuai First Shift, sederhanakan dengan sp.simplify.</w:t>
+        <w:t xml:space="preserve">Substitusikan s menjadi (s-2) pada F(s)=3/(s</w:t>
+      </w:r>
+      <w:r>
+        <w:rPr>
+          <w:rFonts w:ascii="Arial" w:hAnsi="Arial" w:cs="Arial"/>
+          <w:b w:val="0"/>
+          <w:i w:val="0"/>
+          <w:color w:val="333333"/>
+          <w:sz w:val="21"/>
+          <w:vertAlign w:val="superscript"/>
+        </w:rPr>
+        <w:t xml:space="preserve">2</w:t>
+      </w:r>
+      <w:r>
+        <w:rPr>
+          <w:rFonts w:ascii="Arial" w:hAnsi="Arial" w:cs="Arial"/>
+          <w:b w:val="0"/>
+          <w:i w:val="0"/>
+          <w:color w:val="333333"/>
+          <w:sz w:val="21"/>
+        </w:rPr>
+        <w:t xml:space="preserve">+9) sesuai First Shift, sederhanakan dengan sp.simplify.</w:t>
       </w:r>
     </w:p>
     <w:p>
@@ -9736,7 +14774,83 @@
           <w:i w:val="0"/>
           <w:sz w:val="22"/>
         </w:rPr>
-        <w:t>Pakai Second Shift Theorem, hitung L{(t-1)^2 * H(t-1)} dari L{t^2}=2/s^3. Cetak hasil e^(-as)*F(s) dengan a=1.</w:t>
+        <w:t xml:space="preserve">Pakai Second Shift Theorem, hitung L{(t-1)</w:t>
+      </w:r>
+      <w:r>
+        <w:rPr>
+          <w:rFonts w:ascii="Arial" w:hAnsi="Arial" w:cs="Arial"/>
+          <w:b w:val="0"/>
+          <w:i w:val="0"/>
+          <w:sz w:val="22"/>
+          <w:vertAlign w:val="superscript"/>
+        </w:rPr>
+        <w:t xml:space="preserve">2</w:t>
+      </w:r>
+      <w:r>
+        <w:rPr>
+          <w:rFonts w:ascii="Arial" w:hAnsi="Arial" w:cs="Arial"/>
+          <w:b w:val="0"/>
+          <w:i w:val="0"/>
+          <w:sz w:val="22"/>
+        </w:rPr>
+        <w:t xml:space="preserve">·H(t-1)} dari L{t</w:t>
+      </w:r>
+      <w:r>
+        <w:rPr>
+          <w:rFonts w:ascii="Arial" w:hAnsi="Arial" w:cs="Arial"/>
+          <w:b w:val="0"/>
+          <w:i w:val="0"/>
+          <w:sz w:val="22"/>
+          <w:vertAlign w:val="superscript"/>
+        </w:rPr>
+        <w:t xml:space="preserve">2</w:t>
+      </w:r>
+      <w:r>
+        <w:rPr>
+          <w:rFonts w:ascii="Arial" w:hAnsi="Arial" w:cs="Arial"/>
+          <w:b w:val="0"/>
+          <w:i w:val="0"/>
+          <w:sz w:val="22"/>
+        </w:rPr>
+        <w:t xml:space="preserve">}=2/s</w:t>
+      </w:r>
+      <w:r>
+        <w:rPr>
+          <w:rFonts w:ascii="Arial" w:hAnsi="Arial" w:cs="Arial"/>
+          <w:b w:val="0"/>
+          <w:i w:val="0"/>
+          <w:sz w:val="22"/>
+          <w:vertAlign w:val="superscript"/>
+        </w:rPr>
+        <w:t xml:space="preserve">3</w:t>
+      </w:r>
+      <w:r>
+        <w:rPr>
+          <w:rFonts w:ascii="Arial" w:hAnsi="Arial" w:cs="Arial"/>
+          <w:b w:val="0"/>
+          <w:i w:val="0"/>
+          <w:sz w:val="22"/>
+        </w:rPr>
+        <w:t xml:space="preserve">. Cetak hasil e</w:t>
+      </w:r>
+      <w:r>
+        <w:rPr>
+          <w:rFonts w:ascii="Arial" w:hAnsi="Arial" w:cs="Arial"/>
+          <w:b w:val="0"/>
+          <w:i w:val="0"/>
+          <w:sz w:val="22"/>
+          <w:vertAlign w:val="superscript"/>
+        </w:rPr>
+        <w:t xml:space="preserve">-as</w:t>
+      </w:r>
+      <w:r>
+        <w:rPr>
+          <w:rFonts w:ascii="Arial" w:hAnsi="Arial" w:cs="Arial"/>
+          <w:b w:val="0"/>
+          <w:i w:val="0"/>
+          <w:sz w:val="22"/>
+        </w:rPr>
+        <w:t xml:space="preserve">·F(s) dengan a=1.</w:t>
       </w:r>
     </w:p>
     <w:p>
@@ -9772,7 +14886,49 @@
           <w:color w:val="333333"/>
           <w:sz w:val="21"/>
         </w:rPr>
-        <w:t>Kalikan F(s)=2/s^3 dengan e^(-s) sesuai Second Shift dengan a=1.</w:t>
+        <w:t xml:space="preserve">Kalikan F(s)=2/s</w:t>
+      </w:r>
+      <w:r>
+        <w:rPr>
+          <w:rFonts w:ascii="Arial" w:hAnsi="Arial" w:cs="Arial"/>
+          <w:b w:val="0"/>
+          <w:i w:val="0"/>
+          <w:color w:val="333333"/>
+          <w:sz w:val="21"/>
+          <w:vertAlign w:val="superscript"/>
+        </w:rPr>
+        <w:t xml:space="preserve">3</w:t>
+      </w:r>
+      <w:r>
+        <w:rPr>
+          <w:rFonts w:ascii="Arial" w:hAnsi="Arial" w:cs="Arial"/>
+          <w:b w:val="0"/>
+          <w:i w:val="0"/>
+          <w:color w:val="333333"/>
+          <w:sz w:val="21"/>
+        </w:rPr>
+        <w:t xml:space="preserve"> dengan e</w:t>
+      </w:r>
+      <w:r>
+        <w:rPr>
+          <w:rFonts w:ascii="Arial" w:hAnsi="Arial" w:cs="Arial"/>
+          <w:b w:val="0"/>
+          <w:i w:val="0"/>
+          <w:color w:val="333333"/>
+          <w:sz w:val="21"/>
+          <w:vertAlign w:val="superscript"/>
+        </w:rPr>
+        <w:t xml:space="preserve">-s</w:t>
+      </w:r>
+      <w:r>
+        <w:rPr>
+          <w:rFonts w:ascii="Arial" w:hAnsi="Arial" w:cs="Arial"/>
+          <w:b w:val="0"/>
+          <w:i w:val="0"/>
+          <w:color w:val="333333"/>
+          <w:sz w:val="21"/>
+        </w:rPr>
+        <w:t xml:space="preserve"> sesuai Second Shift dengan a=1.</w:t>
       </w:r>
     </w:p>
     <w:p>
@@ -9796,7 +14952,26 @@
           <w:i w:val="0"/>
           <w:sz w:val="22"/>
         </w:rPr>
-        <w:t>Hitung L{t*sin(2t)} memakai sifat multiplikasi t: L{t*f(t)} = -F prime(s), dengan F(s)=L{sin(2t)}=2/(s^2+4). Verifikasi dengan sp.diff(F,s) dikali -1.</w:t>
+        <w:t xml:space="preserve">Hitung L{t·sin(2t)} memakai sifat multiplikasi t: L{t·f(t)} = -F prime(s), dengan F(s)=L{sin(2t)}=2/(s</w:t>
+      </w:r>
+      <w:r>
+        <w:rPr>
+          <w:rFonts w:ascii="Arial" w:hAnsi="Arial" w:cs="Arial"/>
+          <w:b w:val="0"/>
+          <w:i w:val="0"/>
+          <w:sz w:val="22"/>
+          <w:vertAlign w:val="superscript"/>
+        </w:rPr>
+        <w:t xml:space="preserve">2</w:t>
+      </w:r>
+      <w:r>
+        <w:rPr>
+          <w:rFonts w:ascii="Arial" w:hAnsi="Arial" w:cs="Arial"/>
+          <w:b w:val="0"/>
+          <w:i w:val="0"/>
+          <w:sz w:val="22"/>
+        </w:rPr>
+        <w:t xml:space="preserve">+4). Verifikasi dengan sp.diff(F,s) dikali -1.</w:t>
       </w:r>
     </w:p>
     <w:p>
@@ -9856,7 +15031,7 @@
           <w:i w:val="0"/>
           <w:sz w:val="22"/>
         </w:rPr>
-        <w:t>Selesaikan y prime + 2*y = 6, y(0)=1 via Laplace: transformasikan kedua sisi, solve untuk Y(s), lakukan invers Laplace, cetak y(t) hasil akhir.</w:t>
+        <w:t xml:space="preserve">Selesaikan y prime + 2·y = 6, y(0)=1 via Laplace: transformasikan kedua sisi, solve untuk Y(s), lakukan invers Laplace, cetak y(t) hasil akhir.</w:t>
       </w:r>
     </w:p>
     <w:p>
@@ -9892,7 +15067,7 @@
           <w:color w:val="333333"/>
           <w:sz w:val="21"/>
         </w:rPr>
-        <w:t>Susun (s+2)*Y - 1 = 6/s, solve Y(s) dengan sp.solve, lalu sp.inverse_laplace_transform(Y, s, t).</w:t>
+        <w:t xml:space="preserve">Susun (s+2)·Y - 1 = 6/s, solve Y(s) dengan sp.solve, lalu sp.inverse_laplace_transform(Y, s, t).</w:t>
       </w:r>
     </w:p>
     <w:p>
@@ -9916,7 +15091,7 @@
           <w:i w:val="0"/>
           <w:sz w:val="22"/>
         </w:rPr>
-        <w:t>Untuk Y(s)=(4s+6)/[s*(s+3)] (dari PD sederhana Bagian 05 modul), lakukan pecahan parsial manual via cover-up: A pada s=0 dan B pada s=-3. Cetak nilai A dan B.</w:t>
+        <w:t xml:space="preserve">Untuk Y(s)=(4s+6)/[s·(s+3)] (dari PD sederhana Bagian 05 modul), lakukan pecahan parsial manual via cover-up: A pada s=0 dan B pada s=-3. Cetak nilai A dan B.</w:t>
       </w:r>
     </w:p>
     <w:p>
@@ -9976,7 +15151,7 @@
           <w:i w:val="0"/>
           <w:sz w:val="22"/>
         </w:rPr>
-        <w:t>Untuk F(s)=(2s+3)/[(s-1)*(s+2)], hitung koefisien A dan B pecahan parsial dengan cover-up rule (substitusi manual s=1 dan s=-2). Verifikasi dengan sp.apart(F, s).</w:t>
+        <w:t xml:space="preserve">Untuk F(s)=(2s+3)/[(s-1)·(s+2)], hitung koefisien A dan B pecahan parsial dengan cover-up rule (substitusi manual s=1 dan s=-2). Verifikasi dengan sp.apart(F, s).</w:t>
       </w:r>
     </w:p>
     <w:p>
@@ -10036,7 +15211,102 @@
           <w:i w:val="0"/>
           <w:sz w:val="22"/>
         </w:rPr>
-        <w:t>Lengkapi kuadrat s^2+6s+13 menjadi (s+a)^2+b^2, cetak nilai a dan b, lalu hitung L^(-1){(s+6)/(s^2+6s+13)} memakai First Shift.</w:t>
+        <w:t xml:space="preserve">Lengkapi kuadrat s</w:t>
+      </w:r>
+      <w:r>
+        <w:rPr>
+          <w:rFonts w:ascii="Arial" w:hAnsi="Arial" w:cs="Arial"/>
+          <w:b w:val="0"/>
+          <w:i w:val="0"/>
+          <w:sz w:val="22"/>
+          <w:vertAlign w:val="superscript"/>
+        </w:rPr>
+        <w:t xml:space="preserve">2</w:t>
+      </w:r>
+      <w:r>
+        <w:rPr>
+          <w:rFonts w:ascii="Arial" w:hAnsi="Arial" w:cs="Arial"/>
+          <w:b w:val="0"/>
+          <w:i w:val="0"/>
+          <w:sz w:val="22"/>
+        </w:rPr>
+        <w:t xml:space="preserve">+6s+13 menjadi (s+a)</w:t>
+      </w:r>
+      <w:r>
+        <w:rPr>
+          <w:rFonts w:ascii="Arial" w:hAnsi="Arial" w:cs="Arial"/>
+          <w:b w:val="0"/>
+          <w:i w:val="0"/>
+          <w:sz w:val="22"/>
+          <w:vertAlign w:val="superscript"/>
+        </w:rPr>
+        <w:t xml:space="preserve">2</w:t>
+      </w:r>
+      <w:r>
+        <w:rPr>
+          <w:rFonts w:ascii="Arial" w:hAnsi="Arial" w:cs="Arial"/>
+          <w:b w:val="0"/>
+          <w:i w:val="0"/>
+          <w:sz w:val="22"/>
+        </w:rPr>
+        <w:t xml:space="preserve">+b</w:t>
+      </w:r>
+      <w:r>
+        <w:rPr>
+          <w:rFonts w:ascii="Arial" w:hAnsi="Arial" w:cs="Arial"/>
+          <w:b w:val="0"/>
+          <w:i w:val="0"/>
+          <w:sz w:val="22"/>
+          <w:vertAlign w:val="superscript"/>
+        </w:rPr>
+        <w:t xml:space="preserve">2</w:t>
+      </w:r>
+      <w:r>
+        <w:rPr>
+          <w:rFonts w:ascii="Arial" w:hAnsi="Arial" w:cs="Arial"/>
+          <w:b w:val="0"/>
+          <w:i w:val="0"/>
+          <w:sz w:val="22"/>
+        </w:rPr>
+        <w:t xml:space="preserve">, cetak nilai a dan b, lalu hitung L</w:t>
+      </w:r>
+      <w:r>
+        <w:rPr>
+          <w:rFonts w:ascii="Arial" w:hAnsi="Arial" w:cs="Arial"/>
+          <w:b w:val="0"/>
+          <w:i w:val="0"/>
+          <w:sz w:val="22"/>
+          <w:vertAlign w:val="superscript"/>
+        </w:rPr>
+        <w:t xml:space="preserve">-1</w:t>
+      </w:r>
+      <w:r>
+        <w:rPr>
+          <w:rFonts w:ascii="Arial" w:hAnsi="Arial" w:cs="Arial"/>
+          <w:b w:val="0"/>
+          <w:i w:val="0"/>
+          <w:sz w:val="22"/>
+        </w:rPr>
+        <w:t xml:space="preserve">{(s+6)/(s</w:t>
+      </w:r>
+      <w:r>
+        <w:rPr>
+          <w:rFonts w:ascii="Arial" w:hAnsi="Arial" w:cs="Arial"/>
+          <w:b w:val="0"/>
+          <w:i w:val="0"/>
+          <w:sz w:val="22"/>
+          <w:vertAlign w:val="superscript"/>
+        </w:rPr>
+        <w:t xml:space="preserve">2</w:t>
+      </w:r>
+      <w:r>
+        <w:rPr>
+          <w:rFonts w:ascii="Arial" w:hAnsi="Arial" w:cs="Arial"/>
+          <w:b w:val="0"/>
+          <w:i w:val="0"/>
+          <w:sz w:val="22"/>
+        </w:rPr>
+        <w:t xml:space="preserve">+6s+13)} memakai First Shift.</w:t>
       </w:r>
     </w:p>
     <w:p>
@@ -10072,7 +15342,49 @@
           <w:color w:val="333333"/>
           <w:sz w:val="21"/>
         </w:rPr>
-        <w:t>a = setengah koefisien s (a=3), b^2 = 13 - a^2 sehingga b=2; tulis numerator sebagai (s+a)+(sisa), lalu invers dengan sp.inverse_laplace_transform.</w:t>
+        <w:t xml:space="preserve">a = setengah koefisien s (a=3), b</w:t>
+      </w:r>
+      <w:r>
+        <w:rPr>
+          <w:rFonts w:ascii="Arial" w:hAnsi="Arial" w:cs="Arial"/>
+          <w:b w:val="0"/>
+          <w:i w:val="0"/>
+          <w:color w:val="333333"/>
+          <w:sz w:val="21"/>
+          <w:vertAlign w:val="superscript"/>
+        </w:rPr>
+        <w:t xml:space="preserve">2</w:t>
+      </w:r>
+      <w:r>
+        <w:rPr>
+          <w:rFonts w:ascii="Arial" w:hAnsi="Arial" w:cs="Arial"/>
+          <w:b w:val="0"/>
+          <w:i w:val="0"/>
+          <w:color w:val="333333"/>
+          <w:sz w:val="21"/>
+        </w:rPr>
+        <w:t xml:space="preserve"> = 13 - a</w:t>
+      </w:r>
+      <w:r>
+        <w:rPr>
+          <w:rFonts w:ascii="Arial" w:hAnsi="Arial" w:cs="Arial"/>
+          <w:b w:val="0"/>
+          <w:i w:val="0"/>
+          <w:color w:val="333333"/>
+          <w:sz w:val="21"/>
+          <w:vertAlign w:val="superscript"/>
+        </w:rPr>
+        <w:t xml:space="preserve">2</w:t>
+      </w:r>
+      <w:r>
+        <w:rPr>
+          <w:rFonts w:ascii="Arial" w:hAnsi="Arial" w:cs="Arial"/>
+          <w:b w:val="0"/>
+          <w:i w:val="0"/>
+          <w:color w:val="333333"/>
+          <w:sz w:val="21"/>
+        </w:rPr>
+        <w:t xml:space="preserve"> sehingga b=2; tulis numerator sebagai (s+a)+(sisa), lalu invers dengan sp.inverse_laplace_transform.</w:t>
       </w:r>
     </w:p>
     <w:p>
@@ -10127,7 +15439,26 @@
           <w:i w:val="0"/>
           <w:sz w:val="22"/>
         </w:rPr>
-        <w:t>Implementasikan solver Laplace generik dari awal untuk PD orde dua a*y prime prime+b*y prime+c*y=f(t) dengan IVP y0, v0 dan f(t) tipe konstanta K: (1) susun P(s)=a*s^2+b*s+c dan R(s)=K/s+a*s*y0+a*v0+b*y0 sesuai rumus workflow modul, (2) solve Y(s)=R(s)/P(s) dengan sp.solve atau pembagian polinomial manual (bukan sp.apart untuk dekomposisi akhir, tulis cover-up sendiri), (3) lakukan invers Laplace via pencocokan tabel manual, (4) uji pada Contoh 2 modul (a=1,b=0,c=4,K=8,y0=0,v0=0) dan verifikasi hasil y(t)=2-2*cos(2t) dengan galat simbolik nol.</w:t>
+        <w:t xml:space="preserve">Implementasikan solver Laplace generik dari awal untuk PD orde dua a·y prime prime+b·y prime+c·y=f(t) dengan IVP y0, v0 dan f(t) tipe konstanta K: (1) susun P(s)=a·s</w:t>
+      </w:r>
+      <w:r>
+        <w:rPr>
+          <w:rFonts w:ascii="Arial" w:hAnsi="Arial" w:cs="Arial"/>
+          <w:b w:val="0"/>
+          <w:i w:val="0"/>
+          <w:sz w:val="22"/>
+          <w:vertAlign w:val="superscript"/>
+        </w:rPr>
+        <w:t xml:space="preserve">2</w:t>
+      </w:r>
+      <w:r>
+        <w:rPr>
+          <w:rFonts w:ascii="Arial" w:hAnsi="Arial" w:cs="Arial"/>
+          <w:b w:val="0"/>
+          <w:i w:val="0"/>
+          <w:sz w:val="22"/>
+        </w:rPr>
+        <w:t xml:space="preserve">+b·s+c dan R(s)=K/s+a·s·y0+a·v0+b·y0 sesuai rumus workflow modul, (2) solve Y(s)=R(s)/P(s) dengan sp.solve atau pembagian polinomial manual (bukan sp.apart untuk dekomposisi akhir, tulis cover-up sendiri), (3) lakukan invers Laplace via pencocokan tabel manual, (4) uji pada Contoh 2 modul (a=1,b=0,c=4,K=8,y0=0,v0=0) dan verifikasi hasil y(t)=2-2·cos(2t) dengan galat simbolik nol.</w:t>
       </w:r>
     </w:p>
     <w:p>
@@ -10187,7 +15518,26 @@
           <w:i w:val="0"/>
           <w:sz w:val="22"/>
         </w:rPr>
-        <w:t>Implementasikan pecahan parsial cover-up generik dari awal (tanpa sp.apart) untuk denominator dengan tiga akar real berbeda: fungsi menerima koefisien numerator dan tiga akar r1,r2,r3, hitung Ai=N(ri)/hasil kali(ri-rj) untuk j tidak sama i, lalu susun y(t)=jumlah Ai*e^(ri*t). Uji pada Contoh 1 Bagian 07 modul, (3s+7)/[(s-1)(s+2)(s-4)]; verifikasi A=-10/9, B=1/18, C=19/18 dengan galat di bawah 1e-9.</w:t>
+        <w:t xml:space="preserve">Implementasikan pecahan parsial cover-up generik dari awal (tanpa sp.apart) untuk denominator dengan tiga akar real berbeda: fungsi menerima koefisien numerator dan tiga akar r1,r2,r3, hitung Ai=N(ri)/hasil kali(ri-rj) untuk j tidak sama i, lalu susun y(t)=jumlah Ai·e</w:t>
+      </w:r>
+      <w:r>
+        <w:rPr>
+          <w:rFonts w:ascii="Arial" w:hAnsi="Arial" w:cs="Arial"/>
+          <w:b w:val="0"/>
+          <w:i w:val="0"/>
+          <w:sz w:val="22"/>
+          <w:vertAlign w:val="superscript"/>
+        </w:rPr>
+        <w:t xml:space="preserve">ri·t</w:t>
+      </w:r>
+      <w:r>
+        <w:rPr>
+          <w:rFonts w:ascii="Arial" w:hAnsi="Arial" w:cs="Arial"/>
+          <w:b w:val="0"/>
+          <w:i w:val="0"/>
+          <w:sz w:val="22"/>
+        </w:rPr>
+        <w:t xml:space="preserve">. Uji pada Contoh 1 Bagian 07 modul, (3s+7)/[(s-1)(s+2)(s-4)]; verifikasi A=-10/9, B=1/18, C=19/18 dengan galat di bawah 1e-9.</w:t>
       </w:r>
     </w:p>
     <w:p>
@@ -10247,7 +15597,7 @@
           <w:i w:val="0"/>
           <w:sz w:val="22"/>
         </w:rPr>
-        <w:t>Implementasikan solver step response RLC generik dari awal (tanpa sp.dsolve): fungsi menerima L,R,Cap,V0,q0,i0, bangun PD L*q prime prime+R*q prime+(1/Cap)*q=V0*u(t), transformasikan secara simbolik dengan sympy (solve untuk Q(s)), lakukan pecahan parsial kasus akar kompleks (completing the square manual, bukan sp.apart), lalu kembalikan fungsi q(t) numerik siap dievaluasi. Uji pada parameter studi kasus modul (L=1,R=4,Cap=1/13,V0=5,q0=0,i0=0); bandingkan q(1) hasil solver dengan nilai modul (kurang lebih 0,4312 coulomb), galat di bawah 1e-6.</w:t>
+        <w:t xml:space="preserve">Implementasikan solver step response RLC generik dari awal (tanpa sp.dsolve): fungsi menerima L,R,Cap,V0,q0,i0, bangun PD L·q prime prime+R·q prime+(1/Cap)·q=V0·u(t), transformasikan secara simbolik dengan sympy (solve untuk Q(s)), lakukan pecahan parsial kasus akar kompleks (completing the square manual, bukan sp.apart), lalu kembalikan fungsi q(t) numerik siap dievaluasi. Uji pada parameter studi kasus modul (L=1,R=4,Cap=1/13,V0=5,q0=0,i0=0); bandingkan q(1) hasil solver dengan nilai modul (kurang lebih 0,4312 coulomb), galat di bawah 1e-6.</w:t>
       </w:r>
     </w:p>
     <w:p>
@@ -10283,7 +15633,7 @@
           <w:color w:val="333333"/>
           <w:sz w:val="21"/>
         </w:rPr>
-        <w:t>Susun persamaan aljabar (s**2*Q - s*q0 - i0) + (R/L)*(s*Q - q0) + (1/(L*Cap))*Q sama dengan V0/(L*s), solve untuk Q, lengkapi kuadrat pada denominator kuadratnya secara manual, lalu invers dengan first shift.</w:t>
+        <w:t xml:space="preserve">Susun persamaan aljabar (s**2·Q - s·q0 - i0) + (R/L)·(s·Q - q0) + (1/(L·Cap))·Q sama dengan V0/(L·s), solve untuk Q, lengkapi kuadrat pada denominator kuadratnya secara manual, lalu invers dengan first shift.</w:t>
       </w:r>
     </w:p>
     <w:p>
@@ -10307,7 +15657,203 @@
           <w:i w:val="0"/>
           <w:sz w:val="22"/>
         </w:rPr>
-        <w:t>Implementasikan deteksi overshoot dan settling time (pita 5 persen) dari respons step q(t) tanpa scipy.signal: evaluasi q(t) pada grid rapat t=0 sampai 5 (misal 2000 titik), tentukan q_ss dengan mengevaluasi q(t) pada t besar (t=50), cari q_max dan t_max lewat np.argmax, hitung overshoot persen = (q_max-q_ss)/q_ss*100, lalu cari settling time dengan mencari titik waktu terakhir di mana |q(t)-q_ss| melebihi 0,05*q_ss. Uji pada studi kasus RLC modul; verifikasi overshoot mendekati 12,3 persen dan settling time mendekati 1,47 detik.</w:t>
+        <w:t xml:space="preserve">Implementasikan deteksi overshoot dan settling time (pita 5 persen) dari respons step q(t) tanpa scipy.signal: evaluasi q(t) pada grid rapat t=0 sampai 5 (misal 2000 titik), tentukan </w:t>
+      </w:r>
+      <w:r>
+        <w:rPr>
+          <w:rFonts w:ascii="Arial" w:hAnsi="Arial" w:cs="Arial"/>
+          <w:b w:val="0"/>
+          <w:i w:val="0"/>
+          <w:sz w:val="22"/>
+        </w:rPr>
+        <w:t xml:space="preserve">q</w:t>
+      </w:r>
+      <w:r>
+        <w:rPr>
+          <w:rFonts w:ascii="Arial" w:hAnsi="Arial" w:cs="Arial"/>
+          <w:b w:val="0"/>
+          <w:i w:val="0"/>
+          <w:sz w:val="22"/>
+          <w:vertAlign w:val="subscript"/>
+        </w:rPr>
+        <w:t xml:space="preserve">ss</w:t>
+      </w:r>
+      <w:r>
+        <w:rPr>
+          <w:rFonts w:ascii="Arial" w:hAnsi="Arial" w:cs="Arial"/>
+          <w:b w:val="0"/>
+          <w:i w:val="0"/>
+          <w:sz w:val="22"/>
+        </w:rPr>
+        <w:t xml:space="preserve"> dengan mengevaluasi q(t) pada t besar (t=50), cari </w:t>
+      </w:r>
+      <w:r>
+        <w:rPr>
+          <w:rFonts w:ascii="Arial" w:hAnsi="Arial" w:cs="Arial"/>
+          <w:b w:val="0"/>
+          <w:i w:val="0"/>
+          <w:sz w:val="22"/>
+        </w:rPr>
+        <w:t xml:space="preserve">q</w:t>
+      </w:r>
+      <w:r>
+        <w:rPr>
+          <w:rFonts w:ascii="Arial" w:hAnsi="Arial" w:cs="Arial"/>
+          <w:b w:val="0"/>
+          <w:i w:val="0"/>
+          <w:sz w:val="22"/>
+          <w:vertAlign w:val="subscript"/>
+        </w:rPr>
+        <w:t xml:space="preserve">max</w:t>
+      </w:r>
+      <w:r>
+        <w:rPr>
+          <w:rFonts w:ascii="Arial" w:hAnsi="Arial" w:cs="Arial"/>
+          <w:b w:val="0"/>
+          <w:i w:val="0"/>
+          <w:sz w:val="22"/>
+        </w:rPr>
+        <w:t xml:space="preserve"> dan t_max lewat np.argmax, hitung overshoot persen = (</w:t>
+      </w:r>
+      <w:r>
+        <w:rPr>
+          <w:rFonts w:ascii="Arial" w:hAnsi="Arial" w:cs="Arial"/>
+          <w:b w:val="0"/>
+          <w:i w:val="0"/>
+          <w:sz w:val="22"/>
+        </w:rPr>
+        <w:t xml:space="preserve">q</w:t>
+      </w:r>
+      <w:r>
+        <w:rPr>
+          <w:rFonts w:ascii="Arial" w:hAnsi="Arial" w:cs="Arial"/>
+          <w:b w:val="0"/>
+          <w:i w:val="0"/>
+          <w:sz w:val="22"/>
+          <w:vertAlign w:val="subscript"/>
+        </w:rPr>
+        <w:t xml:space="preserve">max</w:t>
+      </w:r>
+      <w:r>
+        <w:rPr>
+          <w:rFonts w:ascii="Arial" w:hAnsi="Arial" w:cs="Arial"/>
+          <w:b w:val="0"/>
+          <w:i w:val="0"/>
+          <w:sz w:val="22"/>
+        </w:rPr>
+        <w:t xml:space="preserve">-</w:t>
+      </w:r>
+      <w:r>
+        <w:rPr>
+          <w:rFonts w:ascii="Arial" w:hAnsi="Arial" w:cs="Arial"/>
+          <w:b w:val="0"/>
+          <w:i w:val="0"/>
+          <w:sz w:val="22"/>
+        </w:rPr>
+        <w:t xml:space="preserve">q</w:t>
+      </w:r>
+      <w:r>
+        <w:rPr>
+          <w:rFonts w:ascii="Arial" w:hAnsi="Arial" w:cs="Arial"/>
+          <w:b w:val="0"/>
+          <w:i w:val="0"/>
+          <w:sz w:val="22"/>
+          <w:vertAlign w:val="subscript"/>
+        </w:rPr>
+        <w:t xml:space="preserve">ss</w:t>
+      </w:r>
+      <w:r>
+        <w:rPr>
+          <w:rFonts w:ascii="Arial" w:hAnsi="Arial" w:cs="Arial"/>
+          <w:b w:val="0"/>
+          <w:i w:val="0"/>
+          <w:sz w:val="22"/>
+        </w:rPr>
+        <w:t xml:space="preserve">)/</w:t>
+      </w:r>
+      <w:r>
+        <w:rPr>
+          <w:rFonts w:ascii="Arial" w:hAnsi="Arial" w:cs="Arial"/>
+          <w:b w:val="0"/>
+          <w:i w:val="0"/>
+          <w:sz w:val="22"/>
+        </w:rPr>
+        <w:t xml:space="preserve">q</w:t>
+      </w:r>
+      <w:r>
+        <w:rPr>
+          <w:rFonts w:ascii="Arial" w:hAnsi="Arial" w:cs="Arial"/>
+          <w:b w:val="0"/>
+          <w:i w:val="0"/>
+          <w:sz w:val="22"/>
+          <w:vertAlign w:val="subscript"/>
+        </w:rPr>
+        <w:t xml:space="preserve">ss</w:t>
+      </w:r>
+      <w:r>
+        <w:rPr>
+          <w:rFonts w:ascii="Arial" w:hAnsi="Arial" w:cs="Arial"/>
+          <w:b w:val="0"/>
+          <w:i w:val="0"/>
+          <w:sz w:val="22"/>
+        </w:rPr>
+        <w:t xml:space="preserve">·100, lalu cari settling time dengan mencari titik waktu terakhir di mana |q(t)-</w:t>
+      </w:r>
+      <w:r>
+        <w:rPr>
+          <w:rFonts w:ascii="Arial" w:hAnsi="Arial" w:cs="Arial"/>
+          <w:b w:val="0"/>
+          <w:i w:val="0"/>
+          <w:sz w:val="22"/>
+        </w:rPr>
+        <w:t xml:space="preserve">q</w:t>
+      </w:r>
+      <w:r>
+        <w:rPr>
+          <w:rFonts w:ascii="Arial" w:hAnsi="Arial" w:cs="Arial"/>
+          <w:b w:val="0"/>
+          <w:i w:val="0"/>
+          <w:sz w:val="22"/>
+          <w:vertAlign w:val="subscript"/>
+        </w:rPr>
+        <w:t xml:space="preserve">ss</w:t>
+      </w:r>
+      <w:r>
+        <w:rPr>
+          <w:rFonts w:ascii="Arial" w:hAnsi="Arial" w:cs="Arial"/>
+          <w:b w:val="0"/>
+          <w:i w:val="0"/>
+          <w:sz w:val="22"/>
+        </w:rPr>
+        <w:t xml:space="preserve">| melebihi 0,05·</w:t>
+      </w:r>
+      <w:r>
+        <w:rPr>
+          <w:rFonts w:ascii="Arial" w:hAnsi="Arial" w:cs="Arial"/>
+          <w:b w:val="0"/>
+          <w:i w:val="0"/>
+          <w:sz w:val="22"/>
+        </w:rPr>
+        <w:t xml:space="preserve">q</w:t>
+      </w:r>
+      <w:r>
+        <w:rPr>
+          <w:rFonts w:ascii="Arial" w:hAnsi="Arial" w:cs="Arial"/>
+          <w:b w:val="0"/>
+          <w:i w:val="0"/>
+          <w:sz w:val="22"/>
+          <w:vertAlign w:val="subscript"/>
+        </w:rPr>
+        <w:t xml:space="preserve">ss</w:t>
+      </w:r>
+      <w:r>
+        <w:rPr>
+          <w:rFonts w:ascii="Arial" w:hAnsi="Arial" w:cs="Arial"/>
+          <w:b w:val="0"/>
+          <w:i w:val="0"/>
+          <w:sz w:val="22"/>
+        </w:rPr>
+        <w:t xml:space="preserve">. Uji pada studi kasus RLC modul; verifikasi overshoot mendekati 12,3 persen dan settling time mendekati 1,47 detik.</w:t>
       </w:r>
     </w:p>
     <w:p>
@@ -10367,7 +15913,73 @@
           <w:i w:val="0"/>
           <w:sz w:val="22"/>
         </w:rPr>
-        <w:t>Implementasikan verifikasi silang Laplace vs solusi numerik untuk kasus resonansi y prime prime+w^2*y=K*sin(wt), y(0)=0, y prime(0)=0: (1) hitung y_laplace(t) dari rumus analitik modul, y(t)=(K/(2*w^2))*sin(wt)-(K/(2*w))*t*cos(wt), (2) selesaikan PD numerik dengan scipy.integrate.solve_ivp pada rentang t=[0,15], (3) bandingkan kedua kurva pada 50 titik uji dengan np.allclose (rtol=1e-3), (4) verifikasi bahwa amplitudo tumbuh linier dengan mem-fit |y(t)| pada titik-titik puncak berturut-turut terhadap garis K/(2*w)*t (gunakan np.polyfit derajat 1, slope harus mendekati K/(2*w)). Uji pada K=4, w=2.</w:t>
+        <w:t xml:space="preserve">Implementasikan verifikasi silang Laplace vs solusi numerik untuk kasus resonansi y prime prime+w</w:t>
+      </w:r>
+      <w:r>
+        <w:rPr>
+          <w:rFonts w:ascii="Arial" w:hAnsi="Arial" w:cs="Arial"/>
+          <w:b w:val="0"/>
+          <w:i w:val="0"/>
+          <w:sz w:val="22"/>
+          <w:vertAlign w:val="superscript"/>
+        </w:rPr>
+        <w:t xml:space="preserve">2</w:t>
+      </w:r>
+      <w:r>
+        <w:rPr>
+          <w:rFonts w:ascii="Arial" w:hAnsi="Arial" w:cs="Arial"/>
+          <w:b w:val="0"/>
+          <w:i w:val="0"/>
+          <w:sz w:val="22"/>
+        </w:rPr>
+        <w:t xml:space="preserve">·y=K·sin(wt), y(0)=0, y prime(0)=0: (1) hitung </w:t>
+      </w:r>
+      <w:r>
+        <w:rPr>
+          <w:rFonts w:ascii="Arial" w:hAnsi="Arial" w:cs="Arial"/>
+          <w:b w:val="0"/>
+          <w:i w:val="0"/>
+          <w:sz w:val="22"/>
+        </w:rPr>
+        <w:t xml:space="preserve">y</w:t>
+      </w:r>
+      <w:r>
+        <w:rPr>
+          <w:rFonts w:ascii="Arial" w:hAnsi="Arial" w:cs="Arial"/>
+          <w:b w:val="0"/>
+          <w:i w:val="0"/>
+          <w:sz w:val="22"/>
+          <w:vertAlign w:val="subscript"/>
+        </w:rPr>
+        <w:t xml:space="preserve">laplace</w:t>
+      </w:r>
+      <w:r>
+        <w:rPr>
+          <w:rFonts w:ascii="Arial" w:hAnsi="Arial" w:cs="Arial"/>
+          <w:b w:val="0"/>
+          <w:i w:val="0"/>
+          <w:sz w:val="22"/>
+        </w:rPr>
+        <w:t xml:space="preserve">(t) dari rumus analitik modul, y(t)=(K/(2·w</w:t>
+      </w:r>
+      <w:r>
+        <w:rPr>
+          <w:rFonts w:ascii="Arial" w:hAnsi="Arial" w:cs="Arial"/>
+          <w:b w:val="0"/>
+          <w:i w:val="0"/>
+          <w:sz w:val="22"/>
+          <w:vertAlign w:val="superscript"/>
+        </w:rPr>
+        <w:t xml:space="preserve">2</w:t>
+      </w:r>
+      <w:r>
+        <w:rPr>
+          <w:rFonts w:ascii="Arial" w:hAnsi="Arial" w:cs="Arial"/>
+          <w:b w:val="0"/>
+          <w:i w:val="0"/>
+          <w:sz w:val="22"/>
+        </w:rPr>
+        <w:t xml:space="preserve">))·sin(wt)-(K/(2·w))·t·cos(wt), (2) selesaikan PD numerik dengan scipy.integrate.solve_ivp pada rentang t=[0,15], (3) bandingkan kedua kurva pada 50 titik uji dengan np.allclose (rtol=1e-3), (4) verifikasi bahwa amplitudo tumbuh linier dengan mem-fit |y(t)| pada titik-titik puncak berturut-turut terhadap garis K/(2·w)·t (gunakan np.polyfit derajat 1, slope harus mendekati K/(2·w)). Uji pada K=4, w=2.</w:t>
       </w:r>
     </w:p>
     <w:p>
@@ -10403,7 +16015,38 @@
           <w:color w:val="333333"/>
           <w:sz w:val="21"/>
         </w:rPr>
-        <w:t>Definisikan y_laplace sebagai fungsi lambda dari rumus analitik, gunakan solve_ivp dengan RHS [y2, K*sp.sin(w*t)-w**2*y1] versi numpy, cari puncak lokal |y(t)| dengan scipy.signal.find_peaks atau perbandingan tetangga manual, lalu np.polyfit terhadap waktu puncak.</w:t>
+        <w:t xml:space="preserve">Definisikan </w:t>
+      </w:r>
+      <w:r>
+        <w:rPr>
+          <w:rFonts w:ascii="Arial" w:hAnsi="Arial" w:cs="Arial"/>
+          <w:b w:val="0"/>
+          <w:i w:val="0"/>
+          <w:color w:val="333333"/>
+          <w:sz w:val="21"/>
+        </w:rPr>
+        <w:t xml:space="preserve">y</w:t>
+      </w:r>
+      <w:r>
+        <w:rPr>
+          <w:rFonts w:ascii="Arial" w:hAnsi="Arial" w:cs="Arial"/>
+          <w:b w:val="0"/>
+          <w:i w:val="0"/>
+          <w:color w:val="333333"/>
+          <w:sz w:val="21"/>
+          <w:vertAlign w:val="subscript"/>
+        </w:rPr>
+        <w:t xml:space="preserve">laplace</w:t>
+      </w:r>
+      <w:r>
+        <w:rPr>
+          <w:rFonts w:ascii="Arial" w:hAnsi="Arial" w:cs="Arial"/>
+          <w:b w:val="0"/>
+          <w:i w:val="0"/>
+          <w:color w:val="333333"/>
+          <w:sz w:val="21"/>
+        </w:rPr>
+        <w:t xml:space="preserve"> sebagai fungsi λ dari rumus analitik, gunakan solve_ivp dengan RHS [y2, K·sp.sin(w*t)-w**2·y1] versi numpy, cari puncak lokal |y(t)| dengan scipy.signal.find_peaks atau perbandingan tetangga manual, lalu np.polyfit terhadap waktu puncak.</w:t>
       </w:r>
     </w:p>
     <w:p>

--- a/Engineering-Mathematics/Modul-Word/Modul-10-Transformasi-Laplace.docx
+++ b/Engineering-Mathematics/Modul-Word/Modul-10-Transformasi-Laplace.docx
@@ -11586,7 +11586,7 @@
           <w:color w:val="444444"/>
           <w:sz w:val="20"/>
         </w:rPr>
-        <w:t xml:space="preserve">·cos(3t).</w:t>
+        <w:t xml:space="preserve">*cos(3t).</w:t>
       </w:r>
     </w:p>
     <w:p>
@@ -11667,7 +11667,7 @@
           <w:i w:val="0"/>
           <w:sz w:val="22"/>
         </w:rPr>
-        <w:t xml:space="preserve">·cos(3t)} setelah disederhanakan dengan sp.simplify menghasilkan (s+2)/[(s+2)</w:t>
+        <w:t xml:space="preserve">*cos(3t)} setelah disederhanakan dengan sp.simplify menghasilkan (s+2)/[(s+2)</w:t>
       </w:r>
       <w:r>
         <w:rPr>
@@ -14952,7 +14952,7 @@
           <w:i w:val="0"/>
           <w:sz w:val="22"/>
         </w:rPr>
-        <w:t xml:space="preserve">Hitung L{t·sin(2t)} memakai sifat multiplikasi t: L{t·f(t)} = -F prime(s), dengan F(s)=L{sin(2t)}=2/(s</w:t>
+        <w:t xml:space="preserve">Hitung L{t*sin(2t)} memakai sifat multiplikasi t: L{t*f(t)} = -F prime(s), dengan F(s)=L{sin(2t)}=2/(s</w:t>
       </w:r>
       <w:r>
         <w:rPr>
@@ -15067,7 +15067,7 @@
           <w:color w:val="333333"/>
           <w:sz w:val="21"/>
         </w:rPr>
-        <w:t xml:space="preserve">Susun (s+2)·Y - 1 = 6/s, solve Y(s) dengan sp.solve, lalu sp.inverse_laplace_transform(Y, s, t).</w:t>
+        <w:t>Susun (s+2)*Y - 1 = 6/s, solve Y(s) dengan sp.solve, lalu sp.inverse_laplace_transform(Y, s, t).</w:t>
       </w:r>
     </w:p>
     <w:p>
@@ -15151,7 +15151,7 @@
           <w:i w:val="0"/>
           <w:sz w:val="22"/>
         </w:rPr>
-        <w:t xml:space="preserve">Untuk F(s)=(2s+3)/[(s-1)·(s+2)], hitung koefisien A dan B pecahan parsial dengan cover-up rule (substitusi manual s=1 dan s=-2). Verifikasi dengan sp.apart(F, s).</w:t>
+        <w:t>Untuk F(s)=(2s+3)/[(s-1)*(s+2)], hitung koefisien A dan B pecahan parsial dengan cover-up rule (substitusi manual s=1 dan s=-2). Verifikasi dengan sp.apart(F, s).</w:t>
       </w:r>
     </w:p>
     <w:p>
@@ -15439,7 +15439,7 @@
           <w:i w:val="0"/>
           <w:sz w:val="22"/>
         </w:rPr>
-        <w:t xml:space="preserve">Implementasikan solver Laplace generik dari awal untuk PD orde dua a·y prime prime+b·y prime+c·y=f(t) dengan IVP y0, v0 dan f(t) tipe konstanta K: (1) susun P(s)=a·s</w:t>
+        <w:t xml:space="preserve">Implementasikan solver Laplace generik dari awal untuk PD orde dua a*y prime prime+b*y prime+c*y=f(t) dengan IVP y0, v0 dan f(t) tipe konstanta K: (1) susun P(s)=a*s</w:t>
       </w:r>
       <w:r>
         <w:rPr>
@@ -15458,7 +15458,7 @@
           <w:i w:val="0"/>
           <w:sz w:val="22"/>
         </w:rPr>
-        <w:t xml:space="preserve">+b·s+c dan R(s)=K/s+a·s·y0+a·v0+b·y0 sesuai rumus workflow modul, (2) solve Y(s)=R(s)/P(s) dengan sp.solve atau pembagian polinomial manual (bukan sp.apart untuk dekomposisi akhir, tulis cover-up sendiri), (3) lakukan invers Laplace via pencocokan tabel manual, (4) uji pada Contoh 2 modul (a=1,b=0,c=4,K=8,y0=0,v0=0) dan verifikasi hasil y(t)=2-2·cos(2t) dengan galat simbolik nol.</w:t>
+        <w:t xml:space="preserve">+b*s+c dan R(s)=K/s+a*s*y0+a*v0+b*y0 sesuai rumus workflow modul, (2) solve Y(s)=R(s)/P(s) dengan sp.solve atau pembagian polinomial manual (bukan sp.apart untuk dekomposisi akhir, tulis cover-up sendiri), (3) lakukan invers Laplace via pencocokan tabel manual, (4) uji pada Contoh 2 modul (a=1,b=0,c=4,K=8,y0=0,v0=0) dan verifikasi hasil y(t)=2-2*cos(2t) dengan galat simbolik nol.</w:t>
       </w:r>
     </w:p>
     <w:p>
@@ -15518,7 +15518,7 @@
           <w:i w:val="0"/>
           <w:sz w:val="22"/>
         </w:rPr>
-        <w:t xml:space="preserve">Implementasikan pecahan parsial cover-up generik dari awal (tanpa sp.apart) untuk denominator dengan tiga akar real berbeda: fungsi menerima koefisien numerator dan tiga akar r1,r2,r3, hitung Ai=N(ri)/hasil kali(ri-rj) untuk j tidak sama i, lalu susun y(t)=jumlah Ai·e</w:t>
+        <w:t xml:space="preserve">Implementasikan pecahan parsial cover-up generik dari awal (tanpa sp.apart) untuk denominator dengan tiga akar real berbeda: fungsi menerima koefisien numerator dan tiga akar r1,r2,r3, hitung Ai=N(ri)/hasil kali(ri-rj) untuk j tidak sama i, lalu susun y(t)=jumlah Ai*e</w:t>
       </w:r>
       <w:r>
         <w:rPr>
@@ -15597,7 +15597,7 @@
           <w:i w:val="0"/>
           <w:sz w:val="22"/>
         </w:rPr>
-        <w:t xml:space="preserve">Implementasikan solver step response RLC generik dari awal (tanpa sp.dsolve): fungsi menerima L,R,Cap,V0,q0,i0, bangun PD L·q prime prime+R·q prime+(1/Cap)·q=V0·u(t), transformasikan secara simbolik dengan sympy (solve untuk Q(s)), lakukan pecahan parsial kasus akar kompleks (completing the square manual, bukan sp.apart), lalu kembalikan fungsi q(t) numerik siap dievaluasi. Uji pada parameter studi kasus modul (L=1,R=4,Cap=1/13,V0=5,q0=0,i0=0); bandingkan q(1) hasil solver dengan nilai modul (kurang lebih 0,4312 coulomb), galat di bawah 1e-6.</w:t>
+        <w:t>Implementasikan solver step response RLC generik dari awal (tanpa sp.dsolve): fungsi menerima L,R,Cap,V0,q0,i0, bangun PD L*q prime prime+R*q prime+(1/Cap)*q=V0*u(t), transformasikan secara simbolik dengan sympy (solve untuk Q(s)), lakukan pecahan parsial kasus akar kompleks (completing the square manual, bukan sp.apart), lalu kembalikan fungsi q(t) numerik siap dievaluasi. Uji pada parameter studi kasus modul (L=1,R=4,Cap=1/13,V0=5,q0=0,i0=0); bandingkan q(1) hasil solver dengan nilai modul (kurang lebih 0,4312 coulomb), galat di bawah 1e-6.</w:t>
       </w:r>
     </w:p>
     <w:p>
@@ -15633,7 +15633,7 @@
           <w:color w:val="333333"/>
           <w:sz w:val="21"/>
         </w:rPr>
-        <w:t xml:space="preserve">Susun persamaan aljabar (s**2·Q - s·q0 - i0) + (R/L)·(s·Q - q0) + (1/(L·Cap))·Q sama dengan V0/(L·s), solve untuk Q, lengkapi kuadrat pada denominator kuadratnya secara manual, lalu invers dengan first shift.</w:t>
+        <w:t>Susun persamaan aljabar (s**2*Q - s*q0 - i0) + (R/L)*(s*Q - q0) + (1/(L*Cap))*Q sama dengan V0/(L*s), solve untuk Q, lengkapi kuadrat pada denominator kuadratnya secara manual, lalu invers dengan first shift.</w:t>
       </w:r>
     </w:p>
     <w:p>
@@ -15797,7 +15797,7 @@
           <w:i w:val="0"/>
           <w:sz w:val="22"/>
         </w:rPr>
-        <w:t xml:space="preserve">·100, lalu cari settling time dengan mencari titik waktu terakhir di mana |q(t)-</w:t>
+        <w:t xml:space="preserve">*100, lalu cari settling time dengan mencari titik waktu terakhir di mana |q(t)-</w:t>
       </w:r>
       <w:r>
         <w:rPr>
@@ -15825,7 +15825,7 @@
           <w:i w:val="0"/>
           <w:sz w:val="22"/>
         </w:rPr>
-        <w:t xml:space="preserve">| melebihi 0,05·</w:t>
+        <w:t xml:space="preserve">| melebihi 0,05*</w:t>
       </w:r>
       <w:r>
         <w:rPr>
@@ -15932,7 +15932,7 @@
           <w:i w:val="0"/>
           <w:sz w:val="22"/>
         </w:rPr>
-        <w:t xml:space="preserve">·y=K·sin(wt), y(0)=0, y prime(0)=0: (1) hitung </w:t>
+        <w:t xml:space="preserve">*y=K*sin(wt), y(0)=0, y prime(0)=0: (1) hitung </w:t>
       </w:r>
       <w:r>
         <w:rPr>
@@ -15960,7 +15960,7 @@
           <w:i w:val="0"/>
           <w:sz w:val="22"/>
         </w:rPr>
-        <w:t xml:space="preserve">(t) dari rumus analitik modul, y(t)=(K/(2·w</w:t>
+        <w:t xml:space="preserve">(t) dari rumus analitik modul, y(t)=(K/(2*w</w:t>
       </w:r>
       <w:r>
         <w:rPr>
@@ -15979,7 +15979,7 @@
           <w:i w:val="0"/>
           <w:sz w:val="22"/>
         </w:rPr>
-        <w:t xml:space="preserve">))·sin(wt)-(K/(2·w))·t·cos(wt), (2) selesaikan PD numerik dengan scipy.integrate.solve_ivp pada rentang t=[0,15], (3) bandingkan kedua kurva pada 50 titik uji dengan np.allclose (rtol=1e-3), (4) verifikasi bahwa amplitudo tumbuh linier dengan mem-fit |y(t)| pada titik-titik puncak berturut-turut terhadap garis K/(2·w)·t (gunakan np.polyfit derajat 1, slope harus mendekati K/(2·w)). Uji pada K=4, w=2.</w:t>
+        <w:t xml:space="preserve">))*sin(wt)-(K/(2*w))*t*cos(wt), (2) selesaikan PD numerik dengan scipy.integrate.solve_ivp pada rentang t=[0,15], (3) bandingkan kedua kurva pada 50 titik uji dengan np.allclose (rtol=1e-3), (4) verifikasi bahwa amplitudo tumbuh linier dengan mem-fit |y(t)| pada titik-titik puncak berturut-turut terhadap garis K/(2*w)*t (gunakan np.polyfit derajat 1, slope harus mendekati K/(2*w)). Uji pada K=4, w=2.</w:t>
       </w:r>
     </w:p>
     <w:p>
@@ -16046,7 +16046,7 @@
           <w:color w:val="333333"/>
           <w:sz w:val="21"/>
         </w:rPr>
-        <w:t xml:space="preserve"> sebagai fungsi λ dari rumus analitik, gunakan solve_ivp dengan RHS [y2, K·sp.sin(w*t)-w**2·y1] versi numpy, cari puncak lokal |y(t)| dengan scipy.signal.find_peaks atau perbandingan tetangga manual, lalu np.polyfit terhadap waktu puncak.</w:t>
+        <w:t xml:space="preserve"> sebagai fungsi λ dari rumus analitik, gunakan solve_ivp dengan RHS [y2, K*sp.sin(w*t)-w**2*y1] versi numpy, cari puncak lokal |y(t)| dengan scipy.signal.find_peaks atau perbandingan tetangga manual, lalu np.polyfit terhadap waktu puncak.</w:t>
       </w:r>
     </w:p>
     <w:p>

--- a/Engineering-Mathematics/Modul-Word/Modul-10-Transformasi-Laplace.docx
+++ b/Engineering-Mathematics/Modul-Word/Modul-10-Transformasi-Laplace.docx
@@ -8860,6 +8860,15 @@
         </w:rPr>
         <w:t xml:space="preserve">.</w:t>
       </w:r>
+      <w:r>
+        <w:rPr>
+          <w:rFonts w:ascii="Arial" w:hAnsi="Arial" w:cs="Arial"/>
+          <w:b w:val="0"/>
+          <w:i w:val="0"/>
+          <w:sz w:val="22"/>
+        </w:rPr>
+        <w:t xml:space="preserve"> Persamaan (15) memadatkan aturan tersebut.</w:t>
+      </w:r>
     </w:p>
     <w:p>
       <w:pPr>
@@ -8886,6 +8895,16 @@
           <w:vertAlign w:val="superscript"/>
         </w:rPr>
         <w:t xml:space="preserve">ri·t</w:t>
+      </w:r>
+      <w:r>
+        <w:rPr>
+          <w:rFonts w:ascii="Arial" w:hAnsi="Arial" w:cs="Arial"/>
+          <w:b/>
+          <w:i/>
+          <w:color w:val="305496"/>
+          <w:sz w:val="22"/>
+        </w:rPr>
+        <w:t xml:space="preserve">   (15)</w:t>
       </w:r>
     </w:p>
     <w:p>
@@ -11100,7 +11119,7 @@
           <w:i w:val="0"/>
           <w:sz w:val="22"/>
         </w:rPr>
-        <w:t xml:space="preserve"> Persamaan (15) memadatkan aturan tersebut.</w:t>
+        <w:t xml:space="preserve"> Rangkuman kuantitatifnya tertulis pada Persamaan (16).</w:t>
       </w:r>
     </w:p>
     <w:p>
@@ -11168,7 +11187,7 @@
           <w:color w:val="305496"/>
           <w:sz w:val="22"/>
         </w:rPr>
-        <w:t xml:space="preserve">   (15)</w:t>
+        <w:t xml:space="preserve">   (16)</w:t>
       </w:r>
     </w:p>
     <w:p>

--- a/Engineering-Mathematics/Modul-Word/Modul-10-Transformasi-Laplace.docx
+++ b/Engineering-Mathematics/Modul-Word/Modul-10-Transformasi-Laplace.docx
@@ -2994,8 +2994,11 @@
     </w:p>
     <w:p>
       <w:pPr>
+        <w:tabs>
+          <w:tab w:val="center" w:pos="4393"/>
+          <w:tab w:val="right" w:pos="8787"/>
+        </w:tabs>
         <w:spacing w:before="40" w:after="120"/>
-        <w:jc w:val="center"/>
       </w:pPr>
       <w:r>
         <w:rPr>
@@ -3005,7 +3008,7 @@
           <w:color w:val="305496"/>
           <w:sz w:val="22"/>
         </w:rPr>
-        <w:t xml:space="preserve">F(s) = L{f(t)} = integral dari 0 sampai tak hingga  e</w:t>
+        <w:tab/>
       </w:r>
       <w:r>
         <w:rPr>
@@ -3014,9 +3017,8 @@
           <w:i/>
           <w:color w:val="305496"/>
           <w:sz w:val="22"/>
-          <w:vertAlign w:val="superscript"/>
-        </w:rPr>
-        <w:t xml:space="preserve">-st</w:t>
+        </w:rPr>
+        <w:t xml:space="preserve">F(s) = L{f(t)} = integral dari 0 sampai tak hingga  e</w:t>
       </w:r>
       <w:r>
         <w:rPr>
@@ -3025,8 +3027,9 @@
           <w:i/>
           <w:color w:val="305496"/>
           <w:sz w:val="22"/>
-        </w:rPr>
-        <w:t xml:space="preserve">·f(t) dt   (s &gt; α, agar konvergen)</w:t>
+          <w:vertAlign w:val="superscript"/>
+        </w:rPr>
+        <w:t xml:space="preserve">-st</w:t>
       </w:r>
       <w:r>
         <w:rPr>
@@ -3036,7 +3039,18 @@
           <w:color w:val="305496"/>
           <w:sz w:val="22"/>
         </w:rPr>
-        <w:t xml:space="preserve">   (1)</w:t>
+        <w:t xml:space="preserve">·f(t) dt   (s &gt; α, agar konvergen)</w:t>
+      </w:r>
+      <w:r>
+        <w:rPr>
+          <w:rFonts w:ascii="Arial" w:hAnsi="Arial" w:cs="Arial"/>
+          <w:b/>
+          <w:i/>
+          <w:color w:val="305496"/>
+          <w:sz w:val="22"/>
+        </w:rPr>
+        <w:tab/>
+        <w:t xml:space="preserve">(1)</w:t>
       </w:r>
     </w:p>
     <w:p>
@@ -3112,8 +3126,11 @@
     </w:p>
     <w:p>
       <w:pPr>
+        <w:tabs>
+          <w:tab w:val="center" w:pos="4393"/>
+          <w:tab w:val="right" w:pos="8787"/>
+        </w:tabs>
         <w:spacing w:before="40" w:after="120"/>
-        <w:jc w:val="center"/>
       </w:pPr>
       <w:r>
         <w:rPr>
@@ -3123,7 +3140,7 @@
           <w:color w:val="305496"/>
           <w:sz w:val="22"/>
         </w:rPr>
-        <w:t xml:space="preserve">L{α·f(t) + β·g(t)} = α·F(s) + β·G(s)</w:t>
+        <w:tab/>
       </w:r>
       <w:r>
         <w:rPr>
@@ -3133,7 +3150,18 @@
           <w:color w:val="305496"/>
           <w:sz w:val="22"/>
         </w:rPr>
-        <w:t xml:space="preserve">   (2)</w:t>
+        <w:t xml:space="preserve">L{α·f(t) + β·g(t)} = α·F(s) + β·G(s)</w:t>
+      </w:r>
+      <w:r>
+        <w:rPr>
+          <w:rFonts w:ascii="Arial" w:hAnsi="Arial" w:cs="Arial"/>
+          <w:b/>
+          <w:i/>
+          <w:color w:val="305496"/>
+          <w:sz w:val="22"/>
+        </w:rPr>
+        <w:tab/>
+        <w:t xml:space="preserve">(2)</w:t>
       </w:r>
     </w:p>
     <w:p>
@@ -4572,8 +4600,11 @@
     </w:p>
     <w:p>
       <w:pPr>
+        <w:tabs>
+          <w:tab w:val="center" w:pos="4393"/>
+          <w:tab w:val="right" w:pos="8787"/>
+        </w:tabs>
         <w:spacing w:before="40" w:after="120"/>
-        <w:jc w:val="center"/>
       </w:pPr>
       <w:r>
         <w:rPr>
@@ -4583,7 +4614,7 @@
           <w:color w:val="305496"/>
           <w:sz w:val="22"/>
         </w:rPr>
-        <w:t xml:space="preserve">L{e</w:t>
+        <w:tab/>
       </w:r>
       <w:r>
         <w:rPr>
@@ -4592,9 +4623,8 @@
           <w:i/>
           <w:color w:val="305496"/>
           <w:sz w:val="22"/>
-          <w:vertAlign w:val="superscript"/>
-        </w:rPr>
-        <w:t xml:space="preserve">at</w:t>
+        </w:rPr>
+        <w:t xml:space="preserve">L{e</w:t>
       </w:r>
       <w:r>
         <w:rPr>
@@ -4603,8 +4633,9 @@
           <w:i/>
           <w:color w:val="305496"/>
           <w:sz w:val="22"/>
-        </w:rPr>
-        <w:t xml:space="preserve">} = 1/(s - a)   untuk s &gt; a   (a=0 memberi L{1}=1/s, kasus konstanta)</w:t>
+          <w:vertAlign w:val="superscript"/>
+        </w:rPr>
+        <w:t xml:space="preserve">at</w:t>
       </w:r>
       <w:r>
         <w:rPr>
@@ -4614,7 +4645,18 @@
           <w:color w:val="305496"/>
           <w:sz w:val="22"/>
         </w:rPr>
-        <w:t xml:space="preserve">   (3)</w:t>
+        <w:t xml:space="preserve">} = 1/(s - a)   untuk s &gt; a   (a=0 memberi L{1}=1/s, kasus konstanta)</w:t>
+      </w:r>
+      <w:r>
+        <w:rPr>
+          <w:rFonts w:ascii="Arial" w:hAnsi="Arial" w:cs="Arial"/>
+          <w:b/>
+          <w:i/>
+          <w:color w:val="305496"/>
+          <w:sz w:val="22"/>
+        </w:rPr>
+        <w:tab/>
+        <w:t xml:space="preserve">(3)</w:t>
       </w:r>
     </w:p>
     <w:p>
@@ -4842,8 +4884,11 @@
     </w:p>
     <w:p>
       <w:pPr>
+        <w:tabs>
+          <w:tab w:val="center" w:pos="4393"/>
+          <w:tab w:val="right" w:pos="8787"/>
+        </w:tabs>
         <w:spacing w:before="40" w:after="120"/>
-        <w:jc w:val="center"/>
       </w:pPr>
       <w:r>
         <w:rPr>
@@ -4853,7 +4898,7 @@
           <w:color w:val="305496"/>
           <w:sz w:val="22"/>
         </w:rPr>
-        <w:t xml:space="preserve">L{sin(wt)} = w / (s</w:t>
+        <w:tab/>
       </w:r>
       <w:r>
         <w:rPr>
@@ -4862,9 +4907,8 @@
           <w:i/>
           <w:color w:val="305496"/>
           <w:sz w:val="22"/>
-          <w:vertAlign w:val="superscript"/>
-        </w:rPr>
-        <w:t xml:space="preserve">2</w:t>
+        </w:rPr>
+        <w:t xml:space="preserve">L{sin(wt)} = w / (s</w:t>
       </w:r>
       <w:r>
         <w:rPr>
@@ -4873,8 +4917,9 @@
           <w:i/>
           <w:color w:val="305496"/>
           <w:sz w:val="22"/>
-        </w:rPr>
-        <w:t xml:space="preserve"> + w</w:t>
+          <w:vertAlign w:val="superscript"/>
+        </w:rPr>
+        <w:t xml:space="preserve">2</w:t>
       </w:r>
       <w:r>
         <w:rPr>
@@ -4883,9 +4928,8 @@
           <w:i/>
           <w:color w:val="305496"/>
           <w:sz w:val="22"/>
-          <w:vertAlign w:val="superscript"/>
-        </w:rPr>
-        <w:t xml:space="preserve">2</w:t>
+        </w:rPr>
+        <w:t xml:space="preserve"> + w</w:t>
       </w:r>
       <w:r>
         <w:rPr>
@@ -4894,8 +4938,9 @@
           <w:i/>
           <w:color w:val="305496"/>
           <w:sz w:val="22"/>
-        </w:rPr>
-        <w:t xml:space="preserve">)   (diturunkan via identitas Euler dan linieritas)</w:t>
+          <w:vertAlign w:val="superscript"/>
+        </w:rPr>
+        <w:t xml:space="preserve">2</w:t>
       </w:r>
       <w:r>
         <w:rPr>
@@ -4905,7 +4950,18 @@
           <w:color w:val="305496"/>
           <w:sz w:val="22"/>
         </w:rPr>
-        <w:t xml:space="preserve">   (4)</w:t>
+        <w:t xml:space="preserve">)   (diturunkan via identitas Euler dan linieritas)</w:t>
+      </w:r>
+      <w:r>
+        <w:rPr>
+          <w:rFonts w:ascii="Arial" w:hAnsi="Arial" w:cs="Arial"/>
+          <w:b/>
+          <w:i/>
+          <w:color w:val="305496"/>
+          <w:sz w:val="22"/>
+        </w:rPr>
+        <w:tab/>
+        <w:t xml:space="preserve">(4)</w:t>
       </w:r>
     </w:p>
     <w:p>
@@ -5227,8 +5283,11 @@
     </w:p>
     <w:p>
       <w:pPr>
+        <w:tabs>
+          <w:tab w:val="center" w:pos="4393"/>
+          <w:tab w:val="right" w:pos="8787"/>
+        </w:tabs>
         <w:spacing w:before="40" w:after="120"/>
-        <w:jc w:val="center"/>
       </w:pPr>
       <w:r>
         <w:rPr>
@@ -5238,14 +5297,8 @@
           <w:color w:val="305496"/>
           <w:sz w:val="22"/>
         </w:rPr>
-        <w:t xml:space="preserve">L{f'(t)} = s·F(s) - f(0)</w:t>
-      </w:r>
-    </w:p>
-    <w:p>
-      <w:pPr>
-        <w:spacing w:before="40" w:after="120"/>
-        <w:jc w:val="center"/>
-      </w:pPr>
+        <w:tab/>
+      </w:r>
       <w:r>
         <w:rPr>
           <w:rFonts w:ascii="Arial" w:hAnsi="Arial" w:cs="Arial"/>
@@ -5254,7 +5307,7 @@
           <w:color w:val="305496"/>
           <w:sz w:val="22"/>
         </w:rPr>
-        <w:t xml:space="preserve">L{f''(t)} = s</w:t>
+        <w:t xml:space="preserve">L{f'(t)} = s·F(s) - f(0)</w:t>
       </w:r>
       <w:r>
         <w:rPr>
@@ -5263,10 +5316,19 @@
           <w:i/>
           <w:color w:val="305496"/>
           <w:sz w:val="22"/>
-          <w:vertAlign w:val="superscript"/>
-        </w:rPr>
-        <w:t xml:space="preserve">2</w:t>
-      </w:r>
+        </w:rPr>
+        <w:tab/>
+        <w:t xml:space="preserve">(5)</w:t>
+      </w:r>
+    </w:p>
+    <w:p>
+      <w:pPr>
+        <w:tabs>
+          <w:tab w:val="center" w:pos="4393"/>
+          <w:tab w:val="right" w:pos="8787"/>
+        </w:tabs>
+        <w:spacing w:before="40" w:after="120"/>
+      </w:pPr>
       <w:r>
         <w:rPr>
           <w:rFonts w:ascii="Arial" w:hAnsi="Arial" w:cs="Arial"/>
@@ -5275,7 +5337,49 @@
           <w:color w:val="305496"/>
           <w:sz w:val="22"/>
         </w:rPr>
+        <w:tab/>
+      </w:r>
+      <w:r>
+        <w:rPr>
+          <w:rFonts w:ascii="Arial" w:hAnsi="Arial" w:cs="Arial"/>
+          <w:b/>
+          <w:i/>
+          <w:color w:val="305496"/>
+          <w:sz w:val="22"/>
+        </w:rPr>
+        <w:t xml:space="preserve">L{f''(t)} = s</w:t>
+      </w:r>
+      <w:r>
+        <w:rPr>
+          <w:rFonts w:ascii="Arial" w:hAnsi="Arial" w:cs="Arial"/>
+          <w:b/>
+          <w:i/>
+          <w:color w:val="305496"/>
+          <w:sz w:val="22"/>
+          <w:vertAlign w:val="superscript"/>
+        </w:rPr>
+        <w:t xml:space="preserve">2</w:t>
+      </w:r>
+      <w:r>
+        <w:rPr>
+          <w:rFonts w:ascii="Arial" w:hAnsi="Arial" w:cs="Arial"/>
+          <w:b/>
+          <w:i/>
+          <w:color w:val="305496"/>
+          <w:sz w:val="22"/>
+        </w:rPr>
         <w:t xml:space="preserve">·F(s) - s·f(0) - f'(0)</w:t>
+      </w:r>
+      <w:r>
+        <w:rPr>
+          <w:rFonts w:ascii="Arial" w:hAnsi="Arial" w:cs="Arial"/>
+          <w:b/>
+          <w:i/>
+          <w:color w:val="305496"/>
+          <w:sz w:val="22"/>
+        </w:rPr>
+        <w:tab/>
+        <w:t xml:space="preserve">(6)</w:t>
       </w:r>
     </w:p>
     <w:p>
@@ -5313,8 +5417,11 @@
     </w:p>
     <w:p>
       <w:pPr>
+        <w:tabs>
+          <w:tab w:val="center" w:pos="4393"/>
+          <w:tab w:val="right" w:pos="8787"/>
+        </w:tabs>
         <w:spacing w:before="40" w:after="120"/>
-        <w:jc w:val="center"/>
       </w:pPr>
       <w:r>
         <w:rPr>
@@ -5324,7 +5431,7 @@
           <w:color w:val="305496"/>
           <w:sz w:val="22"/>
         </w:rPr>
-        <w:t xml:space="preserve">a·[s</w:t>
+        <w:tab/>
       </w:r>
       <w:r>
         <w:rPr>
@@ -5333,9 +5440,8 @@
           <w:i/>
           <w:color w:val="305496"/>
           <w:sz w:val="22"/>
-          <w:vertAlign w:val="superscript"/>
-        </w:rPr>
-        <w:t xml:space="preserve">2</w:t>
+        </w:rPr>
+        <w:t xml:space="preserve">a·[s</w:t>
       </w:r>
       <w:r>
         <w:rPr>
@@ -5344,8 +5450,9 @@
           <w:i/>
           <w:color w:val="305496"/>
           <w:sz w:val="22"/>
-        </w:rPr>
-        <w:t xml:space="preserve">·Y - s·y(0) - y'(0)] + b·[s·Y - y(0)] + c·Y = F(s)</w:t>
+          <w:vertAlign w:val="superscript"/>
+        </w:rPr>
+        <w:t xml:space="preserve">2</w:t>
       </w:r>
       <w:r>
         <w:rPr>
@@ -5355,7 +5462,18 @@
           <w:color w:val="305496"/>
           <w:sz w:val="22"/>
         </w:rPr>
-        <w:t xml:space="preserve">   (7)</w:t>
+        <w:t xml:space="preserve">·Y - s·y(0) - y'(0)] + b·[s·Y - y(0)] + c·Y = F(s)</w:t>
+      </w:r>
+      <w:r>
+        <w:rPr>
+          <w:rFonts w:ascii="Arial" w:hAnsi="Arial" w:cs="Arial"/>
+          <w:b/>
+          <w:i/>
+          <w:color w:val="305496"/>
+          <w:sz w:val="22"/>
+        </w:rPr>
+        <w:tab/>
+        <w:t xml:space="preserve">(7)</w:t>
       </w:r>
     </w:p>
     <w:p>
@@ -5449,8 +5567,11 @@
     </w:p>
     <w:p>
       <w:pPr>
+        <w:tabs>
+          <w:tab w:val="center" w:pos="4393"/>
+          <w:tab w:val="right" w:pos="8787"/>
+        </w:tabs>
         <w:spacing w:before="40" w:after="120"/>
-        <w:jc w:val="center"/>
       </w:pPr>
       <w:r>
         <w:rPr>
@@ -5460,7 +5581,7 @@
           <w:color w:val="305496"/>
           <w:sz w:val="22"/>
         </w:rPr>
-        <w:t xml:space="preserve">L{e</w:t>
+        <w:tab/>
       </w:r>
       <w:r>
         <w:rPr>
@@ -5469,9 +5590,8 @@
           <w:i/>
           <w:color w:val="305496"/>
           <w:sz w:val="22"/>
-          <w:vertAlign w:val="superscript"/>
-        </w:rPr>
-        <w:t xml:space="preserve">at</w:t>
+        </w:rPr>
+        <w:t xml:space="preserve">L{e</w:t>
       </w:r>
       <w:r>
         <w:rPr>
@@ -5480,8 +5600,9 @@
           <w:i/>
           <w:color w:val="305496"/>
           <w:sz w:val="22"/>
-        </w:rPr>
-        <w:t xml:space="preserve">·f(t)} = F(s - a)                    [First Shift, s-shift]</w:t>
+          <w:vertAlign w:val="superscript"/>
+        </w:rPr>
+        <w:t xml:space="preserve">at</w:t>
       </w:r>
       <w:r>
         <w:rPr>
@@ -5491,14 +5612,8 @@
           <w:color w:val="305496"/>
           <w:sz w:val="22"/>
         </w:rPr>
-        <w:t xml:space="preserve">   (8)</w:t>
-      </w:r>
-    </w:p>
-    <w:p>
-      <w:pPr>
-        <w:spacing w:before="40" w:after="120"/>
-        <w:jc w:val="center"/>
-      </w:pPr>
+        <w:t xml:space="preserve">·f(t)} = F(s - a)                    [First Shift, s-shift]</w:t>
+      </w:r>
       <w:r>
         <w:rPr>
           <w:rFonts w:ascii="Arial" w:hAnsi="Arial" w:cs="Arial"/>
@@ -5507,8 +5622,18 @@
           <w:color w:val="305496"/>
           <w:sz w:val="22"/>
         </w:rPr>
-        <w:t xml:space="preserve">L{f(t - a)·H(t - a)} = e</w:t>
-      </w:r>
+        <w:tab/>
+        <w:t xml:space="preserve">(8)</w:t>
+      </w:r>
+    </w:p>
+    <w:p>
+      <w:pPr>
+        <w:tabs>
+          <w:tab w:val="center" w:pos="4393"/>
+          <w:tab w:val="right" w:pos="8787"/>
+        </w:tabs>
+        <w:spacing w:before="40" w:after="120"/>
+      </w:pPr>
       <w:r>
         <w:rPr>
           <w:rFonts w:ascii="Arial" w:hAnsi="Arial" w:cs="Arial"/>
@@ -5516,9 +5641,8 @@
           <w:i/>
           <w:color w:val="305496"/>
           <w:sz w:val="22"/>
-          <w:vertAlign w:val="superscript"/>
-        </w:rPr>
-        <w:t xml:space="preserve">-a·s</w:t>
+        </w:rPr>
+        <w:tab/>
       </w:r>
       <w:r>
         <w:rPr>
@@ -5528,7 +5652,7 @@
           <w:color w:val="305496"/>
           <w:sz w:val="22"/>
         </w:rPr>
-        <w:t xml:space="preserve">·F(s)        [Second Shift, t-shift]</w:t>
+        <w:t xml:space="preserve">L{f(t - a)·H(t - a)} = e</w:t>
       </w:r>
       <w:r>
         <w:rPr>
@@ -5537,15 +5661,10 @@
           <w:i/>
           <w:color w:val="305496"/>
           <w:sz w:val="22"/>
-        </w:rPr>
-        <w:t xml:space="preserve">   (9)</w:t>
-      </w:r>
-    </w:p>
-    <w:p>
-      <w:pPr>
-        <w:spacing w:before="40" w:after="120"/>
-        <w:jc w:val="center"/>
-      </w:pPr>
+          <w:vertAlign w:val="superscript"/>
+        </w:rPr>
+        <w:t xml:space="preserve">-a·s</w:t>
+      </w:r>
       <w:r>
         <w:rPr>
           <w:rFonts w:ascii="Arial" w:hAnsi="Arial" w:cs="Arial"/>
@@ -5554,7 +5673,7 @@
           <w:color w:val="305496"/>
           <w:sz w:val="22"/>
         </w:rPr>
-        <w:t xml:space="preserve">L{t·f(t)} = -F prime(s)</w:t>
+        <w:t xml:space="preserve">·F(s)        [Second Shift, t-shift]</w:t>
       </w:r>
       <w:r>
         <w:rPr>
@@ -5564,7 +5683,48 @@
           <w:color w:val="305496"/>
           <w:sz w:val="22"/>
         </w:rPr>
-        <w:t xml:space="preserve">   (10)</w:t>
+        <w:tab/>
+        <w:t xml:space="preserve">(9)</w:t>
+      </w:r>
+    </w:p>
+    <w:p>
+      <w:pPr>
+        <w:tabs>
+          <w:tab w:val="center" w:pos="4393"/>
+          <w:tab w:val="right" w:pos="8787"/>
+        </w:tabs>
+        <w:spacing w:before="40" w:after="120"/>
+      </w:pPr>
+      <w:r>
+        <w:rPr>
+          <w:rFonts w:ascii="Arial" w:hAnsi="Arial" w:cs="Arial"/>
+          <w:b/>
+          <w:i/>
+          <w:color w:val="305496"/>
+          <w:sz w:val="22"/>
+        </w:rPr>
+        <w:tab/>
+      </w:r>
+      <w:r>
+        <w:rPr>
+          <w:rFonts w:ascii="Arial" w:hAnsi="Arial" w:cs="Arial"/>
+          <w:b/>
+          <w:i/>
+          <w:color w:val="305496"/>
+          <w:sz w:val="22"/>
+        </w:rPr>
+        <w:t xml:space="preserve">L{t·f(t)} = -F prime(s)</w:t>
+      </w:r>
+      <w:r>
+        <w:rPr>
+          <w:rFonts w:ascii="Arial" w:hAnsi="Arial" w:cs="Arial"/>
+          <w:b/>
+          <w:i/>
+          <w:color w:val="305496"/>
+          <w:sz w:val="22"/>
+        </w:rPr>
+        <w:tab/>
+        <w:t xml:space="preserve">(10)</w:t>
       </w:r>
     </w:p>
     <w:p>
@@ -6803,8 +6963,11 @@
     </w:p>
     <w:p>
       <w:pPr>
+        <w:tabs>
+          <w:tab w:val="center" w:pos="4393"/>
+          <w:tab w:val="right" w:pos="8787"/>
+        </w:tabs>
         <w:spacing w:before="40" w:after="120"/>
-        <w:jc w:val="center"/>
       </w:pPr>
       <w:r>
         <w:rPr>
@@ -6814,7 +6977,7 @@
           <w:color w:val="305496"/>
           <w:sz w:val="22"/>
         </w:rPr>
-        <w:t xml:space="preserve">L{e</w:t>
+        <w:tab/>
       </w:r>
       <w:r>
         <w:rPr>
@@ -6823,9 +6986,8 @@
           <w:i/>
           <w:color w:val="305496"/>
           <w:sz w:val="22"/>
-          <w:vertAlign w:val="superscript"/>
-        </w:rPr>
-        <w:t xml:space="preserve">-2t</w:t>
+        </w:rPr>
+        <w:t xml:space="preserve">L{e</w:t>
       </w:r>
       <w:r>
         <w:rPr>
@@ -6834,8 +6996,9 @@
           <w:i/>
           <w:color w:val="305496"/>
           <w:sz w:val="22"/>
-        </w:rPr>
-        <w:t xml:space="preserve">·cos(3t)} = (s+2)/(s</w:t>
+          <w:vertAlign w:val="superscript"/>
+        </w:rPr>
+        <w:t xml:space="preserve">-2t</w:t>
       </w:r>
       <w:r>
         <w:rPr>
@@ -6844,9 +7007,8 @@
           <w:i/>
           <w:color w:val="305496"/>
           <w:sz w:val="22"/>
-          <w:vertAlign w:val="superscript"/>
-        </w:rPr>
-        <w:t xml:space="preserve">2</w:t>
+        </w:rPr>
+        <w:t xml:space="preserve">·cos(3t)} = (s+2)/(s</w:t>
       </w:r>
       <w:r>
         <w:rPr>
@@ -6855,8 +7017,9 @@
           <w:i/>
           <w:color w:val="305496"/>
           <w:sz w:val="22"/>
-        </w:rPr>
-        <w:t xml:space="preserve">+4s+13)             L{t·e</w:t>
+          <w:vertAlign w:val="superscript"/>
+        </w:rPr>
+        <w:t xml:space="preserve">2</w:t>
       </w:r>
       <w:r>
         <w:rPr>
@@ -6865,9 +7028,8 @@
           <w:i/>
           <w:color w:val="305496"/>
           <w:sz w:val="22"/>
-          <w:vertAlign w:val="superscript"/>
-        </w:rPr>
-        <w:t xml:space="preserve">3t</w:t>
+        </w:rPr>
+        <w:t xml:space="preserve">+4s+13)             L{t·e</w:t>
       </w:r>
       <w:r>
         <w:rPr>
@@ -6876,8 +7038,9 @@
           <w:i/>
           <w:color w:val="305496"/>
           <w:sz w:val="22"/>
-        </w:rPr>
-        <w:t xml:space="preserve">} = 1/(s-3)</w:t>
+          <w:vertAlign w:val="superscript"/>
+        </w:rPr>
+        <w:t xml:space="preserve">3t</w:t>
       </w:r>
       <w:r>
         <w:rPr>
@@ -6886,9 +7049,8 @@
           <w:i/>
           <w:color w:val="305496"/>
           <w:sz w:val="22"/>
-          <w:vertAlign w:val="superscript"/>
-        </w:rPr>
-        <w:t xml:space="preserve">2</w:t>
+        </w:rPr>
+        <w:t xml:space="preserve">} = 1/(s-3)</w:t>
       </w:r>
       <w:r>
         <w:rPr>
@@ -6897,8 +7059,20 @@
           <w:i/>
           <w:color w:val="305496"/>
           <w:sz w:val="22"/>
-        </w:rPr>
-        <w:t xml:space="preserve">   (11)</w:t>
+          <w:vertAlign w:val="superscript"/>
+        </w:rPr>
+        <w:t xml:space="preserve">2</w:t>
+      </w:r>
+      <w:r>
+        <w:rPr>
+          <w:rFonts w:ascii="Arial" w:hAnsi="Arial" w:cs="Arial"/>
+          <w:b/>
+          <w:i/>
+          <w:color w:val="305496"/>
+          <w:sz w:val="22"/>
+        </w:rPr>
+        <w:tab/>
+        <w:t xml:space="preserve">(11)</w:t>
       </w:r>
     </w:p>
     <w:p>
@@ -7202,8 +7376,11 @@
     </w:p>
     <w:p>
       <w:pPr>
+        <w:tabs>
+          <w:tab w:val="center" w:pos="4393"/>
+          <w:tab w:val="right" w:pos="8787"/>
+        </w:tabs>
         <w:spacing w:before="40" w:after="120"/>
-        <w:jc w:val="center"/>
       </w:pPr>
       <w:r>
         <w:rPr>
@@ -7213,7 +7390,7 @@
           <w:color w:val="305496"/>
           <w:sz w:val="22"/>
         </w:rPr>
-        <w:t>Verifikasi:   y(0) = 5-3 = 2 (cocok);   y prime(0) = 10-9 = 1 (cocok)</w:t>
+        <w:tab/>
       </w:r>
       <w:r>
         <w:rPr>
@@ -7223,7 +7400,18 @@
           <w:color w:val="305496"/>
           <w:sz w:val="22"/>
         </w:rPr>
-        <w:t xml:space="preserve">   (12)</w:t>
+        <w:t>Verifikasi:   y(0) = 5-3 = 2 (cocok);   y prime(0) = 10-9 = 1 (cocok)</w:t>
+      </w:r>
+      <w:r>
+        <w:rPr>
+          <w:rFonts w:ascii="Arial" w:hAnsi="Arial" w:cs="Arial"/>
+          <w:b/>
+          <w:i/>
+          <w:color w:val="305496"/>
+          <w:sz w:val="22"/>
+        </w:rPr>
+        <w:tab/>
+        <w:t xml:space="preserve">(12)</w:t>
       </w:r>
     </w:p>
     <w:p>
@@ -7375,8 +7563,11 @@
     </w:p>
     <w:p>
       <w:pPr>
+        <w:tabs>
+          <w:tab w:val="center" w:pos="4393"/>
+          <w:tab w:val="right" w:pos="8787"/>
+        </w:tabs>
         <w:spacing w:before="40" w:after="120"/>
-        <w:jc w:val="center"/>
       </w:pPr>
       <w:r>
         <w:rPr>
@@ -7386,7 +7577,7 @@
           <w:color w:val="305496"/>
           <w:sz w:val="22"/>
         </w:rPr>
-        <w:t xml:space="preserve">y(t) = 2 - 2·cos(2t)       [verifikasi: y(0)=0 cocok; y prime prime+4y = 8·cos2t+8-8cos2t=8 cocok]</w:t>
+        <w:tab/>
       </w:r>
       <w:r>
         <w:rPr>
@@ -7396,7 +7587,18 @@
           <w:color w:val="305496"/>
           <w:sz w:val="22"/>
         </w:rPr>
-        <w:t xml:space="preserve">   (13)</w:t>
+        <w:t xml:space="preserve">y(t) = 2 - 2·cos(2t)       [verifikasi: y(0)=0 cocok; y prime prime+4y = 8·cos2t+8-8cos2t=8 cocok]</w:t>
+      </w:r>
+      <w:r>
+        <w:rPr>
+          <w:rFonts w:ascii="Arial" w:hAnsi="Arial" w:cs="Arial"/>
+          <w:b/>
+          <w:i/>
+          <w:color w:val="305496"/>
+          <w:sz w:val="22"/>
+        </w:rPr>
+        <w:tab/>
+        <w:t xml:space="preserve">(13)</w:t>
       </w:r>
     </w:p>
     <w:p>
@@ -7700,8 +7902,11 @@
     </w:p>
     <w:p>
       <w:pPr>
+        <w:tabs>
+          <w:tab w:val="center" w:pos="4393"/>
+          <w:tab w:val="right" w:pos="8787"/>
+        </w:tabs>
         <w:spacing w:before="40" w:after="120"/>
-        <w:jc w:val="center"/>
       </w:pPr>
       <w:r>
         <w:rPr>
@@ -7711,7 +7916,7 @@
           <w:color w:val="305496"/>
           <w:sz w:val="22"/>
         </w:rPr>
-        <w:t xml:space="preserve">y(t) = (K/(2w</w:t>
+        <w:tab/>
       </w:r>
       <w:r>
         <w:rPr>
@@ -7720,9 +7925,8 @@
           <w:i/>
           <w:color w:val="305496"/>
           <w:sz w:val="22"/>
-          <w:vertAlign w:val="superscript"/>
-        </w:rPr>
-        <w:t xml:space="preserve">2</w:t>
+        </w:rPr>
+        <w:t xml:space="preserve">y(t) = (K/(2w</w:t>
       </w:r>
       <w:r>
         <w:rPr>
@@ -7731,8 +7935,9 @@
           <w:i/>
           <w:color w:val="305496"/>
           <w:sz w:val="22"/>
-        </w:rPr>
-        <w:t xml:space="preserve">))·sin(wt) - (K/(2w))·t·cos(wt)     [term t·cos(wt) menandakan amplitudo tumbuh linier]</w:t>
+          <w:vertAlign w:val="superscript"/>
+        </w:rPr>
+        <w:t xml:space="preserve">2</w:t>
       </w:r>
       <w:r>
         <w:rPr>
@@ -7742,7 +7947,18 @@
           <w:color w:val="305496"/>
           <w:sz w:val="22"/>
         </w:rPr>
-        <w:t xml:space="preserve">   (14)</w:t>
+        <w:t xml:space="preserve">))·sin(wt) - (K/(2w))·t·cos(wt)     [term t·cos(wt) menandakan amplitudo tumbuh linier]</w:t>
+      </w:r>
+      <w:r>
+        <w:rPr>
+          <w:rFonts w:ascii="Arial" w:hAnsi="Arial" w:cs="Arial"/>
+          <w:b/>
+          <w:i/>
+          <w:color w:val="305496"/>
+          <w:sz w:val="22"/>
+        </w:rPr>
+        <w:tab/>
+        <w:t xml:space="preserve">(14)</w:t>
       </w:r>
     </w:p>
     <w:p>
@@ -8872,8 +9088,11 @@
     </w:p>
     <w:p>
       <w:pPr>
+        <w:tabs>
+          <w:tab w:val="center" w:pos="4393"/>
+          <w:tab w:val="right" w:pos="8787"/>
+        </w:tabs>
         <w:spacing w:before="40" w:after="120"/>
-        <w:jc w:val="center"/>
       </w:pPr>
       <w:r>
         <w:rPr>
@@ -8883,7 +9102,7 @@
           <w:color w:val="305496"/>
           <w:sz w:val="22"/>
         </w:rPr>
-        <w:t xml:space="preserve">Ai = N(ri) / [hasil kali (rj - rk) untuk j tidak sama k]    invers:   sum Ai·e</w:t>
+        <w:tab/>
       </w:r>
       <w:r>
         <w:rPr>
@@ -8892,9 +9111,8 @@
           <w:i/>
           <w:color w:val="305496"/>
           <w:sz w:val="22"/>
-          <w:vertAlign w:val="superscript"/>
-        </w:rPr>
-        <w:t xml:space="preserve">ri·t</w:t>
+        </w:rPr>
+        <w:t xml:space="preserve">Ai = N(ri) / [hasil kali (rj - rk) untuk j tidak sama k]    invers:   sum Ai·e</w:t>
       </w:r>
       <w:r>
         <w:rPr>
@@ -8903,8 +9121,20 @@
           <w:i/>
           <w:color w:val="305496"/>
           <w:sz w:val="22"/>
-        </w:rPr>
-        <w:t xml:space="preserve">   (15)</w:t>
+          <w:vertAlign w:val="superscript"/>
+        </w:rPr>
+        <w:t xml:space="preserve">ri·t</w:t>
+      </w:r>
+      <w:r>
+        <w:rPr>
+          <w:rFonts w:ascii="Arial" w:hAnsi="Arial" w:cs="Arial"/>
+          <w:b/>
+          <w:i/>
+          <w:color w:val="305496"/>
+          <w:sz w:val="22"/>
+        </w:rPr>
+        <w:tab/>
+        <w:t xml:space="preserve">(15)</w:t>
       </w:r>
     </w:p>
     <w:p>
@@ -11124,8 +11354,11 @@
     </w:p>
     <w:p>
       <w:pPr>
+        <w:tabs>
+          <w:tab w:val="center" w:pos="4393"/>
+          <w:tab w:val="right" w:pos="8787"/>
+        </w:tabs>
         <w:spacing w:before="40" w:after="120"/>
-        <w:jc w:val="center"/>
       </w:pPr>
       <w:r>
         <w:rPr>
@@ -11135,7 +11368,7 @@
           <w:color w:val="305496"/>
           <w:sz w:val="22"/>
         </w:rPr>
-        <w:t xml:space="preserve">q(t) = 5/13 - (5/13)·e</w:t>
+        <w:tab/>
       </w:r>
       <w:r>
         <w:rPr>
@@ -11144,9 +11377,8 @@
           <w:i/>
           <w:color w:val="305496"/>
           <w:sz w:val="22"/>
-          <w:vertAlign w:val="superscript"/>
-        </w:rPr>
-        <w:t xml:space="preserve">-2t</w:t>
+        </w:rPr>
+        <w:t xml:space="preserve">q(t) = 5/13 - (5/13)·e</w:t>
       </w:r>
       <w:r>
         <w:rPr>
@@ -11155,8 +11387,9 @@
           <w:i/>
           <w:color w:val="305496"/>
           <w:sz w:val="22"/>
-        </w:rPr>
-        <w:t xml:space="preserve">·cos(3t) - (10/39)·e</w:t>
+          <w:vertAlign w:val="superscript"/>
+        </w:rPr>
+        <w:t xml:space="preserve">-2t</w:t>
       </w:r>
       <w:r>
         <w:rPr>
@@ -11165,9 +11398,8 @@
           <w:i/>
           <w:color w:val="305496"/>
           <w:sz w:val="22"/>
-          <w:vertAlign w:val="superscript"/>
-        </w:rPr>
-        <w:t xml:space="preserve">-2t</w:t>
+        </w:rPr>
+        <w:t xml:space="preserve">·cos(3t) - (10/39)·e</w:t>
       </w:r>
       <w:r>
         <w:rPr>
@@ -11176,8 +11408,9 @@
           <w:i/>
           <w:color w:val="305496"/>
           <w:sz w:val="22"/>
-        </w:rPr>
-        <w:t xml:space="preserve">·sin(3t)   coulomb</w:t>
+          <w:vertAlign w:val="superscript"/>
+        </w:rPr>
+        <w:t xml:space="preserve">-2t</w:t>
       </w:r>
       <w:r>
         <w:rPr>
@@ -11187,7 +11420,18 @@
           <w:color w:val="305496"/>
           <w:sz w:val="22"/>
         </w:rPr>
-        <w:t xml:space="preserve">   (16)</w:t>
+        <w:t xml:space="preserve">·sin(3t)   coulomb</w:t>
+      </w:r>
+      <w:r>
+        <w:rPr>
+          <w:rFonts w:ascii="Arial" w:hAnsi="Arial" w:cs="Arial"/>
+          <w:b/>
+          <w:i/>
+          <w:color w:val="305496"/>
+          <w:sz w:val="22"/>
+        </w:rPr>
+        <w:tab/>
+        <w:t xml:space="preserve">(16)</w:t>
       </w:r>
     </w:p>
     <w:p>

--- a/Engineering-Mathematics/Modul-Word/Modul-10-Transformasi-Laplace.docx
+++ b/Engineering-Mathematics/Modul-Word/Modul-10-Transformasi-Laplace.docx
@@ -2617,45 +2617,65 @@
     <w:p>
       <w:pPr>
         <w:pBdr>
-          <w:top w:val="single" w:sz="8" w:space="6" w:color="2E9E6B"/>
-          <w:left w:val="single" w:sz="8" w:space="6" w:color="2E9E6B"/>
-          <w:bottom w:val="single" w:sz="8" w:space="6" w:color="2E9E6B"/>
-          <w:right w:val="single" w:sz="8" w:space="6" w:color="2E9E6B"/>
+          <w:top w:val="single" w:sz="6" w:space="10" w:color="BFE3D0"/>
+          <w:left w:val="single" w:sz="24" w:space="12" w:color="1F7A55"/>
+          <w:bottom w:val="single" w:sz="6" w:space="10" w:color="BFE3D0"/>
+          <w:right w:val="single" w:sz="6" w:space="10" w:color="BFE3D0"/>
         </w:pBdr>
-        <w:shd w:val="clear" w:fill="EAF7F0"/>
-        <w:spacing w:before="80" w:after="240"/>
-      </w:pPr>
-      <w:r>
-        <w:rPr>
-          <w:rFonts w:ascii="Arial" w:hAnsi="Arial" w:cs="Arial"/>
-          <w:b/>
-          <w:i w:val="0"/>
-          <w:color w:val="1F3864"/>
-          <w:sz w:val="21"/>
-        </w:rPr>
-        <w:t xml:space="preserve">🔗 Modul Interaktif: </w:t>
+        <w:shd w:val="clear" w:fill="F1FAF5"/>
+        <w:spacing w:before="140" w:after="60" w:line="264" w:lineRule="auto"/>
+        <w:ind w:left="170" w:right="170"/>
+        <w:jc w:val="left"/>
+      </w:pPr>
+      <w:r>
+        <w:rPr>
+          <w:rFonts w:ascii="Arial" w:hAnsi="Arial" w:cs="Arial"/>
+          <w:b/>
+          <w:i w:val="0"/>
+          <w:color w:val="1F7A55"/>
+          <w:sz w:val="17"/>
+          <w:spacing w:val="30"/>
+        </w:rPr>
+        <w:t xml:space="preserve">🔗 MODUL INTERAKTIF</w:t>
+      </w:r>
+      <w:r>
+        <w:br/>
       </w:r>
       <w:hyperlink r:id="rId19">
         <w:r>
           <w:rPr>
             <w:rFonts w:ascii="Arial" w:hAnsi="Arial" w:cs="Arial"/>
-            <w:sz w:val="22"/>
+            <w:b/>
             <w:color w:val="0563C1"/>
+            <w:sz w:val="20"/>
             <w:u w:val="single"/>
-            <w:b/>
           </w:rPr>
           <w:t xml:space="preserve">https://dedik-romahadi.github.io/Mechanical-Engineering-Courses/Engineering-Mathematics/Modul/Modul-10.html</w:t>
         </w:r>
       </w:hyperlink>
-      <w:r>
-        <w:rPr>
-          <w:rFonts w:ascii="Arial" w:hAnsi="Arial" w:cs="Arial"/>
-          <w:b w:val="0"/>
-          <w:i w:val="0"/>
-          <w:color w:val="333333"/>
-          <w:sz w:val="20"/>
-        </w:rPr>
-        <w:t>. Pada layar masuk, pilih tombol “👁️ Mode Preview (Tanpa Login)” untuk melihat modul lengkap (animasi, kalkulator interaktif, editor kode Python langsung di browser) tanpa perlu akun. Soal pada Mode Preview bersifat tampilan saja; jawaban benar/salah dan poin tidak aktif.</w:t>
+    </w:p>
+    <w:p>
+      <w:pPr>
+        <w:pBdr>
+          <w:top w:val="single" w:sz="6" w:space="10" w:color="BFE3D0"/>
+          <w:left w:val="single" w:sz="24" w:space="12" w:color="1F7A55"/>
+          <w:bottom w:val="single" w:sz="6" w:space="10" w:color="BFE3D0"/>
+          <w:right w:val="single" w:sz="6" w:space="10" w:color="BFE3D0"/>
+        </w:pBdr>
+        <w:shd w:val="clear" w:fill="F1FAF5"/>
+        <w:spacing w:before="0" w:after="140" w:line="264" w:lineRule="auto"/>
+        <w:ind w:left="170" w:right="170"/>
+        <w:jc w:val="left"/>
+      </w:pPr>
+      <w:r>
+        <w:rPr>
+          <w:rFonts w:ascii="Arial" w:hAnsi="Arial" w:cs="Arial"/>
+          <w:b w:val="0"/>
+          <w:i w:val="0"/>
+          <w:color w:val="44525F"/>
+          <w:sz w:val="19"/>
+        </w:rPr>
+        <w:t xml:space="preserve">Pada layar masuk, pilih tombol “👁️ Mode Preview (Tanpa Login)” untuk melihat modul lengkap (animasi, kalkulator interaktif, editor kode Python langsung di browser) tanpa perlu akun. Soal pada Mode Preview bersifat tampilan saja; jawaban benar/salah dan poin tidak aktif.</w:t>
       </w:r>
     </w:p>
     <w:p>
